--- a/PEMBUATAN PROGRAM SIMULASI ORBIT PLANET MENGGUNAKAN BAHASA PEMROGRAMAN PYTHON.docx
+++ b/PEMBUATAN PROGRAM SIMULASI ORBIT PLANET MENGGUNAKAN BAHASA PEMROGRAMAN PYTHON.docx
@@ -6,6 +6,7 @@
       <w:pPr>
         <w:pStyle w:val="Title"/>
         <w:spacing w:line="240" w:lineRule="auto"/>
+        <w:ind w:left="0" w:firstLine="0"/>
         <w:jc w:val="center"/>
         <w:rPr>
           <w:rFonts w:ascii="Times New Roman" w:hAnsi="Times New Roman" w:cs="Times New Roman"/>
@@ -32,6 +33,7 @@
     <w:p>
       <w:pPr>
         <w:spacing w:line="240" w:lineRule="auto"/>
+        <w:ind w:left="0" w:firstLine="0"/>
         <w:rPr>
           <w:rFonts w:cs="Times New Roman"/>
           <w:lang w:val="en-US"/>
@@ -41,6 +43,7 @@
     <w:p>
       <w:pPr>
         <w:pStyle w:val="Default"/>
+        <w:ind w:left="0" w:firstLine="0"/>
         <w:jc w:val="center"/>
         <w:rPr>
           <w:color w:val="auto"/>
@@ -98,6 +101,7 @@
     <w:p>
       <w:pPr>
         <w:spacing w:line="240" w:lineRule="auto"/>
+        <w:ind w:left="0" w:firstLine="0"/>
         <w:jc w:val="center"/>
         <w:rPr>
           <w:rFonts w:cs="Times New Roman"/>
@@ -113,6 +117,7 @@
     <w:p>
       <w:pPr>
         <w:spacing w:line="240" w:lineRule="auto"/>
+        <w:ind w:left="0" w:firstLine="0"/>
         <w:jc w:val="center"/>
         <w:rPr>
           <w:rFonts w:cs="Times New Roman"/>
@@ -128,6 +133,7 @@
     <w:p>
       <w:pPr>
         <w:spacing w:line="240" w:lineRule="auto"/>
+        <w:ind w:left="0" w:firstLine="0"/>
         <w:jc w:val="center"/>
         <w:rPr>
           <w:rFonts w:cs="Times New Roman"/>
@@ -143,6 +149,7 @@
     <w:p>
       <w:pPr>
         <w:spacing w:line="240" w:lineRule="auto"/>
+        <w:ind w:left="0" w:firstLine="0"/>
         <w:jc w:val="center"/>
         <w:rPr>
           <w:rFonts w:cs="Times New Roman"/>
@@ -205,6 +212,7 @@
     <w:p>
       <w:pPr>
         <w:spacing w:line="240" w:lineRule="auto"/>
+        <w:ind w:left="0" w:firstLine="0"/>
         <w:jc w:val="center"/>
         <w:rPr>
           <w:rFonts w:cs="Times New Roman"/>
@@ -217,6 +225,7 @@
     <w:p>
       <w:pPr>
         <w:spacing w:line="240" w:lineRule="auto"/>
+        <w:ind w:left="0" w:firstLine="0"/>
         <w:jc w:val="center"/>
         <w:rPr>
           <w:rFonts w:cs="Times New Roman"/>
@@ -229,6 +238,7 @@
     <w:p>
       <w:pPr>
         <w:spacing w:line="240" w:lineRule="auto"/>
+        <w:ind w:left="0" w:firstLine="0"/>
         <w:jc w:val="center"/>
         <w:rPr>
           <w:rFonts w:cs="Times New Roman"/>
@@ -288,6 +298,7 @@
     <w:p>
       <w:pPr>
         <w:spacing w:line="240" w:lineRule="auto"/>
+        <w:ind w:left="0" w:firstLine="0"/>
         <w:jc w:val="center"/>
         <w:rPr>
           <w:rFonts w:cs="Times New Roman"/>
@@ -329,6 +340,7 @@
     <w:p>
       <w:pPr>
         <w:spacing w:line="240" w:lineRule="auto"/>
+        <w:ind w:left="0" w:firstLine="0"/>
         <w:jc w:val="center"/>
         <w:rPr>
           <w:rFonts w:cs="Times New Roman"/>
@@ -350,6 +362,7 @@
     <w:p>
       <w:pPr>
         <w:spacing w:line="240" w:lineRule="auto"/>
+        <w:ind w:left="0" w:firstLine="0"/>
         <w:jc w:val="center"/>
         <w:rPr>
           <w:rFonts w:cs="Times New Roman"/>
@@ -362,6 +375,7 @@
     <w:p>
       <w:pPr>
         <w:spacing w:line="240" w:lineRule="auto"/>
+        <w:ind w:left="0" w:firstLine="0"/>
         <w:rPr>
           <w:rFonts w:cs="Times New Roman"/>
           <w:sz w:val="40"/>
@@ -457,6 +471,7 @@
     <w:p>
       <w:pPr>
         <w:spacing w:line="240" w:lineRule="auto"/>
+        <w:ind w:left="0" w:firstLine="0"/>
         <w:jc w:val="center"/>
         <w:rPr>
           <w:rFonts w:cs="Times New Roman"/>
@@ -517,6 +532,7 @@
       <w:pPr>
         <w:pStyle w:val="Title"/>
         <w:spacing w:line="240" w:lineRule="auto"/>
+        <w:ind w:left="0" w:firstLine="0"/>
         <w:jc w:val="center"/>
         <w:rPr>
           <w:rFonts w:ascii="Times New Roman" w:hAnsi="Times New Roman" w:cs="Times New Roman"/>
@@ -544,6 +560,7 @@
     <w:p>
       <w:pPr>
         <w:spacing w:line="240" w:lineRule="auto"/>
+        <w:ind w:left="0" w:firstLine="0"/>
         <w:rPr>
           <w:rFonts w:cs="Times New Roman"/>
           <w:lang w:val="en-US"/>
@@ -553,6 +570,7 @@
     <w:p>
       <w:pPr>
         <w:spacing w:line="240" w:lineRule="auto"/>
+        <w:ind w:left="0" w:firstLine="0"/>
         <w:rPr>
           <w:rFonts w:cs="Times New Roman"/>
           <w:lang w:val="en-US"/>
@@ -562,6 +580,7 @@
     <w:p>
       <w:pPr>
         <w:spacing w:line="240" w:lineRule="auto"/>
+        <w:ind w:left="0" w:firstLine="0"/>
         <w:rPr>
           <w:rFonts w:cs="Times New Roman"/>
           <w:lang w:val="en-US"/>
@@ -571,6 +590,7 @@
     <w:p>
       <w:pPr>
         <w:pStyle w:val="Default"/>
+        <w:ind w:left="0" w:firstLine="0"/>
         <w:jc w:val="center"/>
         <w:rPr>
           <w:color w:val="auto"/>
@@ -628,6 +648,7 @@
     <w:p>
       <w:pPr>
         <w:pStyle w:val="Default"/>
+        <w:ind w:left="0" w:firstLine="0"/>
         <w:jc w:val="center"/>
         <w:rPr>
           <w:color w:val="auto"/>
@@ -639,6 +660,7 @@
     <w:p>
       <w:pPr>
         <w:pStyle w:val="Default"/>
+        <w:ind w:left="0" w:firstLine="0"/>
         <w:jc w:val="center"/>
         <w:rPr>
           <w:color w:val="auto"/>
@@ -650,6 +672,7 @@
     <w:p>
       <w:pPr>
         <w:spacing w:line="240" w:lineRule="auto"/>
+        <w:ind w:left="0" w:firstLine="0"/>
         <w:jc w:val="center"/>
         <w:rPr>
           <w:rFonts w:cs="Times New Roman"/>
@@ -677,6 +700,7 @@
     <w:p>
       <w:pPr>
         <w:spacing w:line="240" w:lineRule="auto"/>
+        <w:ind w:left="0" w:firstLine="0"/>
         <w:jc w:val="center"/>
         <w:rPr>
           <w:rFonts w:cs="Times New Roman"/>
@@ -692,6 +716,7 @@
     <w:p>
       <w:pPr>
         <w:spacing w:line="240" w:lineRule="auto"/>
+        <w:ind w:left="0" w:firstLine="0"/>
         <w:jc w:val="center"/>
         <w:rPr>
           <w:rFonts w:cs="Times New Roman"/>
@@ -707,6 +732,7 @@
     <w:p>
       <w:pPr>
         <w:spacing w:line="240" w:lineRule="auto"/>
+        <w:ind w:left="0" w:firstLine="0"/>
         <w:jc w:val="center"/>
         <w:rPr>
           <w:rFonts w:cs="Times New Roman"/>
@@ -769,6 +795,7 @@
     <w:p>
       <w:pPr>
         <w:spacing w:line="240" w:lineRule="auto"/>
+        <w:ind w:left="0" w:firstLine="0"/>
         <w:jc w:val="center"/>
         <w:rPr>
           <w:rFonts w:cs="Times New Roman"/>
@@ -781,6 +808,7 @@
     <w:p>
       <w:pPr>
         <w:spacing w:line="240" w:lineRule="auto"/>
+        <w:ind w:left="0" w:firstLine="0"/>
         <w:jc w:val="center"/>
         <w:rPr>
           <w:rFonts w:cs="Times New Roman"/>
@@ -793,6 +821,7 @@
     <w:p>
       <w:pPr>
         <w:spacing w:line="240" w:lineRule="auto"/>
+        <w:ind w:left="0" w:firstLine="0"/>
         <w:jc w:val="center"/>
         <w:rPr>
           <w:rFonts w:cs="Times New Roman"/>
@@ -852,6 +881,7 @@
     <w:p>
       <w:pPr>
         <w:spacing w:line="240" w:lineRule="auto"/>
+        <w:ind w:left="0" w:firstLine="0"/>
         <w:jc w:val="center"/>
         <w:rPr>
           <w:rFonts w:cs="Times New Roman"/>
@@ -893,6 +923,7 @@
     <w:p>
       <w:pPr>
         <w:spacing w:line="240" w:lineRule="auto"/>
+        <w:ind w:left="0" w:firstLine="0"/>
         <w:jc w:val="center"/>
         <w:rPr>
           <w:rFonts w:cs="Times New Roman"/>
@@ -914,6 +945,7 @@
     <w:p>
       <w:pPr>
         <w:spacing w:line="240" w:lineRule="auto"/>
+        <w:ind w:left="0" w:firstLine="0"/>
         <w:jc w:val="center"/>
         <w:rPr>
           <w:rFonts w:cs="Times New Roman"/>
@@ -926,6 +958,7 @@
     <w:p>
       <w:pPr>
         <w:spacing w:line="240" w:lineRule="auto"/>
+        <w:ind w:left="0" w:firstLine="0"/>
         <w:rPr>
           <w:rFonts w:cs="Times New Roman"/>
           <w:sz w:val="40"/>
@@ -937,6 +970,7 @@
     <w:p>
       <w:pPr>
         <w:spacing w:line="240" w:lineRule="auto"/>
+        <w:ind w:left="0" w:firstLine="0"/>
         <w:rPr>
           <w:rFonts w:cs="Times New Roman"/>
           <w:sz w:val="40"/>
@@ -948,6 +982,7 @@
     <w:p>
       <w:pPr>
         <w:spacing w:line="240" w:lineRule="auto"/>
+        <w:ind w:left="0" w:firstLine="0"/>
         <w:rPr>
           <w:rFonts w:cs="Times New Roman"/>
           <w:sz w:val="40"/>
@@ -959,6 +994,7 @@
     <w:p>
       <w:pPr>
         <w:spacing w:line="240" w:lineRule="auto"/>
+        <w:ind w:left="0" w:firstLine="0"/>
         <w:jc w:val="center"/>
         <w:rPr>
           <w:rFonts w:cs="Times New Roman"/>
@@ -971,6 +1007,7 @@
     <w:p>
       <w:pPr>
         <w:spacing w:line="240" w:lineRule="auto"/>
+        <w:ind w:left="0" w:firstLine="0"/>
         <w:jc w:val="center"/>
         <w:rPr>
           <w:rFonts w:cs="Times New Roman"/>
@@ -983,6 +1020,7 @@
     <w:p>
       <w:pPr>
         <w:spacing w:line="240" w:lineRule="auto"/>
+        <w:ind w:left="0" w:firstLine="0"/>
         <w:jc w:val="center"/>
         <w:rPr>
           <w:rFonts w:cs="Times New Roman"/>
@@ -2182,10 +2220,10 @@
       <w:tblGrid>
         <w:gridCol w:w="373"/>
         <w:gridCol w:w="2773"/>
-        <w:gridCol w:w="1419"/>
+        <w:gridCol w:w="1643"/>
         <w:gridCol w:w="2113"/>
         <w:gridCol w:w="2113"/>
-        <w:gridCol w:w="2085"/>
+        <w:gridCol w:w="1861"/>
       </w:tblGrid>
       <w:tr>
         <w:trPr>
@@ -2233,7 +2271,7 @@
         </w:tc>
         <w:tc>
           <w:tcPr>
-            <w:tcW w:w="1419" w:type="dxa"/>
+            <w:tcW w:w="1674" w:type="dxa"/>
             <w:vAlign w:val="bottom"/>
           </w:tcPr>
           <w:p>
@@ -2260,7 +2298,7 @@
         </w:tc>
         <w:tc>
           <w:tcPr>
-            <w:tcW w:w="2113" w:type="dxa"/>
+            <w:tcW w:w="1858" w:type="dxa"/>
             <w:vAlign w:val="bottom"/>
           </w:tcPr>
           <w:p>
@@ -2387,7 +2425,7 @@
         </w:tc>
         <w:tc>
           <w:tcPr>
-            <w:tcW w:w="1419" w:type="dxa"/>
+            <w:tcW w:w="1674" w:type="dxa"/>
             <w:vAlign w:val="bottom"/>
           </w:tcPr>
           <w:p>
@@ -2410,7 +2448,7 @@
         </w:tc>
         <w:tc>
           <w:tcPr>
-            <w:tcW w:w="2113" w:type="dxa"/>
+            <w:tcW w:w="1858" w:type="dxa"/>
             <w:vAlign w:val="bottom"/>
           </w:tcPr>
           <w:p>
@@ -2501,7 +2539,7 @@
         </w:tc>
         <w:tc>
           <w:tcPr>
-            <w:tcW w:w="1419" w:type="dxa"/>
+            <w:tcW w:w="1674" w:type="dxa"/>
             <w:vAlign w:val="bottom"/>
           </w:tcPr>
           <w:p>
@@ -2530,7 +2568,7 @@
         </w:tc>
         <w:tc>
           <w:tcPr>
-            <w:tcW w:w="2113" w:type="dxa"/>
+            <w:tcW w:w="1858" w:type="dxa"/>
             <w:vAlign w:val="bottom"/>
           </w:tcPr>
           <w:p>
@@ -2621,7 +2659,7 @@
         </w:tc>
         <w:tc>
           <w:tcPr>
-            <w:tcW w:w="1419" w:type="dxa"/>
+            <w:tcW w:w="1674" w:type="dxa"/>
             <w:vAlign w:val="bottom"/>
           </w:tcPr>
           <w:p>
@@ -2644,7 +2682,7 @@
         </w:tc>
         <w:tc>
           <w:tcPr>
-            <w:tcW w:w="2113" w:type="dxa"/>
+            <w:tcW w:w="1858" w:type="dxa"/>
             <w:vAlign w:val="bottom"/>
           </w:tcPr>
           <w:p>
@@ -2735,7 +2773,7 @@
         </w:tc>
         <w:tc>
           <w:tcPr>
-            <w:tcW w:w="1419" w:type="dxa"/>
+            <w:tcW w:w="1674" w:type="dxa"/>
             <w:vAlign w:val="bottom"/>
           </w:tcPr>
           <w:p>
@@ -2764,7 +2802,7 @@
         </w:tc>
         <w:tc>
           <w:tcPr>
-            <w:tcW w:w="2113" w:type="dxa"/>
+            <w:tcW w:w="1858" w:type="dxa"/>
             <w:vAlign w:val="bottom"/>
           </w:tcPr>
           <w:p>
@@ -2855,7 +2893,7 @@
         </w:tc>
         <w:tc>
           <w:tcPr>
-            <w:tcW w:w="1419" w:type="dxa"/>
+            <w:tcW w:w="1674" w:type="dxa"/>
             <w:vAlign w:val="bottom"/>
           </w:tcPr>
           <w:p>
@@ -2879,6 +2917,27 @@
                 <w:lang w:val="en-US"/>
               </w:rPr>
               <w:t xml:space="preserve"> 2</w:t>
+            </w:r>
+          </w:p>
+        </w:tc>
+        <w:tc>
+          <w:tcPr>
+            <w:tcW w:w="1858" w:type="dxa"/>
+            <w:vAlign w:val="bottom"/>
+          </w:tcPr>
+          <w:p>
+            <w:pPr>
+              <w:ind w:left="-24" w:right="-8074" w:firstLine="0"/>
+              <w:jc w:val="left"/>
+              <w:rPr>
+                <w:lang w:val="en-US"/>
+              </w:rPr>
+            </w:pPr>
+            <w:r>
+              <w:rPr>
+                <w:lang w:val="en-US"/>
+              </w:rPr>
+              <w:t>……………………</w:t>
             </w:r>
           </w:p>
         </w:tc>
@@ -2903,27 +2962,6 @@
             </w:r>
           </w:p>
         </w:tc>
-        <w:tc>
-          <w:tcPr>
-            <w:tcW w:w="2113" w:type="dxa"/>
-            <w:vAlign w:val="bottom"/>
-          </w:tcPr>
-          <w:p>
-            <w:pPr>
-              <w:ind w:left="-24" w:right="-8074" w:firstLine="0"/>
-              <w:jc w:val="left"/>
-              <w:rPr>
-                <w:lang w:val="en-US"/>
-              </w:rPr>
-            </w:pPr>
-            <w:r>
-              <w:rPr>
-                <w:lang w:val="en-US"/>
-              </w:rPr>
-              <w:t>……………………</w:t>
-            </w:r>
-          </w:p>
-        </w:tc>
       </w:tr>
     </w:tbl>
     <w:p>
@@ -3795,7 +3833,6 @@
         </w:rPr>
         <w:t xml:space="preserve">library </w:t>
       </w:r>
-      <w:proofErr w:type="spellStart"/>
       <w:r>
         <w:rPr>
           <w:i/>
@@ -3810,42 +3847,15 @@
           <w:iCs/>
           <w:lang w:val="en-US"/>
         </w:rPr>
-        <w:t>umpy</w:t>
-      </w:r>
-      <w:proofErr w:type="spellEnd"/>
+        <w:t>um</w:t>
+      </w:r>
       <w:r>
         <w:rPr>
           <w:i/>
           <w:iCs/>
           <w:lang w:val="en-US"/>
         </w:rPr>
-        <w:t xml:space="preserve"> </w:t>
-      </w:r>
-      <w:r>
-        <w:rPr>
-          <w:lang w:val="en-US"/>
-        </w:rPr>
-        <w:t>(</w:t>
-      </w:r>
-      <w:proofErr w:type="spellStart"/>
-      <w:r>
-        <w:rPr>
-          <w:lang w:val="en-US"/>
-        </w:rPr>
-        <w:t>perhitungan</w:t>
-      </w:r>
-      <w:proofErr w:type="spellEnd"/>
-      <w:r>
-        <w:rPr>
-          <w:lang w:val="en-US"/>
-        </w:rPr>
-        <w:t>)</w:t>
-      </w:r>
-      <w:r>
-        <w:rPr>
-          <w:lang w:val="en-US"/>
-        </w:rPr>
-        <w:t xml:space="preserve">, </w:t>
+        <w:t>P</w:t>
       </w:r>
       <w:r>
         <w:rPr>
@@ -3853,7 +3863,7 @@
           <w:iCs/>
           <w:lang w:val="en-US"/>
         </w:rPr>
-        <w:t>M</w:t>
+        <w:t>y</w:t>
       </w:r>
       <w:r>
         <w:rPr>
@@ -3861,7 +3871,33 @@
           <w:iCs/>
           <w:lang w:val="en-US"/>
         </w:rPr>
-        <w:t>at</w:t>
+        <w:t xml:space="preserve"> </w:t>
+      </w:r>
+      <w:r>
+        <w:rPr>
+          <w:lang w:val="en-US"/>
+        </w:rPr>
+        <w:t>(</w:t>
+      </w:r>
+      <w:proofErr w:type="spellStart"/>
+      <w:r>
+        <w:rPr>
+          <w:lang w:val="en-US"/>
+        </w:rPr>
+        <w:t>perhitungan</w:t>
+      </w:r>
+      <w:proofErr w:type="spellEnd"/>
+      <w:r>
+        <w:rPr>
+          <w:lang w:val="en-US"/>
+        </w:rPr>
+        <w:t>)</w:t>
+      </w:r>
+      <w:r>
+        <w:rPr>
+          <w:lang w:val="en-US"/>
+        </w:rPr>
+        <w:t xml:space="preserve">, </w:t>
       </w:r>
       <w:r>
         <w:rPr>
@@ -3869,7 +3905,7 @@
           <w:iCs/>
           <w:lang w:val="en-US"/>
         </w:rPr>
-        <w:t>p</w:t>
+        <w:t>Matplotlib</w:t>
       </w:r>
       <w:r>
         <w:rPr>
@@ -3877,74 +3913,42 @@
           <w:iCs/>
           <w:lang w:val="en-US"/>
         </w:rPr>
-        <w:t>lot</w:t>
-      </w:r>
+        <w:t xml:space="preserve"> </w:t>
+      </w:r>
+      <w:r>
+        <w:rPr>
+          <w:lang w:val="en-US"/>
+        </w:rPr>
+        <w:t>(</w:t>
+      </w:r>
+      <w:proofErr w:type="spellStart"/>
+      <w:r>
+        <w:rPr>
+          <w:lang w:val="en-US"/>
+        </w:rPr>
+        <w:t>visualisasi</w:t>
+      </w:r>
+      <w:proofErr w:type="spellEnd"/>
+      <w:r>
+        <w:rPr>
+          <w:lang w:val="en-US"/>
+        </w:rPr>
+        <w:t>)</w:t>
+      </w:r>
+      <w:r>
+        <w:rPr>
+          <w:lang w:val="en-US"/>
+        </w:rPr>
+        <w:t xml:space="preserve">, dan </w:t>
+      </w:r>
+      <w:proofErr w:type="spellStart"/>
       <w:r>
         <w:rPr>
           <w:i/>
           <w:iCs/>
           <w:lang w:val="en-US"/>
         </w:rPr>
-        <w:t>l</w:t>
-      </w:r>
-      <w:r>
-        <w:rPr>
-          <w:i/>
-          <w:iCs/>
-          <w:lang w:val="en-US"/>
-        </w:rPr>
-        <w:t>ib</w:t>
-      </w:r>
-      <w:r>
-        <w:rPr>
-          <w:i/>
-          <w:iCs/>
-          <w:lang w:val="en-US"/>
-        </w:rPr>
-        <w:t xml:space="preserve"> </w:t>
-      </w:r>
-      <w:r>
-        <w:rPr>
-          <w:lang w:val="en-US"/>
-        </w:rPr>
-        <w:t>(</w:t>
-      </w:r>
-      <w:proofErr w:type="spellStart"/>
-      <w:r>
-        <w:rPr>
-          <w:lang w:val="en-US"/>
-        </w:rPr>
-        <w:t>visualisasi</w:t>
-      </w:r>
-      <w:proofErr w:type="spellEnd"/>
-      <w:r>
-        <w:rPr>
-          <w:lang w:val="en-US"/>
-        </w:rPr>
-        <w:t>)</w:t>
-      </w:r>
-      <w:r>
-        <w:rPr>
-          <w:lang w:val="en-US"/>
-        </w:rPr>
-        <w:t xml:space="preserve">, dan </w:t>
-      </w:r>
-      <w:proofErr w:type="spellStart"/>
-      <w:r>
-        <w:rPr>
-          <w:i/>
-          <w:iCs/>
-          <w:lang w:val="en-US"/>
-        </w:rPr>
-        <w:t>TK</w:t>
-      </w:r>
-      <w:r>
-        <w:rPr>
-          <w:i/>
-          <w:iCs/>
-          <w:lang w:val="en-US"/>
-        </w:rPr>
-        <w:t>inter</w:t>
+        <w:t>Tkinter</w:t>
       </w:r>
       <w:proofErr w:type="spellEnd"/>
       <w:r>
@@ -4930,7 +4934,23 @@
           <w:iCs/>
           <w:lang w:val="en-US"/>
         </w:rPr>
-        <w:t xml:space="preserve">The simulation program is developed using the Python programming language, leveraging the NumPy library for complex mathematical computations, Matplotlib for dynamic data visualization, and </w:t>
+        <w:t xml:space="preserve">The simulation program is developed using the Python programming language, leveraging the NumPy library for complex mathematical computations, </w:t>
+      </w:r>
+      <w:r>
+        <w:rPr>
+          <w:i/>
+          <w:iCs/>
+          <w:lang w:val="en-US"/>
+        </w:rPr>
+        <w:t>Matplotlib</w:t>
+      </w:r>
+      <w:r>
+        <w:rPr>
+          <w:i/>
+          <w:iCs/>
+          <w:lang w:val="en-US"/>
+        </w:rPr>
+        <w:t xml:space="preserve"> for dynamic data visualization, and </w:t>
       </w:r>
       <w:proofErr w:type="spellStart"/>
       <w:r>
@@ -5267,6 +5287,7 @@
         <w:autoSpaceDN w:val="0"/>
         <w:adjustRightInd w:val="0"/>
         <w:spacing w:after="19" w:line="360" w:lineRule="auto"/>
+        <w:ind w:left="993"/>
         <w:rPr>
           <w:rFonts w:cs="Times New Roman"/>
           <w:color w:val="000000"/>
@@ -5293,6 +5314,7 @@
         <w:autoSpaceDN w:val="0"/>
         <w:adjustRightInd w:val="0"/>
         <w:spacing w:after="19" w:line="360" w:lineRule="auto"/>
+        <w:ind w:left="993"/>
         <w:rPr>
           <w:rFonts w:cs="Times New Roman"/>
           <w:color w:val="000000"/>
@@ -5370,6 +5392,7 @@
         <w:autoSpaceDN w:val="0"/>
         <w:adjustRightInd w:val="0"/>
         <w:spacing w:after="19" w:line="360" w:lineRule="auto"/>
+        <w:ind w:left="993"/>
         <w:rPr>
           <w:rFonts w:cs="Times New Roman"/>
           <w:color w:val="000000"/>
@@ -5418,6 +5441,7 @@
         <w:autoSpaceDN w:val="0"/>
         <w:adjustRightInd w:val="0"/>
         <w:spacing w:after="19" w:line="360" w:lineRule="auto"/>
+        <w:ind w:left="993"/>
         <w:rPr>
           <w:rFonts w:cs="Times New Roman"/>
           <w:color w:val="000000"/>
@@ -5444,6 +5468,7 @@
         <w:autoSpaceDN w:val="0"/>
         <w:adjustRightInd w:val="0"/>
         <w:spacing w:line="360" w:lineRule="auto"/>
+        <w:ind w:left="993"/>
         <w:rPr>
           <w:rFonts w:cs="Times New Roman"/>
           <w:color w:val="000000"/>
@@ -5635,22 +5660,6 @@
                 <w:lang w:val="en-US"/>
               </w:rPr>
             </w:pPr>
-          </w:p>
-          <w:p>
-            <w:pPr>
-              <w:autoSpaceDE w:val="0"/>
-              <w:autoSpaceDN w:val="0"/>
-              <w:adjustRightInd w:val="0"/>
-              <w:spacing w:line="360" w:lineRule="auto"/>
-              <w:ind w:left="0" w:firstLine="0"/>
-              <w:jc w:val="left"/>
-              <w:rPr>
-                <w:rFonts w:cs="Times New Roman"/>
-                <w:color w:val="000000"/>
-                <w:szCs w:val="24"/>
-                <w:lang w:val="en-US"/>
-              </w:rPr>
-            </w:pPr>
             <w:r>
               <w:rPr>
                 <w:rFonts w:cs="Times New Roman"/>
@@ -5733,6 +5742,7 @@
         <w:p>
           <w:pPr>
             <w:pStyle w:val="Heading1"/>
+            <w:spacing w:line="360" w:lineRule="auto"/>
             <w:rPr>
               <w:bCs/>
             </w:rPr>
@@ -8041,7 +8051,7 @@
                 <w:noProof/>
                 <w:webHidden/>
               </w:rPr>
-              <w:t>7</w:t>
+              <w:t>8</w:t>
             </w:r>
             <w:r>
               <w:rPr>
@@ -8147,7 +8157,7 @@
                 <w:noProof/>
                 <w:webHidden/>
               </w:rPr>
-              <w:t>8</w:t>
+              <w:t>9</w:t>
             </w:r>
             <w:r>
               <w:rPr>
@@ -8253,7 +8263,7 @@
                 <w:noProof/>
                 <w:webHidden/>
               </w:rPr>
-              <w:t>8</w:t>
+              <w:t>9</w:t>
             </w:r>
             <w:r>
               <w:rPr>
@@ -10056,7 +10066,7 @@
         </w:rPr>
         <w:fldChar w:fldCharType="separate"/>
       </w:r>
-      <w:hyperlink w:anchor="_Toc226574642" w:history="1">
+      <w:hyperlink w:anchor="_Toc226579687" w:history="1">
         <w:r>
           <w:rPr>
             <w:rStyle w:val="Hyperlink"/>
@@ -10091,7 +10101,7 @@
             <w:noProof/>
             <w:webHidden/>
           </w:rPr>
-          <w:instrText xml:space="preserve"> PAGEREF _Toc226574642 \h </w:instrText>
+          <w:instrText xml:space="preserve"> PAGEREF _Toc226579687 \h </w:instrText>
         </w:r>
         <w:r>
           <w:rPr>
@@ -10137,7 +10147,7 @@
           <w:lang w:eastAsia="id-ID"/>
         </w:rPr>
       </w:pPr>
-      <w:hyperlink w:anchor="_Toc226574643" w:history="1">
+      <w:hyperlink w:anchor="_Toc226579688" w:history="1">
         <w:r>
           <w:rPr>
             <w:rStyle w:val="Hyperlink"/>
@@ -10172,7 +10182,7 @@
             <w:noProof/>
             <w:webHidden/>
           </w:rPr>
-          <w:instrText xml:space="preserve"> PAGEREF _Toc226574643 \h </w:instrText>
+          <w:instrText xml:space="preserve"> PAGEREF _Toc226579688 \h </w:instrText>
         </w:r>
         <w:r>
           <w:rPr>
@@ -10192,7 +10202,7 @@
             <w:noProof/>
             <w:webHidden/>
           </w:rPr>
-          <w:t>11</w:t>
+          <w:t>12</w:t>
         </w:r>
         <w:r>
           <w:rPr>
@@ -10218,7 +10228,7 @@
           <w:lang w:eastAsia="id-ID"/>
         </w:rPr>
       </w:pPr>
-      <w:hyperlink w:anchor="_Toc226574644" w:history="1">
+      <w:hyperlink w:anchor="_Toc226579689" w:history="1">
         <w:r>
           <w:rPr>
             <w:rStyle w:val="Hyperlink"/>
@@ -10253,7 +10263,7 @@
             <w:noProof/>
             <w:webHidden/>
           </w:rPr>
-          <w:instrText xml:space="preserve"> PAGEREF _Toc226574644 \h </w:instrText>
+          <w:instrText xml:space="preserve"> PAGEREF _Toc226579689 \h </w:instrText>
         </w:r>
         <w:r>
           <w:rPr>
@@ -10299,7 +10309,7 @@
           <w:lang w:eastAsia="id-ID"/>
         </w:rPr>
       </w:pPr>
-      <w:hyperlink w:anchor="_Toc226574645" w:history="1">
+      <w:hyperlink w:anchor="_Toc226579690" w:history="1">
         <w:r>
           <w:rPr>
             <w:rStyle w:val="Hyperlink"/>
@@ -10334,7 +10344,7 @@
             <w:noProof/>
             <w:webHidden/>
           </w:rPr>
-          <w:instrText xml:space="preserve"> PAGEREF _Toc226574645 \h </w:instrText>
+          <w:instrText xml:space="preserve"> PAGEREF _Toc226579690 \h </w:instrText>
         </w:r>
         <w:r>
           <w:rPr>
@@ -10380,7 +10390,7 @@
           <w:lang w:eastAsia="id-ID"/>
         </w:rPr>
       </w:pPr>
-      <w:hyperlink w:anchor="_Toc226574646" w:history="1">
+      <w:hyperlink w:anchor="_Toc226579691" w:history="1">
         <w:r>
           <w:rPr>
             <w:rStyle w:val="Hyperlink"/>
@@ -10415,7 +10425,7 @@
             <w:noProof/>
             <w:webHidden/>
           </w:rPr>
-          <w:instrText xml:space="preserve"> PAGEREF _Toc226574646 \h </w:instrText>
+          <w:instrText xml:space="preserve"> PAGEREF _Toc226579691 \h </w:instrText>
         </w:r>
         <w:r>
           <w:rPr>
@@ -10461,7 +10471,7 @@
           <w:lang w:eastAsia="id-ID"/>
         </w:rPr>
       </w:pPr>
-      <w:hyperlink w:anchor="_Toc226574647" w:history="1">
+      <w:hyperlink w:anchor="_Toc226579692" w:history="1">
         <w:r>
           <w:rPr>
             <w:rStyle w:val="Hyperlink"/>
@@ -10496,7 +10506,7 @@
             <w:noProof/>
             <w:webHidden/>
           </w:rPr>
-          <w:instrText xml:space="preserve"> PAGEREF _Toc226574647 \h </w:instrText>
+          <w:instrText xml:space="preserve"> PAGEREF _Toc226579692 \h </w:instrText>
         </w:r>
         <w:r>
           <w:rPr>
@@ -10542,7 +10552,7 @@
           <w:lang w:eastAsia="id-ID"/>
         </w:rPr>
       </w:pPr>
-      <w:hyperlink w:anchor="_Toc226574648" w:history="1">
+      <w:hyperlink w:anchor="_Toc226579693" w:history="1">
         <w:r>
           <w:rPr>
             <w:rStyle w:val="Hyperlink"/>
@@ -10577,7 +10587,7 @@
             <w:noProof/>
             <w:webHidden/>
           </w:rPr>
-          <w:instrText xml:space="preserve"> PAGEREF _Toc226574648 \h </w:instrText>
+          <w:instrText xml:space="preserve"> PAGEREF _Toc226579693 \h </w:instrText>
         </w:r>
         <w:r>
           <w:rPr>
@@ -10623,7 +10633,7 @@
           <w:lang w:eastAsia="id-ID"/>
         </w:rPr>
       </w:pPr>
-      <w:hyperlink w:anchor="_Toc226574649" w:history="1">
+      <w:hyperlink w:anchor="_Toc226579694" w:history="1">
         <w:r>
           <w:rPr>
             <w:rStyle w:val="Hyperlink"/>
@@ -10658,7 +10668,7 @@
             <w:noProof/>
             <w:webHidden/>
           </w:rPr>
-          <w:instrText xml:space="preserve"> PAGEREF _Toc226574649 \h </w:instrText>
+          <w:instrText xml:space="preserve"> PAGEREF _Toc226579694 \h </w:instrText>
         </w:r>
         <w:r>
           <w:rPr>
@@ -10704,7 +10714,7 @@
           <w:lang w:eastAsia="id-ID"/>
         </w:rPr>
       </w:pPr>
-      <w:hyperlink w:anchor="_Toc226574650" w:history="1">
+      <w:hyperlink w:anchor="_Toc226579695" w:history="1">
         <w:r>
           <w:rPr>
             <w:rStyle w:val="Hyperlink"/>
@@ -10739,7 +10749,7 @@
             <w:noProof/>
             <w:webHidden/>
           </w:rPr>
-          <w:instrText xml:space="preserve"> PAGEREF _Toc226574650 \h </w:instrText>
+          <w:instrText xml:space="preserve"> PAGEREF _Toc226579695 \h </w:instrText>
         </w:r>
         <w:r>
           <w:rPr>
@@ -10785,7 +10795,7 @@
           <w:lang w:eastAsia="id-ID"/>
         </w:rPr>
       </w:pPr>
-      <w:hyperlink w:anchor="_Toc226574651" w:history="1">
+      <w:hyperlink w:anchor="_Toc226579696" w:history="1">
         <w:r>
           <w:rPr>
             <w:rStyle w:val="Hyperlink"/>
@@ -10820,7 +10830,7 @@
             <w:noProof/>
             <w:webHidden/>
           </w:rPr>
-          <w:instrText xml:space="preserve"> PAGEREF _Toc226574651 \h </w:instrText>
+          <w:instrText xml:space="preserve"> PAGEREF _Toc226579696 \h </w:instrText>
         </w:r>
         <w:r>
           <w:rPr>
@@ -10953,13 +10963,21 @@
         </w:rPr>
         <w:fldChar w:fldCharType="separate"/>
       </w:r>
-      <w:hyperlink w:anchor="_Toc226574667" w:history="1">
+      <w:hyperlink w:anchor="_Toc226575201" w:history="1">
         <w:r>
           <w:rPr>
             <w:rStyle w:val="Hyperlink"/>
             <w:noProof/>
           </w:rPr>
           <w:t>Lampiran 1</w:t>
+        </w:r>
+        <w:r>
+          <w:rPr>
+            <w:rStyle w:val="Hyperlink"/>
+            <w:noProof/>
+            <w:lang w:val="en-US"/>
+          </w:rPr>
+          <w:t>:</w:t>
         </w:r>
         <w:r>
           <w:rPr>
@@ -10988,7 +11006,7 @@
             <w:noProof/>
             <w:webHidden/>
           </w:rPr>
-          <w:instrText xml:space="preserve"> PAGEREF _Toc226574667 \h </w:instrText>
+          <w:instrText xml:space="preserve"> PAGEREF _Toc226575201 \h </w:instrText>
         </w:r>
         <w:r>
           <w:rPr>
@@ -11034,13 +11052,21 @@
           <w:lang w:eastAsia="id-ID"/>
         </w:rPr>
       </w:pPr>
-      <w:hyperlink w:anchor="_Toc226574668" w:history="1">
+      <w:hyperlink w:anchor="_Toc226575202" w:history="1">
         <w:r>
           <w:rPr>
             <w:rStyle w:val="Hyperlink"/>
             <w:noProof/>
           </w:rPr>
           <w:t>Lampiran 2</w:t>
+        </w:r>
+        <w:r>
+          <w:rPr>
+            <w:rStyle w:val="Hyperlink"/>
+            <w:noProof/>
+            <w:lang w:val="en-US"/>
+          </w:rPr>
+          <w:t>:</w:t>
         </w:r>
         <w:r>
           <w:rPr>
@@ -11069,7 +11095,7 @@
             <w:noProof/>
             <w:webHidden/>
           </w:rPr>
-          <w:instrText xml:space="preserve"> PAGEREF _Toc226574668 \h </w:instrText>
+          <w:instrText xml:space="preserve"> PAGEREF _Toc226575202 \h </w:instrText>
         </w:r>
         <w:r>
           <w:rPr>
@@ -11115,13 +11141,21 @@
           <w:lang w:eastAsia="id-ID"/>
         </w:rPr>
       </w:pPr>
-      <w:hyperlink w:anchor="_Toc226574669" w:history="1">
+      <w:hyperlink w:anchor="_Toc226575203" w:history="1">
         <w:r>
           <w:rPr>
             <w:rStyle w:val="Hyperlink"/>
             <w:noProof/>
           </w:rPr>
           <w:t>Lampiran 3</w:t>
+        </w:r>
+        <w:r>
+          <w:rPr>
+            <w:rStyle w:val="Hyperlink"/>
+            <w:noProof/>
+            <w:lang w:val="en-US"/>
+          </w:rPr>
+          <w:t>:</w:t>
         </w:r>
         <w:r>
           <w:rPr>
@@ -11150,7 +11184,7 @@
             <w:noProof/>
             <w:webHidden/>
           </w:rPr>
-          <w:instrText xml:space="preserve"> PAGEREF _Toc226574669 \h </w:instrText>
+          <w:instrText xml:space="preserve"> PAGEREF _Toc226575203 \h </w:instrText>
         </w:r>
         <w:r>
           <w:rPr>
@@ -11196,13 +11230,21 @@
           <w:lang w:eastAsia="id-ID"/>
         </w:rPr>
       </w:pPr>
-      <w:hyperlink w:anchor="_Toc226574670" w:history="1">
+      <w:hyperlink w:anchor="_Toc226575204" w:history="1">
         <w:r>
           <w:rPr>
             <w:rStyle w:val="Hyperlink"/>
             <w:noProof/>
           </w:rPr>
           <w:t>Lampiran 4</w:t>
+        </w:r>
+        <w:r>
+          <w:rPr>
+            <w:rStyle w:val="Hyperlink"/>
+            <w:noProof/>
+            <w:lang w:val="en-US"/>
+          </w:rPr>
+          <w:t>:</w:t>
         </w:r>
         <w:r>
           <w:rPr>
@@ -11231,7 +11273,7 @@
             <w:noProof/>
             <w:webHidden/>
           </w:rPr>
-          <w:instrText xml:space="preserve"> PAGEREF _Toc226574670 \h </w:instrText>
+          <w:instrText xml:space="preserve"> PAGEREF _Toc226575204 \h </w:instrText>
         </w:r>
         <w:r>
           <w:rPr>
@@ -11277,13 +11319,21 @@
           <w:lang w:eastAsia="id-ID"/>
         </w:rPr>
       </w:pPr>
-      <w:hyperlink w:anchor="_Toc226574671" w:history="1">
+      <w:hyperlink w:anchor="_Toc226575205" w:history="1">
         <w:r>
           <w:rPr>
             <w:rStyle w:val="Hyperlink"/>
             <w:noProof/>
           </w:rPr>
           <w:t>Lampiran 5</w:t>
+        </w:r>
+        <w:r>
+          <w:rPr>
+            <w:rStyle w:val="Hyperlink"/>
+            <w:noProof/>
+            <w:lang w:val="en-US"/>
+          </w:rPr>
+          <w:t>:</w:t>
         </w:r>
         <w:r>
           <w:rPr>
@@ -11312,7 +11362,7 @@
             <w:noProof/>
             <w:webHidden/>
           </w:rPr>
-          <w:instrText xml:space="preserve"> PAGEREF _Toc226574671 \h </w:instrText>
+          <w:instrText xml:space="preserve"> PAGEREF _Toc226575205 \h </w:instrText>
         </w:r>
         <w:r>
           <w:rPr>
@@ -11345,6 +11395,95 @@
     </w:p>
     <w:p>
       <w:pPr>
+        <w:pStyle w:val="TableofFigures"/>
+        <w:tabs>
+          <w:tab w:val="right" w:leader="dot" w:pos="8494"/>
+        </w:tabs>
+        <w:spacing w:line="360" w:lineRule="auto"/>
+        <w:ind w:left="0" w:firstLine="0"/>
+        <w:rPr>
+          <w:rFonts w:asciiTheme="minorHAnsi" w:eastAsiaTheme="minorEastAsia" w:hAnsiTheme="minorHAnsi"/>
+          <w:noProof/>
+          <w:sz w:val="22"/>
+          <w:lang w:eastAsia="id-ID"/>
+        </w:rPr>
+      </w:pPr>
+      <w:hyperlink w:anchor="_Toc226575206" w:history="1">
+        <w:r>
+          <w:rPr>
+            <w:rStyle w:val="Hyperlink"/>
+            <w:noProof/>
+          </w:rPr>
+          <w:t>Lampiran 6</w:t>
+        </w:r>
+        <w:r>
+          <w:rPr>
+            <w:rStyle w:val="Hyperlink"/>
+            <w:noProof/>
+            <w:lang w:val="en-US"/>
+          </w:rPr>
+          <w:t>:</w:t>
+        </w:r>
+        <w:r>
+          <w:rPr>
+            <w:rStyle w:val="Hyperlink"/>
+            <w:noProof/>
+            <w:lang w:val="en-US"/>
+          </w:rPr>
+          <w:t xml:space="preserve"> Hasil pengujian stabilitas</w:t>
+        </w:r>
+        <w:r>
+          <w:rPr>
+            <w:noProof/>
+            <w:webHidden/>
+          </w:rPr>
+          <w:tab/>
+        </w:r>
+        <w:r>
+          <w:rPr>
+            <w:noProof/>
+            <w:webHidden/>
+          </w:rPr>
+          <w:fldChar w:fldCharType="begin"/>
+        </w:r>
+        <w:r>
+          <w:rPr>
+            <w:noProof/>
+            <w:webHidden/>
+          </w:rPr>
+          <w:instrText xml:space="preserve"> PAGEREF _Toc226575206 \h </w:instrText>
+        </w:r>
+        <w:r>
+          <w:rPr>
+            <w:noProof/>
+            <w:webHidden/>
+          </w:rPr>
+        </w:r>
+        <w:r>
+          <w:rPr>
+            <w:noProof/>
+            <w:webHidden/>
+          </w:rPr>
+          <w:fldChar w:fldCharType="separate"/>
+        </w:r>
+        <w:r>
+          <w:rPr>
+            <w:noProof/>
+            <w:webHidden/>
+          </w:rPr>
+          <w:t>20</w:t>
+        </w:r>
+        <w:r>
+          <w:rPr>
+            <w:noProof/>
+            <w:webHidden/>
+          </w:rPr>
+          <w:fldChar w:fldCharType="end"/>
+        </w:r>
+      </w:hyperlink>
+    </w:p>
+    <w:p>
+      <w:pPr>
         <w:spacing w:line="360" w:lineRule="auto"/>
         <w:ind w:left="0"/>
         <w:rPr>
@@ -12166,7 +12305,7 @@
           <w:color w:val="000000"/>
           <w:lang w:val="en-US"/>
         </w:rPr>
-        <w:t>dengan</w:t>
+        <w:t>karena</w:t>
       </w:r>
       <w:proofErr w:type="spellEnd"/>
       <w:r>
@@ -12175,7 +12314,25 @@
           <w:color w:val="000000"/>
           <w:lang w:val="en-US"/>
         </w:rPr>
-        <w:t xml:space="preserve"> </w:t>
+        <w:t xml:space="preserve"> pada </w:t>
+      </w:r>
+      <w:r>
+        <w:rPr>
+          <w:lang w:val="en-US"/>
+        </w:rPr>
+        <w:fldChar w:fldCharType="begin"/>
+      </w:r>
+      <w:r>
+        <w:rPr>
+          <w:lang w:val="en-US"/>
+        </w:rPr>
+        <w:instrText xml:space="preserve"> ADDIN ZOTERO_ITEM CSL_CITATION {"citationID":"0b5oZPEp","properties":{"formattedCitation":"({\\i{}RESOLUTION B5 Definition of a Planet in the Solar System}, t.t.)","plainCitation":"(RESOLUTION B5 Definition of a Planet in the Solar System, t.t.)","noteIndex":0},"citationItems":[{"id":16,"uris":["http://zotero.org/users/19840821/items/4FHXDZSR"],"itemData":{"id":16,"type":"article-journal","abstract":"Contemporary observations are changing our understanding of planetary systems, and it is important that our nomenclature for objects reflect our current understanding. This applies, in particular, to the designation \"planets\". The word \"planet\" originally described \"wanderers\" that were known only as moving lights in the sky. Recent discoveries lead us to create a new definition, which we can make using currently available scientific information.","title":"RESOLUTION B5 Definition of a Planet in the Solar System","accessed":{"date-parts":[["2026",2,28]]}}}],"schema":"https://github.com/citation-style-language/schema/raw/master/csl-citation.json"} </w:instrText>
+      </w:r>
+      <w:r>
+        <w:rPr>
+          <w:lang w:val="en-US"/>
+        </w:rPr>
+        <w:fldChar w:fldCharType="separate"/>
       </w:r>
       <w:proofErr w:type="spellStart"/>
       <w:r>
@@ -12184,7 +12341,7 @@
           <w:color w:val="000000"/>
           <w:lang w:val="en-US"/>
         </w:rPr>
-        <w:t>menambahkan</w:t>
+        <w:t>resolusi</w:t>
       </w:r>
       <w:proofErr w:type="spellEnd"/>
       <w:r>
@@ -12193,471 +12350,466 @@
           <w:color w:val="000000"/>
           <w:lang w:val="en-US"/>
         </w:rPr>
-        <w:t xml:space="preserve"> 3 </w:t>
-      </w:r>
-      <w:proofErr w:type="spellStart"/>
-      <w:r>
-        <w:rPr>
-          <w:rFonts w:cs="Times New Roman"/>
-          <w:color w:val="000000"/>
-          <w:lang w:val="en-US"/>
-        </w:rPr>
-        <w:t>syarat</w:t>
-      </w:r>
-      <w:proofErr w:type="spellEnd"/>
-      <w:r>
-        <w:rPr>
-          <w:rFonts w:cs="Times New Roman"/>
-          <w:color w:val="000000"/>
-          <w:lang w:val="en-US"/>
-        </w:rPr>
-        <w:t xml:space="preserve">  </w:t>
-      </w:r>
-      <w:proofErr w:type="spellStart"/>
-      <w:r>
-        <w:rPr>
-          <w:rFonts w:cs="Times New Roman"/>
-          <w:color w:val="000000"/>
-          <w:lang w:val="en-US"/>
-        </w:rPr>
-        <w:t>utama</w:t>
-      </w:r>
-      <w:proofErr w:type="spellEnd"/>
-      <w:r>
-        <w:rPr>
-          <w:rFonts w:cs="Times New Roman"/>
-          <w:color w:val="000000"/>
-          <w:lang w:val="en-US"/>
-        </w:rPr>
-        <w:t xml:space="preserve"> </w:t>
-      </w:r>
-      <w:r>
-        <w:rPr>
-          <w:rFonts w:cs="Times New Roman"/>
-          <w:color w:val="000000"/>
-          <w:lang w:val="en-US"/>
-        </w:rPr>
-        <w:t xml:space="preserve">agar </w:t>
-      </w:r>
-      <w:proofErr w:type="spellStart"/>
-      <w:r>
-        <w:rPr>
-          <w:rFonts w:cs="Times New Roman"/>
-          <w:color w:val="000000"/>
-          <w:lang w:val="en-US"/>
-        </w:rPr>
-        <w:t>benda</w:t>
-      </w:r>
-      <w:proofErr w:type="spellEnd"/>
-      <w:r>
-        <w:rPr>
-          <w:rFonts w:cs="Times New Roman"/>
-          <w:color w:val="000000"/>
-          <w:lang w:val="en-US"/>
-        </w:rPr>
-        <w:t xml:space="preserve"> </w:t>
-      </w:r>
-      <w:proofErr w:type="spellStart"/>
-      <w:r>
-        <w:rPr>
-          <w:rFonts w:cs="Times New Roman"/>
-          <w:color w:val="000000"/>
-          <w:lang w:val="en-US"/>
-        </w:rPr>
-        <w:t>angkasa</w:t>
-      </w:r>
-      <w:proofErr w:type="spellEnd"/>
-      <w:r>
-        <w:rPr>
-          <w:rFonts w:cs="Times New Roman"/>
-          <w:color w:val="000000"/>
-          <w:lang w:val="en-US"/>
-        </w:rPr>
-        <w:t xml:space="preserve"> </w:t>
-      </w:r>
-      <w:proofErr w:type="spellStart"/>
-      <w:r>
-        <w:rPr>
-          <w:rFonts w:cs="Times New Roman"/>
-          <w:color w:val="000000"/>
-          <w:lang w:val="en-US"/>
-        </w:rPr>
-        <w:t>bisa</w:t>
-      </w:r>
-      <w:proofErr w:type="spellEnd"/>
-      <w:r>
-        <w:rPr>
-          <w:rFonts w:cs="Times New Roman"/>
-          <w:color w:val="000000"/>
-          <w:lang w:val="en-US"/>
-        </w:rPr>
-        <w:t xml:space="preserve"> </w:t>
-      </w:r>
-      <w:proofErr w:type="spellStart"/>
-      <w:r>
-        <w:rPr>
-          <w:rFonts w:cs="Times New Roman"/>
-          <w:color w:val="000000"/>
-          <w:lang w:val="en-US"/>
-        </w:rPr>
-        <w:t>dikategorikan</w:t>
-      </w:r>
-      <w:proofErr w:type="spellEnd"/>
-      <w:r>
-        <w:rPr>
-          <w:rFonts w:cs="Times New Roman"/>
-          <w:color w:val="000000"/>
-          <w:lang w:val="en-US"/>
-        </w:rPr>
-        <w:t xml:space="preserve"> </w:t>
-      </w:r>
-      <w:proofErr w:type="spellStart"/>
-      <w:r>
-        <w:rPr>
-          <w:rFonts w:cs="Times New Roman"/>
-          <w:color w:val="000000"/>
-          <w:lang w:val="en-US"/>
-        </w:rPr>
-        <w:t>sebagai</w:t>
-      </w:r>
-      <w:proofErr w:type="spellEnd"/>
-      <w:r>
-        <w:rPr>
-          <w:rFonts w:cs="Times New Roman"/>
-          <w:color w:val="000000"/>
-          <w:lang w:val="en-US"/>
-        </w:rPr>
-        <w:t xml:space="preserve"> planet </w:t>
-      </w:r>
-      <w:proofErr w:type="spellStart"/>
-      <w:r>
-        <w:rPr>
-          <w:rFonts w:cs="Times New Roman"/>
-          <w:color w:val="000000"/>
-          <w:lang w:val="en-US"/>
-        </w:rPr>
-        <w:t>yaitu</w:t>
-      </w:r>
-      <w:proofErr w:type="spellEnd"/>
-      <w:r>
-        <w:rPr>
-          <w:rFonts w:cs="Times New Roman"/>
-          <w:color w:val="000000"/>
-          <w:lang w:val="en-US"/>
-        </w:rPr>
-        <w:t xml:space="preserve">: </w:t>
-      </w:r>
-      <w:proofErr w:type="spellStart"/>
-      <w:r>
-        <w:rPr>
-          <w:lang w:val="en-US"/>
-        </w:rPr>
-        <w:t>Mengorbit</w:t>
-      </w:r>
-      <w:proofErr w:type="spellEnd"/>
-      <w:r>
-        <w:rPr>
-          <w:lang w:val="en-US"/>
-        </w:rPr>
-        <w:t xml:space="preserve"> </w:t>
-      </w:r>
-      <w:proofErr w:type="spellStart"/>
-      <w:r>
-        <w:rPr>
-          <w:lang w:val="en-US"/>
-        </w:rPr>
-        <w:t>suatu</w:t>
-      </w:r>
-      <w:proofErr w:type="spellEnd"/>
-      <w:r>
-        <w:rPr>
-          <w:lang w:val="en-US"/>
-        </w:rPr>
-        <w:t xml:space="preserve"> </w:t>
-      </w:r>
-      <w:proofErr w:type="spellStart"/>
-      <w:r>
-        <w:rPr>
-          <w:lang w:val="en-US"/>
-        </w:rPr>
-        <w:t>bintang</w:t>
-      </w:r>
-      <w:proofErr w:type="spellEnd"/>
-      <w:r>
-        <w:rPr>
-          <w:lang w:val="en-US"/>
-        </w:rPr>
-        <w:t xml:space="preserve">, </w:t>
-      </w:r>
-      <w:proofErr w:type="spellStart"/>
-      <w:r>
-        <w:rPr>
-          <w:lang w:val="en-US"/>
-        </w:rPr>
-        <w:t>b</w:t>
-      </w:r>
-      <w:r>
-        <w:rPr>
-          <w:lang w:val="en-US"/>
-        </w:rPr>
-        <w:t>erbentuk</w:t>
-      </w:r>
-      <w:proofErr w:type="spellEnd"/>
-      <w:r>
-        <w:rPr>
-          <w:lang w:val="en-US"/>
-        </w:rPr>
-        <w:t xml:space="preserve"> </w:t>
-      </w:r>
-      <w:proofErr w:type="spellStart"/>
-      <w:r>
-        <w:rPr>
-          <w:lang w:val="en-US"/>
-        </w:rPr>
-        <w:t>bulat</w:t>
-      </w:r>
-      <w:proofErr w:type="spellEnd"/>
-      <w:r>
-        <w:rPr>
-          <w:lang w:val="en-US"/>
-        </w:rPr>
-        <w:t xml:space="preserve">, dan </w:t>
-      </w:r>
-      <w:proofErr w:type="spellStart"/>
-      <w:r>
-        <w:rPr>
-          <w:lang w:val="en-US"/>
-        </w:rPr>
-        <w:t>m</w:t>
-      </w:r>
-      <w:r>
-        <w:rPr>
-          <w:lang w:val="en-US"/>
-        </w:rPr>
-        <w:t>emiliki</w:t>
-      </w:r>
-      <w:proofErr w:type="spellEnd"/>
-      <w:r>
-        <w:rPr>
-          <w:lang w:val="en-US"/>
-        </w:rPr>
-        <w:t xml:space="preserve"> </w:t>
-      </w:r>
-      <w:proofErr w:type="spellStart"/>
-      <w:r>
-        <w:rPr>
-          <w:lang w:val="en-US"/>
-        </w:rPr>
-        <w:t>gravitasi</w:t>
-      </w:r>
-      <w:proofErr w:type="spellEnd"/>
-      <w:r>
-        <w:rPr>
-          <w:lang w:val="en-US"/>
-        </w:rPr>
-        <w:t xml:space="preserve"> yang </w:t>
-      </w:r>
-      <w:proofErr w:type="spellStart"/>
-      <w:r>
-        <w:rPr>
-          <w:lang w:val="en-US"/>
-        </w:rPr>
-        <w:t>cukup</w:t>
-      </w:r>
-      <w:proofErr w:type="spellEnd"/>
-      <w:r>
-        <w:rPr>
-          <w:lang w:val="en-US"/>
-        </w:rPr>
-        <w:t xml:space="preserve"> </w:t>
-      </w:r>
-      <w:proofErr w:type="spellStart"/>
-      <w:r>
-        <w:rPr>
-          <w:lang w:val="en-US"/>
-        </w:rPr>
-        <w:t>kuat</w:t>
-      </w:r>
-      <w:proofErr w:type="spellEnd"/>
-      <w:r>
-        <w:rPr>
-          <w:lang w:val="en-US"/>
-        </w:rPr>
-        <w:t xml:space="preserve"> </w:t>
-      </w:r>
-      <w:proofErr w:type="spellStart"/>
-      <w:r>
-        <w:rPr>
-          <w:lang w:val="en-US"/>
-        </w:rPr>
-        <w:t>untuk</w:t>
-      </w:r>
-      <w:proofErr w:type="spellEnd"/>
-      <w:r>
-        <w:rPr>
-          <w:lang w:val="en-US"/>
-        </w:rPr>
-        <w:t xml:space="preserve"> </w:t>
-      </w:r>
-      <w:proofErr w:type="spellStart"/>
-      <w:r>
-        <w:rPr>
-          <w:lang w:val="en-US"/>
-        </w:rPr>
-        <w:t>menyingkirkan</w:t>
-      </w:r>
-      <w:proofErr w:type="spellEnd"/>
-      <w:r>
-        <w:rPr>
-          <w:lang w:val="en-US"/>
-        </w:rPr>
-        <w:t xml:space="preserve"> </w:t>
-      </w:r>
-      <w:proofErr w:type="spellStart"/>
-      <w:r>
-        <w:rPr>
-          <w:lang w:val="en-US"/>
-        </w:rPr>
-        <w:t>benda</w:t>
-      </w:r>
-      <w:proofErr w:type="spellEnd"/>
-      <w:r>
-        <w:rPr>
-          <w:lang w:val="en-US"/>
-        </w:rPr>
-        <w:t xml:space="preserve"> </w:t>
-      </w:r>
-      <w:proofErr w:type="spellStart"/>
-      <w:r>
-        <w:rPr>
-          <w:lang w:val="en-US"/>
-        </w:rPr>
-        <w:t>angkasa</w:t>
-      </w:r>
-      <w:proofErr w:type="spellEnd"/>
-      <w:r>
-        <w:rPr>
-          <w:lang w:val="en-US"/>
-        </w:rPr>
-        <w:t xml:space="preserve"> </w:t>
-      </w:r>
-      <w:proofErr w:type="spellStart"/>
-      <w:r>
-        <w:rPr>
-          <w:lang w:val="en-US"/>
-        </w:rPr>
-        <w:t>dengan</w:t>
-      </w:r>
-      <w:proofErr w:type="spellEnd"/>
-      <w:r>
-        <w:rPr>
-          <w:lang w:val="en-US"/>
-        </w:rPr>
-        <w:t xml:space="preserve"> </w:t>
-      </w:r>
-      <w:proofErr w:type="spellStart"/>
-      <w:r>
-        <w:rPr>
-          <w:lang w:val="en-US"/>
-        </w:rPr>
-        <w:t>ukuran</w:t>
-      </w:r>
-      <w:proofErr w:type="spellEnd"/>
-      <w:r>
-        <w:rPr>
-          <w:lang w:val="en-US"/>
-        </w:rPr>
-        <w:t xml:space="preserve"> yang </w:t>
-      </w:r>
-      <w:proofErr w:type="spellStart"/>
-      <w:r>
-        <w:rPr>
-          <w:lang w:val="en-US"/>
-        </w:rPr>
-        <w:t>serupa</w:t>
-      </w:r>
-      <w:proofErr w:type="spellEnd"/>
-      <w:r>
-        <w:rPr>
-          <w:lang w:val="en-US"/>
-        </w:rPr>
-        <w:t xml:space="preserve"> </w:t>
-      </w:r>
-      <w:proofErr w:type="spellStart"/>
-      <w:r>
-        <w:rPr>
-          <w:lang w:val="en-US"/>
-        </w:rPr>
-        <w:t>dari</w:t>
-      </w:r>
-      <w:proofErr w:type="spellEnd"/>
-      <w:r>
-        <w:rPr>
-          <w:lang w:val="en-US"/>
-        </w:rPr>
-        <w:t xml:space="preserve"> </w:t>
-      </w:r>
-      <w:proofErr w:type="spellStart"/>
-      <w:r>
-        <w:rPr>
-          <w:lang w:val="en-US"/>
-        </w:rPr>
-        <w:t>orbitnya</w:t>
-      </w:r>
-      <w:proofErr w:type="spellEnd"/>
-      <w:r>
-        <w:rPr>
-          <w:lang w:val="en-US"/>
-        </w:rPr>
-        <w:t xml:space="preserve"> </w:t>
-      </w:r>
-      <w:r>
-        <w:rPr>
-          <w:lang w:val="en-US"/>
-        </w:rPr>
-        <w:fldChar w:fldCharType="begin"/>
-      </w:r>
-      <w:r>
-        <w:rPr>
-          <w:lang w:val="en-US"/>
-        </w:rPr>
-        <w:instrText xml:space="preserve"> ADDIN ZOTERO_ITEM CSL_CITATION {"citationID":"0b5oZPEp","properties":{"formattedCitation":"({\\i{}RESOLUTION B5 Definition of a Planet in the Solar System}, t.t.)","plainCitation":"(RESOLUTION B5 Definition of a Planet in the Solar System, t.t.)","noteIndex":0},"citationItems":[{"id":16,"uris":["http://zotero.org/users/19840821/items/4FHXDZSR"],"itemData":{"id":16,"type":"article-journal","abstract":"Contemporary observations are changing our understanding of planetary systems, and it is important that our nomenclature for objects reflect our current understanding. This applies, in particular, to the designation \"planets\". The word \"planet\" originally described \"wanderers\" that were known only as moving lights in the sky. Recent discoveries lead us to create a new definition, which we can make using currently available scientific information.","title":"RESOLUTION B5 Definition of a Planet in the Solar System","accessed":{"date-parts":[["2026",2,28]]}}}],"schema":"https://github.com/citation-style-language/schema/raw/master/csl-citation.json"} </w:instrText>
-      </w:r>
-      <w:r>
-        <w:rPr>
-          <w:lang w:val="en-US"/>
-        </w:rPr>
-        <w:fldChar w:fldCharType="separate"/>
-      </w:r>
-      <w:r>
-        <w:rPr>
-          <w:rFonts w:cs="Times New Roman"/>
-          <w:szCs w:val="24"/>
-        </w:rPr>
-        <w:t>(</w:t>
+        <w:t xml:space="preserve"> B5</w:t>
+      </w:r>
+      <w:r>
+        <w:rPr>
+          <w:lang w:val="en-US"/>
+        </w:rPr>
+        <w:fldChar w:fldCharType="end"/>
+      </w:r>
+      <w:r>
+        <w:rPr>
+          <w:lang w:val="en-US"/>
+        </w:rPr>
+        <w:t xml:space="preserve"> </w:t>
       </w:r>
       <w:r>
         <w:rPr>
           <w:rFonts w:cs="Times New Roman"/>
           <w:i/>
           <w:iCs/>
-          <w:szCs w:val="24"/>
-        </w:rPr>
-        <w:t>RESOLUTION B5 Definition of a Planet in the Solar System</w:t>
-      </w:r>
-      <w:r>
-        <w:rPr>
-          <w:rFonts w:cs="Times New Roman"/>
-          <w:szCs w:val="24"/>
-        </w:rPr>
-        <w:t>, t.t.)</w:t>
-      </w:r>
-      <w:r>
-        <w:rPr>
-          <w:lang w:val="en-US"/>
-        </w:rPr>
-        <w:fldChar w:fldCharType="end"/>
-      </w:r>
+          <w:color w:val="000000"/>
+          <w:lang w:val="en-US"/>
+        </w:rPr>
+        <w:t>IAU</w:t>
+      </w:r>
+      <w:r>
+        <w:rPr>
+          <w:rFonts w:cs="Times New Roman"/>
+          <w:color w:val="000000"/>
+          <w:lang w:val="en-US"/>
+        </w:rPr>
+        <w:t xml:space="preserve"> </w:t>
+      </w:r>
+      <w:proofErr w:type="spellStart"/>
+      <w:r>
+        <w:rPr>
+          <w:rFonts w:cs="Times New Roman"/>
+          <w:color w:val="000000"/>
+          <w:lang w:val="en-US"/>
+        </w:rPr>
+        <w:t>menambahkan</w:t>
+      </w:r>
+      <w:proofErr w:type="spellEnd"/>
+      <w:r>
+        <w:rPr>
+          <w:rFonts w:cs="Times New Roman"/>
+          <w:color w:val="000000"/>
+          <w:lang w:val="en-US"/>
+        </w:rPr>
+        <w:t xml:space="preserve"> 3 </w:t>
+      </w:r>
+      <w:proofErr w:type="spellStart"/>
+      <w:r>
+        <w:rPr>
+          <w:rFonts w:cs="Times New Roman"/>
+          <w:color w:val="000000"/>
+          <w:lang w:val="en-US"/>
+        </w:rPr>
+        <w:t>syarat</w:t>
+      </w:r>
+      <w:proofErr w:type="spellEnd"/>
+      <w:r>
+        <w:rPr>
+          <w:rFonts w:cs="Times New Roman"/>
+          <w:color w:val="000000"/>
+          <w:lang w:val="en-US"/>
+        </w:rPr>
+        <w:t xml:space="preserve">  </w:t>
+      </w:r>
+      <w:proofErr w:type="spellStart"/>
+      <w:r>
+        <w:rPr>
+          <w:rFonts w:cs="Times New Roman"/>
+          <w:color w:val="000000"/>
+          <w:lang w:val="en-US"/>
+        </w:rPr>
+        <w:t>utama</w:t>
+      </w:r>
+      <w:proofErr w:type="spellEnd"/>
+      <w:r>
+        <w:rPr>
+          <w:rFonts w:cs="Times New Roman"/>
+          <w:color w:val="000000"/>
+          <w:lang w:val="en-US"/>
+        </w:rPr>
+        <w:t xml:space="preserve"> </w:t>
+      </w:r>
+      <w:r>
+        <w:rPr>
+          <w:rFonts w:cs="Times New Roman"/>
+          <w:color w:val="000000"/>
+          <w:lang w:val="en-US"/>
+        </w:rPr>
+        <w:t xml:space="preserve">agar </w:t>
+      </w:r>
+      <w:proofErr w:type="spellStart"/>
+      <w:r>
+        <w:rPr>
+          <w:rFonts w:cs="Times New Roman"/>
+          <w:color w:val="000000"/>
+          <w:lang w:val="en-US"/>
+        </w:rPr>
+        <w:t>benda</w:t>
+      </w:r>
+      <w:proofErr w:type="spellEnd"/>
+      <w:r>
+        <w:rPr>
+          <w:rFonts w:cs="Times New Roman"/>
+          <w:color w:val="000000"/>
+          <w:lang w:val="en-US"/>
+        </w:rPr>
+        <w:t xml:space="preserve"> </w:t>
+      </w:r>
+      <w:proofErr w:type="spellStart"/>
+      <w:r>
+        <w:rPr>
+          <w:rFonts w:cs="Times New Roman"/>
+          <w:color w:val="000000"/>
+          <w:lang w:val="en-US"/>
+        </w:rPr>
+        <w:t>angkasa</w:t>
+      </w:r>
+      <w:proofErr w:type="spellEnd"/>
+      <w:r>
+        <w:rPr>
+          <w:rFonts w:cs="Times New Roman"/>
+          <w:color w:val="000000"/>
+          <w:lang w:val="en-US"/>
+        </w:rPr>
+        <w:t xml:space="preserve"> </w:t>
+      </w:r>
+      <w:proofErr w:type="spellStart"/>
+      <w:r>
+        <w:rPr>
+          <w:rFonts w:cs="Times New Roman"/>
+          <w:color w:val="000000"/>
+          <w:lang w:val="en-US"/>
+        </w:rPr>
+        <w:t>bisa</w:t>
+      </w:r>
+      <w:proofErr w:type="spellEnd"/>
+      <w:r>
+        <w:rPr>
+          <w:rFonts w:cs="Times New Roman"/>
+          <w:color w:val="000000"/>
+          <w:lang w:val="en-US"/>
+        </w:rPr>
+        <w:t xml:space="preserve"> </w:t>
+      </w:r>
+      <w:proofErr w:type="spellStart"/>
+      <w:r>
+        <w:rPr>
+          <w:rFonts w:cs="Times New Roman"/>
+          <w:color w:val="000000"/>
+          <w:lang w:val="en-US"/>
+        </w:rPr>
+        <w:t>dikategorikan</w:t>
+      </w:r>
+      <w:proofErr w:type="spellEnd"/>
+      <w:r>
+        <w:rPr>
+          <w:rFonts w:cs="Times New Roman"/>
+          <w:color w:val="000000"/>
+          <w:lang w:val="en-US"/>
+        </w:rPr>
+        <w:t xml:space="preserve"> </w:t>
+      </w:r>
+      <w:proofErr w:type="spellStart"/>
+      <w:r>
+        <w:rPr>
+          <w:rFonts w:cs="Times New Roman"/>
+          <w:color w:val="000000"/>
+          <w:lang w:val="en-US"/>
+        </w:rPr>
+        <w:t>sebagai</w:t>
+      </w:r>
+      <w:proofErr w:type="spellEnd"/>
+      <w:r>
+        <w:rPr>
+          <w:rFonts w:cs="Times New Roman"/>
+          <w:color w:val="000000"/>
+          <w:lang w:val="en-US"/>
+        </w:rPr>
+        <w:t xml:space="preserve"> planet </w:t>
+      </w:r>
+      <w:proofErr w:type="spellStart"/>
+      <w:r>
+        <w:rPr>
+          <w:rFonts w:cs="Times New Roman"/>
+          <w:color w:val="000000"/>
+          <w:lang w:val="en-US"/>
+        </w:rPr>
+        <w:t>yaitu</w:t>
+      </w:r>
+      <w:proofErr w:type="spellEnd"/>
+      <w:r>
+        <w:rPr>
+          <w:rFonts w:cs="Times New Roman"/>
+          <w:color w:val="000000"/>
+          <w:lang w:val="en-US"/>
+        </w:rPr>
+        <w:t xml:space="preserve">: </w:t>
+      </w:r>
+      <w:proofErr w:type="spellStart"/>
+      <w:r>
+        <w:rPr>
+          <w:lang w:val="en-US"/>
+        </w:rPr>
+        <w:t>Mengorbit</w:t>
+      </w:r>
+      <w:proofErr w:type="spellEnd"/>
+      <w:r>
+        <w:rPr>
+          <w:lang w:val="en-US"/>
+        </w:rPr>
+        <w:t xml:space="preserve"> </w:t>
+      </w:r>
+      <w:proofErr w:type="spellStart"/>
+      <w:r>
+        <w:rPr>
+          <w:lang w:val="en-US"/>
+        </w:rPr>
+        <w:t>suatu</w:t>
+      </w:r>
+      <w:proofErr w:type="spellEnd"/>
+      <w:r>
+        <w:rPr>
+          <w:lang w:val="en-US"/>
+        </w:rPr>
+        <w:t xml:space="preserve"> </w:t>
+      </w:r>
+      <w:proofErr w:type="spellStart"/>
+      <w:r>
+        <w:rPr>
+          <w:lang w:val="en-US"/>
+        </w:rPr>
+        <w:t>bintang</w:t>
+      </w:r>
+      <w:proofErr w:type="spellEnd"/>
+      <w:r>
+        <w:rPr>
+          <w:lang w:val="en-US"/>
+        </w:rPr>
+        <w:t xml:space="preserve">, </w:t>
+      </w:r>
+      <w:proofErr w:type="spellStart"/>
+      <w:r>
+        <w:rPr>
+          <w:lang w:val="en-US"/>
+        </w:rPr>
+        <w:t>b</w:t>
+      </w:r>
+      <w:r>
+        <w:rPr>
+          <w:lang w:val="en-US"/>
+        </w:rPr>
+        <w:t>erbentuk</w:t>
+      </w:r>
+      <w:proofErr w:type="spellEnd"/>
+      <w:r>
+        <w:rPr>
+          <w:lang w:val="en-US"/>
+        </w:rPr>
+        <w:t xml:space="preserve"> </w:t>
+      </w:r>
+      <w:proofErr w:type="spellStart"/>
+      <w:r>
+        <w:rPr>
+          <w:lang w:val="en-US"/>
+        </w:rPr>
+        <w:t>bulat</w:t>
+      </w:r>
+      <w:proofErr w:type="spellEnd"/>
+      <w:r>
+        <w:rPr>
+          <w:lang w:val="en-US"/>
+        </w:rPr>
+        <w:t xml:space="preserve">, dan </w:t>
+      </w:r>
+      <w:proofErr w:type="spellStart"/>
+      <w:r>
+        <w:rPr>
+          <w:lang w:val="en-US"/>
+        </w:rPr>
+        <w:t>m</w:t>
+      </w:r>
+      <w:r>
+        <w:rPr>
+          <w:lang w:val="en-US"/>
+        </w:rPr>
+        <w:t>emiliki</w:t>
+      </w:r>
+      <w:proofErr w:type="spellEnd"/>
+      <w:r>
+        <w:rPr>
+          <w:lang w:val="en-US"/>
+        </w:rPr>
+        <w:t xml:space="preserve"> </w:t>
+      </w:r>
+      <w:proofErr w:type="spellStart"/>
+      <w:r>
+        <w:rPr>
+          <w:lang w:val="en-US"/>
+        </w:rPr>
+        <w:t>gravitasi</w:t>
+      </w:r>
+      <w:proofErr w:type="spellEnd"/>
+      <w:r>
+        <w:rPr>
+          <w:lang w:val="en-US"/>
+        </w:rPr>
+        <w:t xml:space="preserve"> yang </w:t>
+      </w:r>
+      <w:proofErr w:type="spellStart"/>
+      <w:r>
+        <w:rPr>
+          <w:lang w:val="en-US"/>
+        </w:rPr>
+        <w:t>cukup</w:t>
+      </w:r>
+      <w:proofErr w:type="spellEnd"/>
+      <w:r>
+        <w:rPr>
+          <w:lang w:val="en-US"/>
+        </w:rPr>
+        <w:t xml:space="preserve"> </w:t>
+      </w:r>
+      <w:proofErr w:type="spellStart"/>
+      <w:r>
+        <w:rPr>
+          <w:lang w:val="en-US"/>
+        </w:rPr>
+        <w:t>kuat</w:t>
+      </w:r>
+      <w:proofErr w:type="spellEnd"/>
+      <w:r>
+        <w:rPr>
+          <w:lang w:val="en-US"/>
+        </w:rPr>
+        <w:t xml:space="preserve"> </w:t>
+      </w:r>
+      <w:proofErr w:type="spellStart"/>
+      <w:r>
+        <w:rPr>
+          <w:lang w:val="en-US"/>
+        </w:rPr>
+        <w:t>untuk</w:t>
+      </w:r>
+      <w:proofErr w:type="spellEnd"/>
+      <w:r>
+        <w:rPr>
+          <w:lang w:val="en-US"/>
+        </w:rPr>
+        <w:t xml:space="preserve"> </w:t>
+      </w:r>
+      <w:proofErr w:type="spellStart"/>
+      <w:r>
+        <w:rPr>
+          <w:lang w:val="en-US"/>
+        </w:rPr>
+        <w:t>menyingkirkan</w:t>
+      </w:r>
+      <w:proofErr w:type="spellEnd"/>
+      <w:r>
+        <w:rPr>
+          <w:lang w:val="en-US"/>
+        </w:rPr>
+        <w:t xml:space="preserve"> </w:t>
+      </w:r>
+      <w:proofErr w:type="spellStart"/>
+      <w:r>
+        <w:rPr>
+          <w:lang w:val="en-US"/>
+        </w:rPr>
+        <w:t>benda</w:t>
+      </w:r>
+      <w:proofErr w:type="spellEnd"/>
+      <w:r>
+        <w:rPr>
+          <w:lang w:val="en-US"/>
+        </w:rPr>
+        <w:t xml:space="preserve"> </w:t>
+      </w:r>
+      <w:proofErr w:type="spellStart"/>
+      <w:r>
+        <w:rPr>
+          <w:lang w:val="en-US"/>
+        </w:rPr>
+        <w:t>angkasa</w:t>
+      </w:r>
+      <w:proofErr w:type="spellEnd"/>
+      <w:r>
+        <w:rPr>
+          <w:lang w:val="en-US"/>
+        </w:rPr>
+        <w:t xml:space="preserve"> </w:t>
+      </w:r>
+      <w:proofErr w:type="spellStart"/>
+      <w:r>
+        <w:rPr>
+          <w:lang w:val="en-US"/>
+        </w:rPr>
+        <w:t>dengan</w:t>
+      </w:r>
+      <w:proofErr w:type="spellEnd"/>
+      <w:r>
+        <w:rPr>
+          <w:lang w:val="en-US"/>
+        </w:rPr>
+        <w:t xml:space="preserve"> </w:t>
+      </w:r>
+      <w:proofErr w:type="spellStart"/>
+      <w:r>
+        <w:rPr>
+          <w:lang w:val="en-US"/>
+        </w:rPr>
+        <w:t>ukuran</w:t>
+      </w:r>
+      <w:proofErr w:type="spellEnd"/>
+      <w:r>
+        <w:rPr>
+          <w:lang w:val="en-US"/>
+        </w:rPr>
+        <w:t xml:space="preserve"> yang </w:t>
+      </w:r>
+      <w:proofErr w:type="spellStart"/>
+      <w:r>
+        <w:rPr>
+          <w:lang w:val="en-US"/>
+        </w:rPr>
+        <w:t>serupa</w:t>
+      </w:r>
+      <w:proofErr w:type="spellEnd"/>
+      <w:r>
+        <w:rPr>
+          <w:lang w:val="en-US"/>
+        </w:rPr>
+        <w:t xml:space="preserve"> </w:t>
+      </w:r>
+      <w:proofErr w:type="spellStart"/>
+      <w:r>
+        <w:rPr>
+          <w:lang w:val="en-US"/>
+        </w:rPr>
+        <w:t>dari</w:t>
+      </w:r>
+      <w:proofErr w:type="spellEnd"/>
+      <w:r>
+        <w:rPr>
+          <w:lang w:val="en-US"/>
+        </w:rPr>
+        <w:t xml:space="preserve"> </w:t>
+      </w:r>
+      <w:proofErr w:type="spellStart"/>
+      <w:r>
+        <w:rPr>
+          <w:lang w:val="en-US"/>
+        </w:rPr>
+        <w:t>orbitnya</w:t>
+      </w:r>
+      <w:proofErr w:type="spellEnd"/>
       <w:r>
         <w:rPr>
           <w:rFonts w:cs="Times New Roman"/>
@@ -13481,44 +13633,19 @@
         </w:rPr>
         <w:fldChar w:fldCharType="separate"/>
       </w:r>
-      <w:proofErr w:type="spellStart"/>
-      <w:r>
-        <w:rPr>
-          <w:rFonts w:cs="Times New Roman"/>
-        </w:rPr>
-        <w:t>Urone</w:t>
-      </w:r>
-      <w:proofErr w:type="spellEnd"/>
-      <w:r>
-        <w:rPr>
-          <w:rFonts w:cs="Times New Roman"/>
-        </w:rPr>
-        <w:t xml:space="preserve"> dan </w:t>
-      </w:r>
-      <w:proofErr w:type="spellStart"/>
-      <w:r>
-        <w:rPr>
-          <w:rFonts w:cs="Times New Roman"/>
-        </w:rPr>
-        <w:t>Hinrichs</w:t>
-      </w:r>
-      <w:proofErr w:type="spellEnd"/>
-      <w:r>
-        <w:rPr>
-          <w:rFonts w:cs="Times New Roman"/>
-          <w:lang w:val="en-US"/>
-        </w:rPr>
-        <w:t xml:space="preserve"> pada </w:t>
-      </w:r>
-      <w:proofErr w:type="spellStart"/>
-      <w:r>
-        <w:rPr>
-          <w:rFonts w:cs="Times New Roman"/>
-          <w:lang w:val="en-US"/>
-        </w:rPr>
-        <w:t>tahun</w:t>
-      </w:r>
-      <w:proofErr w:type="spellEnd"/>
+      <w:r>
+        <w:rPr>
+          <w:rFonts w:cs="Times New Roman"/>
+        </w:rPr>
+        <w:t>Urone dan Hinrichs</w:t>
+      </w:r>
+      <w:r>
+        <w:rPr>
+          <w:rFonts w:cs="Times New Roman"/>
+          <w:lang w:val="en-US"/>
+        </w:rPr>
+        <w:t xml:space="preserve"> pada tahun</w:t>
+      </w:r>
       <w:r>
         <w:rPr>
           <w:rFonts w:cs="Times New Roman"/>
@@ -16750,13 +16877,6 @@
         </w:rPr>
         <w:t>.</w:t>
       </w:r>
-    </w:p>
-    <w:p>
-      <w:pPr>
-        <w:rPr>
-          <w:lang w:val="en-US"/>
-        </w:rPr>
-      </w:pPr>
     </w:p>
     <w:p>
       <w:pPr>
@@ -16780,6 +16900,7 @@
           <w:sz w:val="24"/>
           <w:szCs w:val="24"/>
         </w:rPr>
+        <w:lastRenderedPageBreak/>
         <w:t>R</w:t>
       </w:r>
       <w:r>
@@ -18705,56 +18826,18 @@
         </w:rPr>
         <w:fldChar w:fldCharType="separate"/>
       </w:r>
-      <w:proofErr w:type="spellStart"/>
-      <w:r>
-        <w:rPr>
-          <w:rFonts w:cs="Times New Roman"/>
-        </w:rPr>
-        <w:t>Urone</w:t>
-      </w:r>
-      <w:proofErr w:type="spellEnd"/>
-      <w:r>
-        <w:rPr>
-          <w:rFonts w:cs="Times New Roman"/>
-        </w:rPr>
-        <w:t xml:space="preserve"> dan </w:t>
-      </w:r>
-      <w:proofErr w:type="spellStart"/>
-      <w:r>
-        <w:rPr>
-          <w:rFonts w:cs="Times New Roman"/>
-        </w:rPr>
-        <w:t>Hinrichs</w:t>
-      </w:r>
-      <w:proofErr w:type="spellEnd"/>
-      <w:r>
-        <w:rPr>
-          <w:rFonts w:cs="Times New Roman"/>
-        </w:rPr>
-        <w:t xml:space="preserve"> </w:t>
-      </w:r>
-      <w:r>
-        <w:rPr>
-          <w:rFonts w:cs="Times New Roman"/>
-          <w:lang w:val="en-US"/>
-        </w:rPr>
-        <w:t xml:space="preserve">pada </w:t>
-      </w:r>
-      <w:proofErr w:type="spellStart"/>
-      <w:r>
-        <w:rPr>
-          <w:rFonts w:cs="Times New Roman"/>
-          <w:lang w:val="en-US"/>
-        </w:rPr>
-        <w:t>tahun</w:t>
-      </w:r>
-      <w:proofErr w:type="spellEnd"/>
-      <w:r>
-        <w:rPr>
-          <w:rFonts w:cs="Times New Roman"/>
-          <w:lang w:val="en-US"/>
-        </w:rPr>
-        <w:t xml:space="preserve"> </w:t>
+      <w:r>
+        <w:rPr>
+          <w:rFonts w:cs="Times New Roman"/>
+        </w:rPr>
+        <w:t xml:space="preserve">Urone dan Hinrichs </w:t>
+      </w:r>
+      <w:r>
+        <w:rPr>
+          <w:rFonts w:cs="Times New Roman"/>
+          <w:lang w:val="en-US"/>
+        </w:rPr>
+        <w:t xml:space="preserve">pada tahun </w:t>
       </w:r>
       <w:r>
         <w:rPr>
@@ -19505,56 +19588,18 @@
         </w:rPr>
         <w:fldChar w:fldCharType="separate"/>
       </w:r>
-      <w:proofErr w:type="spellStart"/>
-      <w:r>
-        <w:rPr>
-          <w:rFonts w:cs="Times New Roman"/>
-        </w:rPr>
-        <w:t>Urone</w:t>
-      </w:r>
-      <w:proofErr w:type="spellEnd"/>
-      <w:r>
-        <w:rPr>
-          <w:rFonts w:cs="Times New Roman"/>
-        </w:rPr>
-        <w:t xml:space="preserve"> dan </w:t>
-      </w:r>
-      <w:proofErr w:type="spellStart"/>
-      <w:r>
-        <w:rPr>
-          <w:rFonts w:cs="Times New Roman"/>
-        </w:rPr>
-        <w:t>Hinrichs</w:t>
-      </w:r>
-      <w:proofErr w:type="spellEnd"/>
-      <w:r>
-        <w:rPr>
-          <w:rFonts w:cs="Times New Roman"/>
-        </w:rPr>
-        <w:t xml:space="preserve"> </w:t>
-      </w:r>
-      <w:r>
-        <w:rPr>
-          <w:rFonts w:cs="Times New Roman"/>
-          <w:lang w:val="en-US"/>
-        </w:rPr>
-        <w:t xml:space="preserve">pada </w:t>
-      </w:r>
-      <w:proofErr w:type="spellStart"/>
-      <w:r>
-        <w:rPr>
-          <w:rFonts w:cs="Times New Roman"/>
-          <w:lang w:val="en-US"/>
-        </w:rPr>
-        <w:t>tahun</w:t>
-      </w:r>
-      <w:proofErr w:type="spellEnd"/>
-      <w:r>
-        <w:rPr>
-          <w:rFonts w:cs="Times New Roman"/>
-          <w:lang w:val="en-US"/>
-        </w:rPr>
-        <w:t xml:space="preserve"> </w:t>
+      <w:r>
+        <w:rPr>
+          <w:rFonts w:cs="Times New Roman"/>
+        </w:rPr>
+        <w:t xml:space="preserve">Urone dan Hinrichs </w:t>
+      </w:r>
+      <w:r>
+        <w:rPr>
+          <w:rFonts w:cs="Times New Roman"/>
+          <w:lang w:val="en-US"/>
+        </w:rPr>
+        <w:t xml:space="preserve">pada tahun </w:t>
       </w:r>
       <w:r>
         <w:rPr>
@@ -20280,56 +20325,18 @@
         </w:rPr>
         <w:fldChar w:fldCharType="separate"/>
       </w:r>
-      <w:proofErr w:type="spellStart"/>
-      <w:r>
-        <w:rPr>
-          <w:rFonts w:cs="Times New Roman"/>
-        </w:rPr>
-        <w:t>Urone</w:t>
-      </w:r>
-      <w:proofErr w:type="spellEnd"/>
-      <w:r>
-        <w:rPr>
-          <w:rFonts w:cs="Times New Roman"/>
-        </w:rPr>
-        <w:t xml:space="preserve"> dan </w:t>
-      </w:r>
-      <w:proofErr w:type="spellStart"/>
-      <w:r>
-        <w:rPr>
-          <w:rFonts w:cs="Times New Roman"/>
-        </w:rPr>
-        <w:t>Hinrichs</w:t>
-      </w:r>
-      <w:proofErr w:type="spellEnd"/>
-      <w:r>
-        <w:rPr>
-          <w:rFonts w:cs="Times New Roman"/>
-        </w:rPr>
-        <w:t xml:space="preserve"> </w:t>
-      </w:r>
-      <w:r>
-        <w:rPr>
-          <w:rFonts w:cs="Times New Roman"/>
-          <w:lang w:val="en-US"/>
-        </w:rPr>
-        <w:t xml:space="preserve">pada </w:t>
-      </w:r>
-      <w:proofErr w:type="spellStart"/>
-      <w:r>
-        <w:rPr>
-          <w:rFonts w:cs="Times New Roman"/>
-          <w:lang w:val="en-US"/>
-        </w:rPr>
-        <w:t>tahun</w:t>
-      </w:r>
-      <w:proofErr w:type="spellEnd"/>
-      <w:r>
-        <w:rPr>
-          <w:rFonts w:cs="Times New Roman"/>
-          <w:lang w:val="en-US"/>
-        </w:rPr>
-        <w:t xml:space="preserve"> </w:t>
+      <w:r>
+        <w:rPr>
+          <w:rFonts w:cs="Times New Roman"/>
+        </w:rPr>
+        <w:t xml:space="preserve">Urone dan Hinrichs </w:t>
+      </w:r>
+      <w:r>
+        <w:rPr>
+          <w:rFonts w:cs="Times New Roman"/>
+          <w:lang w:val="en-US"/>
+        </w:rPr>
+        <w:t xml:space="preserve">pada tahun </w:t>
       </w:r>
       <w:r>
         <w:rPr>
@@ -21578,40 +21585,21 @@
         </w:rPr>
         <w:fldChar w:fldCharType="separate"/>
       </w:r>
-      <w:proofErr w:type="spellStart"/>
       <w:r>
         <w:rPr>
           <w:rFonts w:cs="Times New Roman"/>
           <w:szCs w:val="24"/>
         </w:rPr>
-        <w:t>Zupančič</w:t>
-      </w:r>
-      <w:proofErr w:type="spellEnd"/>
+        <w:t xml:space="preserve">Zupančič </w:t>
+      </w:r>
       <w:r>
         <w:rPr>
           <w:rFonts w:cs="Times New Roman"/>
           <w:szCs w:val="24"/>
-        </w:rPr>
-        <w:t xml:space="preserve"> </w:t>
-      </w:r>
-      <w:r>
-        <w:rPr>
-          <w:rFonts w:cs="Times New Roman"/>
-          <w:szCs w:val="24"/>
-          <w:lang w:val="en-US"/>
-        </w:rPr>
-        <w:t xml:space="preserve">pada </w:t>
-      </w:r>
-      <w:proofErr w:type="spellStart"/>
-      <w:r>
-        <w:rPr>
-          <w:rFonts w:cs="Times New Roman"/>
-          <w:szCs w:val="24"/>
-          <w:lang w:val="en-US"/>
-        </w:rPr>
-        <w:t>tahun</w:t>
-      </w:r>
-      <w:proofErr w:type="spellEnd"/>
+          <w:lang w:val="en-US"/>
+        </w:rPr>
+        <w:t>pada tahun</w:t>
+      </w:r>
       <w:r>
         <w:rPr>
           <w:rFonts w:cs="Times New Roman"/>
@@ -24238,42 +24226,18 @@
         </w:rPr>
         <w:fldChar w:fldCharType="separate"/>
       </w:r>
-      <w:proofErr w:type="spellStart"/>
-      <w:r>
-        <w:rPr>
-          <w:rFonts w:cs="Times New Roman"/>
-        </w:rPr>
-        <w:t>Sandvik</w:t>
-      </w:r>
-      <w:proofErr w:type="spellEnd"/>
-      <w:r>
-        <w:rPr>
-          <w:rFonts w:cs="Times New Roman"/>
-        </w:rPr>
-        <w:t xml:space="preserve"> </w:t>
-      </w:r>
-      <w:r>
-        <w:rPr>
-          <w:rFonts w:cs="Times New Roman"/>
-          <w:lang w:val="en-US"/>
-        </w:rPr>
-        <w:t xml:space="preserve">pada </w:t>
-      </w:r>
-      <w:proofErr w:type="spellStart"/>
-      <w:r>
-        <w:rPr>
-          <w:rFonts w:cs="Times New Roman"/>
-          <w:lang w:val="en-US"/>
-        </w:rPr>
-        <w:t>tahun</w:t>
-      </w:r>
-      <w:proofErr w:type="spellEnd"/>
-      <w:r>
-        <w:rPr>
-          <w:rFonts w:cs="Times New Roman"/>
-          <w:lang w:val="en-US"/>
-        </w:rPr>
-        <w:t xml:space="preserve"> </w:t>
+      <w:r>
+        <w:rPr>
+          <w:rFonts w:cs="Times New Roman"/>
+        </w:rPr>
+        <w:t xml:space="preserve">Sandvik </w:t>
+      </w:r>
+      <w:r>
+        <w:rPr>
+          <w:rFonts w:cs="Times New Roman"/>
+          <w:lang w:val="en-US"/>
+        </w:rPr>
+        <w:t xml:space="preserve">pada tahun </w:t>
       </w:r>
       <w:r>
         <w:rPr>
@@ -25393,207 +25357,79 @@
       </w:pPr>
       <w:r>
         <w:rPr>
+          <w:lang w:val="en-US"/>
+        </w:rPr>
+        <w:fldChar w:fldCharType="begin"/>
+      </w:r>
+      <w:r>
+        <w:rPr>
+          <w:lang w:val="en-US"/>
+        </w:rPr>
+        <w:instrText xml:space="preserve"> ADDIN ZOTERO_ITEM CSL_CITATION {"citationID":"qjCT4Bb3","properties":{"formattedCitation":"(\\uc0\\u8220{}General Python FAQ \\uc0\\u8212{} Python 3.14.3 documentation,\\uc0\\u8221{} t.t.)","plainCitation":"(“General Python FAQ — Python 3.14.3 documentation,” t.t.)","noteIndex":0},"citationItems":[{"id":18,"uris":["http://zotero.org/users/19840821/items/DH7S7RTF"],"itemData":{"id":18,"type":"webpage","title":"General Python FAQ — Python 3.14.3 documentation","URL":"https://docs.python.org/3/faq/general.html","accessed":{"date-parts":[["2026",3,2]]}}}],"schema":"https://github.com/citation-style-language/schema/raw/master/csl-citation.json"} </w:instrText>
+      </w:r>
+      <w:r>
+        <w:rPr>
+          <w:lang w:val="en-US"/>
+        </w:rPr>
+        <w:fldChar w:fldCharType="separate"/>
+      </w:r>
+      <w:proofErr w:type="spellStart"/>
+      <w:r>
+        <w:rPr>
+          <w:rFonts w:cs="Times New Roman"/>
+          <w:szCs w:val="24"/>
+          <w:lang w:val="en-US"/>
+        </w:rPr>
+        <w:t>Menurut</w:t>
+      </w:r>
+      <w:proofErr w:type="spellEnd"/>
+      <w:r>
+        <w:rPr>
+          <w:rFonts w:cs="Times New Roman"/>
+          <w:szCs w:val="24"/>
+          <w:lang w:val="en-US"/>
+        </w:rPr>
+        <w:t xml:space="preserve"> </w:t>
+      </w:r>
+      <w:proofErr w:type="spellStart"/>
+      <w:r>
+        <w:rPr>
+          <w:rFonts w:cs="Times New Roman"/>
+          <w:szCs w:val="24"/>
+          <w:lang w:val="en-US"/>
+        </w:rPr>
+        <w:t>laman</w:t>
+      </w:r>
+      <w:proofErr w:type="spellEnd"/>
+      <w:r>
+        <w:rPr>
+          <w:rFonts w:cs="Times New Roman"/>
+          <w:szCs w:val="24"/>
+          <w:lang w:val="en-US"/>
+        </w:rPr>
+        <w:t xml:space="preserve"> </w:t>
+      </w:r>
+      <w:r>
+        <w:rPr>
+          <w:rFonts w:cs="Times New Roman"/>
           <w:i/>
           <w:iCs/>
-          <w:lang w:val="en-US"/>
-        </w:rPr>
-        <w:t xml:space="preserve">Python </w:t>
-      </w:r>
-      <w:proofErr w:type="spellStart"/>
-      <w:r>
-        <w:rPr>
-          <w:lang w:val="en-US"/>
-        </w:rPr>
-        <w:t>adalah</w:t>
-      </w:r>
-      <w:proofErr w:type="spellEnd"/>
-      <w:r>
-        <w:rPr>
-          <w:lang w:val="en-US"/>
-        </w:rPr>
-        <w:t xml:space="preserve"> </w:t>
-      </w:r>
-      <w:proofErr w:type="spellStart"/>
-      <w:r>
-        <w:rPr>
-          <w:lang w:val="en-US"/>
-        </w:rPr>
-        <w:t>bahasa</w:t>
-      </w:r>
-      <w:proofErr w:type="spellEnd"/>
-      <w:r>
-        <w:rPr>
-          <w:lang w:val="en-US"/>
-        </w:rPr>
-        <w:t xml:space="preserve"> </w:t>
-      </w:r>
-      <w:proofErr w:type="spellStart"/>
-      <w:r>
-        <w:rPr>
-          <w:lang w:val="en-US"/>
-        </w:rPr>
-        <w:t>pemrograman</w:t>
-      </w:r>
-      <w:proofErr w:type="spellEnd"/>
-      <w:r>
-        <w:rPr>
-          <w:lang w:val="en-US"/>
-        </w:rPr>
-        <w:t xml:space="preserve"> yang </w:t>
-      </w:r>
-      <w:proofErr w:type="spellStart"/>
-      <w:r>
-        <w:rPr>
-          <w:lang w:val="en-US"/>
-        </w:rPr>
-        <w:t>dijalankan</w:t>
-      </w:r>
-      <w:proofErr w:type="spellEnd"/>
-      <w:r>
-        <w:rPr>
-          <w:lang w:val="en-US"/>
-        </w:rPr>
-        <w:t xml:space="preserve"> </w:t>
-      </w:r>
-      <w:proofErr w:type="spellStart"/>
-      <w:r>
-        <w:rPr>
-          <w:lang w:val="en-US"/>
-        </w:rPr>
-        <w:t>dengan</w:t>
-      </w:r>
-      <w:proofErr w:type="spellEnd"/>
-      <w:r>
-        <w:rPr>
-          <w:lang w:val="en-US"/>
-        </w:rPr>
-        <w:t xml:space="preserve"> </w:t>
-      </w:r>
-      <w:proofErr w:type="spellStart"/>
-      <w:r>
-        <w:rPr>
-          <w:lang w:val="en-US"/>
-        </w:rPr>
-        <w:t>cara</w:t>
-      </w:r>
-      <w:proofErr w:type="spellEnd"/>
-      <w:r>
-        <w:rPr>
-          <w:lang w:val="en-US"/>
-        </w:rPr>
-        <w:t xml:space="preserve"> </w:t>
-      </w:r>
-      <w:proofErr w:type="spellStart"/>
-      <w:r>
-        <w:rPr>
-          <w:lang w:val="en-US"/>
-        </w:rPr>
-        <w:t>intepretasi</w:t>
-      </w:r>
-      <w:proofErr w:type="spellEnd"/>
-      <w:r>
-        <w:rPr>
-          <w:lang w:val="en-US"/>
-        </w:rPr>
-        <w:t xml:space="preserve"> </w:t>
-      </w:r>
-      <w:proofErr w:type="spellStart"/>
-      <w:r>
-        <w:rPr>
-          <w:lang w:val="en-US"/>
-        </w:rPr>
-        <w:t>dimana</w:t>
-      </w:r>
-      <w:proofErr w:type="spellEnd"/>
-      <w:r>
-        <w:rPr>
-          <w:lang w:val="en-US"/>
-        </w:rPr>
-        <w:t xml:space="preserve"> </w:t>
-      </w:r>
-      <w:proofErr w:type="spellStart"/>
-      <w:r>
-        <w:rPr>
-          <w:lang w:val="en-US"/>
-        </w:rPr>
-        <w:t>setiap</w:t>
-      </w:r>
-      <w:proofErr w:type="spellEnd"/>
-      <w:r>
-        <w:rPr>
-          <w:lang w:val="en-US"/>
-        </w:rPr>
-        <w:t xml:space="preserve"> baris </w:t>
-      </w:r>
-      <w:proofErr w:type="spellStart"/>
-      <w:r>
-        <w:rPr>
-          <w:lang w:val="en-US"/>
-        </w:rPr>
-        <w:t>kode</w:t>
-      </w:r>
-      <w:proofErr w:type="spellEnd"/>
-      <w:r>
-        <w:rPr>
-          <w:lang w:val="en-US"/>
-        </w:rPr>
-        <w:t xml:space="preserve"> </w:t>
-      </w:r>
-      <w:proofErr w:type="spellStart"/>
-      <w:r>
-        <w:rPr>
-          <w:lang w:val="en-US"/>
-        </w:rPr>
-        <w:t>dijalankan</w:t>
-      </w:r>
-      <w:proofErr w:type="spellEnd"/>
-      <w:r>
-        <w:rPr>
-          <w:lang w:val="en-US"/>
-        </w:rPr>
-        <w:t xml:space="preserve"> </w:t>
-      </w:r>
-      <w:proofErr w:type="spellStart"/>
-      <w:r>
-        <w:rPr>
-          <w:lang w:val="en-US"/>
-        </w:rPr>
-        <w:t>secaraa</w:t>
-      </w:r>
-      <w:proofErr w:type="spellEnd"/>
-      <w:r>
-        <w:rPr>
-          <w:lang w:val="en-US"/>
-        </w:rPr>
-        <w:t xml:space="preserve"> </w:t>
-      </w:r>
-      <w:proofErr w:type="spellStart"/>
-      <w:r>
-        <w:rPr>
-          <w:lang w:val="en-US"/>
-        </w:rPr>
-        <w:t>urut</w:t>
-      </w:r>
-      <w:proofErr w:type="spellEnd"/>
-      <w:r>
-        <w:rPr>
-          <w:lang w:val="en-US"/>
-        </w:rPr>
-        <w:t xml:space="preserve"> dan </w:t>
-      </w:r>
-      <w:proofErr w:type="spellStart"/>
-      <w:r>
-        <w:rPr>
-          <w:lang w:val="en-US"/>
-        </w:rPr>
-        <w:t>bergantian</w:t>
-      </w:r>
-      <w:proofErr w:type="spellEnd"/>
-      <w:r>
-        <w:rPr>
-          <w:lang w:val="en-US"/>
-        </w:rPr>
-        <w:t xml:space="preserve">. </w:t>
+          <w:szCs w:val="24"/>
+          <w:lang w:val="en-US"/>
+        </w:rPr>
+        <w:t>General Python FAQ</w:t>
+      </w:r>
+      <w:r>
+        <w:rPr>
+          <w:lang w:val="en-US"/>
+        </w:rPr>
+        <w:fldChar w:fldCharType="end"/>
+      </w:r>
+      <w:r>
+        <w:rPr>
+          <w:lang w:val="en-US"/>
+        </w:rPr>
+        <w:t xml:space="preserve">, </w:t>
       </w:r>
       <w:r>
         <w:rPr>
@@ -25608,21 +25444,21 @@
         <w:rPr>
           <w:lang w:val="en-US"/>
         </w:rPr>
-        <w:t>memiliki</w:t>
-      </w:r>
-      <w:proofErr w:type="spellEnd"/>
-      <w:r>
-        <w:rPr>
-          <w:lang w:val="en-US"/>
-        </w:rPr>
-        <w:t xml:space="preserve"> </w:t>
-      </w:r>
-      <w:proofErr w:type="spellStart"/>
-      <w:r>
-        <w:rPr>
-          <w:lang w:val="en-US"/>
-        </w:rPr>
-        <w:t>paradigma</w:t>
+        <w:t>adalah</w:t>
+      </w:r>
+      <w:proofErr w:type="spellEnd"/>
+      <w:r>
+        <w:rPr>
+          <w:lang w:val="en-US"/>
+        </w:rPr>
+        <w:t xml:space="preserve"> </w:t>
+      </w:r>
+      <w:proofErr w:type="spellStart"/>
+      <w:r>
+        <w:rPr>
+          <w:lang w:val="en-US"/>
+        </w:rPr>
+        <w:t>bahasa</w:t>
       </w:r>
       <w:proofErr w:type="spellEnd"/>
       <w:r>
@@ -25643,147 +25479,161 @@
         <w:rPr>
           <w:lang w:val="en-US"/>
         </w:rPr>
-        <w:t xml:space="preserve"> </w:t>
-      </w:r>
-      <w:proofErr w:type="spellStart"/>
-      <w:r>
-        <w:rPr>
-          <w:lang w:val="en-US"/>
-        </w:rPr>
-        <w:t>campuran</w:t>
-      </w:r>
-      <w:proofErr w:type="spellEnd"/>
-      <w:r>
-        <w:rPr>
-          <w:lang w:val="en-US"/>
-        </w:rPr>
-        <w:t xml:space="preserve"> </w:t>
-      </w:r>
-      <w:proofErr w:type="spellStart"/>
-      <w:r>
-        <w:rPr>
-          <w:lang w:val="en-US"/>
-        </w:rPr>
-        <w:t>jadi</w:t>
-      </w:r>
-      <w:proofErr w:type="spellEnd"/>
-      <w:r>
-        <w:rPr>
-          <w:lang w:val="en-US"/>
-        </w:rPr>
-        <w:t xml:space="preserve"> </w:t>
-      </w:r>
-      <w:proofErr w:type="spellStart"/>
-      <w:r>
-        <w:rPr>
-          <w:lang w:val="en-US"/>
-        </w:rPr>
-        <w:t>bisa</w:t>
-      </w:r>
-      <w:proofErr w:type="spellEnd"/>
-      <w:r>
-        <w:rPr>
-          <w:lang w:val="en-US"/>
-        </w:rPr>
-        <w:t xml:space="preserve"> </w:t>
-      </w:r>
-      <w:proofErr w:type="spellStart"/>
-      <w:r>
-        <w:rPr>
-          <w:lang w:val="en-US"/>
-        </w:rPr>
-        <w:t>digunakan</w:t>
-      </w:r>
-      <w:proofErr w:type="spellEnd"/>
-      <w:r>
-        <w:rPr>
-          <w:lang w:val="en-US"/>
-        </w:rPr>
-        <w:t xml:space="preserve"> </w:t>
-      </w:r>
-      <w:proofErr w:type="spellStart"/>
-      <w:r>
-        <w:rPr>
-          <w:lang w:val="en-US"/>
-        </w:rPr>
-        <w:t>seperti</w:t>
-      </w:r>
-      <w:proofErr w:type="spellEnd"/>
-      <w:r>
-        <w:rPr>
-          <w:lang w:val="en-US"/>
-        </w:rPr>
-        <w:t xml:space="preserve"> </w:t>
-      </w:r>
-      <w:proofErr w:type="spellStart"/>
-      <w:r>
-        <w:rPr>
-          <w:lang w:val="en-US"/>
-        </w:rPr>
-        <w:t>bahasa</w:t>
-      </w:r>
-      <w:proofErr w:type="spellEnd"/>
-      <w:r>
-        <w:rPr>
-          <w:lang w:val="en-US"/>
-        </w:rPr>
-        <w:t xml:space="preserve"> </w:t>
-      </w:r>
-      <w:proofErr w:type="spellStart"/>
-      <w:r>
-        <w:rPr>
-          <w:lang w:val="en-US"/>
-        </w:rPr>
-        <w:t>pemrograman</w:t>
-      </w:r>
-      <w:proofErr w:type="spellEnd"/>
-      <w:r>
-        <w:rPr>
-          <w:lang w:val="en-US"/>
-        </w:rPr>
-        <w:t xml:space="preserve"> </w:t>
-      </w:r>
-      <w:proofErr w:type="spellStart"/>
-      <w:r>
-        <w:rPr>
-          <w:lang w:val="en-US"/>
-        </w:rPr>
-        <w:t>fungsional</w:t>
-      </w:r>
-      <w:proofErr w:type="spellEnd"/>
-      <w:r>
-        <w:rPr>
-          <w:lang w:val="en-US"/>
-        </w:rPr>
-        <w:t xml:space="preserve">, </w:t>
-      </w:r>
-      <w:proofErr w:type="spellStart"/>
-      <w:r>
-        <w:rPr>
-          <w:lang w:val="en-US"/>
-        </w:rPr>
-        <w:t>prosedural</w:t>
-      </w:r>
-      <w:proofErr w:type="spellEnd"/>
-      <w:r>
-        <w:rPr>
-          <w:lang w:val="en-US"/>
-        </w:rPr>
-        <w:t xml:space="preserve">, </w:t>
-      </w:r>
-      <w:proofErr w:type="spellStart"/>
-      <w:r>
-        <w:rPr>
-          <w:lang w:val="en-US"/>
-        </w:rPr>
-        <w:t>maupun</w:t>
-      </w:r>
-      <w:proofErr w:type="spellEnd"/>
-      <w:r>
-        <w:rPr>
-          <w:lang w:val="en-US"/>
-        </w:rPr>
-        <w:t xml:space="preserve"> </w:t>
+        <w:t xml:space="preserve"> yang </w:t>
+      </w:r>
+      <w:proofErr w:type="spellStart"/>
+      <w:r>
+        <w:rPr>
+          <w:lang w:val="en-US"/>
+        </w:rPr>
+        <w:t>dijalankan</w:t>
+      </w:r>
+      <w:proofErr w:type="spellEnd"/>
+      <w:r>
+        <w:rPr>
+          <w:lang w:val="en-US"/>
+        </w:rPr>
+        <w:t xml:space="preserve"> </w:t>
+      </w:r>
+      <w:proofErr w:type="spellStart"/>
+      <w:r>
+        <w:rPr>
+          <w:lang w:val="en-US"/>
+        </w:rPr>
+        <w:t>dengan</w:t>
+      </w:r>
+      <w:proofErr w:type="spellEnd"/>
+      <w:r>
+        <w:rPr>
+          <w:lang w:val="en-US"/>
+        </w:rPr>
+        <w:t xml:space="preserve"> </w:t>
+      </w:r>
+      <w:proofErr w:type="spellStart"/>
+      <w:r>
+        <w:rPr>
+          <w:lang w:val="en-US"/>
+        </w:rPr>
+        <w:t>cara</w:t>
+      </w:r>
+      <w:proofErr w:type="spellEnd"/>
+      <w:r>
+        <w:rPr>
+          <w:lang w:val="en-US"/>
+        </w:rPr>
+        <w:t xml:space="preserve"> </w:t>
+      </w:r>
+      <w:proofErr w:type="spellStart"/>
+      <w:r>
+        <w:rPr>
+          <w:lang w:val="en-US"/>
+        </w:rPr>
+        <w:t>intepretasi</w:t>
+      </w:r>
+      <w:proofErr w:type="spellEnd"/>
+      <w:r>
+        <w:rPr>
+          <w:lang w:val="en-US"/>
+        </w:rPr>
+        <w:t xml:space="preserve"> </w:t>
+      </w:r>
+      <w:proofErr w:type="spellStart"/>
+      <w:r>
+        <w:rPr>
+          <w:lang w:val="en-US"/>
+        </w:rPr>
+        <w:t>dimana</w:t>
+      </w:r>
+      <w:proofErr w:type="spellEnd"/>
+      <w:r>
+        <w:rPr>
+          <w:lang w:val="en-US"/>
+        </w:rPr>
+        <w:t xml:space="preserve"> </w:t>
+      </w:r>
+      <w:proofErr w:type="spellStart"/>
+      <w:r>
+        <w:rPr>
+          <w:lang w:val="en-US"/>
+        </w:rPr>
+        <w:t>setiap</w:t>
+      </w:r>
+      <w:proofErr w:type="spellEnd"/>
+      <w:r>
+        <w:rPr>
+          <w:lang w:val="en-US"/>
+        </w:rPr>
+        <w:t xml:space="preserve"> baris </w:t>
+      </w:r>
+      <w:proofErr w:type="spellStart"/>
+      <w:r>
+        <w:rPr>
+          <w:lang w:val="en-US"/>
+        </w:rPr>
+        <w:t>kode</w:t>
+      </w:r>
+      <w:proofErr w:type="spellEnd"/>
+      <w:r>
+        <w:rPr>
+          <w:lang w:val="en-US"/>
+        </w:rPr>
+        <w:t xml:space="preserve"> </w:t>
+      </w:r>
+      <w:proofErr w:type="spellStart"/>
+      <w:r>
+        <w:rPr>
+          <w:lang w:val="en-US"/>
+        </w:rPr>
+        <w:t>dijalankan</w:t>
+      </w:r>
+      <w:proofErr w:type="spellEnd"/>
+      <w:r>
+        <w:rPr>
+          <w:lang w:val="en-US"/>
+        </w:rPr>
+        <w:t xml:space="preserve"> </w:t>
+      </w:r>
+      <w:proofErr w:type="spellStart"/>
+      <w:r>
+        <w:rPr>
+          <w:lang w:val="en-US"/>
+        </w:rPr>
+        <w:t>secaraa</w:t>
+      </w:r>
+      <w:proofErr w:type="spellEnd"/>
+      <w:r>
+        <w:rPr>
+          <w:lang w:val="en-US"/>
+        </w:rPr>
+        <w:t xml:space="preserve"> </w:t>
+      </w:r>
+      <w:proofErr w:type="spellStart"/>
+      <w:r>
+        <w:rPr>
+          <w:lang w:val="en-US"/>
+        </w:rPr>
+        <w:t>urut</w:t>
+      </w:r>
+      <w:proofErr w:type="spellEnd"/>
+      <w:r>
+        <w:rPr>
+          <w:lang w:val="en-US"/>
+        </w:rPr>
+        <w:t xml:space="preserve"> dan </w:t>
+      </w:r>
+      <w:proofErr w:type="spellStart"/>
+      <w:r>
+        <w:rPr>
+          <w:lang w:val="en-US"/>
+        </w:rPr>
+        <w:t>bergantian</w:t>
+      </w:r>
+      <w:proofErr w:type="spellEnd"/>
+      <w:r>
+        <w:rPr>
+          <w:lang w:val="en-US"/>
+        </w:rPr>
+        <w:t xml:space="preserve">. </w:t>
       </w:r>
       <w:r>
         <w:rPr>
@@ -25791,13 +25641,35 @@
           <w:iCs/>
           <w:lang w:val="en-US"/>
         </w:rPr>
-        <w:t>object oriented</w:t>
-      </w:r>
-      <w:r>
-        <w:rPr>
-          <w:lang w:val="en-US"/>
-        </w:rPr>
-        <w:t xml:space="preserve">. Bahasa </w:t>
+        <w:t xml:space="preserve">Python </w:t>
+      </w:r>
+      <w:proofErr w:type="spellStart"/>
+      <w:r>
+        <w:rPr>
+          <w:lang w:val="en-US"/>
+        </w:rPr>
+        <w:t>memiliki</w:t>
+      </w:r>
+      <w:proofErr w:type="spellEnd"/>
+      <w:r>
+        <w:rPr>
+          <w:lang w:val="en-US"/>
+        </w:rPr>
+        <w:t xml:space="preserve"> </w:t>
+      </w:r>
+      <w:proofErr w:type="spellStart"/>
+      <w:r>
+        <w:rPr>
+          <w:lang w:val="en-US"/>
+        </w:rPr>
+        <w:t>paradigma</w:t>
+      </w:r>
+      <w:proofErr w:type="spellEnd"/>
+      <w:r>
+        <w:rPr>
+          <w:lang w:val="en-US"/>
+        </w:rPr>
+        <w:t xml:space="preserve"> </w:t>
       </w:r>
       <w:proofErr w:type="spellStart"/>
       <w:r>
@@ -25818,147 +25690,35 @@
         <w:rPr>
           <w:lang w:val="en-US"/>
         </w:rPr>
-        <w:t>ini</w:t>
-      </w:r>
-      <w:proofErr w:type="spellEnd"/>
-      <w:r>
-        <w:rPr>
-          <w:lang w:val="en-US"/>
-        </w:rPr>
-        <w:t xml:space="preserve"> </w:t>
-      </w:r>
-      <w:proofErr w:type="spellStart"/>
-      <w:r>
-        <w:rPr>
-          <w:lang w:val="en-US"/>
-        </w:rPr>
-        <w:t>memiliki</w:t>
-      </w:r>
-      <w:proofErr w:type="spellEnd"/>
-      <w:r>
-        <w:rPr>
-          <w:lang w:val="en-US"/>
-        </w:rPr>
-        <w:t xml:space="preserve"> </w:t>
-      </w:r>
-      <w:proofErr w:type="spellStart"/>
-      <w:r>
-        <w:rPr>
-          <w:lang w:val="en-US"/>
-        </w:rPr>
-        <w:t>tipe</w:t>
-      </w:r>
-      <w:proofErr w:type="spellEnd"/>
-      <w:r>
-        <w:rPr>
-          <w:lang w:val="en-US"/>
-        </w:rPr>
-        <w:t xml:space="preserve"> data </w:t>
-      </w:r>
-      <w:proofErr w:type="spellStart"/>
-      <w:r>
-        <w:rPr>
-          <w:lang w:val="en-US"/>
-        </w:rPr>
-        <w:t>dinamis</w:t>
-      </w:r>
-      <w:proofErr w:type="spellEnd"/>
-      <w:r>
-        <w:rPr>
-          <w:lang w:val="en-US"/>
-        </w:rPr>
-        <w:t xml:space="preserve"> </w:t>
-      </w:r>
-      <w:proofErr w:type="spellStart"/>
-      <w:r>
-        <w:rPr>
-          <w:lang w:val="en-US"/>
-        </w:rPr>
-        <w:t>sehingga</w:t>
-      </w:r>
-      <w:proofErr w:type="spellEnd"/>
-      <w:r>
-        <w:rPr>
-          <w:lang w:val="en-US"/>
-        </w:rPr>
-        <w:t xml:space="preserve"> </w:t>
-      </w:r>
-      <w:proofErr w:type="spellStart"/>
-      <w:r>
-        <w:rPr>
-          <w:lang w:val="en-US"/>
-        </w:rPr>
-        <w:t>tidak</w:t>
-      </w:r>
-      <w:proofErr w:type="spellEnd"/>
-      <w:r>
-        <w:rPr>
-          <w:lang w:val="en-US"/>
-        </w:rPr>
-        <w:t xml:space="preserve"> </w:t>
-      </w:r>
-      <w:proofErr w:type="spellStart"/>
-      <w:r>
-        <w:rPr>
-          <w:lang w:val="en-US"/>
-        </w:rPr>
-        <w:t>perlu</w:t>
-      </w:r>
-      <w:proofErr w:type="spellEnd"/>
-      <w:r>
-        <w:rPr>
-          <w:lang w:val="en-US"/>
-        </w:rPr>
-        <w:t xml:space="preserve"> </w:t>
-      </w:r>
-      <w:proofErr w:type="spellStart"/>
-      <w:r>
-        <w:rPr>
-          <w:lang w:val="en-US"/>
-        </w:rPr>
-        <w:t>menyatakan</w:t>
-      </w:r>
-      <w:proofErr w:type="spellEnd"/>
-      <w:r>
-        <w:rPr>
-          <w:lang w:val="en-US"/>
-        </w:rPr>
-        <w:t xml:space="preserve"> </w:t>
-      </w:r>
-      <w:proofErr w:type="spellStart"/>
-      <w:r>
-        <w:rPr>
-          <w:lang w:val="en-US"/>
-        </w:rPr>
-        <w:t>tipe</w:t>
-      </w:r>
-      <w:proofErr w:type="spellEnd"/>
-      <w:r>
-        <w:rPr>
-          <w:lang w:val="en-US"/>
-        </w:rPr>
-        <w:t xml:space="preserve"> data </w:t>
-      </w:r>
-      <w:proofErr w:type="spellStart"/>
-      <w:r>
-        <w:rPr>
-          <w:lang w:val="en-US"/>
-        </w:rPr>
-        <w:t>apa</w:t>
-      </w:r>
-      <w:proofErr w:type="spellEnd"/>
-      <w:r>
-        <w:rPr>
-          <w:lang w:val="en-US"/>
-        </w:rPr>
-        <w:t xml:space="preserve"> yang </w:t>
-      </w:r>
-      <w:proofErr w:type="spellStart"/>
-      <w:r>
-        <w:rPr>
-          <w:lang w:val="en-US"/>
-        </w:rPr>
-        <w:t>akan</w:t>
+        <w:t>campuran</w:t>
+      </w:r>
+      <w:proofErr w:type="spellEnd"/>
+      <w:r>
+        <w:rPr>
+          <w:lang w:val="en-US"/>
+        </w:rPr>
+        <w:t xml:space="preserve"> </w:t>
+      </w:r>
+      <w:proofErr w:type="spellStart"/>
+      <w:r>
+        <w:rPr>
+          <w:lang w:val="en-US"/>
+        </w:rPr>
+        <w:t>jadi</w:t>
+      </w:r>
+      <w:proofErr w:type="spellEnd"/>
+      <w:r>
+        <w:rPr>
+          <w:lang w:val="en-US"/>
+        </w:rPr>
+        <w:t xml:space="preserve"> </w:t>
+      </w:r>
+      <w:proofErr w:type="spellStart"/>
+      <w:r>
+        <w:rPr>
+          <w:lang w:val="en-US"/>
+        </w:rPr>
+        <w:t>bisa</w:t>
       </w:r>
       <w:proofErr w:type="spellEnd"/>
       <w:r>
@@ -25986,28 +25746,84 @@
         <w:rPr>
           <w:lang w:val="en-US"/>
         </w:rPr>
-        <w:t>saat</w:t>
-      </w:r>
-      <w:proofErr w:type="spellEnd"/>
-      <w:r>
-        <w:rPr>
-          <w:lang w:val="en-US"/>
-        </w:rPr>
-        <w:t xml:space="preserve"> </w:t>
-      </w:r>
-      <w:proofErr w:type="spellStart"/>
-      <w:r>
-        <w:rPr>
-          <w:lang w:val="en-US"/>
-        </w:rPr>
-        <w:t>menginisialisasi</w:t>
-      </w:r>
-      <w:proofErr w:type="spellEnd"/>
-      <w:r>
-        <w:rPr>
-          <w:lang w:val="en-US"/>
-        </w:rPr>
-        <w:t xml:space="preserve"> variable. </w:t>
+        <w:t>seperti</w:t>
+      </w:r>
+      <w:proofErr w:type="spellEnd"/>
+      <w:r>
+        <w:rPr>
+          <w:lang w:val="en-US"/>
+        </w:rPr>
+        <w:t xml:space="preserve"> </w:t>
+      </w:r>
+      <w:proofErr w:type="spellStart"/>
+      <w:r>
+        <w:rPr>
+          <w:lang w:val="en-US"/>
+        </w:rPr>
+        <w:t>bahasa</w:t>
+      </w:r>
+      <w:proofErr w:type="spellEnd"/>
+      <w:r>
+        <w:rPr>
+          <w:lang w:val="en-US"/>
+        </w:rPr>
+        <w:t xml:space="preserve"> </w:t>
+      </w:r>
+      <w:proofErr w:type="spellStart"/>
+      <w:r>
+        <w:rPr>
+          <w:lang w:val="en-US"/>
+        </w:rPr>
+        <w:t>pemrograman</w:t>
+      </w:r>
+      <w:proofErr w:type="spellEnd"/>
+      <w:r>
+        <w:rPr>
+          <w:lang w:val="en-US"/>
+        </w:rPr>
+        <w:t xml:space="preserve"> </w:t>
+      </w:r>
+      <w:proofErr w:type="spellStart"/>
+      <w:r>
+        <w:rPr>
+          <w:lang w:val="en-US"/>
+        </w:rPr>
+        <w:t>fungsional</w:t>
+      </w:r>
+      <w:proofErr w:type="spellEnd"/>
+      <w:r>
+        <w:rPr>
+          <w:lang w:val="en-US"/>
+        </w:rPr>
+        <w:t xml:space="preserve">, </w:t>
+      </w:r>
+      <w:proofErr w:type="spellStart"/>
+      <w:r>
+        <w:rPr>
+          <w:lang w:val="en-US"/>
+        </w:rPr>
+        <w:t>prosedural</w:t>
+      </w:r>
+      <w:proofErr w:type="spellEnd"/>
+      <w:r>
+        <w:rPr>
+          <w:lang w:val="en-US"/>
+        </w:rPr>
+        <w:t xml:space="preserve">, </w:t>
+      </w:r>
+      <w:proofErr w:type="spellStart"/>
+      <w:r>
+        <w:rPr>
+          <w:lang w:val="en-US"/>
+        </w:rPr>
+        <w:t>maupun</w:t>
+      </w:r>
+      <w:proofErr w:type="spellEnd"/>
+      <w:r>
+        <w:rPr>
+          <w:lang w:val="en-US"/>
+        </w:rPr>
+        <w:t xml:space="preserve"> </w:t>
       </w:r>
       <w:r>
         <w:rPr>
@@ -26015,7 +25831,41 @@
           <w:iCs/>
           <w:lang w:val="en-US"/>
         </w:rPr>
-        <w:t xml:space="preserve">Python </w:t>
+        <w:t>object oriented</w:t>
+      </w:r>
+      <w:r>
+        <w:rPr>
+          <w:lang w:val="en-US"/>
+        </w:rPr>
+        <w:t xml:space="preserve">. Bahasa </w:t>
+      </w:r>
+      <w:proofErr w:type="spellStart"/>
+      <w:r>
+        <w:rPr>
+          <w:lang w:val="en-US"/>
+        </w:rPr>
+        <w:t>pemrograman</w:t>
+      </w:r>
+      <w:proofErr w:type="spellEnd"/>
+      <w:r>
+        <w:rPr>
+          <w:lang w:val="en-US"/>
+        </w:rPr>
+        <w:t xml:space="preserve"> </w:t>
+      </w:r>
+      <w:proofErr w:type="spellStart"/>
+      <w:r>
+        <w:rPr>
+          <w:lang w:val="en-US"/>
+        </w:rPr>
+        <w:t>ini</w:t>
+      </w:r>
+      <w:proofErr w:type="spellEnd"/>
+      <w:r>
+        <w:rPr>
+          <w:lang w:val="en-US"/>
+        </w:rPr>
+        <w:t xml:space="preserve"> </w:t>
       </w:r>
       <w:proofErr w:type="spellStart"/>
       <w:r>
@@ -26036,35 +25886,21 @@
         <w:rPr>
           <w:lang w:val="en-US"/>
         </w:rPr>
-        <w:t>jumlah</w:t>
-      </w:r>
-      <w:proofErr w:type="spellEnd"/>
-      <w:r>
-        <w:rPr>
-          <w:lang w:val="en-US"/>
-        </w:rPr>
-        <w:t xml:space="preserve"> </w:t>
-      </w:r>
-      <w:proofErr w:type="spellStart"/>
-      <w:r>
-        <w:rPr>
-          <w:lang w:val="en-US"/>
-        </w:rPr>
-        <w:t>pengguna</w:t>
-      </w:r>
-      <w:proofErr w:type="spellEnd"/>
-      <w:r>
-        <w:rPr>
-          <w:lang w:val="en-US"/>
-        </w:rPr>
-        <w:t xml:space="preserve"> yang sangat </w:t>
-      </w:r>
-      <w:proofErr w:type="spellStart"/>
-      <w:r>
-        <w:rPr>
-          <w:lang w:val="en-US"/>
-        </w:rPr>
-        <w:t>besar</w:t>
+        <w:t>tipe</w:t>
+      </w:r>
+      <w:proofErr w:type="spellEnd"/>
+      <w:r>
+        <w:rPr>
+          <w:lang w:val="en-US"/>
+        </w:rPr>
+        <w:t xml:space="preserve"> data </w:t>
+      </w:r>
+      <w:proofErr w:type="spellStart"/>
+      <w:r>
+        <w:rPr>
+          <w:lang w:val="en-US"/>
+        </w:rPr>
+        <w:t>dinamis</w:t>
       </w:r>
       <w:proofErr w:type="spellEnd"/>
       <w:r>
@@ -26092,28 +25928,126 @@
         <w:rPr>
           <w:lang w:val="en-US"/>
         </w:rPr>
-        <w:t>ada</w:t>
-      </w:r>
-      <w:proofErr w:type="spellEnd"/>
-      <w:r>
-        <w:rPr>
-          <w:lang w:val="en-US"/>
-        </w:rPr>
-        <w:t xml:space="preserve"> </w:t>
-      </w:r>
-      <w:proofErr w:type="spellStart"/>
-      <w:r>
-        <w:rPr>
-          <w:lang w:val="en-US"/>
-        </w:rPr>
-        <w:t>banyak</w:t>
-      </w:r>
-      <w:proofErr w:type="spellEnd"/>
-      <w:r>
-        <w:rPr>
-          <w:lang w:val="en-US"/>
-        </w:rPr>
-        <w:t xml:space="preserve"> </w:t>
+        <w:t>tidak</w:t>
+      </w:r>
+      <w:proofErr w:type="spellEnd"/>
+      <w:r>
+        <w:rPr>
+          <w:lang w:val="en-US"/>
+        </w:rPr>
+        <w:t xml:space="preserve"> </w:t>
+      </w:r>
+      <w:proofErr w:type="spellStart"/>
+      <w:r>
+        <w:rPr>
+          <w:lang w:val="en-US"/>
+        </w:rPr>
+        <w:t>perlu</w:t>
+      </w:r>
+      <w:proofErr w:type="spellEnd"/>
+      <w:r>
+        <w:rPr>
+          <w:lang w:val="en-US"/>
+        </w:rPr>
+        <w:t xml:space="preserve"> </w:t>
+      </w:r>
+      <w:proofErr w:type="spellStart"/>
+      <w:r>
+        <w:rPr>
+          <w:lang w:val="en-US"/>
+        </w:rPr>
+        <w:t>menyatakan</w:t>
+      </w:r>
+      <w:proofErr w:type="spellEnd"/>
+      <w:r>
+        <w:rPr>
+          <w:lang w:val="en-US"/>
+        </w:rPr>
+        <w:t xml:space="preserve"> </w:t>
+      </w:r>
+      <w:proofErr w:type="spellStart"/>
+      <w:r>
+        <w:rPr>
+          <w:lang w:val="en-US"/>
+        </w:rPr>
+        <w:t>tipe</w:t>
+      </w:r>
+      <w:proofErr w:type="spellEnd"/>
+      <w:r>
+        <w:rPr>
+          <w:lang w:val="en-US"/>
+        </w:rPr>
+        <w:t xml:space="preserve"> data </w:t>
+      </w:r>
+      <w:proofErr w:type="spellStart"/>
+      <w:r>
+        <w:rPr>
+          <w:lang w:val="en-US"/>
+        </w:rPr>
+        <w:t>apa</w:t>
+      </w:r>
+      <w:proofErr w:type="spellEnd"/>
+      <w:r>
+        <w:rPr>
+          <w:lang w:val="en-US"/>
+        </w:rPr>
+        <w:t xml:space="preserve"> yang </w:t>
+      </w:r>
+      <w:proofErr w:type="spellStart"/>
+      <w:r>
+        <w:rPr>
+          <w:lang w:val="en-US"/>
+        </w:rPr>
+        <w:t>akan</w:t>
+      </w:r>
+      <w:proofErr w:type="spellEnd"/>
+      <w:r>
+        <w:rPr>
+          <w:lang w:val="en-US"/>
+        </w:rPr>
+        <w:t xml:space="preserve"> </w:t>
+      </w:r>
+      <w:proofErr w:type="spellStart"/>
+      <w:r>
+        <w:rPr>
+          <w:lang w:val="en-US"/>
+        </w:rPr>
+        <w:t>digunakan</w:t>
+      </w:r>
+      <w:proofErr w:type="spellEnd"/>
+      <w:r>
+        <w:rPr>
+          <w:lang w:val="en-US"/>
+        </w:rPr>
+        <w:t xml:space="preserve"> </w:t>
+      </w:r>
+      <w:proofErr w:type="spellStart"/>
+      <w:r>
+        <w:rPr>
+          <w:lang w:val="en-US"/>
+        </w:rPr>
+        <w:t>saat</w:t>
+      </w:r>
+      <w:proofErr w:type="spellEnd"/>
+      <w:r>
+        <w:rPr>
+          <w:lang w:val="en-US"/>
+        </w:rPr>
+        <w:t xml:space="preserve"> </w:t>
+      </w:r>
+      <w:proofErr w:type="spellStart"/>
+      <w:r>
+        <w:rPr>
+          <w:lang w:val="en-US"/>
+        </w:rPr>
+        <w:t>menginisialisasi</w:t>
+      </w:r>
+      <w:proofErr w:type="spellEnd"/>
+      <w:r>
+        <w:rPr>
+          <w:lang w:val="en-US"/>
+        </w:rPr>
+        <w:t xml:space="preserve"> variable. </w:t>
       </w:r>
       <w:r>
         <w:rPr>
@@ -26121,49 +26055,105 @@
           <w:iCs/>
           <w:lang w:val="en-US"/>
         </w:rPr>
-        <w:t xml:space="preserve">library </w:t>
-      </w:r>
-      <w:proofErr w:type="spellStart"/>
-      <w:r>
-        <w:rPr>
-          <w:lang w:val="en-US"/>
-        </w:rPr>
-        <w:t>pendukung</w:t>
-      </w:r>
-      <w:proofErr w:type="spellEnd"/>
-      <w:r>
-        <w:rPr>
-          <w:lang w:val="en-US"/>
-        </w:rPr>
-        <w:t xml:space="preserve"> yang </w:t>
-      </w:r>
-      <w:proofErr w:type="spellStart"/>
-      <w:r>
-        <w:rPr>
-          <w:lang w:val="en-US"/>
-        </w:rPr>
-        <w:t>bisa</w:t>
-      </w:r>
-      <w:proofErr w:type="spellEnd"/>
-      <w:r>
-        <w:rPr>
-          <w:lang w:val="en-US"/>
-        </w:rPr>
-        <w:t xml:space="preserve"> </w:t>
-      </w:r>
-      <w:proofErr w:type="spellStart"/>
-      <w:r>
-        <w:rPr>
-          <w:lang w:val="en-US"/>
-        </w:rPr>
-        <w:t>digunakan</w:t>
-      </w:r>
-      <w:proofErr w:type="spellEnd"/>
-      <w:r>
-        <w:rPr>
-          <w:lang w:val="en-US"/>
-        </w:rPr>
-        <w:t xml:space="preserve">. </w:t>
+        <w:t xml:space="preserve">Python </w:t>
+      </w:r>
+      <w:proofErr w:type="spellStart"/>
+      <w:r>
+        <w:rPr>
+          <w:lang w:val="en-US"/>
+        </w:rPr>
+        <w:t>memiliki</w:t>
+      </w:r>
+      <w:proofErr w:type="spellEnd"/>
+      <w:r>
+        <w:rPr>
+          <w:lang w:val="en-US"/>
+        </w:rPr>
+        <w:t xml:space="preserve"> </w:t>
+      </w:r>
+      <w:proofErr w:type="spellStart"/>
+      <w:r>
+        <w:rPr>
+          <w:lang w:val="en-US"/>
+        </w:rPr>
+        <w:t>jumlah</w:t>
+      </w:r>
+      <w:proofErr w:type="spellEnd"/>
+      <w:r>
+        <w:rPr>
+          <w:lang w:val="en-US"/>
+        </w:rPr>
+        <w:t xml:space="preserve"> </w:t>
+      </w:r>
+      <w:proofErr w:type="spellStart"/>
+      <w:r>
+        <w:rPr>
+          <w:lang w:val="en-US"/>
+        </w:rPr>
+        <w:t>pengguna</w:t>
+      </w:r>
+      <w:proofErr w:type="spellEnd"/>
+      <w:r>
+        <w:rPr>
+          <w:lang w:val="en-US"/>
+        </w:rPr>
+        <w:t xml:space="preserve"> yang sangat </w:t>
+      </w:r>
+      <w:proofErr w:type="spellStart"/>
+      <w:r>
+        <w:rPr>
+          <w:lang w:val="en-US"/>
+        </w:rPr>
+        <w:t>besar</w:t>
+      </w:r>
+      <w:proofErr w:type="spellEnd"/>
+      <w:r>
+        <w:rPr>
+          <w:lang w:val="en-US"/>
+        </w:rPr>
+        <w:t xml:space="preserve"> </w:t>
+      </w:r>
+      <w:proofErr w:type="spellStart"/>
+      <w:r>
+        <w:rPr>
+          <w:lang w:val="en-US"/>
+        </w:rPr>
+        <w:t>sehingga</w:t>
+      </w:r>
+      <w:proofErr w:type="spellEnd"/>
+      <w:r>
+        <w:rPr>
+          <w:lang w:val="en-US"/>
+        </w:rPr>
+        <w:t xml:space="preserve"> </w:t>
+      </w:r>
+      <w:proofErr w:type="spellStart"/>
+      <w:r>
+        <w:rPr>
+          <w:lang w:val="en-US"/>
+        </w:rPr>
+        <w:t>ada</w:t>
+      </w:r>
+      <w:proofErr w:type="spellEnd"/>
+      <w:r>
+        <w:rPr>
+          <w:lang w:val="en-US"/>
+        </w:rPr>
+        <w:t xml:space="preserve"> </w:t>
+      </w:r>
+      <w:proofErr w:type="spellStart"/>
+      <w:r>
+        <w:rPr>
+          <w:lang w:val="en-US"/>
+        </w:rPr>
+        <w:t>banyak</w:t>
+      </w:r>
+      <w:proofErr w:type="spellEnd"/>
+      <w:r>
+        <w:rPr>
+          <w:lang w:val="en-US"/>
+        </w:rPr>
+        <w:t xml:space="preserve"> </w:t>
       </w:r>
       <w:r>
         <w:rPr>
@@ -26171,77 +26161,49 @@
           <w:iCs/>
           <w:lang w:val="en-US"/>
         </w:rPr>
-        <w:t xml:space="preserve">Python </w:t>
-      </w:r>
-      <w:proofErr w:type="spellStart"/>
-      <w:r>
-        <w:rPr>
-          <w:lang w:val="en-US"/>
-        </w:rPr>
-        <w:t>dapat</w:t>
-      </w:r>
-      <w:proofErr w:type="spellEnd"/>
-      <w:r>
-        <w:rPr>
-          <w:lang w:val="en-US"/>
-        </w:rPr>
-        <w:t xml:space="preserve"> </w:t>
-      </w:r>
-      <w:proofErr w:type="spellStart"/>
-      <w:r>
-        <w:rPr>
-          <w:lang w:val="en-US"/>
-        </w:rPr>
-        <w:t>dijalankan</w:t>
-      </w:r>
-      <w:proofErr w:type="spellEnd"/>
-      <w:r>
-        <w:rPr>
-          <w:lang w:val="en-US"/>
-        </w:rPr>
-        <w:t xml:space="preserve"> di </w:t>
-      </w:r>
-      <w:proofErr w:type="spellStart"/>
-      <w:r>
-        <w:rPr>
-          <w:lang w:val="en-US"/>
-        </w:rPr>
-        <w:t>berbagai</w:t>
-      </w:r>
-      <w:proofErr w:type="spellEnd"/>
-      <w:r>
-        <w:rPr>
-          <w:lang w:val="en-US"/>
-        </w:rPr>
-        <w:t xml:space="preserve"> </w:t>
-      </w:r>
-      <w:proofErr w:type="spellStart"/>
-      <w:r>
-        <w:rPr>
-          <w:lang w:val="en-US"/>
-        </w:rPr>
-        <w:t>perangkat</w:t>
-      </w:r>
-      <w:proofErr w:type="spellEnd"/>
-      <w:r>
-        <w:rPr>
-          <w:lang w:val="en-US"/>
-        </w:rPr>
-        <w:t xml:space="preserve"> </w:t>
-      </w:r>
-      <w:proofErr w:type="spellStart"/>
-      <w:r>
-        <w:rPr>
-          <w:lang w:val="en-US"/>
-        </w:rPr>
-        <w:t>seperti</w:t>
-      </w:r>
-      <w:proofErr w:type="spellEnd"/>
-      <w:r>
-        <w:rPr>
-          <w:lang w:val="en-US"/>
-        </w:rPr>
-        <w:t xml:space="preserve"> </w:t>
+        <w:t xml:space="preserve">library </w:t>
+      </w:r>
+      <w:proofErr w:type="spellStart"/>
+      <w:r>
+        <w:rPr>
+          <w:lang w:val="en-US"/>
+        </w:rPr>
+        <w:t>pendukung</w:t>
+      </w:r>
+      <w:proofErr w:type="spellEnd"/>
+      <w:r>
+        <w:rPr>
+          <w:lang w:val="en-US"/>
+        </w:rPr>
+        <w:t xml:space="preserve"> yang </w:t>
+      </w:r>
+      <w:proofErr w:type="spellStart"/>
+      <w:r>
+        <w:rPr>
+          <w:lang w:val="en-US"/>
+        </w:rPr>
+        <w:t>bisa</w:t>
+      </w:r>
+      <w:proofErr w:type="spellEnd"/>
+      <w:r>
+        <w:rPr>
+          <w:lang w:val="en-US"/>
+        </w:rPr>
+        <w:t xml:space="preserve"> </w:t>
+      </w:r>
+      <w:proofErr w:type="spellStart"/>
+      <w:r>
+        <w:rPr>
+          <w:lang w:val="en-US"/>
+        </w:rPr>
+        <w:t>digunakan</w:t>
+      </w:r>
+      <w:proofErr w:type="spellEnd"/>
+      <w:r>
+        <w:rPr>
+          <w:lang w:val="en-US"/>
+        </w:rPr>
+        <w:t xml:space="preserve">. </w:t>
       </w:r>
       <w:r>
         <w:rPr>
@@ -26249,13 +26211,77 @@
           <w:iCs/>
           <w:lang w:val="en-US"/>
         </w:rPr>
-        <w:t>Windows</w:t>
-      </w:r>
-      <w:r>
-        <w:rPr>
-          <w:lang w:val="en-US"/>
-        </w:rPr>
-        <w:t>,</w:t>
+        <w:t xml:space="preserve">Python </w:t>
+      </w:r>
+      <w:proofErr w:type="spellStart"/>
+      <w:r>
+        <w:rPr>
+          <w:lang w:val="en-US"/>
+        </w:rPr>
+        <w:t>dapat</w:t>
+      </w:r>
+      <w:proofErr w:type="spellEnd"/>
+      <w:r>
+        <w:rPr>
+          <w:lang w:val="en-US"/>
+        </w:rPr>
+        <w:t xml:space="preserve"> </w:t>
+      </w:r>
+      <w:proofErr w:type="spellStart"/>
+      <w:r>
+        <w:rPr>
+          <w:lang w:val="en-US"/>
+        </w:rPr>
+        <w:t>dijalankan</w:t>
+      </w:r>
+      <w:proofErr w:type="spellEnd"/>
+      <w:r>
+        <w:rPr>
+          <w:lang w:val="en-US"/>
+        </w:rPr>
+        <w:t xml:space="preserve"> di </w:t>
+      </w:r>
+      <w:proofErr w:type="spellStart"/>
+      <w:r>
+        <w:rPr>
+          <w:lang w:val="en-US"/>
+        </w:rPr>
+        <w:t>berbagai</w:t>
+      </w:r>
+      <w:proofErr w:type="spellEnd"/>
+      <w:r>
+        <w:rPr>
+          <w:lang w:val="en-US"/>
+        </w:rPr>
+        <w:t xml:space="preserve"> </w:t>
+      </w:r>
+      <w:proofErr w:type="spellStart"/>
+      <w:r>
+        <w:rPr>
+          <w:lang w:val="en-US"/>
+        </w:rPr>
+        <w:t>perangkat</w:t>
+      </w:r>
+      <w:proofErr w:type="spellEnd"/>
+      <w:r>
+        <w:rPr>
+          <w:lang w:val="en-US"/>
+        </w:rPr>
+        <w:t xml:space="preserve"> </w:t>
+      </w:r>
+      <w:proofErr w:type="spellStart"/>
+      <w:r>
+        <w:rPr>
+          <w:lang w:val="en-US"/>
+        </w:rPr>
+        <w:t>seperti</w:t>
+      </w:r>
+      <w:proofErr w:type="spellEnd"/>
+      <w:r>
+        <w:rPr>
+          <w:lang w:val="en-US"/>
+        </w:rPr>
+        <w:t xml:space="preserve"> </w:t>
       </w:r>
       <w:r>
         <w:rPr>
@@ -26263,7 +26289,7 @@
           <w:iCs/>
           <w:lang w:val="en-US"/>
         </w:rPr>
-        <w:t xml:space="preserve"> Linux</w:t>
+        <w:t>Windows</w:t>
       </w:r>
       <w:r>
         <w:rPr>
@@ -26277,7 +26303,7 @@
           <w:iCs/>
           <w:lang w:val="en-US"/>
         </w:rPr>
-        <w:t xml:space="preserve"> MacOS, Android</w:t>
+        <w:t xml:space="preserve"> Linux</w:t>
       </w:r>
       <w:r>
         <w:rPr>
@@ -26291,126 +26317,13 @@
           <w:iCs/>
           <w:lang w:val="en-US"/>
         </w:rPr>
-        <w:t xml:space="preserve"> </w:t>
-      </w:r>
-      <w:r>
-        <w:rPr>
-          <w:lang w:val="en-US"/>
-        </w:rPr>
-        <w:t xml:space="preserve">dan </w:t>
-      </w:r>
-      <w:proofErr w:type="spellStart"/>
-      <w:r>
-        <w:rPr>
-          <w:lang w:val="en-US"/>
-        </w:rPr>
-        <w:t>mikro</w:t>
-      </w:r>
-      <w:proofErr w:type="spellEnd"/>
-      <w:r>
-        <w:rPr>
-          <w:lang w:val="en-US"/>
-        </w:rPr>
-        <w:t xml:space="preserve"> </w:t>
-      </w:r>
-      <w:proofErr w:type="spellStart"/>
-      <w:r>
-        <w:rPr>
-          <w:lang w:val="en-US"/>
-        </w:rPr>
-        <w:t>kontroler</w:t>
-      </w:r>
-      <w:proofErr w:type="spellEnd"/>
-      <w:r>
-        <w:rPr>
-          <w:lang w:val="en-US"/>
-        </w:rPr>
-        <w:t xml:space="preserve"> </w:t>
-      </w:r>
-      <w:r>
-        <w:rPr>
-          <w:lang w:val="en-US"/>
-        </w:rPr>
-        <w:fldChar w:fldCharType="begin"/>
-      </w:r>
-      <w:r>
-        <w:rPr>
-          <w:lang w:val="en-US"/>
-        </w:rPr>
-        <w:instrText xml:space="preserve"> ADDIN ZOTERO_ITEM CSL_CITATION {"citationID":"qjCT4Bb3","properties":{"formattedCitation":"(\\uc0\\u8220{}General Python FAQ \\uc0\\u8212{} Python 3.14.3 documentation,\\uc0\\u8221{} t.t.)","plainCitation":"(“General Python FAQ — Python 3.14.3 documentation,” t.t.)","noteIndex":0},"citationItems":[{"id":18,"uris":["http://zotero.org/users/19840821/items/DH7S7RTF"],"itemData":{"id":18,"type":"webpage","title":"General Python FAQ — Python 3.14.3 documentation","URL":"https://docs.python.org/3/faq/general.html","accessed":{"date-parts":[["2026",3,2]]}}}],"schema":"https://github.com/citation-style-language/schema/raw/master/csl-citation.json"} </w:instrText>
-      </w:r>
-      <w:r>
-        <w:rPr>
-          <w:lang w:val="en-US"/>
-        </w:rPr>
-        <w:fldChar w:fldCharType="separate"/>
-      </w:r>
-      <w:r>
-        <w:rPr>
-          <w:rFonts w:cs="Times New Roman"/>
-          <w:szCs w:val="24"/>
-        </w:rPr>
-        <w:t>(“General Python FAQ — Python 3.14.3 documentation,” t.t.)</w:t>
-      </w:r>
-      <w:r>
-        <w:rPr>
-          <w:lang w:val="en-US"/>
-        </w:rPr>
-        <w:fldChar w:fldCharType="end"/>
-      </w:r>
-      <w:r>
-        <w:rPr>
-          <w:lang w:val="en-US"/>
-        </w:rPr>
-        <w:t>.</w:t>
-      </w:r>
-      <w:r>
-        <w:rPr>
-          <w:lang w:val="en-US"/>
-        </w:rPr>
-        <w:t xml:space="preserve"> </w:t>
-      </w:r>
-      <w:proofErr w:type="spellStart"/>
-      <w:r>
-        <w:rPr>
-          <w:lang w:val="en-US"/>
-        </w:rPr>
-        <w:t>Alasan</w:t>
-      </w:r>
-      <w:proofErr w:type="spellEnd"/>
-      <w:r>
-        <w:rPr>
-          <w:lang w:val="en-US"/>
-        </w:rPr>
-        <w:t xml:space="preserve"> </w:t>
-      </w:r>
-      <w:proofErr w:type="spellStart"/>
-      <w:r>
-        <w:rPr>
-          <w:lang w:val="en-US"/>
-        </w:rPr>
-        <w:t>penulis</w:t>
-      </w:r>
-      <w:proofErr w:type="spellEnd"/>
-      <w:r>
-        <w:rPr>
-          <w:lang w:val="en-US"/>
-        </w:rPr>
-        <w:t xml:space="preserve"> </w:t>
-      </w:r>
-      <w:proofErr w:type="spellStart"/>
-      <w:r>
-        <w:rPr>
-          <w:lang w:val="en-US"/>
-        </w:rPr>
-        <w:t>memilih</w:t>
-      </w:r>
-      <w:proofErr w:type="spellEnd"/>
-      <w:r>
-        <w:rPr>
-          <w:lang w:val="en-US"/>
-        </w:rPr>
-        <w:t xml:space="preserve"> </w:t>
+        <w:t xml:space="preserve"> MacOS, Android</w:t>
+      </w:r>
+      <w:r>
+        <w:rPr>
+          <w:lang w:val="en-US"/>
+        </w:rPr>
+        <w:t>,</w:t>
       </w:r>
       <w:r>
         <w:rPr>
@@ -26418,49 +26331,89 @@
           <w:iCs/>
           <w:lang w:val="en-US"/>
         </w:rPr>
-        <w:t xml:space="preserve">Python </w:t>
-      </w:r>
-      <w:proofErr w:type="spellStart"/>
-      <w:r>
-        <w:rPr>
-          <w:lang w:val="en-US"/>
-        </w:rPr>
-        <w:t>adalah</w:t>
-      </w:r>
-      <w:proofErr w:type="spellEnd"/>
-      <w:r>
-        <w:rPr>
-          <w:lang w:val="en-US"/>
-        </w:rPr>
-        <w:t xml:space="preserve"> </w:t>
-      </w:r>
-      <w:proofErr w:type="spellStart"/>
-      <w:r>
-        <w:rPr>
-          <w:lang w:val="en-US"/>
-        </w:rPr>
-        <w:t>karena</w:t>
-      </w:r>
-      <w:proofErr w:type="spellEnd"/>
-      <w:r>
-        <w:rPr>
-          <w:lang w:val="en-US"/>
-        </w:rPr>
-        <w:t xml:space="preserve"> </w:t>
-      </w:r>
-      <w:proofErr w:type="spellStart"/>
-      <w:r>
-        <w:rPr>
-          <w:lang w:val="en-US"/>
-        </w:rPr>
-        <w:t>adanya</w:t>
-      </w:r>
-      <w:proofErr w:type="spellEnd"/>
-      <w:r>
-        <w:rPr>
-          <w:lang w:val="en-US"/>
-        </w:rPr>
-        <w:t xml:space="preserve"> 2 </w:t>
+        <w:t xml:space="preserve"> </w:t>
+      </w:r>
+      <w:r>
+        <w:rPr>
+          <w:lang w:val="en-US"/>
+        </w:rPr>
+        <w:t xml:space="preserve">dan </w:t>
+      </w:r>
+      <w:proofErr w:type="spellStart"/>
+      <w:r>
+        <w:rPr>
+          <w:lang w:val="en-US"/>
+        </w:rPr>
+        <w:t>mikro</w:t>
+      </w:r>
+      <w:proofErr w:type="spellEnd"/>
+      <w:r>
+        <w:rPr>
+          <w:lang w:val="en-US"/>
+        </w:rPr>
+        <w:t xml:space="preserve"> </w:t>
+      </w:r>
+      <w:proofErr w:type="spellStart"/>
+      <w:r>
+        <w:rPr>
+          <w:lang w:val="en-US"/>
+        </w:rPr>
+        <w:t>kontroler</w:t>
+      </w:r>
+      <w:proofErr w:type="spellEnd"/>
+      <w:r>
+        <w:rPr>
+          <w:lang w:val="en-US"/>
+        </w:rPr>
+        <w:t>.</w:t>
+      </w:r>
+      <w:r>
+        <w:rPr>
+          <w:lang w:val="en-US"/>
+        </w:rPr>
+        <w:t xml:space="preserve"> </w:t>
+      </w:r>
+      <w:proofErr w:type="spellStart"/>
+      <w:r>
+        <w:rPr>
+          <w:lang w:val="en-US"/>
+        </w:rPr>
+        <w:t>Alasan</w:t>
+      </w:r>
+      <w:proofErr w:type="spellEnd"/>
+      <w:r>
+        <w:rPr>
+          <w:lang w:val="en-US"/>
+        </w:rPr>
+        <w:t xml:space="preserve"> </w:t>
+      </w:r>
+      <w:proofErr w:type="spellStart"/>
+      <w:r>
+        <w:rPr>
+          <w:lang w:val="en-US"/>
+        </w:rPr>
+        <w:t>penulis</w:t>
+      </w:r>
+      <w:proofErr w:type="spellEnd"/>
+      <w:r>
+        <w:rPr>
+          <w:lang w:val="en-US"/>
+        </w:rPr>
+        <w:t xml:space="preserve"> </w:t>
+      </w:r>
+      <w:proofErr w:type="spellStart"/>
+      <w:r>
+        <w:rPr>
+          <w:lang w:val="en-US"/>
+        </w:rPr>
+        <w:t>memilih</w:t>
+      </w:r>
+      <w:proofErr w:type="spellEnd"/>
+      <w:r>
+        <w:rPr>
+          <w:lang w:val="en-US"/>
+        </w:rPr>
+        <w:t xml:space="preserve"> </w:t>
       </w:r>
       <w:r>
         <w:rPr>
@@ -26468,111 +26421,49 @@
           <w:iCs/>
           <w:lang w:val="en-US"/>
         </w:rPr>
-        <w:t xml:space="preserve">library </w:t>
-      </w:r>
-      <w:r>
-        <w:rPr>
-          <w:lang w:val="en-US"/>
-        </w:rPr>
-        <w:t xml:space="preserve">yang sangat </w:t>
-      </w:r>
-      <w:proofErr w:type="spellStart"/>
-      <w:r>
-        <w:rPr>
-          <w:lang w:val="en-US"/>
-        </w:rPr>
-        <w:t>membantu</w:t>
-      </w:r>
-      <w:proofErr w:type="spellEnd"/>
-      <w:r>
-        <w:rPr>
-          <w:lang w:val="en-US"/>
-        </w:rPr>
-        <w:t xml:space="preserve"> dan </w:t>
-      </w:r>
-      <w:proofErr w:type="spellStart"/>
-      <w:r>
-        <w:rPr>
-          <w:lang w:val="en-US"/>
-        </w:rPr>
-        <w:t>akan</w:t>
-      </w:r>
-      <w:proofErr w:type="spellEnd"/>
-      <w:r>
-        <w:rPr>
-          <w:lang w:val="en-US"/>
-        </w:rPr>
-        <w:t xml:space="preserve"> </w:t>
-      </w:r>
-      <w:proofErr w:type="spellStart"/>
-      <w:r>
-        <w:rPr>
-          <w:lang w:val="en-US"/>
-        </w:rPr>
-        <w:t>menjadi</w:t>
-      </w:r>
-      <w:proofErr w:type="spellEnd"/>
-      <w:r>
-        <w:rPr>
-          <w:lang w:val="en-US"/>
-        </w:rPr>
-        <w:t xml:space="preserve"> </w:t>
-      </w:r>
-      <w:proofErr w:type="spellStart"/>
-      <w:r>
-        <w:rPr>
-          <w:lang w:val="en-US"/>
-        </w:rPr>
-        <w:t>bagian</w:t>
-      </w:r>
-      <w:proofErr w:type="spellEnd"/>
-      <w:r>
-        <w:rPr>
-          <w:lang w:val="en-US"/>
-        </w:rPr>
-        <w:t xml:space="preserve"> vital </w:t>
-      </w:r>
-      <w:proofErr w:type="spellStart"/>
-      <w:r>
-        <w:rPr>
-          <w:lang w:val="en-US"/>
-        </w:rPr>
-        <w:t>dari</w:t>
-      </w:r>
-      <w:proofErr w:type="spellEnd"/>
-      <w:r>
-        <w:rPr>
-          <w:lang w:val="en-US"/>
-        </w:rPr>
-        <w:t xml:space="preserve"> program </w:t>
-      </w:r>
-      <w:proofErr w:type="spellStart"/>
-      <w:r>
-        <w:rPr>
-          <w:lang w:val="en-US"/>
-        </w:rPr>
-        <w:t>simulasinya</w:t>
-      </w:r>
-      <w:proofErr w:type="spellEnd"/>
-      <w:r>
-        <w:rPr>
-          <w:lang w:val="en-US"/>
-        </w:rPr>
-        <w:t xml:space="preserve"> </w:t>
-      </w:r>
-      <w:proofErr w:type="spellStart"/>
-      <w:r>
-        <w:rPr>
-          <w:lang w:val="en-US"/>
-        </w:rPr>
-        <w:t>yaitu</w:t>
-      </w:r>
-      <w:proofErr w:type="spellEnd"/>
-      <w:r>
-        <w:rPr>
-          <w:lang w:val="en-US"/>
-        </w:rPr>
-        <w:t xml:space="preserve"> </w:t>
+        <w:t xml:space="preserve">Python </w:t>
+      </w:r>
+      <w:proofErr w:type="spellStart"/>
+      <w:r>
+        <w:rPr>
+          <w:lang w:val="en-US"/>
+        </w:rPr>
+        <w:t>adalah</w:t>
+      </w:r>
+      <w:proofErr w:type="spellEnd"/>
+      <w:r>
+        <w:rPr>
+          <w:lang w:val="en-US"/>
+        </w:rPr>
+        <w:t xml:space="preserve"> </w:t>
+      </w:r>
+      <w:proofErr w:type="spellStart"/>
+      <w:r>
+        <w:rPr>
+          <w:lang w:val="en-US"/>
+        </w:rPr>
+        <w:t>karena</w:t>
+      </w:r>
+      <w:proofErr w:type="spellEnd"/>
+      <w:r>
+        <w:rPr>
+          <w:lang w:val="en-US"/>
+        </w:rPr>
+        <w:t xml:space="preserve"> </w:t>
+      </w:r>
+      <w:proofErr w:type="spellStart"/>
+      <w:r>
+        <w:rPr>
+          <w:lang w:val="en-US"/>
+        </w:rPr>
+        <w:t>adanya</w:t>
+      </w:r>
+      <w:proofErr w:type="spellEnd"/>
+      <w:r>
+        <w:rPr>
+          <w:lang w:val="en-US"/>
+        </w:rPr>
+        <w:t xml:space="preserve"> 2 </w:t>
       </w:r>
       <w:r>
         <w:rPr>
@@ -26580,13 +26471,111 @@
           <w:iCs/>
           <w:lang w:val="en-US"/>
         </w:rPr>
-        <w:t xml:space="preserve">NumPy </w:t>
-      </w:r>
-      <w:r>
-        <w:rPr>
-          <w:lang w:val="en-US"/>
-        </w:rPr>
-        <w:t xml:space="preserve">dan </w:t>
+        <w:t xml:space="preserve">library </w:t>
+      </w:r>
+      <w:r>
+        <w:rPr>
+          <w:lang w:val="en-US"/>
+        </w:rPr>
+        <w:t xml:space="preserve">yang sangat </w:t>
+      </w:r>
+      <w:proofErr w:type="spellStart"/>
+      <w:r>
+        <w:rPr>
+          <w:lang w:val="en-US"/>
+        </w:rPr>
+        <w:t>membantu</w:t>
+      </w:r>
+      <w:proofErr w:type="spellEnd"/>
+      <w:r>
+        <w:rPr>
+          <w:lang w:val="en-US"/>
+        </w:rPr>
+        <w:t xml:space="preserve"> dan </w:t>
+      </w:r>
+      <w:proofErr w:type="spellStart"/>
+      <w:r>
+        <w:rPr>
+          <w:lang w:val="en-US"/>
+        </w:rPr>
+        <w:t>akan</w:t>
+      </w:r>
+      <w:proofErr w:type="spellEnd"/>
+      <w:r>
+        <w:rPr>
+          <w:lang w:val="en-US"/>
+        </w:rPr>
+        <w:t xml:space="preserve"> </w:t>
+      </w:r>
+      <w:proofErr w:type="spellStart"/>
+      <w:r>
+        <w:rPr>
+          <w:lang w:val="en-US"/>
+        </w:rPr>
+        <w:t>menjadi</w:t>
+      </w:r>
+      <w:proofErr w:type="spellEnd"/>
+      <w:r>
+        <w:rPr>
+          <w:lang w:val="en-US"/>
+        </w:rPr>
+        <w:t xml:space="preserve"> </w:t>
+      </w:r>
+      <w:proofErr w:type="spellStart"/>
+      <w:r>
+        <w:rPr>
+          <w:lang w:val="en-US"/>
+        </w:rPr>
+        <w:t>bagian</w:t>
+      </w:r>
+      <w:proofErr w:type="spellEnd"/>
+      <w:r>
+        <w:rPr>
+          <w:lang w:val="en-US"/>
+        </w:rPr>
+        <w:t xml:space="preserve"> vital </w:t>
+      </w:r>
+      <w:proofErr w:type="spellStart"/>
+      <w:r>
+        <w:rPr>
+          <w:lang w:val="en-US"/>
+        </w:rPr>
+        <w:t>dari</w:t>
+      </w:r>
+      <w:proofErr w:type="spellEnd"/>
+      <w:r>
+        <w:rPr>
+          <w:lang w:val="en-US"/>
+        </w:rPr>
+        <w:t xml:space="preserve"> program </w:t>
+      </w:r>
+      <w:proofErr w:type="spellStart"/>
+      <w:r>
+        <w:rPr>
+          <w:lang w:val="en-US"/>
+        </w:rPr>
+        <w:t>simulasinya</w:t>
+      </w:r>
+      <w:proofErr w:type="spellEnd"/>
+      <w:r>
+        <w:rPr>
+          <w:lang w:val="en-US"/>
+        </w:rPr>
+        <w:t xml:space="preserve"> </w:t>
+      </w:r>
+      <w:proofErr w:type="spellStart"/>
+      <w:r>
+        <w:rPr>
+          <w:lang w:val="en-US"/>
+        </w:rPr>
+        <w:t>yaitu</w:t>
+      </w:r>
+      <w:proofErr w:type="spellEnd"/>
+      <w:r>
+        <w:rPr>
+          <w:lang w:val="en-US"/>
+        </w:rPr>
+        <w:t xml:space="preserve"> </w:t>
       </w:r>
       <w:r>
         <w:rPr>
@@ -26594,7 +26583,7 @@
           <w:iCs/>
           <w:lang w:val="en-US"/>
         </w:rPr>
-        <w:t>Ma</w:t>
+        <w:t>NumPy</w:t>
       </w:r>
       <w:r>
         <w:rPr>
@@ -26602,13 +26591,7 @@
           <w:iCs/>
           <w:lang w:val="en-US"/>
         </w:rPr>
-        <w:t>tplotlib</w:t>
-      </w:r>
-      <w:r>
-        <w:rPr>
-          <w:lang w:val="en-US"/>
-        </w:rPr>
-        <w:t xml:space="preserve">. </w:t>
+        <w:t xml:space="preserve">, </w:t>
       </w:r>
       <w:r>
         <w:rPr>
@@ -26616,41 +26599,7 @@
           <w:iCs/>
           <w:lang w:val="en-US"/>
         </w:rPr>
-        <w:t>NumPy</w:t>
-      </w:r>
-      <w:r>
-        <w:rPr>
-          <w:lang w:val="en-US"/>
-        </w:rPr>
-        <w:t xml:space="preserve"> </w:t>
-      </w:r>
-      <w:proofErr w:type="spellStart"/>
-      <w:r>
-        <w:rPr>
-          <w:lang w:val="en-US"/>
-        </w:rPr>
-        <w:t>sendiri</w:t>
-      </w:r>
-      <w:proofErr w:type="spellEnd"/>
-      <w:r>
-        <w:rPr>
-          <w:lang w:val="en-US"/>
-        </w:rPr>
-        <w:t xml:space="preserve"> </w:t>
-      </w:r>
-      <w:proofErr w:type="spellStart"/>
-      <w:r>
-        <w:rPr>
-          <w:lang w:val="en-US"/>
-        </w:rPr>
-        <w:t>adalah</w:t>
-      </w:r>
-      <w:proofErr w:type="spellEnd"/>
-      <w:r>
-        <w:rPr>
-          <w:lang w:val="en-US"/>
-        </w:rPr>
-        <w:t xml:space="preserve"> </w:t>
+        <w:t>Matplotlib</w:t>
       </w:r>
       <w:r>
         <w:rPr>
@@ -26658,268 +26607,450 @@
           <w:iCs/>
           <w:lang w:val="en-US"/>
         </w:rPr>
-        <w:t xml:space="preserve">library </w:t>
-      </w:r>
-      <w:r>
-        <w:rPr>
-          <w:lang w:val="en-US"/>
-        </w:rPr>
-        <w:t xml:space="preserve">yang </w:t>
-      </w:r>
-      <w:proofErr w:type="spellStart"/>
-      <w:r>
-        <w:rPr>
-          <w:lang w:val="en-US"/>
-        </w:rPr>
-        <w:t>akan</w:t>
-      </w:r>
-      <w:proofErr w:type="spellEnd"/>
-      <w:r>
-        <w:rPr>
-          <w:lang w:val="en-US"/>
-        </w:rPr>
-        <w:t xml:space="preserve"> </w:t>
-      </w:r>
-      <w:proofErr w:type="spellStart"/>
-      <w:r>
-        <w:rPr>
-          <w:lang w:val="en-US"/>
-        </w:rPr>
-        <w:t>membantu</w:t>
-      </w:r>
-      <w:proofErr w:type="spellEnd"/>
-      <w:r>
-        <w:rPr>
-          <w:lang w:val="en-US"/>
-        </w:rPr>
-        <w:t xml:space="preserve"> pada </w:t>
-      </w:r>
-      <w:proofErr w:type="spellStart"/>
-      <w:r>
-        <w:rPr>
-          <w:lang w:val="en-US"/>
-        </w:rPr>
-        <w:t>bagian</w:t>
-      </w:r>
-      <w:proofErr w:type="spellEnd"/>
-      <w:r>
-        <w:rPr>
-          <w:lang w:val="en-US"/>
-        </w:rPr>
-        <w:t xml:space="preserve"> </w:t>
-      </w:r>
-      <w:proofErr w:type="spellStart"/>
-      <w:r>
-        <w:rPr>
-          <w:lang w:val="en-US"/>
-        </w:rPr>
-        <w:t>perhitungan</w:t>
-      </w:r>
-      <w:proofErr w:type="spellEnd"/>
-      <w:r>
-        <w:rPr>
-          <w:lang w:val="en-US"/>
-        </w:rPr>
-        <w:t xml:space="preserve"> </w:t>
-      </w:r>
-      <w:proofErr w:type="spellStart"/>
-      <w:r>
-        <w:rPr>
-          <w:lang w:val="en-US"/>
-        </w:rPr>
-        <w:t>karena</w:t>
-      </w:r>
-      <w:proofErr w:type="spellEnd"/>
-      <w:r>
-        <w:rPr>
-          <w:lang w:val="en-US"/>
-        </w:rPr>
-        <w:t xml:space="preserve"> </w:t>
-      </w:r>
-      <w:proofErr w:type="spellStart"/>
-      <w:r>
-        <w:rPr>
-          <w:lang w:val="en-US"/>
-        </w:rPr>
-        <w:t>menyediakan</w:t>
-      </w:r>
-      <w:proofErr w:type="spellEnd"/>
-      <w:r>
-        <w:rPr>
-          <w:lang w:val="en-US"/>
-        </w:rPr>
-        <w:t xml:space="preserve"> </w:t>
-      </w:r>
-      <w:proofErr w:type="spellStart"/>
-      <w:r>
-        <w:rPr>
-          <w:lang w:val="en-US"/>
-        </w:rPr>
-        <w:t>fitur</w:t>
-      </w:r>
-      <w:proofErr w:type="spellEnd"/>
-      <w:r>
-        <w:rPr>
-          <w:lang w:val="en-US"/>
-        </w:rPr>
-        <w:t xml:space="preserve"> </w:t>
-      </w:r>
-      <w:proofErr w:type="spellStart"/>
-      <w:r>
-        <w:rPr>
-          <w:lang w:val="en-US"/>
-        </w:rPr>
-        <w:t>perhitungan</w:t>
-      </w:r>
-      <w:proofErr w:type="spellEnd"/>
-      <w:r>
-        <w:rPr>
-          <w:lang w:val="en-US"/>
-        </w:rPr>
-        <w:t xml:space="preserve"> </w:t>
-      </w:r>
-      <w:proofErr w:type="spellStart"/>
-      <w:r>
-        <w:rPr>
-          <w:lang w:val="en-US"/>
-        </w:rPr>
-        <w:t>berbasis</w:t>
-      </w:r>
-      <w:proofErr w:type="spellEnd"/>
-      <w:r>
-        <w:rPr>
-          <w:lang w:val="en-US"/>
-        </w:rPr>
-        <w:t xml:space="preserve"> vector </w:t>
-      </w:r>
-      <w:proofErr w:type="spellStart"/>
-      <w:r>
-        <w:rPr>
-          <w:lang w:val="en-US"/>
-        </w:rPr>
-        <w:t>sehingga</w:t>
-      </w:r>
-      <w:proofErr w:type="spellEnd"/>
-      <w:r>
-        <w:rPr>
-          <w:lang w:val="en-US"/>
-        </w:rPr>
-        <w:t xml:space="preserve"> </w:t>
-      </w:r>
-      <w:proofErr w:type="spellStart"/>
-      <w:r>
-        <w:rPr>
-          <w:lang w:val="en-US"/>
-        </w:rPr>
-        <w:t>penulis</w:t>
-      </w:r>
-      <w:proofErr w:type="spellEnd"/>
-      <w:r>
-        <w:rPr>
-          <w:lang w:val="en-US"/>
-        </w:rPr>
-        <w:t xml:space="preserve"> </w:t>
-      </w:r>
-      <w:proofErr w:type="spellStart"/>
-      <w:r>
-        <w:rPr>
-          <w:lang w:val="en-US"/>
-        </w:rPr>
-        <w:t>tidak</w:t>
-      </w:r>
-      <w:proofErr w:type="spellEnd"/>
-      <w:r>
-        <w:rPr>
-          <w:lang w:val="en-US"/>
-        </w:rPr>
-        <w:t xml:space="preserve"> </w:t>
-      </w:r>
-      <w:proofErr w:type="spellStart"/>
-      <w:r>
-        <w:rPr>
-          <w:lang w:val="en-US"/>
-        </w:rPr>
-        <w:t>perlu</w:t>
-      </w:r>
-      <w:proofErr w:type="spellEnd"/>
-      <w:r>
-        <w:rPr>
-          <w:lang w:val="en-US"/>
-        </w:rPr>
-        <w:t xml:space="preserve"> </w:t>
-      </w:r>
-      <w:proofErr w:type="spellStart"/>
-      <w:r>
-        <w:rPr>
-          <w:lang w:val="en-US"/>
-        </w:rPr>
-        <w:t>mengimplementasikannya</w:t>
-      </w:r>
-      <w:proofErr w:type="spellEnd"/>
-      <w:r>
-        <w:rPr>
-          <w:lang w:val="en-US"/>
-        </w:rPr>
-        <w:t xml:space="preserve"> </w:t>
-      </w:r>
-      <w:proofErr w:type="spellStart"/>
-      <w:r>
-        <w:rPr>
-          <w:lang w:val="en-US"/>
-        </w:rPr>
-        <w:t>lagi</w:t>
-      </w:r>
-      <w:proofErr w:type="spellEnd"/>
-      <w:r>
-        <w:rPr>
-          <w:lang w:val="en-US"/>
-        </w:rPr>
-        <w:t xml:space="preserve">. </w:t>
-      </w:r>
-      <w:proofErr w:type="spellStart"/>
-      <w:r>
-        <w:rPr>
-          <w:lang w:val="en-US"/>
-        </w:rPr>
-        <w:t>Sedangkan</w:t>
-      </w:r>
-      <w:proofErr w:type="spellEnd"/>
-      <w:r>
-        <w:rPr>
-          <w:lang w:val="en-US"/>
-        </w:rPr>
-        <w:t xml:space="preserve"> </w:t>
-      </w:r>
+        <w:t xml:space="preserve">, </w:t>
+      </w:r>
+      <w:r>
+        <w:rPr>
+          <w:lang w:val="en-US"/>
+        </w:rPr>
+        <w:t xml:space="preserve">dan </w:t>
+      </w:r>
+      <w:proofErr w:type="spellStart"/>
       <w:r>
         <w:rPr>
           <w:i/>
           <w:iCs/>
           <w:lang w:val="en-US"/>
         </w:rPr>
-        <w:t xml:space="preserve">Matplotlib </w:t>
-      </w:r>
-      <w:proofErr w:type="spellStart"/>
-      <w:r>
-        <w:rPr>
-          <w:lang w:val="en-US"/>
-        </w:rPr>
-        <w:t>adalah</w:t>
-      </w:r>
-      <w:proofErr w:type="spellEnd"/>
-      <w:r>
-        <w:rPr>
-          <w:lang w:val="en-US"/>
-        </w:rPr>
-        <w:t xml:space="preserve"> </w:t>
-      </w:r>
-      <w:r>
-        <w:rPr>
+        <w:t>Tkinter</w:t>
+      </w:r>
+      <w:proofErr w:type="spellEnd"/>
+      <w:r>
+        <w:rPr>
+          <w:lang w:val="en-US"/>
+        </w:rPr>
+        <w:t>.</w:t>
+      </w:r>
+      <w:r>
+        <w:rPr>
+          <w:lang w:val="en-US"/>
+        </w:rPr>
+        <w:t xml:space="preserve"> </w:t>
+      </w:r>
+      <w:r>
+        <w:rPr>
+          <w:lang w:val="en-US"/>
+        </w:rPr>
+        <w:fldChar w:fldCharType="begin"/>
+      </w:r>
+      <w:r>
+        <w:rPr>
+          <w:lang w:val="en-US"/>
+        </w:rPr>
+        <w:instrText xml:space="preserve"> ADDIN ZOTERO_ITEM CSL_CITATION {"citationID":"anv520jB","properties":{"formattedCitation":"(\\uc0\\u8220{}NumPy user guide \\uc0\\u8212{} NumPy v2.4 Manual,\\uc0\\u8221{} t.t.)","plainCitation":"(“NumPy user guide — NumPy v2.4 Manual,” t.t.)","noteIndex":0},"citationItems":[{"id":31,"uris":["http://zotero.org/users/19840821/items/QXV2D3MK"],"itemData":{"id":31,"type":"webpage","title":"NumPy user guide — NumPy v2.4 Manual","URL":"https://numpy.org/doc/stable/user/index.html#user","accessed":{"date-parts":[["2026",4,8]]}}}],"schema":"https://github.com/citation-style-language/schema/raw/master/csl-citation.json"} </w:instrText>
+      </w:r>
+      <w:r>
+        <w:rPr>
+          <w:lang w:val="en-US"/>
+        </w:rPr>
+        <w:fldChar w:fldCharType="separate"/>
+      </w:r>
+      <w:proofErr w:type="spellStart"/>
+      <w:r>
+        <w:rPr>
+          <w:lang w:val="en-US"/>
+        </w:rPr>
+        <w:t>Dengan</w:t>
+      </w:r>
+      <w:proofErr w:type="spellEnd"/>
+      <w:r>
+        <w:rPr>
+          <w:lang w:val="en-US"/>
+        </w:rPr>
+        <w:t xml:space="preserve"> </w:t>
+      </w:r>
+      <w:proofErr w:type="spellStart"/>
+      <w:r>
+        <w:rPr>
+          <w:lang w:val="en-US"/>
+        </w:rPr>
+        <w:t>mengacu</w:t>
+      </w:r>
+      <w:proofErr w:type="spellEnd"/>
+      <w:r>
+        <w:rPr>
+          <w:rFonts w:cs="Times New Roman"/>
+          <w:szCs w:val="24"/>
+          <w:lang w:val="en-US"/>
+        </w:rPr>
+        <w:t xml:space="preserve"> pada </w:t>
+      </w:r>
+      <w:proofErr w:type="spellStart"/>
+      <w:r>
+        <w:rPr>
+          <w:rFonts w:cs="Times New Roman"/>
+          <w:szCs w:val="24"/>
+          <w:lang w:val="en-US"/>
+        </w:rPr>
+        <w:t>laman</w:t>
+      </w:r>
+      <w:proofErr w:type="spellEnd"/>
+      <w:r>
+        <w:rPr>
+          <w:rFonts w:cs="Times New Roman"/>
+          <w:szCs w:val="24"/>
+          <w:lang w:val="en-US"/>
+        </w:rPr>
+        <w:t xml:space="preserve"> </w:t>
+      </w:r>
+      <w:r>
+        <w:rPr>
+          <w:rFonts w:cs="Times New Roman"/>
           <w:i/>
           <w:iCs/>
+          <w:szCs w:val="24"/>
+          <w:lang w:val="en-US"/>
+        </w:rPr>
+        <w:t>NumPy User Guide,</w:t>
+      </w:r>
+      <w:r>
+        <w:rPr>
+          <w:rFonts w:cs="Times New Roman"/>
+          <w:szCs w:val="24"/>
+          <w:lang w:val="en-US"/>
+        </w:rPr>
+        <w:t xml:space="preserve"> </w:t>
+      </w:r>
+      <w:r>
+        <w:rPr>
+          <w:lang w:val="en-US"/>
+        </w:rPr>
+        <w:fldChar w:fldCharType="end"/>
+      </w:r>
+      <w:r>
+        <w:rPr>
+          <w:lang w:val="en-US"/>
+        </w:rPr>
+        <w:t xml:space="preserve"> </w:t>
+      </w:r>
+      <w:r>
+        <w:rPr>
+          <w:i/>
+          <w:iCs/>
+          <w:lang w:val="en-US"/>
+        </w:rPr>
+        <w:t>NumPy</w:t>
+      </w:r>
+      <w:r>
+        <w:rPr>
+          <w:i/>
+          <w:iCs/>
+          <w:lang w:val="en-US"/>
+        </w:rPr>
+        <w:t xml:space="preserve"> </w:t>
+      </w:r>
+      <w:proofErr w:type="spellStart"/>
+      <w:r>
+        <w:rPr>
+          <w:lang w:val="en-US"/>
+        </w:rPr>
+        <w:t>mampu</w:t>
+      </w:r>
+      <w:proofErr w:type="spellEnd"/>
+      <w:r>
+        <w:rPr>
+          <w:lang w:val="en-US"/>
+        </w:rPr>
+        <w:t xml:space="preserve"> </w:t>
+      </w:r>
+      <w:proofErr w:type="spellStart"/>
+      <w:r>
+        <w:rPr>
+          <w:lang w:val="en-US"/>
+        </w:rPr>
+        <w:t>menjadi</w:t>
+      </w:r>
+      <w:proofErr w:type="spellEnd"/>
+      <w:r>
+        <w:rPr>
+          <w:lang w:val="en-US"/>
+        </w:rPr>
+        <w:t xml:space="preserve"> </w:t>
+      </w:r>
+      <w:r>
+        <w:rPr>
+          <w:i/>
+          <w:iCs/>
           <w:lang w:val="en-US"/>
         </w:rPr>
         <w:t xml:space="preserve">library </w:t>
       </w:r>
+      <w:r>
+        <w:rPr>
+          <w:lang w:val="en-US"/>
+        </w:rPr>
+        <w:t>yang</w:t>
+      </w:r>
+      <w:r>
+        <w:rPr>
+          <w:lang w:val="en-US"/>
+        </w:rPr>
+        <w:t xml:space="preserve"> </w:t>
+      </w:r>
+      <w:proofErr w:type="spellStart"/>
+      <w:r>
+        <w:rPr>
+          <w:lang w:val="en-US"/>
+        </w:rPr>
+        <w:t>bisa</w:t>
+      </w:r>
+      <w:proofErr w:type="spellEnd"/>
+      <w:r>
+        <w:rPr>
+          <w:lang w:val="en-US"/>
+        </w:rPr>
+        <w:t xml:space="preserve"> sangat</w:t>
+      </w:r>
+      <w:r>
+        <w:rPr>
+          <w:lang w:val="en-US"/>
+        </w:rPr>
+        <w:t xml:space="preserve"> </w:t>
+      </w:r>
+      <w:proofErr w:type="spellStart"/>
+      <w:r>
+        <w:rPr>
+          <w:lang w:val="en-US"/>
+        </w:rPr>
+        <w:t>membantu</w:t>
+      </w:r>
+      <w:proofErr w:type="spellEnd"/>
+      <w:r>
+        <w:rPr>
+          <w:lang w:val="en-US"/>
+        </w:rPr>
+        <w:t xml:space="preserve"> pada </w:t>
+      </w:r>
+      <w:proofErr w:type="spellStart"/>
+      <w:r>
+        <w:rPr>
+          <w:lang w:val="en-US"/>
+        </w:rPr>
+        <w:t>bagian</w:t>
+      </w:r>
+      <w:proofErr w:type="spellEnd"/>
+      <w:r>
+        <w:rPr>
+          <w:lang w:val="en-US"/>
+        </w:rPr>
+        <w:t xml:space="preserve"> </w:t>
+      </w:r>
+      <w:proofErr w:type="spellStart"/>
+      <w:r>
+        <w:rPr>
+          <w:lang w:val="en-US"/>
+        </w:rPr>
+        <w:t>perhitungan</w:t>
+      </w:r>
+      <w:proofErr w:type="spellEnd"/>
+      <w:r>
+        <w:rPr>
+          <w:lang w:val="en-US"/>
+        </w:rPr>
+        <w:t xml:space="preserve"> </w:t>
+      </w:r>
+      <w:proofErr w:type="spellStart"/>
+      <w:r>
+        <w:rPr>
+          <w:lang w:val="en-US"/>
+        </w:rPr>
+        <w:t>karena</w:t>
+      </w:r>
+      <w:proofErr w:type="spellEnd"/>
+      <w:r>
+        <w:rPr>
+          <w:lang w:val="en-US"/>
+        </w:rPr>
+        <w:t xml:space="preserve"> </w:t>
+      </w:r>
+      <w:proofErr w:type="spellStart"/>
+      <w:r>
+        <w:rPr>
+          <w:lang w:val="en-US"/>
+        </w:rPr>
+        <w:t>menyediakan</w:t>
+      </w:r>
+      <w:proofErr w:type="spellEnd"/>
+      <w:r>
+        <w:rPr>
+          <w:lang w:val="en-US"/>
+        </w:rPr>
+        <w:t xml:space="preserve"> </w:t>
+      </w:r>
+      <w:proofErr w:type="spellStart"/>
+      <w:r>
+        <w:rPr>
+          <w:lang w:val="en-US"/>
+        </w:rPr>
+        <w:t>fitur</w:t>
+      </w:r>
+      <w:proofErr w:type="spellEnd"/>
+      <w:r>
+        <w:rPr>
+          <w:lang w:val="en-US"/>
+        </w:rPr>
+        <w:t xml:space="preserve"> </w:t>
+      </w:r>
+      <w:proofErr w:type="spellStart"/>
+      <w:r>
+        <w:rPr>
+          <w:lang w:val="en-US"/>
+        </w:rPr>
+        <w:t>perhitungan</w:t>
+      </w:r>
+      <w:proofErr w:type="spellEnd"/>
+      <w:r>
+        <w:rPr>
+          <w:lang w:val="en-US"/>
+        </w:rPr>
+        <w:t xml:space="preserve"> </w:t>
+      </w:r>
+      <w:proofErr w:type="spellStart"/>
+      <w:r>
+        <w:rPr>
+          <w:lang w:val="en-US"/>
+        </w:rPr>
+        <w:t>berbasis</w:t>
+      </w:r>
+      <w:proofErr w:type="spellEnd"/>
+      <w:r>
+        <w:rPr>
+          <w:lang w:val="en-US"/>
+        </w:rPr>
+        <w:t xml:space="preserve"> vector </w:t>
+      </w:r>
+      <w:proofErr w:type="spellStart"/>
+      <w:r>
+        <w:rPr>
+          <w:lang w:val="en-US"/>
+        </w:rPr>
+        <w:t>sehingga</w:t>
+      </w:r>
+      <w:proofErr w:type="spellEnd"/>
+      <w:r>
+        <w:rPr>
+          <w:lang w:val="en-US"/>
+        </w:rPr>
+        <w:t xml:space="preserve"> </w:t>
+      </w:r>
+      <w:proofErr w:type="spellStart"/>
+      <w:r>
+        <w:rPr>
+          <w:lang w:val="en-US"/>
+        </w:rPr>
+        <w:t>penulis</w:t>
+      </w:r>
+      <w:proofErr w:type="spellEnd"/>
+      <w:r>
+        <w:rPr>
+          <w:lang w:val="en-US"/>
+        </w:rPr>
+        <w:t xml:space="preserve"> </w:t>
+      </w:r>
+      <w:proofErr w:type="spellStart"/>
+      <w:r>
+        <w:rPr>
+          <w:lang w:val="en-US"/>
+        </w:rPr>
+        <w:t>tidak</w:t>
+      </w:r>
+      <w:proofErr w:type="spellEnd"/>
+      <w:r>
+        <w:rPr>
+          <w:lang w:val="en-US"/>
+        </w:rPr>
+        <w:t xml:space="preserve"> </w:t>
+      </w:r>
+      <w:proofErr w:type="spellStart"/>
+      <w:r>
+        <w:rPr>
+          <w:lang w:val="en-US"/>
+        </w:rPr>
+        <w:t>perlu</w:t>
+      </w:r>
+      <w:proofErr w:type="spellEnd"/>
+      <w:r>
+        <w:rPr>
+          <w:lang w:val="en-US"/>
+        </w:rPr>
+        <w:t xml:space="preserve"> </w:t>
+      </w:r>
+      <w:proofErr w:type="spellStart"/>
+      <w:r>
+        <w:rPr>
+          <w:lang w:val="en-US"/>
+        </w:rPr>
+        <w:t>mengimplementasikannya</w:t>
+      </w:r>
+      <w:proofErr w:type="spellEnd"/>
+      <w:r>
+        <w:rPr>
+          <w:lang w:val="en-US"/>
+        </w:rPr>
+        <w:t xml:space="preserve"> </w:t>
+      </w:r>
+      <w:proofErr w:type="spellStart"/>
+      <w:r>
+        <w:rPr>
+          <w:lang w:val="en-US"/>
+        </w:rPr>
+        <w:t>lagi</w:t>
+      </w:r>
+      <w:proofErr w:type="spellEnd"/>
+      <w:r>
+        <w:rPr>
+          <w:lang w:val="en-US"/>
+        </w:rPr>
+        <w:t xml:space="preserve">. </w:t>
+      </w:r>
+      <w:r>
+        <w:rPr>
+          <w:i/>
+          <w:iCs/>
+          <w:lang w:val="en-US"/>
+        </w:rPr>
+        <w:t>Matplotlib</w:t>
+      </w:r>
+      <w:r>
+        <w:rPr>
+          <w:i/>
+          <w:iCs/>
+          <w:lang w:val="en-US"/>
+        </w:rPr>
+        <w:t xml:space="preserve"> </w:t>
+      </w:r>
+      <w:proofErr w:type="spellStart"/>
+      <w:r>
+        <w:rPr>
+          <w:lang w:val="en-US"/>
+        </w:rPr>
+        <w:t>adalah</w:t>
+      </w:r>
+      <w:proofErr w:type="spellEnd"/>
+      <w:r>
+        <w:rPr>
+          <w:lang w:val="en-US"/>
+        </w:rPr>
+        <w:t xml:space="preserve"> </w:t>
+      </w:r>
+      <w:r>
+        <w:rPr>
+          <w:i/>
+          <w:iCs/>
+          <w:lang w:val="en-US"/>
+        </w:rPr>
+        <w:t xml:space="preserve">library </w:t>
+      </w:r>
       <w:proofErr w:type="spellStart"/>
       <w:r>
         <w:rPr>
@@ -27030,7 +27161,463 @@
         <w:rPr>
           <w:lang w:val="en-US"/>
         </w:rPr>
-        <w:t xml:space="preserve"> orbit planet.</w:t>
+        <w:t xml:space="preserve"> orbit planet</w:t>
+      </w:r>
+      <w:r>
+        <w:rPr>
+          <w:lang w:val="en-US"/>
+        </w:rPr>
+        <w:t xml:space="preserve"> </w:t>
+      </w:r>
+      <w:proofErr w:type="spellStart"/>
+      <w:r>
+        <w:rPr>
+          <w:lang w:val="en-US"/>
+        </w:rPr>
+        <w:t>seperti</w:t>
+      </w:r>
+      <w:proofErr w:type="spellEnd"/>
+      <w:r>
+        <w:rPr>
+          <w:lang w:val="en-US"/>
+        </w:rPr>
+        <w:t xml:space="preserve"> yang </w:t>
+      </w:r>
+      <w:proofErr w:type="spellStart"/>
+      <w:r>
+        <w:rPr>
+          <w:lang w:val="en-US"/>
+        </w:rPr>
+        <w:t>dijelaskan</w:t>
+      </w:r>
+      <w:proofErr w:type="spellEnd"/>
+      <w:r>
+        <w:rPr>
+          <w:lang w:val="en-US"/>
+        </w:rPr>
+        <w:t xml:space="preserve"> pada </w:t>
+      </w:r>
+      <w:proofErr w:type="spellStart"/>
+      <w:r>
+        <w:rPr>
+          <w:lang w:val="en-US"/>
+        </w:rPr>
+        <w:t>laman</w:t>
+      </w:r>
+      <w:proofErr w:type="spellEnd"/>
+      <w:r>
+        <w:rPr>
+          <w:lang w:val="en-US"/>
+        </w:rPr>
+        <w:t xml:space="preserve"> </w:t>
+      </w:r>
+      <w:r>
+        <w:rPr>
+          <w:lang w:val="en-US"/>
+        </w:rPr>
+        <w:fldChar w:fldCharType="begin"/>
+      </w:r>
+      <w:r>
+        <w:rPr>
+          <w:lang w:val="en-US"/>
+        </w:rPr>
+        <w:instrText xml:space="preserve"> ADDIN ZOTERO_ITEM CSL_CITATION {"citationID":"jteVv5DI","properties":{"formattedCitation":"(\\uc0\\u8220{}Matplotlib documentation \\uc0\\u8212{} Matplotlib 3.10.8 documentation,\\uc0\\u8221{} t.t.)","plainCitation":"(“Matplotlib documentation — Matplotlib 3.10.8 documentation,” t.t.)","noteIndex":0},"citationItems":[{"id":33,"uris":["http://zotero.org/users/19840821/items/SM5FIA3H"],"itemData":{"id":33,"type":"webpage","title":"Matplotlib documentation — Matplotlib 3.10.8 documentation","URL":"https://matplotlib.org/stable/index.html","accessed":{"date-parts":[["2026",4,8]]}}}],"schema":"https://github.com/citation-style-language/schema/raw/master/csl-citation.json"} </w:instrText>
+      </w:r>
+      <w:r>
+        <w:rPr>
+          <w:lang w:val="en-US"/>
+        </w:rPr>
+        <w:fldChar w:fldCharType="separate"/>
+      </w:r>
+      <w:proofErr w:type="spellStart"/>
+      <w:r>
+        <w:rPr>
+          <w:rFonts w:cs="Times New Roman"/>
+          <w:szCs w:val="24"/>
+          <w:lang w:val="en-US"/>
+        </w:rPr>
+        <w:t>dokumentasi</w:t>
+      </w:r>
+      <w:proofErr w:type="spellEnd"/>
+      <w:r>
+        <w:rPr>
+          <w:rFonts w:cs="Times New Roman"/>
+          <w:szCs w:val="24"/>
+          <w:lang w:val="en-US"/>
+        </w:rPr>
+        <w:t xml:space="preserve"> </w:t>
+      </w:r>
+      <w:r>
+        <w:rPr>
+          <w:rFonts w:cs="Times New Roman"/>
+          <w:i/>
+          <w:iCs/>
+          <w:szCs w:val="24"/>
+          <w:lang w:val="en-US"/>
+        </w:rPr>
+        <w:t>Matplotlib</w:t>
+      </w:r>
+      <w:r>
+        <w:rPr>
+          <w:lang w:val="en-US"/>
+        </w:rPr>
+        <w:fldChar w:fldCharType="end"/>
+      </w:r>
+      <w:r>
+        <w:rPr>
+          <w:lang w:val="en-US"/>
+        </w:rPr>
+        <w:t>.</w:t>
+      </w:r>
+      <w:r>
+        <w:rPr>
+          <w:lang w:val="en-US"/>
+        </w:rPr>
+        <w:t xml:space="preserve"> </w:t>
+      </w:r>
+      <w:r>
+        <w:rPr>
+          <w:i/>
+          <w:iCs/>
+          <w:lang w:val="en-US"/>
+        </w:rPr>
+        <w:t xml:space="preserve">Library </w:t>
+      </w:r>
+      <w:proofErr w:type="spellStart"/>
+      <w:r>
+        <w:rPr>
+          <w:lang w:val="en-US"/>
+        </w:rPr>
+        <w:t>terakhir</w:t>
+      </w:r>
+      <w:proofErr w:type="spellEnd"/>
+      <w:r>
+        <w:rPr>
+          <w:lang w:val="en-US"/>
+        </w:rPr>
+        <w:t xml:space="preserve"> yang </w:t>
+      </w:r>
+      <w:proofErr w:type="spellStart"/>
+      <w:r>
+        <w:rPr>
+          <w:lang w:val="en-US"/>
+        </w:rPr>
+        <w:t>akan</w:t>
+      </w:r>
+      <w:proofErr w:type="spellEnd"/>
+      <w:r>
+        <w:rPr>
+          <w:lang w:val="en-US"/>
+        </w:rPr>
+        <w:t xml:space="preserve"> </w:t>
+      </w:r>
+      <w:proofErr w:type="spellStart"/>
+      <w:r>
+        <w:rPr>
+          <w:lang w:val="en-US"/>
+        </w:rPr>
+        <w:t>dipergunakan</w:t>
+      </w:r>
+      <w:proofErr w:type="spellEnd"/>
+      <w:r>
+        <w:rPr>
+          <w:lang w:val="en-US"/>
+        </w:rPr>
+        <w:t xml:space="preserve"> </w:t>
+      </w:r>
+      <w:proofErr w:type="spellStart"/>
+      <w:r>
+        <w:rPr>
+          <w:lang w:val="en-US"/>
+        </w:rPr>
+        <w:t>adalah</w:t>
+      </w:r>
+      <w:proofErr w:type="spellEnd"/>
+      <w:r>
+        <w:rPr>
+          <w:lang w:val="en-US"/>
+        </w:rPr>
+        <w:t xml:space="preserve"> </w:t>
+      </w:r>
+      <w:proofErr w:type="spellStart"/>
+      <w:r>
+        <w:rPr>
+          <w:i/>
+          <w:iCs/>
+          <w:lang w:val="en-US"/>
+        </w:rPr>
+        <w:t>Tkinter</w:t>
+      </w:r>
+      <w:proofErr w:type="spellEnd"/>
+      <w:r>
+        <w:rPr>
+          <w:i/>
+          <w:iCs/>
+          <w:lang w:val="en-US"/>
+        </w:rPr>
+        <w:t xml:space="preserve">. </w:t>
+      </w:r>
+      <w:proofErr w:type="spellStart"/>
+      <w:r>
+        <w:rPr>
+          <w:lang w:val="en-US"/>
+        </w:rPr>
+        <w:t>Dengan</w:t>
+      </w:r>
+      <w:proofErr w:type="spellEnd"/>
+      <w:r>
+        <w:rPr>
+          <w:lang w:val="en-US"/>
+        </w:rPr>
+        <w:t xml:space="preserve"> </w:t>
+      </w:r>
+      <w:proofErr w:type="spellStart"/>
+      <w:r>
+        <w:rPr>
+          <w:lang w:val="en-US"/>
+        </w:rPr>
+        <w:t>mempertimbangkan</w:t>
+      </w:r>
+      <w:proofErr w:type="spellEnd"/>
+      <w:r>
+        <w:rPr>
+          <w:lang w:val="en-US"/>
+        </w:rPr>
+        <w:t xml:space="preserve"> </w:t>
+      </w:r>
+      <w:proofErr w:type="spellStart"/>
+      <w:r>
+        <w:rPr>
+          <w:lang w:val="en-US"/>
+        </w:rPr>
+        <w:t>fitur</w:t>
+      </w:r>
+      <w:proofErr w:type="spellEnd"/>
+      <w:r>
+        <w:rPr>
+          <w:lang w:val="en-US"/>
+        </w:rPr>
+        <w:t xml:space="preserve"> yang </w:t>
+      </w:r>
+      <w:proofErr w:type="spellStart"/>
+      <w:r>
+        <w:rPr>
+          <w:lang w:val="en-US"/>
+        </w:rPr>
+        <w:t>tertera</w:t>
+      </w:r>
+      <w:proofErr w:type="spellEnd"/>
+      <w:r>
+        <w:rPr>
+          <w:lang w:val="en-US"/>
+        </w:rPr>
+        <w:t xml:space="preserve"> pada </w:t>
+      </w:r>
+      <w:proofErr w:type="spellStart"/>
+      <w:r>
+        <w:rPr>
+          <w:lang w:val="en-US"/>
+        </w:rPr>
+        <w:t>laman</w:t>
+      </w:r>
+      <w:proofErr w:type="spellEnd"/>
+      <w:r>
+        <w:rPr>
+          <w:lang w:val="en-US"/>
+        </w:rPr>
+        <w:t xml:space="preserve"> </w:t>
+      </w:r>
+      <w:r>
+        <w:rPr>
+          <w:i/>
+          <w:iCs/>
+          <w:lang w:val="en-US"/>
+        </w:rPr>
+        <w:fldChar w:fldCharType="begin"/>
+      </w:r>
+      <w:r>
+        <w:rPr>
+          <w:i/>
+          <w:iCs/>
+          <w:lang w:val="en-US"/>
+        </w:rPr>
+        <w:instrText xml:space="preserve"> ADDIN ZOTERO_ITEM CSL_CITATION {"citationID":"vQkZ9Zmx","properties":{"formattedCitation":"(\\uc0\\u8220{}TkDocs Home,\\uc0\\u8221{} t.t.)","plainCitation":"(“TkDocs Home,” t.t.)","noteIndex":0},"citationItems":[{"id":35,"uris":["http://zotero.org/users/19840821/items/YYZBMR5I"],"itemData":{"id":35,"type":"webpage","title":"TkDocs Home","URL":"https://tkdocs.com/","accessed":{"date-parts":[["2026",4,8]]}}}],"schema":"https://github.com/citation-style-language/schema/raw/master/csl-citation.json"} </w:instrText>
+      </w:r>
+      <w:r>
+        <w:rPr>
+          <w:i/>
+          <w:iCs/>
+          <w:lang w:val="en-US"/>
+        </w:rPr>
+        <w:fldChar w:fldCharType="separate"/>
+      </w:r>
+      <w:proofErr w:type="spellStart"/>
+      <w:r>
+        <w:rPr>
+          <w:rFonts w:cs="Times New Roman"/>
+          <w:i/>
+          <w:iCs/>
+          <w:szCs w:val="24"/>
+          <w:lang w:val="en-US"/>
+        </w:rPr>
+        <w:t>TkDocs</w:t>
+      </w:r>
+      <w:proofErr w:type="spellEnd"/>
+      <w:r>
+        <w:rPr>
+          <w:i/>
+          <w:iCs/>
+          <w:lang w:val="en-US"/>
+        </w:rPr>
+        <w:fldChar w:fldCharType="end"/>
+      </w:r>
+      <w:r>
+        <w:rPr>
+          <w:lang w:val="en-US"/>
+        </w:rPr>
+        <w:t xml:space="preserve"> </w:t>
+      </w:r>
+      <w:r>
+        <w:rPr>
+          <w:i/>
+          <w:iCs/>
+          <w:lang w:val="en-US"/>
+        </w:rPr>
+        <w:t xml:space="preserve">Library </w:t>
+      </w:r>
+      <w:proofErr w:type="spellStart"/>
+      <w:r>
+        <w:rPr>
+          <w:lang w:val="en-US"/>
+        </w:rPr>
+        <w:t>ini</w:t>
+      </w:r>
+      <w:proofErr w:type="spellEnd"/>
+      <w:r>
+        <w:rPr>
+          <w:lang w:val="en-US"/>
+        </w:rPr>
+        <w:t xml:space="preserve"> </w:t>
+      </w:r>
+      <w:proofErr w:type="spellStart"/>
+      <w:r>
+        <w:rPr>
+          <w:lang w:val="en-US"/>
+        </w:rPr>
+        <w:t>akan</w:t>
+      </w:r>
+      <w:proofErr w:type="spellEnd"/>
+      <w:r>
+        <w:rPr>
+          <w:lang w:val="en-US"/>
+        </w:rPr>
+        <w:t xml:space="preserve"> </w:t>
+      </w:r>
+      <w:proofErr w:type="spellStart"/>
+      <w:r>
+        <w:rPr>
+          <w:lang w:val="en-US"/>
+        </w:rPr>
+        <w:t>digunakan</w:t>
+      </w:r>
+      <w:proofErr w:type="spellEnd"/>
+      <w:r>
+        <w:rPr>
+          <w:lang w:val="en-US"/>
+        </w:rPr>
+        <w:t xml:space="preserve"> </w:t>
+      </w:r>
+      <w:proofErr w:type="spellStart"/>
+      <w:r>
+        <w:rPr>
+          <w:lang w:val="en-US"/>
+        </w:rPr>
+        <w:t>untuk</w:t>
+      </w:r>
+      <w:proofErr w:type="spellEnd"/>
+      <w:r>
+        <w:rPr>
+          <w:lang w:val="en-US"/>
+        </w:rPr>
+        <w:t xml:space="preserve"> </w:t>
+      </w:r>
+      <w:proofErr w:type="spellStart"/>
+      <w:r>
+        <w:rPr>
+          <w:lang w:val="en-US"/>
+        </w:rPr>
+        <w:t>menyusun</w:t>
+      </w:r>
+      <w:proofErr w:type="spellEnd"/>
+      <w:r>
+        <w:rPr>
+          <w:lang w:val="en-US"/>
+        </w:rPr>
+        <w:t xml:space="preserve"> </w:t>
+      </w:r>
+      <w:r>
+        <w:rPr>
+          <w:i/>
+          <w:iCs/>
+          <w:lang w:val="en-US"/>
+        </w:rPr>
+        <w:t xml:space="preserve">UI </w:t>
+      </w:r>
+      <w:proofErr w:type="spellStart"/>
+      <w:r>
+        <w:rPr>
+          <w:lang w:val="en-US"/>
+        </w:rPr>
+        <w:t>dari</w:t>
+      </w:r>
+      <w:proofErr w:type="spellEnd"/>
+      <w:r>
+        <w:rPr>
+          <w:lang w:val="en-US"/>
+        </w:rPr>
+        <w:t xml:space="preserve"> program </w:t>
+      </w:r>
+      <w:proofErr w:type="spellStart"/>
+      <w:r>
+        <w:rPr>
+          <w:lang w:val="en-US"/>
+        </w:rPr>
+        <w:t>simulasi</w:t>
+      </w:r>
+      <w:proofErr w:type="spellEnd"/>
+      <w:r>
+        <w:rPr>
+          <w:lang w:val="en-US"/>
+        </w:rPr>
+        <w:t xml:space="preserve"> yang </w:t>
+      </w:r>
+      <w:proofErr w:type="spellStart"/>
+      <w:r>
+        <w:rPr>
+          <w:lang w:val="en-US"/>
+        </w:rPr>
+        <w:t>akan</w:t>
+      </w:r>
+      <w:proofErr w:type="spellEnd"/>
+      <w:r>
+        <w:rPr>
+          <w:lang w:val="en-US"/>
+        </w:rPr>
+        <w:t xml:space="preserve"> </w:t>
+      </w:r>
+      <w:proofErr w:type="spellStart"/>
+      <w:r>
+        <w:rPr>
+          <w:lang w:val="en-US"/>
+        </w:rPr>
+        <w:t>dibuat</w:t>
+      </w:r>
+      <w:proofErr w:type="spellEnd"/>
+      <w:r>
+        <w:rPr>
+          <w:lang w:val="en-US"/>
+        </w:rPr>
+        <w:t>.</w:t>
       </w:r>
     </w:p>
     <w:p>
@@ -27063,6 +27650,7 @@
           <w:sz w:val="24"/>
           <w:szCs w:val="24"/>
         </w:rPr>
+        <w:lastRenderedPageBreak/>
         <w:t>Kerangka</w:t>
       </w:r>
       <w:proofErr w:type="spellEnd"/>
@@ -27450,7 +28038,6 @@
           <w:noProof/>
           <w:lang w:val="en-US"/>
         </w:rPr>
-        <w:lastRenderedPageBreak/>
         <w:drawing>
           <wp:inline distT="0" distB="0" distL="0" distR="0" wp14:anchorId="51A83B73" wp14:editId="646DC885">
             <wp:extent cx="3561907" cy="5592538"/>
@@ -27512,7 +28099,7 @@
           <w:lang w:val="en-US"/>
         </w:rPr>
       </w:pPr>
-      <w:bookmarkStart w:id="41" w:name="_Toc226574642"/>
+      <w:bookmarkStart w:id="41" w:name="_Toc226579687"/>
       <w:r>
         <w:t xml:space="preserve">Gambar </w:t>
       </w:r>
@@ -27602,6 +28189,7 @@
           <w:sz w:val="24"/>
           <w:szCs w:val="24"/>
         </w:rPr>
+        <w:lastRenderedPageBreak/>
         <w:t>Metodologi</w:t>
       </w:r>
       <w:proofErr w:type="spellEnd"/>
@@ -27957,7 +28545,6 @@
         <w:rPr>
           <w:lang w:val="en-US"/>
         </w:rPr>
-        <w:lastRenderedPageBreak/>
         <w:t>eksperimen</w:t>
       </w:r>
       <w:proofErr w:type="spellEnd"/>
@@ -28564,14 +29151,110 @@
         <w:rPr>
           <w:lang w:val="en-US"/>
         </w:rPr>
-        <w:t xml:space="preserve">, </w:t>
-      </w:r>
-      <w:proofErr w:type="spellStart"/>
-      <w:r>
-        <w:rPr>
-          <w:lang w:val="en-US"/>
-        </w:rPr>
-        <w:t>karena</w:t>
+        <w:t xml:space="preserve"> dan </w:t>
+      </w:r>
+      <w:proofErr w:type="spellStart"/>
+      <w:r>
+        <w:rPr>
+          <w:lang w:val="en-US"/>
+        </w:rPr>
+        <w:t>akan</w:t>
+      </w:r>
+      <w:proofErr w:type="spellEnd"/>
+      <w:r>
+        <w:rPr>
+          <w:lang w:val="en-US"/>
+        </w:rPr>
+        <w:t xml:space="preserve"> </w:t>
+      </w:r>
+      <w:proofErr w:type="spellStart"/>
+      <w:r>
+        <w:rPr>
+          <w:lang w:val="en-US"/>
+        </w:rPr>
+        <w:t>dibandingkan</w:t>
+      </w:r>
+      <w:proofErr w:type="spellEnd"/>
+      <w:r>
+        <w:rPr>
+          <w:lang w:val="en-US"/>
+        </w:rPr>
+        <w:t xml:space="preserve"> </w:t>
+      </w:r>
+      <w:proofErr w:type="spellStart"/>
+      <w:r>
+        <w:rPr>
+          <w:lang w:val="en-US"/>
+        </w:rPr>
+        <w:t>dengan</w:t>
+      </w:r>
+      <w:proofErr w:type="spellEnd"/>
+      <w:r>
+        <w:rPr>
+          <w:lang w:val="en-US"/>
+        </w:rPr>
+        <w:t xml:space="preserve"> data </w:t>
+      </w:r>
+      <w:proofErr w:type="spellStart"/>
+      <w:r>
+        <w:rPr>
+          <w:lang w:val="en-US"/>
+        </w:rPr>
+        <w:t>milik</w:t>
+      </w:r>
+      <w:proofErr w:type="spellEnd"/>
+      <w:r>
+        <w:rPr>
+          <w:lang w:val="en-US"/>
+        </w:rPr>
+        <w:t xml:space="preserve"> </w:t>
+      </w:r>
+      <w:r>
+        <w:rPr>
+          <w:i/>
+          <w:iCs/>
+          <w:lang w:val="en-US"/>
+        </w:rPr>
+        <w:t>NASA</w:t>
+      </w:r>
+      <w:r>
+        <w:rPr>
+          <w:lang w:val="en-US"/>
+        </w:rPr>
+        <w:t xml:space="preserve">. </w:t>
+      </w:r>
+      <w:r>
+        <w:rPr>
+          <w:lang w:val="en-US"/>
+        </w:rPr>
+        <w:t>J</w:t>
+      </w:r>
+      <w:r>
+        <w:rPr>
+          <w:lang w:val="en-US"/>
+        </w:rPr>
+        <w:t xml:space="preserve">ika </w:t>
+      </w:r>
+      <w:proofErr w:type="spellStart"/>
+      <w:r>
+        <w:rPr>
+          <w:lang w:val="en-US"/>
+        </w:rPr>
+        <w:t>hasil</w:t>
+      </w:r>
+      <w:proofErr w:type="spellEnd"/>
+      <w:r>
+        <w:rPr>
+          <w:lang w:val="en-US"/>
+        </w:rPr>
+        <w:t xml:space="preserve"> </w:t>
+      </w:r>
+      <w:proofErr w:type="spellStart"/>
+      <w:r>
+        <w:rPr>
+          <w:lang w:val="en-US"/>
+        </w:rPr>
+        <w:t>perhitungan</w:t>
       </w:r>
       <w:proofErr w:type="spellEnd"/>
       <w:r>
@@ -28599,20 +29282,6 @@
         <w:rPr>
           <w:lang w:val="en-US"/>
         </w:rPr>
-        <w:t>antara</w:t>
-      </w:r>
-      <w:proofErr w:type="spellEnd"/>
-      <w:r>
-        <w:rPr>
-          <w:lang w:val="en-US"/>
-        </w:rPr>
-        <w:t xml:space="preserve"> </w:t>
-      </w:r>
-      <w:proofErr w:type="spellStart"/>
-      <w:r>
-        <w:rPr>
-          <w:lang w:val="en-US"/>
-        </w:rPr>
         <w:t>Bumi</w:t>
       </w:r>
       <w:proofErr w:type="spellEnd"/>
@@ -28627,132 +29296,6 @@
         <w:rPr>
           <w:lang w:val="en-US"/>
         </w:rPr>
-        <w:t>Matahari</w:t>
-      </w:r>
-      <w:proofErr w:type="spellEnd"/>
-      <w:r>
-        <w:rPr>
-          <w:lang w:val="en-US"/>
-        </w:rPr>
-        <w:t xml:space="preserve"> </w:t>
-      </w:r>
-      <w:proofErr w:type="spellStart"/>
-      <w:r>
-        <w:rPr>
-          <w:lang w:val="en-US"/>
-        </w:rPr>
-        <w:t>adalah</w:t>
-      </w:r>
-      <w:proofErr w:type="spellEnd"/>
-      <w:r>
-        <w:rPr>
-          <w:lang w:val="en-US"/>
-        </w:rPr>
-        <w:t xml:space="preserve"> </w:t>
-      </w:r>
-      <w:proofErr w:type="spellStart"/>
-      <w:r>
-        <w:rPr>
-          <w:lang w:val="en-US"/>
-        </w:rPr>
-        <w:t>sekitar</w:t>
-      </w:r>
-      <w:proofErr w:type="spellEnd"/>
-      <w:r>
-        <w:rPr>
-          <w:lang w:val="en-US"/>
-        </w:rPr>
-        <w:t xml:space="preserve"> 1 AU. </w:t>
-      </w:r>
-      <w:proofErr w:type="spellStart"/>
-      <w:r>
-        <w:rPr>
-          <w:lang w:val="en-US"/>
-        </w:rPr>
-        <w:t>Sehingga</w:t>
-      </w:r>
-      <w:proofErr w:type="spellEnd"/>
-      <w:r>
-        <w:rPr>
-          <w:lang w:val="en-US"/>
-        </w:rPr>
-        <w:t xml:space="preserve"> </w:t>
-      </w:r>
-      <w:proofErr w:type="spellStart"/>
-      <w:r>
-        <w:rPr>
-          <w:lang w:val="en-US"/>
-        </w:rPr>
-        <w:t>jika</w:t>
-      </w:r>
-      <w:proofErr w:type="spellEnd"/>
-      <w:r>
-        <w:rPr>
-          <w:lang w:val="en-US"/>
-        </w:rPr>
-        <w:t xml:space="preserve"> </w:t>
-      </w:r>
-      <w:proofErr w:type="spellStart"/>
-      <w:r>
-        <w:rPr>
-          <w:lang w:val="en-US"/>
-        </w:rPr>
-        <w:t>hasil</w:t>
-      </w:r>
-      <w:proofErr w:type="spellEnd"/>
-      <w:r>
-        <w:rPr>
-          <w:lang w:val="en-US"/>
-        </w:rPr>
-        <w:t xml:space="preserve"> </w:t>
-      </w:r>
-      <w:proofErr w:type="spellStart"/>
-      <w:r>
-        <w:rPr>
-          <w:lang w:val="en-US"/>
-        </w:rPr>
-        <w:t>perhitungan</w:t>
-      </w:r>
-      <w:proofErr w:type="spellEnd"/>
-      <w:r>
-        <w:rPr>
-          <w:lang w:val="en-US"/>
-        </w:rPr>
-        <w:t xml:space="preserve"> </w:t>
-      </w:r>
-      <w:proofErr w:type="spellStart"/>
-      <w:r>
-        <w:rPr>
-          <w:lang w:val="en-US"/>
-        </w:rPr>
-        <w:t>jarak</w:t>
-      </w:r>
-      <w:proofErr w:type="spellEnd"/>
-      <w:r>
-        <w:rPr>
-          <w:lang w:val="en-US"/>
-        </w:rPr>
-        <w:t xml:space="preserve"> rata-rata </w:t>
-      </w:r>
-      <w:proofErr w:type="spellStart"/>
-      <w:r>
-        <w:rPr>
-          <w:lang w:val="en-US"/>
-        </w:rPr>
-        <w:t>Bumi</w:t>
-      </w:r>
-      <w:proofErr w:type="spellEnd"/>
-      <w:r>
-        <w:rPr>
-          <w:lang w:val="en-US"/>
-        </w:rPr>
-        <w:t xml:space="preserve"> dan </w:t>
-      </w:r>
-      <w:proofErr w:type="spellStart"/>
-      <w:r>
-        <w:rPr>
-          <w:lang w:val="en-US"/>
-        </w:rPr>
         <w:t>Mataha</w:t>
       </w:r>
       <w:r>
@@ -28856,19 +29399,49 @@
         <w:rPr>
           <w:lang w:val="en-US"/>
         </w:rPr>
-        <w:t xml:space="preserve"> 1 AU</w:t>
+        <w:t xml:space="preserve"> </w:t>
+      </w:r>
+      <w:r>
+        <w:rPr>
+          <w:lang w:val="en-US"/>
+        </w:rPr>
+        <w:t xml:space="preserve">data </w:t>
+      </w:r>
+      <w:proofErr w:type="spellStart"/>
+      <w:r>
+        <w:rPr>
+          <w:lang w:val="en-US"/>
+        </w:rPr>
+        <w:t>milik</w:t>
+      </w:r>
+      <w:proofErr w:type="spellEnd"/>
+      <w:r>
+        <w:rPr>
+          <w:lang w:val="en-US"/>
+        </w:rPr>
+        <w:t xml:space="preserve"> </w:t>
+      </w:r>
+      <w:r>
+        <w:rPr>
+          <w:i/>
+          <w:iCs/>
+          <w:lang w:val="en-US"/>
+        </w:rPr>
+        <w:t>NA</w:t>
+      </w:r>
+      <w:r>
+        <w:rPr>
+          <w:i/>
+          <w:iCs/>
+          <w:lang w:val="en-US"/>
+        </w:rPr>
+        <w:t>SA</w:t>
       </w:r>
       <w:r>
         <w:rPr>
           <w:lang w:val="en-US"/>
         </w:rPr>
         <w:t xml:space="preserve"> (</w:t>
-      </w:r>
-      <w:r>
-        <w:rPr>
-          <w:lang w:val="en-US"/>
-        </w:rPr>
-        <w:t>±</w:t>
       </w:r>
       <w:r>
         <w:rPr>
@@ -29763,6 +30336,7 @@
         <w:rPr>
           <w:lang w:val="en-US"/>
         </w:rPr>
+        <w:lastRenderedPageBreak/>
         <w:t>perancangan</w:t>
       </w:r>
       <w:proofErr w:type="spellEnd"/>
@@ -29968,7 +30542,21 @@
         <w:rPr>
           <w:lang w:val="en-US"/>
         </w:rPr>
-        <w:t xml:space="preserve"> NASA </w:t>
+        <w:t xml:space="preserve"> </w:t>
+      </w:r>
+      <w:r>
+        <w:rPr>
+          <w:i/>
+          <w:iCs/>
+          <w:lang w:val="en-US"/>
+        </w:rPr>
+        <w:t>NASA</w:t>
+      </w:r>
+      <w:r>
+        <w:rPr>
+          <w:lang w:val="en-US"/>
+        </w:rPr>
+        <w:t xml:space="preserve"> </w:t>
       </w:r>
       <w:r>
         <w:rPr>
@@ -30120,7 +30708,6 @@
         <w:rPr>
           <w:lang w:val="en-US"/>
         </w:rPr>
-        <w:lastRenderedPageBreak/>
         <w:t>hasil</w:t>
       </w:r>
       <w:proofErr w:type="spellEnd"/>
@@ -30732,13 +31319,13 @@
         <w:rPr>
           <w:lang w:val="en-US"/>
         </w:rPr>
-        <w:t xml:space="preserve"> 1, 1</w:t>
-      </w:r>
-      <w:r>
-        <w:rPr>
-          <w:lang w:val="en-US"/>
-        </w:rPr>
-        <w:t>1</w:t>
+        <w:t xml:space="preserve"> 1, </w:t>
+      </w:r>
+      <w:r>
+        <w:rPr>
+          <w:lang w:val="en-US"/>
+        </w:rPr>
+        <w:t>7, 14</w:t>
       </w:r>
       <w:r>
         <w:rPr>
@@ -30798,7 +31385,13 @@
         <w:rPr>
           <w:lang w:val="en-US"/>
         </w:rPr>
-        <w:t xml:space="preserve"> 100</w:t>
+        <w:t xml:space="preserve"> 1</w:t>
+      </w:r>
+      <w:r>
+        <w:rPr>
+          <w:lang w:val="en-US"/>
+        </w:rPr>
+        <w:t>54</w:t>
       </w:r>
       <w:r>
         <w:rPr>
@@ -30846,7 +31439,19 @@
         <w:rPr>
           <w:lang w:val="en-US"/>
         </w:rPr>
-        <w:t xml:space="preserve"> 10 </w:t>
+        <w:t xml:space="preserve"> </w:t>
+      </w:r>
+      <w:r>
+        <w:rPr>
+          <w:lang w:val="en-US"/>
+        </w:rPr>
+        <w:t>7</w:t>
+      </w:r>
+      <w:r>
+        <w:rPr>
+          <w:lang w:val="en-US"/>
+        </w:rPr>
+        <w:t xml:space="preserve"> </w:t>
       </w:r>
       <w:proofErr w:type="spellStart"/>
       <w:r>
@@ -31000,16 +31605,22 @@
         <w:rPr>
           <w:lang w:val="en-US"/>
         </w:rPr>
-        <w:t xml:space="preserve">, dan </w:t>
-      </w:r>
-      <w:r>
-        <w:rPr>
-          <w:i/>
-          <w:iCs/>
-          <w:lang w:val="en-US"/>
-        </w:rPr>
-        <w:t>website</w:t>
-      </w:r>
+        <w:t>, dan</w:t>
+      </w:r>
+      <w:r>
+        <w:rPr>
+          <w:lang w:val="en-US"/>
+        </w:rPr>
+        <w:t xml:space="preserve"> </w:t>
+      </w:r>
+      <w:proofErr w:type="spellStart"/>
+      <w:r>
+        <w:rPr>
+          <w:lang w:val="en-US"/>
+        </w:rPr>
+        <w:t>laman</w:t>
+      </w:r>
+      <w:proofErr w:type="spellEnd"/>
       <w:r>
         <w:rPr>
           <w:lang w:val="en-US"/>
@@ -31112,7 +31723,27 @@
         <w:rPr>
           <w:lang w:val="en-US"/>
         </w:rPr>
-        <w:t xml:space="preserve"> Teknik </w:t>
+        <w:t xml:space="preserve"> </w:t>
+      </w:r>
+      <w:proofErr w:type="spellStart"/>
+      <w:r>
+        <w:rPr>
+          <w:lang w:val="en-US"/>
+        </w:rPr>
+        <w:t>t</w:t>
+      </w:r>
+      <w:r>
+        <w:rPr>
+          <w:lang w:val="en-US"/>
+        </w:rPr>
+        <w:t>eknik</w:t>
+      </w:r>
+      <w:proofErr w:type="spellEnd"/>
+      <w:r>
+        <w:rPr>
+          <w:lang w:val="en-US"/>
+        </w:rPr>
+        <w:t xml:space="preserve"> </w:t>
       </w:r>
       <w:proofErr w:type="spellStart"/>
       <w:r>
@@ -31727,6 +32358,7 @@
         <w:rPr>
           <w:lang w:val="en-US"/>
         </w:rPr>
+        <w:lastRenderedPageBreak/>
         <w:t>Prosedur</w:t>
       </w:r>
       <w:proofErr w:type="spellEnd"/>
@@ -31834,7 +32466,6 @@
           <w:noProof/>
           <w:lang w:val="en-US"/>
         </w:rPr>
-        <w:lastRenderedPageBreak/>
         <w:drawing>
           <wp:inline distT="0" distB="0" distL="0" distR="0" wp14:anchorId="2598ADE7" wp14:editId="5358F999">
             <wp:extent cx="2672684" cy="8018054"/>
@@ -31886,8 +32517,9 @@
           <w:lang w:val="en-US"/>
         </w:rPr>
       </w:pPr>
-      <w:bookmarkStart w:id="53" w:name="_Toc226574643"/>
-      <w:r>
+      <w:bookmarkStart w:id="53" w:name="_Toc226579688"/>
+      <w:r>
+        <w:lastRenderedPageBreak/>
         <w:t xml:space="preserve">Gambar </w:t>
       </w:r>
       <w:r>
@@ -31965,7 +32597,6 @@
       <w:bookmarkStart w:id="54" w:name="_Toc226571663"/>
       <w:proofErr w:type="spellStart"/>
       <w:r>
-        <w:lastRenderedPageBreak/>
         <w:t>Studi</w:t>
       </w:r>
       <w:proofErr w:type="spellEnd"/>
@@ -32900,6 +33531,20 @@
               <w:rPr>
                 <w:lang w:val="en-US"/>
               </w:rPr>
+              <w:t>tidak</w:t>
+            </w:r>
+            <w:proofErr w:type="spellEnd"/>
+            <w:r>
+              <w:rPr>
+                <w:lang w:val="en-US"/>
+              </w:rPr>
+              <w:t xml:space="preserve"> </w:t>
+            </w:r>
+            <w:proofErr w:type="spellStart"/>
+            <w:r>
+              <w:rPr>
+                <w:lang w:val="en-US"/>
+              </w:rPr>
               <w:t>dapat</w:t>
             </w:r>
             <w:proofErr w:type="spellEnd"/>
@@ -33342,14 +33987,14 @@
               <w:rPr>
                 <w:lang w:val="en-US"/>
               </w:rPr>
-              <w:t>menurun</w:t>
+              <w:t>meningkat</w:t>
             </w:r>
             <w:proofErr w:type="spellEnd"/>
             <w:r>
               <w:rPr>
                 <w:lang w:val="en-US"/>
               </w:rPr>
-              <w:t xml:space="preserve">. </w:t>
+              <w:t>.</w:t>
             </w:r>
           </w:p>
         </w:tc>
@@ -33421,20 +34066,6 @@
               <w:rPr>
                 <w:lang w:val="en-US"/>
               </w:rPr>
-              <w:t>tidak</w:t>
-            </w:r>
-            <w:proofErr w:type="spellEnd"/>
-            <w:r>
-              <w:rPr>
-                <w:lang w:val="en-US"/>
-              </w:rPr>
-              <w:t xml:space="preserve"> </w:t>
-            </w:r>
-            <w:proofErr w:type="spellStart"/>
-            <w:r>
-              <w:rPr>
-                <w:lang w:val="en-US"/>
-              </w:rPr>
               <w:t>dapat</w:t>
             </w:r>
             <w:proofErr w:type="spellEnd"/>
@@ -33877,27 +34508,19 @@
               <w:rPr>
                 <w:lang w:val="en-US"/>
               </w:rPr>
-              <w:t>meningkat</w:t>
+              <w:t>menurun</w:t>
             </w:r>
             <w:proofErr w:type="spellEnd"/>
             <w:r>
               <w:rPr>
                 <w:lang w:val="en-US"/>
               </w:rPr>
-              <w:t>.</w:t>
+              <w:t xml:space="preserve">. </w:t>
             </w:r>
           </w:p>
         </w:tc>
       </w:tr>
     </w:tbl>
-    <w:p>
-      <w:pPr>
-        <w:ind w:left="426" w:firstLine="567"/>
-        <w:rPr>
-          <w:lang w:val="en-US"/>
-        </w:rPr>
-      </w:pPr>
-    </w:p>
     <w:p>
       <w:pPr>
         <w:ind w:left="0" w:firstLine="0"/>
@@ -34699,7 +35322,7 @@
           <w:lang w:val="en-US"/>
         </w:rPr>
       </w:pPr>
-      <w:bookmarkStart w:id="62" w:name="_Toc226574644"/>
+      <w:bookmarkStart w:id="62" w:name="_Toc226579689"/>
       <w:r>
         <w:t xml:space="preserve">Gambar </w:t>
       </w:r>
@@ -34863,7 +35486,7 @@
           <w:lang w:val="en-US"/>
         </w:rPr>
       </w:pPr>
-      <w:bookmarkStart w:id="64" w:name="_Toc226574645"/>
+      <w:bookmarkStart w:id="64" w:name="_Toc226579690"/>
       <w:r>
         <w:t xml:space="preserve">Gambar </w:t>
       </w:r>
@@ -34988,7 +35611,7 @@
           <w:lang w:val="en-US"/>
         </w:rPr>
       </w:pPr>
-      <w:bookmarkStart w:id="65" w:name="_Toc226574646"/>
+      <w:bookmarkStart w:id="65" w:name="_Toc226579691"/>
       <w:r>
         <w:t xml:space="preserve">Gambar </w:t>
       </w:r>
@@ -35115,7 +35738,7 @@
           <w:lang w:val="en-US"/>
         </w:rPr>
       </w:pPr>
-      <w:bookmarkStart w:id="66" w:name="_Toc226574647"/>
+      <w:bookmarkStart w:id="66" w:name="_Toc226579692"/>
       <w:r>
         <w:t xml:space="preserve">Gambar </w:t>
       </w:r>
@@ -35241,7 +35864,7 @@
           <w:lang w:val="en-US"/>
         </w:rPr>
       </w:pPr>
-      <w:bookmarkStart w:id="67" w:name="_Toc226574648"/>
+      <w:bookmarkStart w:id="67" w:name="_Toc226579693"/>
       <w:r>
         <w:t xml:space="preserve">Gambar </w:t>
       </w:r>
@@ -35813,6 +36436,7 @@
         <w:t xml:space="preserve"> </w:t>
       </w:r>
       <w:proofErr w:type="spellStart"/>
+      <w:proofErr w:type="gramStart"/>
       <w:r>
         <w:rPr>
           <w:lang w:val="en-US"/>
@@ -35830,22 +36454,65 @@
         <w:rPr>
           <w:noProof/>
         </w:rPr>
+        <w:t xml:space="preserve"> </w:t>
+      </w:r>
+      <w:r>
+        <w:rPr>
+          <w:lang w:val="en-US"/>
+        </w:rPr>
+        <w:t>diagram</w:t>
+      </w:r>
+      <w:proofErr w:type="gramEnd"/>
+      <w:r>
+        <w:rPr>
+          <w:lang w:val="en-US"/>
+        </w:rPr>
+        <w:t xml:space="preserve"> garis pada Gambar </w:t>
+      </w:r>
+      <w:r>
+        <w:rPr>
+          <w:lang w:val="en-US"/>
+        </w:rPr>
+        <w:t>8</w:t>
+      </w:r>
+      <w:r>
+        <w:rPr>
+          <w:lang w:val="en-US"/>
+        </w:rPr>
+        <w:t xml:space="preserve"> di </w:t>
+      </w:r>
+      <w:proofErr w:type="spellStart"/>
+      <w:r>
+        <w:rPr>
+          <w:lang w:val="en-US"/>
+        </w:rPr>
+        <w:t>bawah</w:t>
+      </w:r>
+      <w:proofErr w:type="spellEnd"/>
+      <w:r>
+        <w:rPr>
+          <w:lang w:val="en-US"/>
+        </w:rPr>
+        <w:t>.</w:t>
+      </w:r>
+      <w:r>
+        <w:rPr>
+          <w:noProof/>
+        </w:rPr>
+        <w:t xml:space="preserve"> </w:t>
+      </w:r>
+      <w:r>
+        <w:rPr>
+          <w:noProof/>
+        </w:rPr>
         <w:drawing>
-          <wp:anchor distT="0" distB="0" distL="114300" distR="114300" simplePos="0" relativeHeight="251658240" behindDoc="0" locked="0" layoutInCell="1" allowOverlap="1" wp14:anchorId="324BB724" wp14:editId="5F943405">
-            <wp:simplePos x="0" y="0"/>
-            <wp:positionH relativeFrom="column">
-              <wp:posOffset>-12065</wp:posOffset>
-            </wp:positionH>
-            <wp:positionV relativeFrom="paragraph">
-              <wp:posOffset>1423035</wp:posOffset>
-            </wp:positionV>
-            <wp:extent cx="5390515" cy="3163570"/>
-            <wp:effectExtent l="0" t="0" r="635" b="17780"/>
-            <wp:wrapTopAndBottom/>
-            <wp:docPr id="8" name="Chart 8">
+          <wp:inline distT="0" distB="0" distL="0" distR="0" wp14:anchorId="4ED5E04D" wp14:editId="7E0ABC3E">
+            <wp:extent cx="4572000" cy="2743200"/>
+            <wp:effectExtent l="0" t="0" r="0" b="0"/>
+            <wp:docPr id="11" name="Chart 11">
               <a:extLst xmlns:a="http://schemas.openxmlformats.org/drawingml/2006/main">
                 <a:ext uri="{FF2B5EF4-FFF2-40B4-BE49-F238E27FC236}">
-                  <a16:creationId xmlns:a16="http://schemas.microsoft.com/office/drawing/2014/main" id="{B31589EE-E906-4C61-94A8-62B721F5E4C6}"/>
+                  <a16:creationId xmlns:a16="http://schemas.microsoft.com/office/drawing/2014/main" id="{D56F0EB9-8AC1-48B5-82BC-DEE6D38FB459}"/>
                 </a:ext>
               </a:extLst>
             </wp:docPr>
@@ -35855,46 +36522,8 @@
                 <c:chart xmlns:c="http://schemas.openxmlformats.org/drawingml/2006/chart" xmlns:r="http://schemas.openxmlformats.org/officeDocument/2006/relationships" r:id="rId26"/>
               </a:graphicData>
             </a:graphic>
-            <wp14:sizeRelH relativeFrom="page">
-              <wp14:pctWidth>0</wp14:pctWidth>
-            </wp14:sizeRelH>
-            <wp14:sizeRelV relativeFrom="page">
-              <wp14:pctHeight>0</wp14:pctHeight>
-            </wp14:sizeRelV>
-          </wp:anchor>
+          </wp:inline>
         </w:drawing>
-      </w:r>
-      <w:r>
-        <w:rPr>
-          <w:lang w:val="en-US"/>
-        </w:rPr>
-        <w:t xml:space="preserve">diagram garis pada Gambar </w:t>
-      </w:r>
-      <w:r>
-        <w:rPr>
-          <w:lang w:val="en-US"/>
-        </w:rPr>
-        <w:t>8</w:t>
-      </w:r>
-      <w:r>
-        <w:rPr>
-          <w:lang w:val="en-US"/>
-        </w:rPr>
-        <w:t xml:space="preserve"> di </w:t>
-      </w:r>
-      <w:proofErr w:type="spellStart"/>
-      <w:r>
-        <w:rPr>
-          <w:lang w:val="en-US"/>
-        </w:rPr>
-        <w:t>bawah</w:t>
-      </w:r>
-      <w:proofErr w:type="spellEnd"/>
-      <w:r>
-        <w:rPr>
-          <w:lang w:val="en-US"/>
-        </w:rPr>
-        <w:t>.</w:t>
       </w:r>
     </w:p>
     <w:p>
@@ -35905,7 +36534,7 @@
           <w:lang w:val="en-US"/>
         </w:rPr>
       </w:pPr>
-      <w:bookmarkStart w:id="69" w:name="_Toc226574649"/>
+      <w:bookmarkStart w:id="69" w:name="_Toc226579694"/>
       <w:r>
         <w:t xml:space="preserve">Gambar </w:t>
       </w:r>
@@ -36634,7 +37263,19 @@
         <w:rPr>
           <w:lang w:val="en-US"/>
         </w:rPr>
-        <w:t xml:space="preserve"> pada Gambar 9 dan 10 </w:t>
+        <w:t xml:space="preserve"> pada Gambar 9 dan 10</w:t>
+      </w:r>
+      <w:r>
+        <w:rPr>
+          <w:lang w:val="en-US"/>
+        </w:rPr>
+        <w:t>.</w:t>
+      </w:r>
+      <w:r>
+        <w:rPr>
+          <w:lang w:val="en-US"/>
+        </w:rPr>
+        <w:t xml:space="preserve"> </w:t>
       </w:r>
     </w:p>
     <w:p>
@@ -36701,7 +37342,7 @@
           <w:lang w:val="en-US"/>
         </w:rPr>
       </w:pPr>
-      <w:bookmarkStart w:id="70" w:name="_Toc226574650"/>
+      <w:bookmarkStart w:id="70" w:name="_Toc226579695"/>
       <w:r>
         <w:t xml:space="preserve">Gambar </w:t>
       </w:r>
@@ -36845,7 +37486,7 @@
           <w:lang w:val="en-US"/>
         </w:rPr>
       </w:pPr>
-      <w:bookmarkStart w:id="71" w:name="_Toc226574651"/>
+      <w:bookmarkStart w:id="71" w:name="_Toc226579696"/>
       <w:r>
         <w:t xml:space="preserve">Gambar </w:t>
       </w:r>
@@ -37623,16 +38264,14 @@
         </w:rPr>
         <w:t xml:space="preserve">library </w:t>
       </w:r>
-      <w:proofErr w:type="spellStart"/>
       <w:r>
         <w:rPr>
           <w:i/>
           <w:iCs/>
           <w:lang w:val="en-US"/>
         </w:rPr>
-        <w:t>numpy</w:t>
-      </w:r>
-      <w:proofErr w:type="spellEnd"/>
+        <w:t>NumPy</w:t>
+      </w:r>
       <w:r>
         <w:rPr>
           <w:i/>
@@ -37653,7 +38292,7 @@
           <w:iCs/>
           <w:lang w:val="en-US"/>
         </w:rPr>
-        <w:t>matplotlib</w:t>
+        <w:t>Matplotlib</w:t>
       </w:r>
       <w:r>
         <w:rPr>
@@ -38554,7 +39193,7 @@
     <w:p>
       <w:pPr>
         <w:pStyle w:val="Bibliography"/>
-        <w:spacing w:line="240" w:lineRule="auto"/>
+        <w:spacing w:after="0" w:line="240" w:lineRule="auto"/>
       </w:pPr>
       <w:r>
         <w:rPr>
@@ -38580,24 +39219,198 @@
     </w:p>
     <w:p>
       <w:pPr>
-        <w:pStyle w:val="Bibliography"/>
         <w:spacing w:line="240" w:lineRule="auto"/>
       </w:pPr>
-      <w:r>
-        <w:t>“General Python FAQ — Python 3.14.3 documentation.” t.t. Diakses 2 Maret 2026. https://docs.python.org/3/faq/general.html.</w:t>
-      </w:r>
     </w:p>
     <w:p>
       <w:pPr>
         <w:pStyle w:val="Bibliography"/>
+        <w:spacing w:after="0" w:line="240" w:lineRule="auto"/>
+      </w:pPr>
+      <w:r>
+        <w:t xml:space="preserve">“General </w:t>
+      </w:r>
+      <w:proofErr w:type="spellStart"/>
+      <w:r>
+        <w:t>Python</w:t>
+      </w:r>
+      <w:proofErr w:type="spellEnd"/>
+      <w:r>
+        <w:t xml:space="preserve"> FAQ — </w:t>
+      </w:r>
+      <w:proofErr w:type="spellStart"/>
+      <w:r>
+        <w:t>Python</w:t>
+      </w:r>
+      <w:proofErr w:type="spellEnd"/>
+      <w:r>
+        <w:t xml:space="preserve"> 3.14.3 </w:t>
+      </w:r>
+      <w:proofErr w:type="spellStart"/>
+      <w:r>
+        <w:t>documentation</w:t>
+      </w:r>
+      <w:proofErr w:type="spellEnd"/>
+      <w:r>
+        <w:t>.” t.t. Diakses 2 Maret 2026. https://docs.python.org/3/faq/general.html.</w:t>
+      </w:r>
+    </w:p>
+    <w:p>
+      <w:pPr>
         <w:spacing w:line="240" w:lineRule="auto"/>
+      </w:pPr>
+    </w:p>
+    <w:p>
+      <w:pPr>
+        <w:pStyle w:val="Bibliography"/>
+        <w:spacing w:after="0" w:line="240" w:lineRule="auto"/>
+      </w:pPr>
+      <w:r>
+        <w:t>“</w:t>
+      </w:r>
+      <w:proofErr w:type="spellStart"/>
+      <w:r>
+        <w:t>Matplotlib</w:t>
+      </w:r>
+      <w:proofErr w:type="spellEnd"/>
+      <w:r>
+        <w:t xml:space="preserve"> </w:t>
+      </w:r>
+      <w:proofErr w:type="spellStart"/>
+      <w:r>
+        <w:t>documentation</w:t>
+      </w:r>
+      <w:proofErr w:type="spellEnd"/>
+      <w:r>
+        <w:t xml:space="preserve"> — </w:t>
+      </w:r>
+      <w:proofErr w:type="spellStart"/>
+      <w:r>
+        <w:t>Matplotlib</w:t>
+      </w:r>
+      <w:proofErr w:type="spellEnd"/>
+      <w:r>
+        <w:t xml:space="preserve"> 3.10.8 </w:t>
+      </w:r>
+      <w:proofErr w:type="spellStart"/>
+      <w:r>
+        <w:t>documentation</w:t>
+      </w:r>
+      <w:proofErr w:type="spellEnd"/>
+      <w:r>
+        <w:t>.” t.t. Diakses 8 April 2026. https://matplotlib.org/stable/index.html.</w:t>
+      </w:r>
+    </w:p>
+    <w:p>
+      <w:pPr>
+        <w:spacing w:line="240" w:lineRule="auto"/>
+      </w:pPr>
+    </w:p>
+    <w:p>
+      <w:pPr>
+        <w:pStyle w:val="Bibliography"/>
+        <w:spacing w:after="0" w:line="240" w:lineRule="auto"/>
+      </w:pPr>
+      <w:r>
+        <w:t>“</w:t>
+      </w:r>
+      <w:proofErr w:type="spellStart"/>
+      <w:r>
+        <w:t>NumPy</w:t>
+      </w:r>
+      <w:proofErr w:type="spellEnd"/>
+      <w:r>
+        <w:t xml:space="preserve"> </w:t>
+      </w:r>
+      <w:proofErr w:type="spellStart"/>
+      <w:r>
+        <w:t>user</w:t>
+      </w:r>
+      <w:proofErr w:type="spellEnd"/>
+      <w:r>
+        <w:t xml:space="preserve"> </w:t>
+      </w:r>
+      <w:proofErr w:type="spellStart"/>
+      <w:r>
+        <w:t>guide</w:t>
+      </w:r>
+      <w:proofErr w:type="spellEnd"/>
+      <w:r>
+        <w:t xml:space="preserve"> — </w:t>
+      </w:r>
+      <w:proofErr w:type="spellStart"/>
+      <w:r>
+        <w:t>NumPy</w:t>
+      </w:r>
+      <w:proofErr w:type="spellEnd"/>
+      <w:r>
+        <w:t xml:space="preserve"> v2.4 Manual.” t.t. Diakses 8 April 2026. https://numpy.org/doc/stable/user/index.html#user.</w:t>
+      </w:r>
+    </w:p>
+    <w:p>
+      <w:pPr>
+        <w:spacing w:line="240" w:lineRule="auto"/>
+      </w:pPr>
+    </w:p>
+    <w:p>
+      <w:pPr>
+        <w:pStyle w:val="Bibliography"/>
+        <w:spacing w:after="0" w:line="240" w:lineRule="auto"/>
       </w:pPr>
       <w:r>
         <w:rPr>
           <w:i/>
           <w:iCs/>
         </w:rPr>
-        <w:t>RESOLUTION B5 Definition of a Planet in the Solar System</w:t>
+        <w:t xml:space="preserve">RESOLUTION B5 </w:t>
+      </w:r>
+      <w:proofErr w:type="spellStart"/>
+      <w:r>
+        <w:rPr>
+          <w:i/>
+          <w:iCs/>
+        </w:rPr>
+        <w:t>Definition</w:t>
+      </w:r>
+      <w:proofErr w:type="spellEnd"/>
+      <w:r>
+        <w:rPr>
+          <w:i/>
+          <w:iCs/>
+        </w:rPr>
+        <w:t xml:space="preserve"> </w:t>
+      </w:r>
+      <w:proofErr w:type="spellStart"/>
+      <w:r>
+        <w:rPr>
+          <w:i/>
+          <w:iCs/>
+        </w:rPr>
+        <w:t>of</w:t>
+      </w:r>
+      <w:proofErr w:type="spellEnd"/>
+      <w:r>
+        <w:rPr>
+          <w:i/>
+          <w:iCs/>
+        </w:rPr>
+        <w:t xml:space="preserve"> a Planet in </w:t>
+      </w:r>
+      <w:proofErr w:type="spellStart"/>
+      <w:r>
+        <w:rPr>
+          <w:i/>
+          <w:iCs/>
+        </w:rPr>
+        <w:t>the</w:t>
+      </w:r>
+      <w:proofErr w:type="spellEnd"/>
+      <w:r>
+        <w:rPr>
+          <w:i/>
+          <w:iCs/>
+        </w:rPr>
+        <w:t xml:space="preserve"> Solar System</w:t>
       </w:r>
       <w:r>
         <w:t>. t.t.</w:t>
@@ -38605,18 +39418,125 @@
     </w:p>
     <w:p>
       <w:pPr>
+        <w:spacing w:line="240" w:lineRule="auto"/>
+      </w:pPr>
+    </w:p>
+    <w:p>
+      <w:pPr>
         <w:pStyle w:val="Bibliography"/>
-        <w:spacing w:line="240" w:lineRule="auto"/>
-      </w:pPr>
-      <w:r>
-        <w:t xml:space="preserve">Sandvik, Anders W. 2025. </w:t>
-      </w:r>
+        <w:spacing w:after="0" w:line="240" w:lineRule="auto"/>
+      </w:pPr>
+      <w:proofErr w:type="spellStart"/>
+      <w:r>
+        <w:t>Sandvik</w:t>
+      </w:r>
+      <w:proofErr w:type="spellEnd"/>
+      <w:r>
+        <w:t xml:space="preserve">, </w:t>
+      </w:r>
+      <w:proofErr w:type="spellStart"/>
+      <w:r>
+        <w:t>Anders</w:t>
+      </w:r>
+      <w:proofErr w:type="spellEnd"/>
+      <w:r>
+        <w:t xml:space="preserve"> W. 2025. </w:t>
+      </w:r>
+      <w:proofErr w:type="spellStart"/>
       <w:r>
         <w:rPr>
           <w:i/>
           <w:iCs/>
         </w:rPr>
-        <w:t>Numerical Solutions of Classical Equations of Motion</w:t>
+        <w:t>Numerical</w:t>
+      </w:r>
+      <w:proofErr w:type="spellEnd"/>
+      <w:r>
+        <w:rPr>
+          <w:i/>
+          <w:iCs/>
+        </w:rPr>
+        <w:t xml:space="preserve"> </w:t>
+      </w:r>
+      <w:proofErr w:type="spellStart"/>
+      <w:r>
+        <w:rPr>
+          <w:i/>
+          <w:iCs/>
+        </w:rPr>
+        <w:t>Solutions</w:t>
+      </w:r>
+      <w:proofErr w:type="spellEnd"/>
+      <w:r>
+        <w:rPr>
+          <w:i/>
+          <w:iCs/>
+        </w:rPr>
+        <w:t xml:space="preserve"> </w:t>
+      </w:r>
+      <w:proofErr w:type="spellStart"/>
+      <w:r>
+        <w:rPr>
+          <w:i/>
+          <w:iCs/>
+        </w:rPr>
+        <w:t>of</w:t>
+      </w:r>
+      <w:proofErr w:type="spellEnd"/>
+      <w:r>
+        <w:rPr>
+          <w:i/>
+          <w:iCs/>
+        </w:rPr>
+        <w:t xml:space="preserve"> </w:t>
+      </w:r>
+      <w:proofErr w:type="spellStart"/>
+      <w:r>
+        <w:rPr>
+          <w:i/>
+          <w:iCs/>
+        </w:rPr>
+        <w:t>Classical</w:t>
+      </w:r>
+      <w:proofErr w:type="spellEnd"/>
+      <w:r>
+        <w:rPr>
+          <w:i/>
+          <w:iCs/>
+        </w:rPr>
+        <w:t xml:space="preserve"> </w:t>
+      </w:r>
+      <w:proofErr w:type="spellStart"/>
+      <w:r>
+        <w:rPr>
+          <w:i/>
+          <w:iCs/>
+        </w:rPr>
+        <w:t>Equations</w:t>
+      </w:r>
+      <w:proofErr w:type="spellEnd"/>
+      <w:r>
+        <w:rPr>
+          <w:i/>
+          <w:iCs/>
+        </w:rPr>
+        <w:t xml:space="preserve"> </w:t>
+      </w:r>
+      <w:proofErr w:type="spellStart"/>
+      <w:r>
+        <w:rPr>
+          <w:i/>
+          <w:iCs/>
+        </w:rPr>
+        <w:t>of</w:t>
+      </w:r>
+      <w:proofErr w:type="spellEnd"/>
+      <w:r>
+        <w:rPr>
+          <w:i/>
+          <w:iCs/>
+        </w:rPr>
+        <w:t xml:space="preserve"> Motion</w:t>
       </w:r>
       <w:r>
         <w:t>.</w:t>
@@ -38624,30 +39544,162 @@
     </w:p>
     <w:p>
       <w:pPr>
+        <w:spacing w:line="240" w:lineRule="auto"/>
+      </w:pPr>
+    </w:p>
+    <w:p>
+      <w:pPr>
         <w:pStyle w:val="Bibliography"/>
+        <w:spacing w:after="0" w:line="240" w:lineRule="auto"/>
+      </w:pPr>
+      <w:r>
+        <w:t>“</w:t>
+      </w:r>
+      <w:proofErr w:type="spellStart"/>
+      <w:r>
+        <w:t>TkDocs</w:t>
+      </w:r>
+      <w:proofErr w:type="spellEnd"/>
+      <w:r>
+        <w:t xml:space="preserve"> </w:t>
+      </w:r>
+      <w:proofErr w:type="spellStart"/>
+      <w:r>
+        <w:t>Home</w:t>
+      </w:r>
+      <w:proofErr w:type="spellEnd"/>
+      <w:r>
+        <w:t>.” t.t. Diakses 8 April 2026. https://tkdocs.com/.</w:t>
+      </w:r>
+    </w:p>
+    <w:p>
+      <w:pPr>
         <w:spacing w:line="240" w:lineRule="auto"/>
       </w:pPr>
-      <w:r>
-        <w:t xml:space="preserve">Urone, Paul Peter., dan Roger. Hinrichs. 2020. </w:t>
-      </w:r>
+    </w:p>
+    <w:p>
+      <w:pPr>
+        <w:pStyle w:val="Bibliography"/>
+        <w:spacing w:after="0" w:line="240" w:lineRule="auto"/>
+      </w:pPr>
+      <w:proofErr w:type="spellStart"/>
+      <w:r>
+        <w:t>Urone</w:t>
+      </w:r>
+      <w:proofErr w:type="spellEnd"/>
+      <w:r>
+        <w:t xml:space="preserve">, Paul Peter., dan Roger. </w:t>
+      </w:r>
+      <w:proofErr w:type="spellStart"/>
+      <w:r>
+        <w:t>Hinrichs</w:t>
+      </w:r>
+      <w:proofErr w:type="spellEnd"/>
+      <w:r>
+        <w:t xml:space="preserve">. 2020. </w:t>
+      </w:r>
+      <w:proofErr w:type="spellStart"/>
       <w:r>
         <w:rPr>
           <w:i/>
           <w:iCs/>
         </w:rPr>
-        <w:t>Physics : high school</w:t>
-      </w:r>
-      <w:r>
-        <w:t>. OpenStax College, Rice University.</w:t>
+        <w:t>Physics</w:t>
+      </w:r>
+      <w:proofErr w:type="spellEnd"/>
+      <w:r>
+        <w:rPr>
+          <w:i/>
+          <w:iCs/>
+        </w:rPr>
+        <w:t xml:space="preserve"> : </w:t>
+      </w:r>
+      <w:proofErr w:type="spellStart"/>
+      <w:r>
+        <w:rPr>
+          <w:i/>
+          <w:iCs/>
+        </w:rPr>
+        <w:t>high</w:t>
+      </w:r>
+      <w:proofErr w:type="spellEnd"/>
+      <w:r>
+        <w:rPr>
+          <w:i/>
+          <w:iCs/>
+        </w:rPr>
+        <w:t xml:space="preserve"> </w:t>
+      </w:r>
+      <w:proofErr w:type="spellStart"/>
+      <w:r>
+        <w:rPr>
+          <w:i/>
+          <w:iCs/>
+        </w:rPr>
+        <w:t>school</w:t>
+      </w:r>
+      <w:proofErr w:type="spellEnd"/>
+      <w:r>
+        <w:t xml:space="preserve">. </w:t>
+      </w:r>
+      <w:proofErr w:type="spellStart"/>
+      <w:r>
+        <w:t>OpenStax</w:t>
+      </w:r>
+      <w:proofErr w:type="spellEnd"/>
+      <w:r>
+        <w:t xml:space="preserve"> </w:t>
+      </w:r>
+      <w:proofErr w:type="spellStart"/>
+      <w:r>
+        <w:t>College</w:t>
+      </w:r>
+      <w:proofErr w:type="spellEnd"/>
+      <w:r>
+        <w:t xml:space="preserve">, Rice </w:t>
+      </w:r>
+      <w:proofErr w:type="spellStart"/>
+      <w:r>
+        <w:t>University</w:t>
+      </w:r>
+      <w:proofErr w:type="spellEnd"/>
+      <w:r>
+        <w:t>.</w:t>
       </w:r>
     </w:p>
     <w:p>
       <w:pPr>
+        <w:spacing w:line="240" w:lineRule="auto"/>
+      </w:pPr>
+    </w:p>
+    <w:p>
+      <w:pPr>
         <w:pStyle w:val="Bibliography"/>
-        <w:spacing w:line="240" w:lineRule="auto"/>
-      </w:pPr>
-      <w:r>
-        <w:t xml:space="preserve">Zupančič, B., R. Karba, dan S. Blažič. 2007. </w:t>
+        <w:spacing w:after="0" w:line="240" w:lineRule="auto"/>
+      </w:pPr>
+      <w:proofErr w:type="spellStart"/>
+      <w:r>
+        <w:t>Zupančič</w:t>
+      </w:r>
+      <w:proofErr w:type="spellEnd"/>
+      <w:r>
+        <w:t xml:space="preserve">, B., R. </w:t>
+      </w:r>
+      <w:proofErr w:type="spellStart"/>
+      <w:r>
+        <w:t>Karba</w:t>
+      </w:r>
+      <w:proofErr w:type="spellEnd"/>
+      <w:r>
+        <w:t xml:space="preserve">, dan S. </w:t>
+      </w:r>
+      <w:proofErr w:type="spellStart"/>
+      <w:r>
+        <w:t>Blažič</w:t>
+      </w:r>
+      <w:proofErr w:type="spellEnd"/>
+      <w:r>
+        <w:t xml:space="preserve">. 2007. </w:t>
       </w:r>
       <w:r>
         <w:rPr>
@@ -38722,7 +39774,7 @@
           <w:lang w:val="en-US"/>
         </w:rPr>
       </w:pPr>
-      <w:bookmarkStart w:id="82" w:name="_Toc226574667"/>
+      <w:bookmarkStart w:id="82" w:name="_Toc226575201"/>
       <w:r>
         <w:t xml:space="preserve">Lampiran </w:t>
       </w:r>
@@ -38826,7 +39878,7 @@
           <w:lang w:val="en-US"/>
         </w:rPr>
       </w:pPr>
-      <w:bookmarkStart w:id="83" w:name="_Toc226574668"/>
+      <w:bookmarkStart w:id="83" w:name="_Toc226575202"/>
       <w:r>
         <w:t xml:space="preserve">Lampiran </w:t>
       </w:r>
@@ -38900,11 +39952,12 @@
     <w:p>
       <w:pPr>
         <w:pStyle w:val="Lampiran"/>
-        <w:rPr>
-          <w:lang w:val="en-US"/>
-        </w:rPr>
-      </w:pPr>
-      <w:bookmarkStart w:id="84" w:name="_Toc226574669"/>
+        <w:spacing w:after="0"/>
+        <w:rPr>
+          <w:lang w:val="en-US"/>
+        </w:rPr>
+      </w:pPr>
+      <w:bookmarkStart w:id="84" w:name="_Toc226575203"/>
       <w:r>
         <w:t xml:space="preserve">Lampiran </w:t>
       </w:r>
@@ -38985,12 +40038,13 @@
     <w:p>
       <w:pPr>
         <w:pStyle w:val="Lampiran"/>
+        <w:spacing w:after="0"/>
         <w:rPr>
           <w:color w:val="FFFFFF" w:themeColor="background1"/>
           <w:lang w:val="en-US"/>
         </w:rPr>
       </w:pPr>
-      <w:bookmarkStart w:id="85" w:name="_Toc226574670"/>
+      <w:bookmarkStart w:id="85" w:name="_Toc226575204"/>
       <w:r>
         <w:t xml:space="preserve">Lampiran </w:t>
       </w:r>
@@ -39089,7 +40143,6 @@
     </w:p>
     <w:p>
       <w:pPr>
-        <w:spacing w:line="240" w:lineRule="auto"/>
         <w:ind w:left="0" w:firstLine="0"/>
         <w:jc w:val="left"/>
         <w:rPr>
@@ -39099,23 +40152,14 @@
     </w:p>
     <w:p>
       <w:pPr>
-        <w:spacing w:line="240" w:lineRule="auto"/>
-        <w:ind w:left="0" w:firstLine="0"/>
-        <w:jc w:val="left"/>
-        <w:rPr>
-          <w:lang w:val="en-US"/>
-        </w:rPr>
-      </w:pPr>
-    </w:p>
-    <w:p>
-      <w:pPr>
         <w:pStyle w:val="Lampiran"/>
+        <w:spacing w:after="0"/>
         <w:rPr>
           <w:color w:val="FFFFFF" w:themeColor="background1"/>
           <w:lang w:val="en-US"/>
         </w:rPr>
       </w:pPr>
-      <w:bookmarkStart w:id="86" w:name="_Toc226574671"/>
+      <w:bookmarkStart w:id="86" w:name="_Toc226575205"/>
       <w:r>
         <w:t xml:space="preserve">Lampiran </w:t>
       </w:r>
@@ -39214,6 +40258,111 @@
     </w:p>
     <w:p>
       <w:pPr>
+        <w:ind w:left="0" w:firstLine="0"/>
+        <w:jc w:val="left"/>
+        <w:rPr>
+          <w:lang w:val="en-US"/>
+        </w:rPr>
+      </w:pPr>
+    </w:p>
+    <w:p>
+      <w:pPr>
+        <w:pStyle w:val="Lampiran"/>
+        <w:spacing w:after="0"/>
+        <w:rPr>
+          <w:color w:val="FFFFFF" w:themeColor="background1"/>
+          <w:lang w:val="en-US"/>
+        </w:rPr>
+      </w:pPr>
+      <w:bookmarkStart w:id="87" w:name="_Toc226575206"/>
+      <w:r>
+        <w:t xml:space="preserve">Lampiran </w:t>
+      </w:r>
+      <w:r>
+        <w:fldChar w:fldCharType="begin"/>
+      </w:r>
+      <w:r>
+        <w:instrText xml:space="preserve"> SEQ Lampiran \* ARABIC </w:instrText>
+      </w:r>
+      <w:r>
+        <w:fldChar w:fldCharType="separate"/>
+      </w:r>
+      <w:r>
+        <w:rPr>
+          <w:noProof/>
+        </w:rPr>
+        <w:t>6</w:t>
+      </w:r>
+      <w:r>
+        <w:fldChar w:fldCharType="end"/>
+      </w:r>
+      <w:r>
+        <w:rPr>
+          <w:lang w:val="en-US"/>
+        </w:rPr>
+        <w:t xml:space="preserve"> </w:t>
+      </w:r>
+      <w:r>
+        <w:rPr>
+          <w:color w:val="FFFFFF" w:themeColor="background1"/>
+          <w:lang w:val="en-US"/>
+        </w:rPr>
+        <w:t xml:space="preserve">Hasil </w:t>
+      </w:r>
+      <w:proofErr w:type="spellStart"/>
+      <w:r>
+        <w:rPr>
+          <w:color w:val="FFFFFF" w:themeColor="background1"/>
+          <w:lang w:val="en-US"/>
+        </w:rPr>
+        <w:t>pengujian</w:t>
+      </w:r>
+      <w:proofErr w:type="spellEnd"/>
+      <w:r>
+        <w:rPr>
+          <w:color w:val="FFFFFF" w:themeColor="background1"/>
+          <w:lang w:val="en-US"/>
+        </w:rPr>
+        <w:t xml:space="preserve"> </w:t>
+      </w:r>
+      <w:proofErr w:type="spellStart"/>
+      <w:r>
+        <w:rPr>
+          <w:color w:val="FFFFFF" w:themeColor="background1"/>
+          <w:lang w:val="en-US"/>
+        </w:rPr>
+        <w:t>stabilitas</w:t>
+      </w:r>
+      <w:bookmarkEnd w:id="87"/>
+      <w:proofErr w:type="spellEnd"/>
+    </w:p>
+    <w:p>
+      <w:pPr>
+        <w:ind w:left="0" w:firstLine="0"/>
+        <w:rPr>
+          <w:lang w:val="en-US"/>
+        </w:rPr>
+      </w:pPr>
+      <w:hyperlink r:id="rId37" w:history="1">
+        <w:r>
+          <w:rPr>
+            <w:rStyle w:val="Hyperlink"/>
+            <w:lang w:val="en-US"/>
+          </w:rPr>
+          <w:t>https://github.com/3XA2D/Karya-Tulis-Ilmiah/tree/main/Gambar/Uji_Stabilitas</w:t>
+        </w:r>
+      </w:hyperlink>
+    </w:p>
+    <w:p>
+      <w:pPr>
+        <w:ind w:left="0" w:firstLine="0"/>
+        <w:rPr>
+          <w:lang w:val="en-US"/>
+        </w:rPr>
+      </w:pPr>
+    </w:p>
+    <w:p>
+      <w:pPr>
         <w:spacing w:line="240" w:lineRule="auto"/>
         <w:ind w:left="0" w:firstLine="0"/>
         <w:jc w:val="left"/>
@@ -39240,24 +40389,8 @@
         </w:rPr>
       </w:pPr>
     </w:p>
-    <w:p>
-      <w:pPr>
-        <w:ind w:left="0" w:firstLine="0"/>
-        <w:rPr>
-          <w:lang w:val="en-US"/>
-        </w:rPr>
-      </w:pPr>
-    </w:p>
-    <w:p>
-      <w:pPr>
-        <w:ind w:left="0" w:firstLine="0"/>
-        <w:rPr>
-          <w:lang w:val="en-US"/>
-        </w:rPr>
-      </w:pPr>
-    </w:p>
     <w:sectPr>
-      <w:headerReference w:type="default" r:id="rId37"/>
+      <w:headerReference w:type="default" r:id="rId38"/>
       <w:pgSz w:w="11906" w:h="16838"/>
       <w:pgMar w:top="1701" w:right="1701" w:bottom="1701" w:left="1701" w:header="708" w:footer="708" w:gutter="0"/>
       <w:cols w:space="708"/>
@@ -39300,6 +40433,7 @@
       <w:p>
         <w:pPr>
           <w:pStyle w:val="Footer"/>
+          <w:ind w:left="0" w:firstLine="0"/>
           <w:jc w:val="center"/>
         </w:pPr>
         <w:r>
@@ -43408,34 +44542,29 @@
           <a:lstStyle/>
           <a:p>
             <a:pPr>
-              <a:defRPr sz="2000" b="0" i="0" u="none" strike="noStrike" kern="1200" cap="none" spc="0" normalizeH="0" baseline="0">
+              <a:defRPr sz="1400" b="0" i="0" u="none" strike="noStrike" kern="1200" spc="0" baseline="0">
                 <a:solidFill>
-                  <a:sysClr val="windowText" lastClr="000000"/>
+                  <a:schemeClr val="tx1">
+                    <a:lumMod val="65000"/>
+                    <a:lumOff val="35000"/>
+                  </a:schemeClr>
                 </a:solidFill>
-                <a:latin typeface="Times New Roman" panose="02020603050405020304" pitchFamily="18" charset="0"/>
-                <a:ea typeface="+mj-ea"/>
-                <a:cs typeface="Times New Roman" panose="02020603050405020304" pitchFamily="18" charset="0"/>
+                <a:latin typeface="+mn-lt"/>
+                <a:ea typeface="+mn-ea"/>
+                <a:cs typeface="+mn-cs"/>
               </a:defRPr>
             </a:pPr>
             <a:r>
-              <a:rPr lang="en-US" sz="1200"/>
-              <a:t>GRAFIK ERROR BERDASARKAN </a:t>
-            </a:r>
-            <a:r>
-              <a:rPr lang="en-US" sz="1200" b="0" i="0" u="none" strike="noStrike" kern="1200" cap="none" spc="0" normalizeH="0" baseline="0">
-                <a:solidFill>
-                  <a:sysClr val="windowText" lastClr="000000"/>
-                </a:solidFill>
+              <a:rPr lang="en-US">
                 <a:latin typeface="Times New Roman" panose="02020603050405020304" pitchFamily="18" charset="0"/>
-                <a:ea typeface="+mj-ea"/>
                 <a:cs typeface="Times New Roman" panose="02020603050405020304" pitchFamily="18" charset="0"/>
               </a:rPr>
-              <a:t>LANGKAH</a:t>
+              <a:t>Grafik Eror Berdasarkan Langkah Waktu</a:t>
             </a:r>
-            <a:r>
-              <a:rPr lang="en-US" sz="1200"/>
-              <a:t> WAKTU</a:t>
-            </a:r>
+            <a:endParaRPr lang="id-ID">
+              <a:latin typeface="Times New Roman" panose="02020603050405020304" pitchFamily="18" charset="0"/>
+              <a:cs typeface="Times New Roman" panose="02020603050405020304" pitchFamily="18" charset="0"/>
+            </a:endParaRPr>
           </a:p>
         </c:rich>
       </c:tx>
@@ -43447,6 +44576,26 @@
         </a:ln>
         <a:effectLst/>
       </c:spPr>
+      <c:txPr>
+        <a:bodyPr rot="0" spcFirstLastPara="1" vertOverflow="ellipsis" vert="horz" wrap="square" anchor="ctr" anchorCtr="1"/>
+        <a:lstStyle/>
+        <a:p>
+          <a:pPr>
+            <a:defRPr sz="1400" b="0" i="0" u="none" strike="noStrike" kern="1200" spc="0" baseline="0">
+              <a:solidFill>
+                <a:schemeClr val="tx1">
+                  <a:lumMod val="65000"/>
+                  <a:lumOff val="35000"/>
+                </a:schemeClr>
+              </a:solidFill>
+              <a:latin typeface="+mn-lt"/>
+              <a:ea typeface="+mn-ea"/>
+              <a:cs typeface="+mn-cs"/>
+            </a:defRPr>
+          </a:pPr>
+          <a:endParaRPr lang="id-ID"/>
+        </a:p>
+      </c:txPr>
     </c:title>
     <c:autoTitleDeleted val="0"/>
     <c:plotArea>
@@ -43454,7 +44603,7 @@
       <c:barChart>
         <c:barDir val="col"/>
         <c:grouping val="clustered"/>
-        <c:varyColors val="1"/>
+        <c:varyColors val="0"/>
         <c:ser>
           <c:idx val="0"/>
           <c:order val="0"/>
@@ -43479,112 +44628,55 @@
             <a:effectLst/>
           </c:spPr>
           <c:invertIfNegative val="0"/>
-          <c:dLbls>
-            <c:spPr>
-              <a:noFill/>
-              <a:ln>
-                <a:noFill/>
-              </a:ln>
-              <a:effectLst/>
-            </c:spPr>
-            <c:txPr>
-              <a:bodyPr rot="0" spcFirstLastPara="1" vertOverflow="ellipsis" vert="horz" wrap="square" anchor="ctr" anchorCtr="1"/>
-              <a:lstStyle/>
-              <a:p>
-                <a:pPr>
-                  <a:defRPr sz="900" b="0" i="0" u="none" strike="noStrike" kern="1200" baseline="0">
-                    <a:solidFill>
-                      <a:sysClr val="windowText" lastClr="000000"/>
-                    </a:solidFill>
-                    <a:latin typeface="Times New Roman" panose="02020603050405020304" pitchFamily="18" charset="0"/>
-                    <a:ea typeface="+mn-ea"/>
-                    <a:cs typeface="Times New Roman" panose="02020603050405020304" pitchFamily="18" charset="0"/>
-                  </a:defRPr>
-                </a:pPr>
-                <a:endParaRPr lang="id-ID"/>
-              </a:p>
-            </c:txPr>
-            <c:dLblPos val="outEnd"/>
-            <c:showLegendKey val="0"/>
-            <c:showVal val="1"/>
-            <c:showCatName val="0"/>
-            <c:showSerName val="0"/>
-            <c:showPercent val="0"/>
-            <c:showBubbleSize val="0"/>
-            <c:showLeaderLines val="0"/>
-            <c:extLst>
-              <c:ext xmlns:c15="http://schemas.microsoft.com/office/drawing/2012/chart" uri="{CE6537A1-D6FC-4f65-9D91-7224C49458BB}">
-                <c15:showLeaderLines val="1"/>
-                <c15:leaderLines>
-                  <c:spPr>
-                    <a:ln w="9525">
-                      <a:solidFill>
-                        <a:schemeClr val="tx1">
-                          <a:lumMod val="35000"/>
-                          <a:lumOff val="65000"/>
-                        </a:schemeClr>
-                      </a:solidFill>
-                    </a:ln>
-                    <a:effectLst/>
-                  </c:spPr>
-                </c15:leaderLines>
-              </c:ext>
-            </c:extLst>
-          </c:dLbls>
           <c:cat>
-            <c:strRef>
-              <c:f>Sheet2!$C$5:$C$11</c:f>
-              <c:strCache>
-                <c:ptCount val="7"/>
+            <c:numRef>
+              <c:f>Sheet2!$C$5:$C$10</c:f>
+              <c:numCache>
+                <c:formatCode>General</c:formatCode>
+                <c:ptCount val="6"/>
                 <c:pt idx="0">
-                  <c:v>1 (NASA)</c:v>
+                  <c:v>1</c:v>
                 </c:pt>
                 <c:pt idx="1">
-                  <c:v>1</c:v>
+                  <c:v>7</c:v>
                 </c:pt>
                 <c:pt idx="2">
-                  <c:v>7</c:v>
+                  <c:v>14</c:v>
                 </c:pt>
                 <c:pt idx="3">
-                  <c:v>14</c:v>
+                  <c:v>21</c:v>
                 </c:pt>
                 <c:pt idx="4">
-                  <c:v>21</c:v>
+                  <c:v>28</c:v>
                 </c:pt>
                 <c:pt idx="5">
-                  <c:v>28</c:v>
-                </c:pt>
-                <c:pt idx="6">
                   <c:v>30</c:v>
                 </c:pt>
-              </c:strCache>
-            </c:strRef>
+              </c:numCache>
+            </c:numRef>
           </c:cat>
           <c:val>
             <c:numRef>
-              <c:f>Sheet2!$D$5:$D$11</c:f>
+              <c:f>Sheet2!$D$5:$D$10</c:f>
               <c:numCache>
                 <c:formatCode>General</c:formatCode>
-                <c:ptCount val="7"/>
+                <c:ptCount val="6"/>
                 <c:pt idx="0">
-                  <c:v>1.0001276008542288</c:v>
+                  <c:v>1.0004665715536252</c:v>
                 </c:pt>
                 <c:pt idx="1">
-                  <c:v>1.0004665715536252</c:v>
+                  <c:v>1.0041072942147624</c:v>
                 </c:pt>
                 <c:pt idx="2">
-                  <c:v>1.0041072942147624</c:v>
+                  <c:v>1.0152629100518873</c:v>
                 </c:pt>
                 <c:pt idx="3">
-                  <c:v>1.0152629100518873</c:v>
+                  <c:v>1.0341536891450707</c:v>
                 </c:pt>
                 <c:pt idx="4">
-                  <c:v>1.0341536891450707</c:v>
+                  <c:v>1.0605830034888892</c:v>
                 </c:pt>
                 <c:pt idx="5">
-                  <c:v>1.0605830034888892</c:v>
-                </c:pt>
-                <c:pt idx="6">
                   <c:v>1.0709305170320003</c:v>
                 </c:pt>
               </c:numCache>
@@ -43592,26 +44684,10 @@
           </c:val>
           <c:extLst>
             <c:ext xmlns:c16="http://schemas.microsoft.com/office/drawing/2014/chart" uri="{C3380CC4-5D6E-409C-BE32-E72D297353CC}">
-              <c16:uniqueId val="{00000000-7056-48F0-AB4E-6FF3C5BF3703}"/>
+              <c16:uniqueId val="{00000000-4938-43D0-B20A-E196C8961614}"/>
             </c:ext>
           </c:extLst>
         </c:ser>
-        <c:dLbls>
-          <c:dLblPos val="outEnd"/>
-          <c:showLegendKey val="0"/>
-          <c:showVal val="1"/>
-          <c:showCatName val="0"/>
-          <c:showSerName val="0"/>
-          <c:showPercent val="0"/>
-          <c:showBubbleSize val="0"/>
-        </c:dLbls>
-        <c:gapWidth val="269"/>
-        <c:axId val="867717007"/>
-        <c:axId val="867714511"/>
-      </c:barChart>
-      <c:lineChart>
-        <c:grouping val="standard"/>
-        <c:varyColors val="1"/>
         <c:ser>
           <c:idx val="1"/>
           <c:order val="1"/>
@@ -43621,15 +44697,115 @@
               <c:strCache>
                 <c:ptCount val="1"/>
                 <c:pt idx="0">
+                  <c:v>NASA</c:v>
+                </c:pt>
+              </c:strCache>
+            </c:strRef>
+          </c:tx>
+          <c:spPr>
+            <a:solidFill>
+              <a:schemeClr val="accent2"/>
+            </a:solidFill>
+            <a:ln>
+              <a:noFill/>
+            </a:ln>
+            <a:effectLst/>
+          </c:spPr>
+          <c:invertIfNegative val="0"/>
+          <c:cat>
+            <c:numRef>
+              <c:f>Sheet2!$C$5:$C$10</c:f>
+              <c:numCache>
+                <c:formatCode>General</c:formatCode>
+                <c:ptCount val="6"/>
+                <c:pt idx="0">
+                  <c:v>1</c:v>
+                </c:pt>
+                <c:pt idx="1">
+                  <c:v>7</c:v>
+                </c:pt>
+                <c:pt idx="2">
+                  <c:v>14</c:v>
+                </c:pt>
+                <c:pt idx="3">
+                  <c:v>21</c:v>
+                </c:pt>
+                <c:pt idx="4">
+                  <c:v>28</c:v>
+                </c:pt>
+                <c:pt idx="5">
+                  <c:v>30</c:v>
+                </c:pt>
+              </c:numCache>
+            </c:numRef>
+          </c:cat>
+          <c:val>
+            <c:numRef>
+              <c:f>Sheet2!$E$5:$E$10</c:f>
+              <c:numCache>
+                <c:formatCode>General</c:formatCode>
+                <c:ptCount val="6"/>
+                <c:pt idx="0">
+                  <c:v>1.0001276008542288</c:v>
+                </c:pt>
+                <c:pt idx="1">
+                  <c:v>1.0001276008542288</c:v>
+                </c:pt>
+                <c:pt idx="2">
+                  <c:v>1.0001276008542288</c:v>
+                </c:pt>
+                <c:pt idx="3">
+                  <c:v>1.0001276008542288</c:v>
+                </c:pt>
+                <c:pt idx="4">
+                  <c:v>1.0001276008542288</c:v>
+                </c:pt>
+                <c:pt idx="5">
+                  <c:v>1.0001276008542288</c:v>
+                </c:pt>
+              </c:numCache>
+            </c:numRef>
+          </c:val>
+          <c:extLst>
+            <c:ext xmlns:c16="http://schemas.microsoft.com/office/drawing/2014/chart" uri="{C3380CC4-5D6E-409C-BE32-E72D297353CC}">
+              <c16:uniqueId val="{00000001-4938-43D0-B20A-E196C8961614}"/>
+            </c:ext>
+          </c:extLst>
+        </c:ser>
+        <c:dLbls>
+          <c:showLegendKey val="0"/>
+          <c:showVal val="0"/>
+          <c:showCatName val="0"/>
+          <c:showSerName val="0"/>
+          <c:showPercent val="0"/>
+          <c:showBubbleSize val="0"/>
+        </c:dLbls>
+        <c:gapWidth val="219"/>
+        <c:overlap val="-27"/>
+        <c:axId val="1579763360"/>
+        <c:axId val="1579764192"/>
+      </c:barChart>
+      <c:lineChart>
+        <c:grouping val="standard"/>
+        <c:varyColors val="0"/>
+        <c:ser>
+          <c:idx val="2"/>
+          <c:order val="2"/>
+          <c:tx>
+            <c:strRef>
+              <c:f>Sheet2!$F$4</c:f>
+              <c:strCache>
+                <c:ptCount val="1"/>
+                <c:pt idx="0">
                   <c:v>Error %</c:v>
                 </c:pt>
               </c:strCache>
             </c:strRef>
           </c:tx>
           <c:spPr>
-            <a:ln w="38100" cap="rnd">
+            <a:ln w="28575" cap="rnd">
               <a:solidFill>
-                <a:schemeClr val="accent2"/>
+                <a:schemeClr val="accent3"/>
               </a:solidFill>
               <a:round/>
             </a:ln>
@@ -43638,111 +44814,55 @@
           <c:marker>
             <c:symbol val="none"/>
           </c:marker>
-          <c:dLbls>
-            <c:spPr>
-              <a:noFill/>
-              <a:ln>
-                <a:noFill/>
-              </a:ln>
-              <a:effectLst/>
-            </c:spPr>
-            <c:txPr>
-              <a:bodyPr rot="0" spcFirstLastPara="1" vertOverflow="ellipsis" vert="horz" wrap="square" anchor="ctr" anchorCtr="1"/>
-              <a:lstStyle/>
-              <a:p>
-                <a:pPr>
-                  <a:defRPr sz="900" b="0" i="0" u="none" strike="noStrike" kern="1200" baseline="0">
-                    <a:solidFill>
-                      <a:sysClr val="windowText" lastClr="000000"/>
-                    </a:solidFill>
-                    <a:latin typeface="Times New Roman" panose="02020603050405020304" pitchFamily="18" charset="0"/>
-                    <a:ea typeface="+mn-ea"/>
-                    <a:cs typeface="Times New Roman" panose="02020603050405020304" pitchFamily="18" charset="0"/>
-                  </a:defRPr>
-                </a:pPr>
-                <a:endParaRPr lang="id-ID"/>
-              </a:p>
-            </c:txPr>
-            <c:showLegendKey val="0"/>
-            <c:showVal val="1"/>
-            <c:showCatName val="0"/>
-            <c:showSerName val="0"/>
-            <c:showPercent val="0"/>
-            <c:showBubbleSize val="0"/>
-            <c:showLeaderLines val="0"/>
-            <c:extLst>
-              <c:ext xmlns:c15="http://schemas.microsoft.com/office/drawing/2012/chart" uri="{CE6537A1-D6FC-4f65-9D91-7224C49458BB}">
-                <c15:showLeaderLines val="1"/>
-                <c15:leaderLines>
-                  <c:spPr>
-                    <a:ln w="9525">
-                      <a:solidFill>
-                        <a:schemeClr val="tx1">
-                          <a:lumMod val="35000"/>
-                          <a:lumOff val="65000"/>
-                        </a:schemeClr>
-                      </a:solidFill>
-                    </a:ln>
-                    <a:effectLst/>
-                  </c:spPr>
-                </c15:leaderLines>
-              </c:ext>
-            </c:extLst>
-          </c:dLbls>
           <c:cat>
-            <c:strRef>
-              <c:f>Sheet2!$C$5:$C$11</c:f>
-              <c:strCache>
-                <c:ptCount val="7"/>
+            <c:numRef>
+              <c:f>Sheet2!$C$5:$C$10</c:f>
+              <c:numCache>
+                <c:formatCode>General</c:formatCode>
+                <c:ptCount val="6"/>
                 <c:pt idx="0">
-                  <c:v>1 (NASA)</c:v>
+                  <c:v>1</c:v>
                 </c:pt>
                 <c:pt idx="1">
-                  <c:v>1</c:v>
+                  <c:v>7</c:v>
                 </c:pt>
                 <c:pt idx="2">
-                  <c:v>7</c:v>
+                  <c:v>14</c:v>
                 </c:pt>
                 <c:pt idx="3">
-                  <c:v>14</c:v>
+                  <c:v>21</c:v>
                 </c:pt>
                 <c:pt idx="4">
-                  <c:v>21</c:v>
+                  <c:v>28</c:v>
                 </c:pt>
                 <c:pt idx="5">
-                  <c:v>28</c:v>
-                </c:pt>
-                <c:pt idx="6">
                   <c:v>30</c:v>
                 </c:pt>
-              </c:strCache>
-            </c:strRef>
+              </c:numCache>
+            </c:numRef>
           </c:cat>
           <c:val>
             <c:numRef>
-              <c:f>Sheet2!$E$5:$E$11</c:f>
+              <c:f>Sheet2!$F$5:$F$10</c:f>
               <c:numCache>
                 <c:formatCode>0.000%</c:formatCode>
-                <c:ptCount val="7"/>
+                <c:ptCount val="6"/>
                 <c:pt idx="0">
-                  <c:v>0</c:v>
+                  <c:v>3.3892745196397595E-4</c:v>
                 </c:pt>
                 <c:pt idx="1">
-                  <c:v>3.3892745196397595E-4</c:v>
+                  <c:v>3.9791856130502491E-3</c:v>
                 </c:pt>
                 <c:pt idx="2">
-                  <c:v>3.9791856130502491E-3</c:v>
+                  <c:v>1.5133378165677178E-2</c:v>
                 </c:pt>
                 <c:pt idx="3">
-                  <c:v>1.5133378165677178E-2</c:v>
+                  <c:v>3.4021747086851219E-2</c:v>
                 </c:pt>
                 <c:pt idx="4">
-                  <c:v>3.4021747086851219E-2</c:v>
+                  <c:v>6.0447689457849445E-2</c:v>
                 </c:pt>
                 <c:pt idx="5">
-                  <c:v>6.0447689457849445E-2</c:v>
-                </c:pt>
-                <c:pt idx="6">
                   <c:v>7.0793882817849721E-2</c:v>
                 </c:pt>
               </c:numCache>
@@ -43751,7 +44871,7 @@
           <c:smooth val="0"/>
           <c:extLst>
             <c:ext xmlns:c16="http://schemas.microsoft.com/office/drawing/2014/chart" uri="{C3380CC4-5D6E-409C-BE32-E72D297353CC}">
-              <c16:uniqueId val="{00000001-7056-48F0-AB4E-6FF3C5BF3703}"/>
+              <c16:uniqueId val="{00000002-4938-43D0-B20A-E196C8961614}"/>
             </c:ext>
           </c:extLst>
         </c:ser>
@@ -43765,11 +44885,11 @@
         </c:dLbls>
         <c:marker val="1"/>
         <c:smooth val="0"/>
-        <c:axId val="1053668767"/>
-        <c:axId val="1053670847"/>
+        <c:axId val="1579763776"/>
+        <c:axId val="1579765440"/>
       </c:lineChart>
       <c:catAx>
-        <c:axId val="867717007"/>
+        <c:axId val="1579763360"/>
         <c:scaling>
           <c:orientation val="minMax"/>
         </c:scaling>
@@ -43782,29 +44902,21 @@
               <a:lstStyle/>
               <a:p>
                 <a:pPr>
-                  <a:defRPr sz="900" b="0" i="0" u="none" strike="noStrike" kern="1200" cap="all" baseline="0">
+                  <a:defRPr sz="1000" b="0" i="0" u="none" strike="noStrike" kern="1200" baseline="0">
                     <a:solidFill>
-                      <a:sysClr val="windowText" lastClr="000000"/>
+                      <a:schemeClr val="tx1">
+                        <a:lumMod val="65000"/>
+                        <a:lumOff val="35000"/>
+                      </a:schemeClr>
                     </a:solidFill>
-                    <a:latin typeface="Times New Roman" panose="02020603050405020304" pitchFamily="18" charset="0"/>
+                    <a:latin typeface="+mn-lt"/>
                     <a:ea typeface="+mn-ea"/>
-                    <a:cs typeface="Times New Roman" panose="02020603050405020304" pitchFamily="18" charset="0"/>
+                    <a:cs typeface="+mn-cs"/>
                   </a:defRPr>
                 </a:pPr>
                 <a:r>
-                  <a:rPr lang="en-US" sz="900" b="0" i="0" u="none" strike="noStrike" kern="1200" cap="all" baseline="0">
-                    <a:solidFill>
-                      <a:sysClr val="windowText" lastClr="000000"/>
-                    </a:solidFill>
-                    <a:latin typeface="Times New Roman" panose="02020603050405020304" pitchFamily="18" charset="0"/>
-                    <a:ea typeface="+mn-ea"/>
-                    <a:cs typeface="Times New Roman" panose="02020603050405020304" pitchFamily="18" charset="0"/>
-                  </a:rPr>
-                  <a:t>langkah</a:t>
-                </a:r>
-                <a:r>
                   <a:rPr lang="en-US"/>
-                  <a:t> Waktu (Hari)</a:t>
+                  <a:t>Langkah waktu</a:t>
                 </a:r>
               </a:p>
             </c:rich>
@@ -43817,9 +44929,29 @@
             </a:ln>
             <a:effectLst/>
           </c:spPr>
+          <c:txPr>
+            <a:bodyPr rot="0" spcFirstLastPara="1" vertOverflow="ellipsis" vert="horz" wrap="square" anchor="ctr" anchorCtr="1"/>
+            <a:lstStyle/>
+            <a:p>
+              <a:pPr>
+                <a:defRPr sz="1000" b="0" i="0" u="none" strike="noStrike" kern="1200" baseline="0">
+                  <a:solidFill>
+                    <a:schemeClr val="tx1">
+                      <a:lumMod val="65000"/>
+                      <a:lumOff val="35000"/>
+                    </a:schemeClr>
+                  </a:solidFill>
+                  <a:latin typeface="+mn-lt"/>
+                  <a:ea typeface="+mn-ea"/>
+                  <a:cs typeface="+mn-cs"/>
+                </a:defRPr>
+              </a:pPr>
+              <a:endParaRPr lang="id-ID"/>
+            </a:p>
+          </c:txPr>
         </c:title>
-        <c:numFmt formatCode="General" sourceLinked="0"/>
-        <c:majorTickMark val="out"/>
+        <c:numFmt formatCode="General" sourceLinked="1"/>
+        <c:majorTickMark val="none"/>
         <c:minorTickMark val="none"/>
         <c:tickLblPos val="nextTo"/>
         <c:spPr>
@@ -43840,19 +44972,22 @@
           <a:lstStyle/>
           <a:p>
             <a:pPr>
-              <a:defRPr sz="900" b="0" i="0" u="none" strike="noStrike" kern="1200" cap="none" spc="0" normalizeH="0" baseline="0">
+              <a:defRPr sz="900" b="0" i="0" u="none" strike="noStrike" kern="1200" baseline="0">
                 <a:solidFill>
-                  <a:sysClr val="windowText" lastClr="000000"/>
+                  <a:schemeClr val="tx1">
+                    <a:lumMod val="65000"/>
+                    <a:lumOff val="35000"/>
+                  </a:schemeClr>
                 </a:solidFill>
-                <a:latin typeface="Times New Roman" panose="02020603050405020304" pitchFamily="18" charset="0"/>
+                <a:latin typeface="+mn-lt"/>
                 <a:ea typeface="+mn-ea"/>
-                <a:cs typeface="Times New Roman" panose="02020603050405020304" pitchFamily="18" charset="0"/>
+                <a:cs typeface="+mn-cs"/>
               </a:defRPr>
             </a:pPr>
             <a:endParaRPr lang="id-ID"/>
           </a:p>
         </c:txPr>
-        <c:crossAx val="867714511"/>
+        <c:crossAx val="1579764192"/>
         <c:crosses val="autoZero"/>
         <c:auto val="1"/>
         <c:lblAlgn val="ctr"/>
@@ -43860,7 +44995,7 @@
         <c:noMultiLvlLbl val="0"/>
       </c:catAx>
       <c:valAx>
-        <c:axId val="867714511"/>
+        <c:axId val="1579764192"/>
         <c:scaling>
           <c:orientation val="minMax"/>
         </c:scaling>
@@ -43880,20 +45015,6 @@
             <a:effectLst/>
           </c:spPr>
         </c:majorGridlines>
-        <c:minorGridlines>
-          <c:spPr>
-            <a:ln w="9525" cap="flat" cmpd="sng" algn="ctr">
-              <a:solidFill>
-                <a:schemeClr val="tx1">
-                  <a:lumMod val="5000"/>
-                  <a:lumOff val="95000"/>
-                </a:schemeClr>
-              </a:solidFill>
-              <a:round/>
-            </a:ln>
-            <a:effectLst/>
-          </c:spPr>
-        </c:minorGridlines>
         <c:title>
           <c:tx>
             <c:rich>
@@ -43901,18 +45022,21 @@
               <a:lstStyle/>
               <a:p>
                 <a:pPr>
-                  <a:defRPr sz="900" b="0" i="0" u="none" strike="noStrike" kern="1200" cap="all" baseline="0">
+                  <a:defRPr sz="1000" b="0" i="0" u="none" strike="noStrike" kern="1200" baseline="0">
                     <a:solidFill>
-                      <a:sysClr val="windowText" lastClr="000000"/>
+                      <a:schemeClr val="tx1">
+                        <a:lumMod val="65000"/>
+                        <a:lumOff val="35000"/>
+                      </a:schemeClr>
                     </a:solidFill>
-                    <a:latin typeface="Times New Roman" panose="02020603050405020304" pitchFamily="18" charset="0"/>
+                    <a:latin typeface="+mn-lt"/>
                     <a:ea typeface="+mn-ea"/>
-                    <a:cs typeface="Times New Roman" panose="02020603050405020304" pitchFamily="18" charset="0"/>
+                    <a:cs typeface="+mn-cs"/>
                   </a:defRPr>
                 </a:pPr>
                 <a:r>
                   <a:rPr lang="en-US"/>
-                  <a:t>jarak rata-rata (au)</a:t>
+                  <a:t>Jarak rata-rata (AU)</a:t>
                 </a:r>
               </a:p>
             </c:rich>
@@ -43925,6 +45049,26 @@
             </a:ln>
             <a:effectLst/>
           </c:spPr>
+          <c:txPr>
+            <a:bodyPr rot="-5400000" spcFirstLastPara="1" vertOverflow="ellipsis" vert="horz" wrap="square" anchor="ctr" anchorCtr="1"/>
+            <a:lstStyle/>
+            <a:p>
+              <a:pPr>
+                <a:defRPr sz="1000" b="0" i="0" u="none" strike="noStrike" kern="1200" baseline="0">
+                  <a:solidFill>
+                    <a:schemeClr val="tx1">
+                      <a:lumMod val="65000"/>
+                      <a:lumOff val="35000"/>
+                    </a:schemeClr>
+                  </a:solidFill>
+                  <a:latin typeface="+mn-lt"/>
+                  <a:ea typeface="+mn-ea"/>
+                  <a:cs typeface="+mn-cs"/>
+                </a:defRPr>
+              </a:pPr>
+              <a:endParaRPr lang="id-ID"/>
+            </a:p>
+          </c:txPr>
         </c:title>
         <c:numFmt formatCode="General" sourceLinked="1"/>
         <c:majorTickMark val="none"/>
@@ -43944,22 +45088,25 @@
             <a:pPr>
               <a:defRPr sz="900" b="0" i="0" u="none" strike="noStrike" kern="1200" baseline="0">
                 <a:solidFill>
-                  <a:sysClr val="windowText" lastClr="000000"/>
+                  <a:schemeClr val="tx1">
+                    <a:lumMod val="65000"/>
+                    <a:lumOff val="35000"/>
+                  </a:schemeClr>
                 </a:solidFill>
-                <a:latin typeface="Times New Roman" panose="02020603050405020304" pitchFamily="18" charset="0"/>
+                <a:latin typeface="+mn-lt"/>
                 <a:ea typeface="+mn-ea"/>
-                <a:cs typeface="Times New Roman" panose="02020603050405020304" pitchFamily="18" charset="0"/>
+                <a:cs typeface="+mn-cs"/>
               </a:defRPr>
             </a:pPr>
             <a:endParaRPr lang="id-ID"/>
           </a:p>
         </c:txPr>
-        <c:crossAx val="867717007"/>
+        <c:crossAx val="1579763360"/>
         <c:crosses val="autoZero"/>
         <c:crossBetween val="between"/>
       </c:valAx>
       <c:valAx>
-        <c:axId val="1053670847"/>
+        <c:axId val="1579765440"/>
         <c:scaling>
           <c:orientation val="minMax"/>
         </c:scaling>
@@ -43972,18 +45119,21 @@
               <a:lstStyle/>
               <a:p>
                 <a:pPr>
-                  <a:defRPr sz="900" b="0" i="0" u="none" strike="noStrike" kern="1200" cap="all" baseline="0">
+                  <a:defRPr sz="1000" b="0" i="0" u="none" strike="noStrike" kern="1200" baseline="0">
                     <a:solidFill>
-                      <a:sysClr val="windowText" lastClr="000000"/>
+                      <a:schemeClr val="tx1">
+                        <a:lumMod val="65000"/>
+                        <a:lumOff val="35000"/>
+                      </a:schemeClr>
                     </a:solidFill>
-                    <a:latin typeface="Times New Roman" panose="02020603050405020304" pitchFamily="18" charset="0"/>
+                    <a:latin typeface="+mn-lt"/>
                     <a:ea typeface="+mn-ea"/>
-                    <a:cs typeface="Times New Roman" panose="02020603050405020304" pitchFamily="18" charset="0"/>
+                    <a:cs typeface="+mn-cs"/>
                   </a:defRPr>
                 </a:pPr>
                 <a:r>
                   <a:rPr lang="en-US"/>
-                  <a:t>PERSENTASE ERROR</a:t>
+                  <a:t>Persentase eror</a:t>
                 </a:r>
               </a:p>
             </c:rich>
@@ -43996,6 +45146,26 @@
             </a:ln>
             <a:effectLst/>
           </c:spPr>
+          <c:txPr>
+            <a:bodyPr rot="-5400000" spcFirstLastPara="1" vertOverflow="ellipsis" vert="horz" wrap="square" anchor="ctr" anchorCtr="1"/>
+            <a:lstStyle/>
+            <a:p>
+              <a:pPr>
+                <a:defRPr sz="1000" b="0" i="0" u="none" strike="noStrike" kern="1200" baseline="0">
+                  <a:solidFill>
+                    <a:schemeClr val="tx1">
+                      <a:lumMod val="65000"/>
+                      <a:lumOff val="35000"/>
+                    </a:schemeClr>
+                  </a:solidFill>
+                  <a:latin typeface="+mn-lt"/>
+                  <a:ea typeface="+mn-ea"/>
+                  <a:cs typeface="+mn-cs"/>
+                </a:defRPr>
+              </a:pPr>
+              <a:endParaRPr lang="id-ID"/>
+            </a:p>
+          </c:txPr>
         </c:title>
         <c:numFmt formatCode="0.000%" sourceLinked="1"/>
         <c:majorTickMark val="none"/>
@@ -44015,32 +45185,35 @@
             <a:pPr>
               <a:defRPr sz="900" b="0" i="0" u="none" strike="noStrike" kern="1200" baseline="0">
                 <a:solidFill>
-                  <a:sysClr val="windowText" lastClr="000000"/>
+                  <a:schemeClr val="tx1">
+                    <a:lumMod val="65000"/>
+                    <a:lumOff val="35000"/>
+                  </a:schemeClr>
                 </a:solidFill>
-                <a:latin typeface="Times New Roman" panose="02020603050405020304" pitchFamily="18" charset="0"/>
+                <a:latin typeface="+mn-lt"/>
                 <a:ea typeface="+mn-ea"/>
-                <a:cs typeface="Times New Roman" panose="02020603050405020304" pitchFamily="18" charset="0"/>
+                <a:cs typeface="+mn-cs"/>
               </a:defRPr>
             </a:pPr>
             <a:endParaRPr lang="id-ID"/>
           </a:p>
         </c:txPr>
-        <c:crossAx val="1053668767"/>
+        <c:crossAx val="1579763776"/>
         <c:crosses val="max"/>
         <c:crossBetween val="between"/>
       </c:valAx>
       <c:catAx>
-        <c:axId val="1053668767"/>
+        <c:axId val="1579763776"/>
         <c:scaling>
           <c:orientation val="minMax"/>
         </c:scaling>
         <c:delete val="1"/>
         <c:axPos val="b"/>
         <c:numFmt formatCode="General" sourceLinked="1"/>
-        <c:majorTickMark val="out"/>
+        <c:majorTickMark val="none"/>
         <c:minorTickMark val="none"/>
         <c:tickLblPos val="nextTo"/>
-        <c:crossAx val="1053670847"/>
+        <c:crossAx val="1579765440"/>
         <c:crosses val="autoZero"/>
         <c:auto val="1"/>
         <c:lblAlgn val="ctr"/>
@@ -44055,15 +45228,39 @@
         <a:effectLst/>
       </c:spPr>
     </c:plotArea>
+    <c:legend>
+      <c:legendPos val="b"/>
+      <c:overlay val="0"/>
+      <c:spPr>
+        <a:noFill/>
+        <a:ln>
+          <a:noFill/>
+        </a:ln>
+        <a:effectLst/>
+      </c:spPr>
+      <c:txPr>
+        <a:bodyPr rot="0" spcFirstLastPara="1" vertOverflow="ellipsis" vert="horz" wrap="square" anchor="ctr" anchorCtr="1"/>
+        <a:lstStyle/>
+        <a:p>
+          <a:pPr>
+            <a:defRPr sz="900" b="0" i="0" u="none" strike="noStrike" kern="1200" baseline="0">
+              <a:solidFill>
+                <a:schemeClr val="tx1">
+                  <a:lumMod val="65000"/>
+                  <a:lumOff val="35000"/>
+                </a:schemeClr>
+              </a:solidFill>
+              <a:latin typeface="+mn-lt"/>
+              <a:ea typeface="+mn-ea"/>
+              <a:cs typeface="+mn-cs"/>
+            </a:defRPr>
+          </a:pPr>
+          <a:endParaRPr lang="id-ID"/>
+        </a:p>
+      </c:txPr>
+    </c:legend>
     <c:plotVisOnly val="1"/>
     <c:dispBlanksAs val="gap"/>
-    <c:extLst>
-      <c:ext xmlns:c16r3="http://schemas.microsoft.com/office/drawing/2017/03/chart" uri="{56B9EC1D-385E-4148-901F-78D8002777C0}">
-        <c16r3:dataDisplayOptions16>
-          <c16r3:dispNaAsBlank val="1"/>
-        </c16r3:dataDisplayOptions16>
-      </c:ext>
-    </c:extLst>
     <c:showDLblsOverMax val="0"/>
   </c:chart>
   <c:spPr>
@@ -44086,21 +45283,558 @@
     <a:lstStyle/>
     <a:p>
       <a:pPr>
-        <a:defRPr>
-          <a:solidFill>
-            <a:sysClr val="windowText" lastClr="000000"/>
-          </a:solidFill>
-          <a:latin typeface="Times New Roman" panose="02020603050405020304" pitchFamily="18" charset="0"/>
-          <a:cs typeface="Times New Roman" panose="02020603050405020304" pitchFamily="18" charset="0"/>
-        </a:defRPr>
+        <a:defRPr/>
       </a:pPr>
       <a:endParaRPr lang="id-ID"/>
     </a:p>
   </c:txPr>
-  <c:externalData r:id="rId1">
+  <c:externalData r:id="rId3">
     <c:autoUpdate val="0"/>
   </c:externalData>
 </c:chartSpace>
+</file>
+
+<file path=word/charts/colors1.xml><?xml version="1.0" encoding="utf-8"?>
+<cs:colorStyle xmlns:cs="http://schemas.microsoft.com/office/drawing/2012/chartStyle" xmlns:a="http://schemas.openxmlformats.org/drawingml/2006/main" meth="cycle" id="10">
+  <a:schemeClr val="accent1"/>
+  <a:schemeClr val="accent2"/>
+  <a:schemeClr val="accent3"/>
+  <a:schemeClr val="accent4"/>
+  <a:schemeClr val="accent5"/>
+  <a:schemeClr val="accent6"/>
+  <cs:variation/>
+  <cs:variation>
+    <a:lumMod val="60000"/>
+  </cs:variation>
+  <cs:variation>
+    <a:lumMod val="80000"/>
+    <a:lumOff val="20000"/>
+  </cs:variation>
+  <cs:variation>
+    <a:lumMod val="80000"/>
+  </cs:variation>
+  <cs:variation>
+    <a:lumMod val="60000"/>
+    <a:lumOff val="40000"/>
+  </cs:variation>
+  <cs:variation>
+    <a:lumMod val="50000"/>
+  </cs:variation>
+  <cs:variation>
+    <a:lumMod val="70000"/>
+    <a:lumOff val="30000"/>
+  </cs:variation>
+  <cs:variation>
+    <a:lumMod val="70000"/>
+  </cs:variation>
+  <cs:variation>
+    <a:lumMod val="50000"/>
+    <a:lumOff val="50000"/>
+  </cs:variation>
+</cs:colorStyle>
+</file>
+
+<file path=word/charts/style1.xml><?xml version="1.0" encoding="utf-8"?>
+<cs:chartStyle xmlns:cs="http://schemas.microsoft.com/office/drawing/2012/chartStyle" xmlns:a="http://schemas.openxmlformats.org/drawingml/2006/main" id="201">
+  <cs:axisTitle>
+    <cs:lnRef idx="0"/>
+    <cs:fillRef idx="0"/>
+    <cs:effectRef idx="0"/>
+    <cs:fontRef idx="minor">
+      <a:schemeClr val="tx1">
+        <a:lumMod val="65000"/>
+        <a:lumOff val="35000"/>
+      </a:schemeClr>
+    </cs:fontRef>
+    <cs:defRPr sz="1000" kern="1200"/>
+  </cs:axisTitle>
+  <cs:categoryAxis>
+    <cs:lnRef idx="0"/>
+    <cs:fillRef idx="0"/>
+    <cs:effectRef idx="0"/>
+    <cs:fontRef idx="minor">
+      <a:schemeClr val="tx1">
+        <a:lumMod val="65000"/>
+        <a:lumOff val="35000"/>
+      </a:schemeClr>
+    </cs:fontRef>
+    <cs:spPr>
+      <a:ln w="9525" cap="flat" cmpd="sng" algn="ctr">
+        <a:solidFill>
+          <a:schemeClr val="tx1">
+            <a:lumMod val="15000"/>
+            <a:lumOff val="85000"/>
+          </a:schemeClr>
+        </a:solidFill>
+        <a:round/>
+      </a:ln>
+    </cs:spPr>
+    <cs:defRPr sz="900" kern="1200"/>
+  </cs:categoryAxis>
+  <cs:chartArea mods="allowNoFillOverride allowNoLineOverride">
+    <cs:lnRef idx="0"/>
+    <cs:fillRef idx="0"/>
+    <cs:effectRef idx="0"/>
+    <cs:fontRef idx="minor">
+      <a:schemeClr val="tx1"/>
+    </cs:fontRef>
+    <cs:spPr>
+      <a:solidFill>
+        <a:schemeClr val="bg1"/>
+      </a:solidFill>
+      <a:ln w="9525" cap="flat" cmpd="sng" algn="ctr">
+        <a:solidFill>
+          <a:schemeClr val="tx1">
+            <a:lumMod val="15000"/>
+            <a:lumOff val="85000"/>
+          </a:schemeClr>
+        </a:solidFill>
+        <a:round/>
+      </a:ln>
+    </cs:spPr>
+    <cs:defRPr sz="1000" kern="1200"/>
+  </cs:chartArea>
+  <cs:dataLabel>
+    <cs:lnRef idx="0"/>
+    <cs:fillRef idx="0"/>
+    <cs:effectRef idx="0"/>
+    <cs:fontRef idx="minor">
+      <a:schemeClr val="tx1">
+        <a:lumMod val="75000"/>
+        <a:lumOff val="25000"/>
+      </a:schemeClr>
+    </cs:fontRef>
+    <cs:defRPr sz="900" kern="1200"/>
+  </cs:dataLabel>
+  <cs:dataLabelCallout>
+    <cs:lnRef idx="0"/>
+    <cs:fillRef idx="0"/>
+    <cs:effectRef idx="0"/>
+    <cs:fontRef idx="minor">
+      <a:schemeClr val="dk1">
+        <a:lumMod val="65000"/>
+        <a:lumOff val="35000"/>
+      </a:schemeClr>
+    </cs:fontRef>
+    <cs:spPr>
+      <a:solidFill>
+        <a:schemeClr val="lt1"/>
+      </a:solidFill>
+      <a:ln>
+        <a:solidFill>
+          <a:schemeClr val="dk1">
+            <a:lumMod val="25000"/>
+            <a:lumOff val="75000"/>
+          </a:schemeClr>
+        </a:solidFill>
+      </a:ln>
+    </cs:spPr>
+    <cs:defRPr sz="900" kern="1200"/>
+    <cs:bodyPr rot="0" spcFirstLastPara="1" vertOverflow="clip" horzOverflow="clip" vert="horz" wrap="square" lIns="36576" tIns="18288" rIns="36576" bIns="18288" anchor="ctr" anchorCtr="1">
+      <a:spAutoFit/>
+    </cs:bodyPr>
+  </cs:dataLabelCallout>
+  <cs:dataPoint>
+    <cs:lnRef idx="0"/>
+    <cs:fillRef idx="1">
+      <cs:styleClr val="auto"/>
+    </cs:fillRef>
+    <cs:effectRef idx="0"/>
+    <cs:fontRef idx="minor">
+      <a:schemeClr val="tx1"/>
+    </cs:fontRef>
+  </cs:dataPoint>
+  <cs:dataPoint3D>
+    <cs:lnRef idx="0"/>
+    <cs:fillRef idx="1">
+      <cs:styleClr val="auto"/>
+    </cs:fillRef>
+    <cs:effectRef idx="0"/>
+    <cs:fontRef idx="minor">
+      <a:schemeClr val="tx1"/>
+    </cs:fontRef>
+  </cs:dataPoint3D>
+  <cs:dataPointLine>
+    <cs:lnRef idx="0">
+      <cs:styleClr val="auto"/>
+    </cs:lnRef>
+    <cs:fillRef idx="1"/>
+    <cs:effectRef idx="0"/>
+    <cs:fontRef idx="minor">
+      <a:schemeClr val="tx1"/>
+    </cs:fontRef>
+    <cs:spPr>
+      <a:ln w="28575" cap="rnd">
+        <a:solidFill>
+          <a:schemeClr val="phClr"/>
+        </a:solidFill>
+        <a:round/>
+      </a:ln>
+    </cs:spPr>
+  </cs:dataPointLine>
+  <cs:dataPointMarker>
+    <cs:lnRef idx="0">
+      <cs:styleClr val="auto"/>
+    </cs:lnRef>
+    <cs:fillRef idx="1">
+      <cs:styleClr val="auto"/>
+    </cs:fillRef>
+    <cs:effectRef idx="0"/>
+    <cs:fontRef idx="minor">
+      <a:schemeClr val="tx1"/>
+    </cs:fontRef>
+    <cs:spPr>
+      <a:ln w="9525">
+        <a:solidFill>
+          <a:schemeClr val="phClr"/>
+        </a:solidFill>
+      </a:ln>
+    </cs:spPr>
+  </cs:dataPointMarker>
+  <cs:dataPointMarkerLayout symbol="circle" size="5"/>
+  <cs:dataPointWireframe>
+    <cs:lnRef idx="0">
+      <cs:styleClr val="auto"/>
+    </cs:lnRef>
+    <cs:fillRef idx="1"/>
+    <cs:effectRef idx="0"/>
+    <cs:fontRef idx="minor">
+      <a:schemeClr val="tx1"/>
+    </cs:fontRef>
+    <cs:spPr>
+      <a:ln w="9525" cap="rnd">
+        <a:solidFill>
+          <a:schemeClr val="phClr"/>
+        </a:solidFill>
+        <a:round/>
+      </a:ln>
+    </cs:spPr>
+  </cs:dataPointWireframe>
+  <cs:dataTable>
+    <cs:lnRef idx="0"/>
+    <cs:fillRef idx="0"/>
+    <cs:effectRef idx="0"/>
+    <cs:fontRef idx="minor">
+      <a:schemeClr val="tx1">
+        <a:lumMod val="65000"/>
+        <a:lumOff val="35000"/>
+      </a:schemeClr>
+    </cs:fontRef>
+    <cs:spPr>
+      <a:noFill/>
+      <a:ln w="9525" cap="flat" cmpd="sng" algn="ctr">
+        <a:solidFill>
+          <a:schemeClr val="tx1">
+            <a:lumMod val="15000"/>
+            <a:lumOff val="85000"/>
+          </a:schemeClr>
+        </a:solidFill>
+        <a:round/>
+      </a:ln>
+    </cs:spPr>
+    <cs:defRPr sz="900" kern="1200"/>
+  </cs:dataTable>
+  <cs:downBar>
+    <cs:lnRef idx="0"/>
+    <cs:fillRef idx="0"/>
+    <cs:effectRef idx="0"/>
+    <cs:fontRef idx="minor">
+      <a:schemeClr val="dk1"/>
+    </cs:fontRef>
+    <cs:spPr>
+      <a:solidFill>
+        <a:schemeClr val="dk1">
+          <a:lumMod val="65000"/>
+          <a:lumOff val="35000"/>
+        </a:schemeClr>
+      </a:solidFill>
+      <a:ln w="9525">
+        <a:solidFill>
+          <a:schemeClr val="tx1">
+            <a:lumMod val="65000"/>
+            <a:lumOff val="35000"/>
+          </a:schemeClr>
+        </a:solidFill>
+      </a:ln>
+    </cs:spPr>
+  </cs:downBar>
+  <cs:dropLine>
+    <cs:lnRef idx="0"/>
+    <cs:fillRef idx="0"/>
+    <cs:effectRef idx="0"/>
+    <cs:fontRef idx="minor">
+      <a:schemeClr val="tx1"/>
+    </cs:fontRef>
+    <cs:spPr>
+      <a:ln w="9525" cap="flat" cmpd="sng" algn="ctr">
+        <a:solidFill>
+          <a:schemeClr val="tx1">
+            <a:lumMod val="35000"/>
+            <a:lumOff val="65000"/>
+          </a:schemeClr>
+        </a:solidFill>
+        <a:round/>
+      </a:ln>
+    </cs:spPr>
+  </cs:dropLine>
+  <cs:errorBar>
+    <cs:lnRef idx="0"/>
+    <cs:fillRef idx="0"/>
+    <cs:effectRef idx="0"/>
+    <cs:fontRef idx="minor">
+      <a:schemeClr val="tx1"/>
+    </cs:fontRef>
+    <cs:spPr>
+      <a:ln w="9525" cap="flat" cmpd="sng" algn="ctr">
+        <a:solidFill>
+          <a:schemeClr val="tx1">
+            <a:lumMod val="65000"/>
+            <a:lumOff val="35000"/>
+          </a:schemeClr>
+        </a:solidFill>
+        <a:round/>
+      </a:ln>
+    </cs:spPr>
+  </cs:errorBar>
+  <cs:floor>
+    <cs:lnRef idx="0"/>
+    <cs:fillRef idx="0"/>
+    <cs:effectRef idx="0"/>
+    <cs:fontRef idx="minor">
+      <a:schemeClr val="tx1"/>
+    </cs:fontRef>
+    <cs:spPr>
+      <a:noFill/>
+      <a:ln>
+        <a:noFill/>
+      </a:ln>
+    </cs:spPr>
+  </cs:floor>
+  <cs:gridlineMajor>
+    <cs:lnRef idx="0"/>
+    <cs:fillRef idx="0"/>
+    <cs:effectRef idx="0"/>
+    <cs:fontRef idx="minor">
+      <a:schemeClr val="tx1"/>
+    </cs:fontRef>
+    <cs:spPr>
+      <a:ln w="9525" cap="flat" cmpd="sng" algn="ctr">
+        <a:solidFill>
+          <a:schemeClr val="tx1">
+            <a:lumMod val="15000"/>
+            <a:lumOff val="85000"/>
+          </a:schemeClr>
+        </a:solidFill>
+        <a:round/>
+      </a:ln>
+    </cs:spPr>
+  </cs:gridlineMajor>
+  <cs:gridlineMinor>
+    <cs:lnRef idx="0"/>
+    <cs:fillRef idx="0"/>
+    <cs:effectRef idx="0"/>
+    <cs:fontRef idx="minor">
+      <a:schemeClr val="tx1"/>
+    </cs:fontRef>
+    <cs:spPr>
+      <a:ln w="9525" cap="flat" cmpd="sng" algn="ctr">
+        <a:solidFill>
+          <a:schemeClr val="tx1">
+            <a:lumMod val="5000"/>
+            <a:lumOff val="95000"/>
+          </a:schemeClr>
+        </a:solidFill>
+        <a:round/>
+      </a:ln>
+    </cs:spPr>
+  </cs:gridlineMinor>
+  <cs:hiLoLine>
+    <cs:lnRef idx="0"/>
+    <cs:fillRef idx="0"/>
+    <cs:effectRef idx="0"/>
+    <cs:fontRef idx="minor">
+      <a:schemeClr val="tx1"/>
+    </cs:fontRef>
+    <cs:spPr>
+      <a:ln w="9525" cap="flat" cmpd="sng" algn="ctr">
+        <a:solidFill>
+          <a:schemeClr val="tx1">
+            <a:lumMod val="75000"/>
+            <a:lumOff val="25000"/>
+          </a:schemeClr>
+        </a:solidFill>
+        <a:round/>
+      </a:ln>
+    </cs:spPr>
+  </cs:hiLoLine>
+  <cs:leaderLine>
+    <cs:lnRef idx="0"/>
+    <cs:fillRef idx="0"/>
+    <cs:effectRef idx="0"/>
+    <cs:fontRef idx="minor">
+      <a:schemeClr val="tx1"/>
+    </cs:fontRef>
+    <cs:spPr>
+      <a:ln w="9525" cap="flat" cmpd="sng" algn="ctr">
+        <a:solidFill>
+          <a:schemeClr val="tx1">
+            <a:lumMod val="35000"/>
+            <a:lumOff val="65000"/>
+          </a:schemeClr>
+        </a:solidFill>
+        <a:round/>
+      </a:ln>
+    </cs:spPr>
+  </cs:leaderLine>
+  <cs:legend>
+    <cs:lnRef idx="0"/>
+    <cs:fillRef idx="0"/>
+    <cs:effectRef idx="0"/>
+    <cs:fontRef idx="minor">
+      <a:schemeClr val="tx1">
+        <a:lumMod val="65000"/>
+        <a:lumOff val="35000"/>
+      </a:schemeClr>
+    </cs:fontRef>
+    <cs:defRPr sz="900" kern="1200"/>
+  </cs:legend>
+  <cs:plotArea mods="allowNoFillOverride allowNoLineOverride">
+    <cs:lnRef idx="0"/>
+    <cs:fillRef idx="0"/>
+    <cs:effectRef idx="0"/>
+    <cs:fontRef idx="minor">
+      <a:schemeClr val="tx1"/>
+    </cs:fontRef>
+  </cs:plotArea>
+  <cs:plotArea3D mods="allowNoFillOverride allowNoLineOverride">
+    <cs:lnRef idx="0"/>
+    <cs:fillRef idx="0"/>
+    <cs:effectRef idx="0"/>
+    <cs:fontRef idx="minor">
+      <a:schemeClr val="tx1"/>
+    </cs:fontRef>
+  </cs:plotArea3D>
+  <cs:seriesAxis>
+    <cs:lnRef idx="0"/>
+    <cs:fillRef idx="0"/>
+    <cs:effectRef idx="0"/>
+    <cs:fontRef idx="minor">
+      <a:schemeClr val="tx1">
+        <a:lumMod val="65000"/>
+        <a:lumOff val="35000"/>
+      </a:schemeClr>
+    </cs:fontRef>
+    <cs:defRPr sz="900" kern="1200"/>
+  </cs:seriesAxis>
+  <cs:seriesLine>
+    <cs:lnRef idx="0"/>
+    <cs:fillRef idx="0"/>
+    <cs:effectRef idx="0"/>
+    <cs:fontRef idx="minor">
+      <a:schemeClr val="tx1"/>
+    </cs:fontRef>
+    <cs:spPr>
+      <a:ln w="9525" cap="flat" cmpd="sng" algn="ctr">
+        <a:solidFill>
+          <a:schemeClr val="tx1">
+            <a:lumMod val="35000"/>
+            <a:lumOff val="65000"/>
+          </a:schemeClr>
+        </a:solidFill>
+        <a:round/>
+      </a:ln>
+    </cs:spPr>
+  </cs:seriesLine>
+  <cs:title>
+    <cs:lnRef idx="0"/>
+    <cs:fillRef idx="0"/>
+    <cs:effectRef idx="0"/>
+    <cs:fontRef idx="minor">
+      <a:schemeClr val="tx1">
+        <a:lumMod val="65000"/>
+        <a:lumOff val="35000"/>
+      </a:schemeClr>
+    </cs:fontRef>
+    <cs:defRPr sz="1400" b="0" kern="1200" spc="0" baseline="0"/>
+  </cs:title>
+  <cs:trendline>
+    <cs:lnRef idx="0">
+      <cs:styleClr val="auto"/>
+    </cs:lnRef>
+    <cs:fillRef idx="0"/>
+    <cs:effectRef idx="0"/>
+    <cs:fontRef idx="minor">
+      <a:schemeClr val="tx1"/>
+    </cs:fontRef>
+    <cs:spPr>
+      <a:ln w="19050" cap="rnd">
+        <a:solidFill>
+          <a:schemeClr val="phClr"/>
+        </a:solidFill>
+        <a:prstDash val="sysDot"/>
+      </a:ln>
+    </cs:spPr>
+  </cs:trendline>
+  <cs:trendlineLabel>
+    <cs:lnRef idx="0"/>
+    <cs:fillRef idx="0"/>
+    <cs:effectRef idx="0"/>
+    <cs:fontRef idx="minor">
+      <a:schemeClr val="tx1">
+        <a:lumMod val="65000"/>
+        <a:lumOff val="35000"/>
+      </a:schemeClr>
+    </cs:fontRef>
+    <cs:defRPr sz="900" kern="1200"/>
+  </cs:trendlineLabel>
+  <cs:upBar>
+    <cs:lnRef idx="0"/>
+    <cs:fillRef idx="0"/>
+    <cs:effectRef idx="0"/>
+    <cs:fontRef idx="minor">
+      <a:schemeClr val="dk1"/>
+    </cs:fontRef>
+    <cs:spPr>
+      <a:solidFill>
+        <a:schemeClr val="lt1"/>
+      </a:solidFill>
+      <a:ln w="9525">
+        <a:solidFill>
+          <a:schemeClr val="tx1">
+            <a:lumMod val="15000"/>
+            <a:lumOff val="85000"/>
+          </a:schemeClr>
+        </a:solidFill>
+      </a:ln>
+    </cs:spPr>
+  </cs:upBar>
+  <cs:valueAxis>
+    <cs:lnRef idx="0"/>
+    <cs:fillRef idx="0"/>
+    <cs:effectRef idx="0"/>
+    <cs:fontRef idx="minor">
+      <a:schemeClr val="tx1">
+        <a:lumMod val="65000"/>
+        <a:lumOff val="35000"/>
+      </a:schemeClr>
+    </cs:fontRef>
+    <cs:defRPr sz="900" kern="1200"/>
+  </cs:valueAxis>
+  <cs:wall>
+    <cs:lnRef idx="0"/>
+    <cs:fillRef idx="0"/>
+    <cs:effectRef idx="0"/>
+    <cs:fontRef idx="minor">
+      <a:schemeClr val="tx1"/>
+    </cs:fontRef>
+    <cs:spPr>
+      <a:noFill/>
+      <a:ln>
+        <a:noFill/>
+      </a:ln>
+    </cs:spPr>
+  </cs:wall>
+</cs:chartStyle>
 </file>
 
 <file path=word/theme/theme1.xml><?xml version="1.0" encoding="utf-8"?>

--- a/PEMBUATAN PROGRAM SIMULASI ORBIT PLANET MENGGUNAKAN BAHASA PEMROGRAMAN PYTHON.docx
+++ b/PEMBUATAN PROGRAM SIMULASI ORBIT PLANET MENGGUNAKAN BAHASA PEMROGRAMAN PYTHON.docx
@@ -2971,6 +2971,7 @@
           <w:lang w:val="en-US"/>
         </w:rPr>
         <w:sectPr>
+          <w:footerReference w:type="default" r:id="rId12"/>
           <w:pgSz w:w="11906" w:h="16838"/>
           <w:pgMar w:top="1701" w:right="1701" w:bottom="1701" w:left="1701" w:header="708" w:footer="708" w:gutter="0"/>
           <w:pgNumType w:fmt="lowerRoman" w:start="1"/>
@@ -5043,7 +5044,7 @@
       <w:pPr>
         <w:pStyle w:val="Heading1"/>
         <w:sectPr>
-          <w:footerReference w:type="default" r:id="rId12"/>
+          <w:footerReference w:type="default" r:id="rId13"/>
           <w:pgSz w:w="11906" w:h="16838"/>
           <w:pgMar w:top="1701" w:right="1701" w:bottom="1701" w:left="1701" w:header="708" w:footer="708" w:gutter="0"/>
           <w:pgNumType w:fmt="lowerRoman"/>
@@ -5340,7 +5341,6 @@
         </w:rPr>
         <w:t>Sunart</w:t>
       </w:r>
-      <w:proofErr w:type="spellEnd"/>
       <w:r>
         <w:rPr>
           <w:rFonts w:cs="Times New Roman"/>
@@ -5348,10 +5348,9 @@
           <w:szCs w:val="24"/>
           <w:lang w:val="en-US"/>
         </w:rPr>
-        <w:t xml:space="preserve">, </w:t>
-      </w:r>
-      <w:proofErr w:type="spellStart"/>
-      <w:proofErr w:type="gramStart"/>
+        <w:t>i</w:t>
+      </w:r>
+      <w:proofErr w:type="spellEnd"/>
       <w:r>
         <w:rPr>
           <w:rFonts w:cs="Times New Roman"/>
@@ -5359,10 +5358,9 @@
           <w:szCs w:val="24"/>
           <w:lang w:val="en-US"/>
         </w:rPr>
-        <w:t>M.Pd</w:t>
-      </w:r>
-      <w:proofErr w:type="spellEnd"/>
-      <w:proofErr w:type="gramEnd"/>
+        <w:t xml:space="preserve">, </w:t>
+      </w:r>
+      <w:proofErr w:type="spellStart"/>
       <w:r>
         <w:rPr>
           <w:rFonts w:cs="Times New Roman"/>
@@ -5370,15 +5368,25 @@
           <w:szCs w:val="24"/>
           <w:lang w:val="en-US"/>
         </w:rPr>
-        <w:t xml:space="preserve"> </w:t>
-      </w:r>
+        <w:t>M.Pd</w:t>
+      </w:r>
+      <w:proofErr w:type="spellEnd"/>
       <w:r>
         <w:rPr>
           <w:rFonts w:cs="Times New Roman"/>
           <w:color w:val="000000"/>
           <w:szCs w:val="24"/>
-        </w:rPr>
-        <w:t xml:space="preserve">selaku pembimbing 1 (Satu) yang telah memberikan arahan dan ilmu. </w:t>
+          <w:lang w:val="en-US"/>
+        </w:rPr>
+        <w:t xml:space="preserve"> </w:t>
+      </w:r>
+      <w:r>
+        <w:rPr>
+          <w:rFonts w:cs="Times New Roman"/>
+          <w:color w:val="000000"/>
+          <w:szCs w:val="24"/>
+        </w:rPr>
+        <w:t xml:space="preserve">selaku pembimbing 1 yang telah memberikan arahan dan ilmu. </w:t>
       </w:r>
     </w:p>
     <w:p>
@@ -5409,7 +5417,6 @@
         <w:t xml:space="preserve">Bapak Abdullah, </w:t>
       </w:r>
       <w:proofErr w:type="spellStart"/>
-      <w:proofErr w:type="gramStart"/>
       <w:r>
         <w:rPr>
           <w:rFonts w:cs="Times New Roman"/>
@@ -5420,14 +5427,13 @@
         <w:t>S.Pd</w:t>
       </w:r>
       <w:proofErr w:type="spellEnd"/>
-      <w:proofErr w:type="gramEnd"/>
       <w:r>
         <w:rPr>
           <w:rFonts w:cs="Times New Roman"/>
           <w:color w:val="000000"/>
           <w:szCs w:val="24"/>
         </w:rPr>
-        <w:t xml:space="preserve"> selaku pembimbing 2 (Dua) yang telah memberikan arahan dan ilmu. </w:t>
+        <w:t xml:space="preserve"> selaku pembimbing 2 yang telah memberikan arahan dan ilmu. </w:t>
       </w:r>
     </w:p>
     <w:p>
@@ -5725,6 +5731,7 @@
     <w:sdt>
       <w:sdtPr>
         <w:rPr>
+          <w:b w:val="0"/>
           <w:bCs/>
           <w:caps w:val="0"/>
           <w:sz w:val="24"/>
@@ -11521,7 +11528,7 @@
     <w:p>
       <w:pPr>
         <w:sectPr>
-          <w:headerReference w:type="default" r:id="rId13"/>
+          <w:headerReference w:type="default" r:id="rId14"/>
           <w:pgSz w:w="11906" w:h="16838"/>
           <w:pgMar w:top="1701" w:right="1701" w:bottom="1701" w:left="1701" w:header="708" w:footer="708" w:gutter="0"/>
           <w:pgNumType w:fmt="lowerRoman"/>
@@ -12334,23 +12341,13 @@
         </w:rPr>
         <w:fldChar w:fldCharType="separate"/>
       </w:r>
-      <w:proofErr w:type="spellStart"/>
       <w:r>
         <w:rPr>
           <w:rFonts w:cs="Times New Roman"/>
           <w:color w:val="000000"/>
           <w:lang w:val="en-US"/>
         </w:rPr>
-        <w:t>resolusi</w:t>
-      </w:r>
-      <w:proofErr w:type="spellEnd"/>
-      <w:r>
-        <w:rPr>
-          <w:rFonts w:cs="Times New Roman"/>
-          <w:color w:val="000000"/>
-          <w:lang w:val="en-US"/>
-        </w:rPr>
-        <w:t xml:space="preserve"> B5</w:t>
+        <w:t>resolusi B5</w:t>
       </w:r>
       <w:r>
         <w:rPr>
@@ -18609,9 +18606,9 @@
           <w:tab w:val="center" w:pos="4612"/>
         </w:tabs>
         <w:sectPr>
-          <w:headerReference w:type="default" r:id="rId14"/>
-          <w:footerReference w:type="default" r:id="rId15"/>
-          <w:footerReference w:type="first" r:id="rId16"/>
+          <w:headerReference w:type="default" r:id="rId15"/>
+          <w:footerReference w:type="default" r:id="rId16"/>
+          <w:footerReference w:type="first" r:id="rId17"/>
           <w:pgSz w:w="11906" w:h="16838" w:code="9"/>
           <w:pgMar w:top="1701" w:right="1701" w:bottom="1701" w:left="1701" w:header="709" w:footer="709" w:gutter="0"/>
           <w:pgNumType w:start="1"/>
@@ -24845,7 +24842,6 @@
         </w:rPr>
         <w:t xml:space="preserve"> </w:t>
       </w:r>
-      <w:proofErr w:type="gramStart"/>
       <w:r>
         <w:rPr>
           <w:noProof/>
@@ -24857,14 +24853,7 @@
         <w:rPr>
           <w:lang w:val="en-US"/>
         </w:rPr>
-        <w:t xml:space="preserve">  pada</w:t>
-      </w:r>
-      <w:proofErr w:type="gramEnd"/>
-      <w:r>
-        <w:rPr>
-          <w:lang w:val="en-US"/>
-        </w:rPr>
-        <w:t xml:space="preserve"> perangkat dengan spesifikasi rendah. </w:t>
+        <w:t xml:space="preserve">  pada perangkat dengan spesifikasi rendah. </w:t>
       </w:r>
       <w:proofErr w:type="spellStart"/>
       <w:r>
@@ -25373,7 +25362,6 @@
         </w:rPr>
         <w:fldChar w:fldCharType="separate"/>
       </w:r>
-      <w:proofErr w:type="spellStart"/>
       <w:r>
         <w:rPr>
           <w:rFonts w:cs="Times New Roman"/>
@@ -25382,25 +25370,14 @@
         </w:rPr>
         <w:t>Menurut</w:t>
       </w:r>
-      <w:proofErr w:type="spellEnd"/>
       <w:r>
         <w:rPr>
           <w:rFonts w:cs="Times New Roman"/>
           <w:szCs w:val="24"/>
           <w:lang w:val="en-US"/>
         </w:rPr>
-        <w:t xml:space="preserve"> </w:t>
-      </w:r>
-      <w:proofErr w:type="spellStart"/>
-      <w:r>
-        <w:rPr>
-          <w:rFonts w:cs="Times New Roman"/>
-          <w:szCs w:val="24"/>
-          <w:lang w:val="en-US"/>
-        </w:rPr>
-        <w:t>laman</w:t>
-      </w:r>
-      <w:proofErr w:type="spellEnd"/>
+        <w:t xml:space="preserve"> laman</w:t>
+      </w:r>
       <w:r>
         <w:rPr>
           <w:rFonts w:cs="Times New Roman"/>
@@ -26655,28 +26632,12 @@
         </w:rPr>
         <w:fldChar w:fldCharType="separate"/>
       </w:r>
-      <w:proofErr w:type="spellStart"/>
-      <w:r>
-        <w:rPr>
-          <w:lang w:val="en-US"/>
-        </w:rPr>
-        <w:t>Dengan</w:t>
-      </w:r>
-      <w:proofErr w:type="spellEnd"/>
-      <w:r>
-        <w:rPr>
-          <w:lang w:val="en-US"/>
-        </w:rPr>
-        <w:t xml:space="preserve"> </w:t>
-      </w:r>
-      <w:proofErr w:type="spellStart"/>
-      <w:r>
-        <w:rPr>
-          <w:lang w:val="en-US"/>
-        </w:rPr>
-        <w:t>mengacu</w:t>
-      </w:r>
-      <w:proofErr w:type="spellEnd"/>
+      <w:r>
+        <w:rPr>
+          <w:lang w:val="en-US"/>
+        </w:rPr>
+        <w:t>Dengan mengacu</w:t>
+      </w:r>
       <w:r>
         <w:rPr>
           <w:rFonts w:cs="Times New Roman"/>
@@ -26685,23 +26646,13 @@
         </w:rPr>
         <w:t xml:space="preserve"> pada </w:t>
       </w:r>
-      <w:proofErr w:type="spellStart"/>
       <w:r>
         <w:rPr>
           <w:rFonts w:cs="Times New Roman"/>
           <w:szCs w:val="24"/>
           <w:lang w:val="en-US"/>
         </w:rPr>
-        <w:t>laman</w:t>
-      </w:r>
-      <w:proofErr w:type="spellEnd"/>
-      <w:r>
-        <w:rPr>
-          <w:rFonts w:cs="Times New Roman"/>
-          <w:szCs w:val="24"/>
-          <w:lang w:val="en-US"/>
-        </w:rPr>
-        <w:t xml:space="preserve"> </w:t>
+        <w:t xml:space="preserve">laman </w:t>
       </w:r>
       <w:r>
         <w:rPr>
@@ -27229,23 +27180,13 @@
         </w:rPr>
         <w:fldChar w:fldCharType="separate"/>
       </w:r>
-      <w:proofErr w:type="spellStart"/>
       <w:r>
         <w:rPr>
           <w:rFonts w:cs="Times New Roman"/>
           <w:szCs w:val="24"/>
           <w:lang w:val="en-US"/>
         </w:rPr>
-        <w:t>dokumentasi</w:t>
-      </w:r>
-      <w:proofErr w:type="spellEnd"/>
-      <w:r>
-        <w:rPr>
-          <w:rFonts w:cs="Times New Roman"/>
-          <w:szCs w:val="24"/>
-          <w:lang w:val="en-US"/>
-        </w:rPr>
-        <w:t xml:space="preserve"> </w:t>
+        <w:t xml:space="preserve">dokumentasi </w:t>
       </w:r>
       <w:r>
         <w:rPr>
@@ -27451,7 +27392,6 @@
         </w:rPr>
         <w:fldChar w:fldCharType="separate"/>
       </w:r>
-      <w:proofErr w:type="spellStart"/>
       <w:r>
         <w:rPr>
           <w:rFonts w:cs="Times New Roman"/>
@@ -27462,7 +27402,6 @@
         </w:rPr>
         <w:t>TkDocs</w:t>
       </w:r>
-      <w:proofErr w:type="spellEnd"/>
       <w:r>
         <w:rPr>
           <w:i/>
@@ -28056,7 +27995,7 @@
                     </pic:cNvPicPr>
                   </pic:nvPicPr>
                   <pic:blipFill rotWithShape="1">
-                    <a:blip r:embed="rId17">
+                    <a:blip r:embed="rId18">
                       <a:extLst>
                         <a:ext uri="{28A0092B-C50C-407E-A947-70E740481C1C}">
                           <a14:useLocalDpi xmlns:a14="http://schemas.microsoft.com/office/drawing/2010/main" val="0"/>
@@ -28103,27 +28042,14 @@
       <w:r>
         <w:t xml:space="preserve">Gambar </w:t>
       </w:r>
-      <w:r>
-        <w:fldChar w:fldCharType="begin"/>
-      </w:r>
-      <w:r>
-        <w:instrText xml:space="preserve"> SEQ Gambar \* ARABIC </w:instrText>
-      </w:r>
-      <w:r>
-        <w:fldChar w:fldCharType="separate"/>
-      </w:r>
-      <w:r>
-        <w:rPr>
-          <w:noProof/>
-        </w:rPr>
-        <w:t>1</w:t>
-      </w:r>
-      <w:r>
-        <w:rPr>
-          <w:noProof/>
-        </w:rPr>
-        <w:fldChar w:fldCharType="end"/>
-      </w:r>
+      <w:fldSimple w:instr=" SEQ Gambar \* ARABIC ">
+        <w:r>
+          <w:rPr>
+            <w:noProof/>
+          </w:rPr>
+          <w:t>1</w:t>
+        </w:r>
+      </w:fldSimple>
       <w:r>
         <w:rPr>
           <w:lang w:val="en-US"/>
@@ -30566,7 +30492,7 @@
         </w:rPr>
         <w:t>Horizons System (</w:t>
       </w:r>
-      <w:hyperlink r:id="rId18" w:anchor="/" w:history="1">
+      <w:hyperlink r:id="rId19" w:anchor="/" w:history="1">
         <w:r>
           <w:rPr>
             <w:rStyle w:val="Hyperlink"/>
@@ -31333,7 +31259,6 @@
         </w:rPr>
         <w:t xml:space="preserve">, </w:t>
       </w:r>
-      <w:proofErr w:type="gramStart"/>
       <w:r>
         <w:rPr>
           <w:lang w:val="en-US"/>
@@ -31350,14 +31275,7 @@
         <w:rPr>
           <w:lang w:val="en-US"/>
         </w:rPr>
-        <w:t>dan</w:t>
-      </w:r>
-      <w:proofErr w:type="gramEnd"/>
-      <w:r>
-        <w:rPr>
-          <w:lang w:val="en-US"/>
-        </w:rPr>
-        <w:t xml:space="preserve"> </w:t>
+        <w:t xml:space="preserve">dan </w:t>
       </w:r>
       <w:proofErr w:type="spellStart"/>
       <w:r>
@@ -32482,7 +32400,7 @@
                     <pic:cNvPicPr/>
                   </pic:nvPicPr>
                   <pic:blipFill>
-                    <a:blip r:embed="rId19">
+                    <a:blip r:embed="rId20">
                       <a:extLst>
                         <a:ext uri="{28A0092B-C50C-407E-A947-70E740481C1C}">
                           <a14:useLocalDpi xmlns:a14="http://schemas.microsoft.com/office/drawing/2010/main" val="0"/>
@@ -32522,27 +32440,14 @@
         <w:lastRenderedPageBreak/>
         <w:t xml:space="preserve">Gambar </w:t>
       </w:r>
-      <w:r>
-        <w:fldChar w:fldCharType="begin"/>
-      </w:r>
-      <w:r>
-        <w:instrText xml:space="preserve"> SEQ Gambar \* ARABIC </w:instrText>
-      </w:r>
-      <w:r>
-        <w:fldChar w:fldCharType="separate"/>
-      </w:r>
-      <w:r>
-        <w:rPr>
-          <w:noProof/>
-        </w:rPr>
-        <w:t>2</w:t>
-      </w:r>
-      <w:r>
-        <w:rPr>
-          <w:noProof/>
-        </w:rPr>
-        <w:fldChar w:fldCharType="end"/>
-      </w:r>
+      <w:fldSimple w:instr=" SEQ Gambar \* ARABIC ">
+        <w:r>
+          <w:rPr>
+            <w:noProof/>
+          </w:rPr>
+          <w:t>2</w:t>
+        </w:r>
+      </w:fldSimple>
       <w:r>
         <w:rPr>
           <w:noProof/>
@@ -34525,7 +34430,7 @@
       <w:pPr>
         <w:ind w:left="0" w:firstLine="0"/>
         <w:sectPr>
-          <w:headerReference w:type="default" r:id="rId20"/>
+          <w:headerReference w:type="default" r:id="rId21"/>
           <w:pgSz w:w="11906" w:h="16838"/>
           <w:pgMar w:top="1701" w:right="1701" w:bottom="1701" w:left="1701" w:header="708" w:footer="708" w:gutter="0"/>
           <w:cols w:space="708"/>
@@ -35280,7 +35185,7 @@
                     <pic:cNvPicPr/>
                   </pic:nvPicPr>
                   <pic:blipFill rotWithShape="1">
-                    <a:blip r:embed="rId21" cstate="print">
+                    <a:blip r:embed="rId22" cstate="print">
                       <a:extLst>
                         <a:ext uri="{28A0092B-C50C-407E-A947-70E740481C1C}">
                           <a14:useLocalDpi xmlns:a14="http://schemas.microsoft.com/office/drawing/2010/main" val="0"/>
@@ -35326,27 +35231,14 @@
       <w:r>
         <w:t xml:space="preserve">Gambar </w:t>
       </w:r>
-      <w:r>
-        <w:fldChar w:fldCharType="begin"/>
-      </w:r>
-      <w:r>
-        <w:instrText xml:space="preserve"> SEQ Gambar \* ARABIC </w:instrText>
-      </w:r>
-      <w:r>
-        <w:fldChar w:fldCharType="separate"/>
-      </w:r>
-      <w:r>
-        <w:rPr>
-          <w:noProof/>
-        </w:rPr>
-        <w:t>3</w:t>
-      </w:r>
-      <w:r>
-        <w:rPr>
-          <w:noProof/>
-        </w:rPr>
-        <w:fldChar w:fldCharType="end"/>
-      </w:r>
+      <w:fldSimple w:instr=" SEQ Gambar \* ARABIC ">
+        <w:r>
+          <w:rPr>
+            <w:noProof/>
+          </w:rPr>
+          <w:t>3</w:t>
+        </w:r>
+      </w:fldSimple>
       <w:r>
         <w:rPr>
           <w:noProof/>
@@ -35457,7 +35349,7 @@
                     <pic:cNvPicPr/>
                   </pic:nvPicPr>
                   <pic:blipFill>
-                    <a:blip r:embed="rId22"/>
+                    <a:blip r:embed="rId23"/>
                     <a:stretch>
                       <a:fillRect/>
                     </a:stretch>
@@ -35490,27 +35382,14 @@
       <w:r>
         <w:t xml:space="preserve">Gambar </w:t>
       </w:r>
-      <w:r>
-        <w:fldChar w:fldCharType="begin"/>
-      </w:r>
-      <w:r>
-        <w:instrText xml:space="preserve"> SEQ Gambar \* ARABIC </w:instrText>
-      </w:r>
-      <w:r>
-        <w:fldChar w:fldCharType="separate"/>
-      </w:r>
-      <w:r>
-        <w:rPr>
-          <w:noProof/>
-        </w:rPr>
-        <w:t>4</w:t>
-      </w:r>
-      <w:r>
-        <w:rPr>
-          <w:noProof/>
-        </w:rPr>
-        <w:fldChar w:fldCharType="end"/>
-      </w:r>
+      <w:fldSimple w:instr=" SEQ Gambar \* ARABIC ">
+        <w:r>
+          <w:rPr>
+            <w:noProof/>
+          </w:rPr>
+          <w:t>4</w:t>
+        </w:r>
+      </w:fldSimple>
       <w:r>
         <w:rPr>
           <w:noProof/>
@@ -35573,133 +35452,6 @@
                 <pic:pic xmlns:pic="http://schemas.openxmlformats.org/drawingml/2006/picture">
                   <pic:nvPicPr>
                     <pic:cNvPr id="7" name="Picture 7"/>
-                    <pic:cNvPicPr/>
-                  </pic:nvPicPr>
-                  <pic:blipFill>
-                    <a:blip r:embed="rId23" cstate="print">
-                      <a:extLst>
-                        <a:ext uri="{28A0092B-C50C-407E-A947-70E740481C1C}">
-                          <a14:useLocalDpi xmlns:a14="http://schemas.microsoft.com/office/drawing/2010/main" val="0"/>
-                        </a:ext>
-                      </a:extLst>
-                    </a:blip>
-                    <a:stretch>
-                      <a:fillRect/>
-                    </a:stretch>
-                  </pic:blipFill>
-                  <pic:spPr>
-                    <a:xfrm>
-                      <a:off x="0" y="0"/>
-                      <a:ext cx="5400040" cy="3037205"/>
-                    </a:xfrm>
-                    <a:prstGeom prst="rect">
-                      <a:avLst/>
-                    </a:prstGeom>
-                  </pic:spPr>
-                </pic:pic>
-              </a:graphicData>
-            </a:graphic>
-          </wp:inline>
-        </w:drawing>
-      </w:r>
-    </w:p>
-    <w:p>
-      <w:pPr>
-        <w:pStyle w:val="Caption"/>
-        <w:ind w:left="0" w:firstLine="0"/>
-        <w:rPr>
-          <w:lang w:val="en-US"/>
-        </w:rPr>
-      </w:pPr>
-      <w:bookmarkStart w:id="65" w:name="_Toc226579691"/>
-      <w:r>
-        <w:t xml:space="preserve">Gambar </w:t>
-      </w:r>
-      <w:r>
-        <w:fldChar w:fldCharType="begin"/>
-      </w:r>
-      <w:r>
-        <w:instrText xml:space="preserve"> SEQ Gambar \* ARABIC </w:instrText>
-      </w:r>
-      <w:r>
-        <w:fldChar w:fldCharType="separate"/>
-      </w:r>
-      <w:r>
-        <w:rPr>
-          <w:noProof/>
-        </w:rPr>
-        <w:t>5</w:t>
-      </w:r>
-      <w:r>
-        <w:rPr>
-          <w:noProof/>
-        </w:rPr>
-        <w:fldChar w:fldCharType="end"/>
-      </w:r>
-      <w:r>
-        <w:rPr>
-          <w:noProof/>
-          <w:lang w:val="en-US"/>
-        </w:rPr>
-        <w:t>:</w:t>
-      </w:r>
-      <w:r>
-        <w:rPr>
-          <w:lang w:val="en-US"/>
-        </w:rPr>
-        <w:t xml:space="preserve"> </w:t>
-      </w:r>
-      <w:proofErr w:type="spellStart"/>
-      <w:r>
-        <w:rPr>
-          <w:lang w:val="en-US"/>
-        </w:rPr>
-        <w:t>Tampak</w:t>
-      </w:r>
-      <w:proofErr w:type="spellEnd"/>
-      <w:r>
-        <w:rPr>
-          <w:lang w:val="en-US"/>
-        </w:rPr>
-        <w:t xml:space="preserve"> </w:t>
-      </w:r>
-      <w:proofErr w:type="spellStart"/>
-      <w:r>
-        <w:rPr>
-          <w:lang w:val="en-US"/>
-        </w:rPr>
-        <w:t>samping</w:t>
-      </w:r>
-      <w:bookmarkEnd w:id="65"/>
-      <w:proofErr w:type="spellEnd"/>
-    </w:p>
-    <w:p>
-      <w:pPr>
-        <w:pStyle w:val="Caption"/>
-        <w:ind w:left="0" w:firstLine="0"/>
-        <w:rPr>
-          <w:lang w:val="en-US"/>
-        </w:rPr>
-      </w:pPr>
-      <w:r>
-        <w:rPr>
-          <w:noProof/>
-          <w:lang w:val="en-US"/>
-        </w:rPr>
-        <w:lastRenderedPageBreak/>
-        <w:drawing>
-          <wp:inline distT="0" distB="0" distL="0" distR="0" wp14:anchorId="332F8302" wp14:editId="7B1C4417">
-            <wp:extent cx="5400040" cy="3037205"/>
-            <wp:effectExtent l="0" t="0" r="0" b="0"/>
-            <wp:docPr id="9" name="Picture 9"/>
-            <wp:cNvGraphicFramePr>
-              <a:graphicFrameLocks xmlns:a="http://schemas.openxmlformats.org/drawingml/2006/main" noChangeAspect="1"/>
-            </wp:cNvGraphicFramePr>
-            <a:graphic xmlns:a="http://schemas.openxmlformats.org/drawingml/2006/main">
-              <a:graphicData uri="http://schemas.openxmlformats.org/drawingml/2006/picture">
-                <pic:pic xmlns:pic="http://schemas.openxmlformats.org/drawingml/2006/picture">
-                  <pic:nvPicPr>
-                    <pic:cNvPr id="9" name="Picture 9"/>
                     <pic:cNvPicPr/>
                   </pic:nvPicPr>
                   <pic:blipFill>
@@ -35738,34 +35490,21 @@
           <w:lang w:val="en-US"/>
         </w:rPr>
       </w:pPr>
-      <w:bookmarkStart w:id="66" w:name="_Toc226579692"/>
+      <w:bookmarkStart w:id="65" w:name="_Toc226579691"/>
       <w:r>
         <w:t xml:space="preserve">Gambar </w:t>
       </w:r>
-      <w:r>
-        <w:fldChar w:fldCharType="begin"/>
-      </w:r>
-      <w:r>
-        <w:instrText xml:space="preserve"> SEQ Gambar \* ARABIC </w:instrText>
-      </w:r>
-      <w:r>
-        <w:fldChar w:fldCharType="separate"/>
-      </w:r>
+      <w:fldSimple w:instr=" SEQ Gambar \* ARABIC ">
+        <w:r>
+          <w:rPr>
+            <w:noProof/>
+          </w:rPr>
+          <w:t>5</w:t>
+        </w:r>
+      </w:fldSimple>
       <w:r>
         <w:rPr>
           <w:noProof/>
-        </w:rPr>
-        <w:t>6</w:t>
-      </w:r>
-      <w:r>
-        <w:rPr>
-          <w:noProof/>
-        </w:rPr>
-        <w:fldChar w:fldCharType="end"/>
-      </w:r>
-      <w:r>
-        <w:rPr>
-          <w:noProof/>
           <w:lang w:val="en-US"/>
         </w:rPr>
         <w:t>:</w:t>
@@ -35795,9 +35534,9 @@
         <w:rPr>
           <w:lang w:val="en-US"/>
         </w:rPr>
-        <w:t>isometris</w:t>
-      </w:r>
-      <w:bookmarkEnd w:id="66"/>
+        <w:t>samping</w:t>
+      </w:r>
+      <w:bookmarkEnd w:id="65"/>
       <w:proofErr w:type="spellEnd"/>
     </w:p>
     <w:p>
@@ -35813,11 +35552,12 @@
           <w:noProof/>
           <w:lang w:val="en-US"/>
         </w:rPr>
+        <w:lastRenderedPageBreak/>
         <w:drawing>
-          <wp:inline distT="0" distB="0" distL="0" distR="0" wp14:anchorId="4A32EAF3" wp14:editId="066D1866">
+          <wp:inline distT="0" distB="0" distL="0" distR="0" wp14:anchorId="332F8302" wp14:editId="7B1C4417">
             <wp:extent cx="5400040" cy="3037205"/>
             <wp:effectExtent l="0" t="0" r="0" b="0"/>
-            <wp:docPr id="10" name="Picture 10"/>
+            <wp:docPr id="9" name="Picture 9"/>
             <wp:cNvGraphicFramePr>
               <a:graphicFrameLocks xmlns:a="http://schemas.openxmlformats.org/drawingml/2006/main" noChangeAspect="1"/>
             </wp:cNvGraphicFramePr>
@@ -35825,7 +35565,7 @@
               <a:graphicData uri="http://schemas.openxmlformats.org/drawingml/2006/picture">
                 <pic:pic xmlns:pic="http://schemas.openxmlformats.org/drawingml/2006/picture">
                   <pic:nvPicPr>
-                    <pic:cNvPr id="10" name="Picture 10"/>
+                    <pic:cNvPr id="9" name="Picture 9"/>
                     <pic:cNvPicPr/>
                   </pic:nvPicPr>
                   <pic:blipFill>
@@ -35864,31 +35604,131 @@
           <w:lang w:val="en-US"/>
         </w:rPr>
       </w:pPr>
+      <w:bookmarkStart w:id="66" w:name="_Toc226579692"/>
+      <w:r>
+        <w:t xml:space="preserve">Gambar </w:t>
+      </w:r>
+      <w:fldSimple w:instr=" SEQ Gambar \* ARABIC ">
+        <w:r>
+          <w:rPr>
+            <w:noProof/>
+          </w:rPr>
+          <w:t>6</w:t>
+        </w:r>
+      </w:fldSimple>
+      <w:r>
+        <w:rPr>
+          <w:noProof/>
+          <w:lang w:val="en-US"/>
+        </w:rPr>
+        <w:t>:</w:t>
+      </w:r>
+      <w:r>
+        <w:rPr>
+          <w:lang w:val="en-US"/>
+        </w:rPr>
+        <w:t xml:space="preserve"> </w:t>
+      </w:r>
+      <w:proofErr w:type="spellStart"/>
+      <w:r>
+        <w:rPr>
+          <w:lang w:val="en-US"/>
+        </w:rPr>
+        <w:t>Tampak</w:t>
+      </w:r>
+      <w:proofErr w:type="spellEnd"/>
+      <w:r>
+        <w:rPr>
+          <w:lang w:val="en-US"/>
+        </w:rPr>
+        <w:t xml:space="preserve"> </w:t>
+      </w:r>
+      <w:proofErr w:type="spellStart"/>
+      <w:r>
+        <w:rPr>
+          <w:lang w:val="en-US"/>
+        </w:rPr>
+        <w:t>isometris</w:t>
+      </w:r>
+      <w:bookmarkEnd w:id="66"/>
+      <w:proofErr w:type="spellEnd"/>
+    </w:p>
+    <w:p>
+      <w:pPr>
+        <w:pStyle w:val="Caption"/>
+        <w:ind w:left="0" w:firstLine="0"/>
+        <w:rPr>
+          <w:lang w:val="en-US"/>
+        </w:rPr>
+      </w:pPr>
+      <w:r>
+        <w:rPr>
+          <w:noProof/>
+          <w:lang w:val="en-US"/>
+        </w:rPr>
+        <w:drawing>
+          <wp:inline distT="0" distB="0" distL="0" distR="0" wp14:anchorId="4A32EAF3" wp14:editId="066D1866">
+            <wp:extent cx="5400040" cy="3037205"/>
+            <wp:effectExtent l="0" t="0" r="0" b="0"/>
+            <wp:docPr id="10" name="Picture 10"/>
+            <wp:cNvGraphicFramePr>
+              <a:graphicFrameLocks xmlns:a="http://schemas.openxmlformats.org/drawingml/2006/main" noChangeAspect="1"/>
+            </wp:cNvGraphicFramePr>
+            <a:graphic xmlns:a="http://schemas.openxmlformats.org/drawingml/2006/main">
+              <a:graphicData uri="http://schemas.openxmlformats.org/drawingml/2006/picture">
+                <pic:pic xmlns:pic="http://schemas.openxmlformats.org/drawingml/2006/picture">
+                  <pic:nvPicPr>
+                    <pic:cNvPr id="10" name="Picture 10"/>
+                    <pic:cNvPicPr/>
+                  </pic:nvPicPr>
+                  <pic:blipFill>
+                    <a:blip r:embed="rId26" cstate="print">
+                      <a:extLst>
+                        <a:ext uri="{28A0092B-C50C-407E-A947-70E740481C1C}">
+                          <a14:useLocalDpi xmlns:a14="http://schemas.microsoft.com/office/drawing/2010/main" val="0"/>
+                        </a:ext>
+                      </a:extLst>
+                    </a:blip>
+                    <a:stretch>
+                      <a:fillRect/>
+                    </a:stretch>
+                  </pic:blipFill>
+                  <pic:spPr>
+                    <a:xfrm>
+                      <a:off x="0" y="0"/>
+                      <a:ext cx="5400040" cy="3037205"/>
+                    </a:xfrm>
+                    <a:prstGeom prst="rect">
+                      <a:avLst/>
+                    </a:prstGeom>
+                  </pic:spPr>
+                </pic:pic>
+              </a:graphicData>
+            </a:graphic>
+          </wp:inline>
+        </w:drawing>
+      </w:r>
+    </w:p>
+    <w:p>
+      <w:pPr>
+        <w:pStyle w:val="Caption"/>
+        <w:ind w:left="0" w:firstLine="0"/>
+        <w:rPr>
+          <w:lang w:val="en-US"/>
+        </w:rPr>
+      </w:pPr>
       <w:bookmarkStart w:id="67" w:name="_Toc226579693"/>
       <w:r>
         <w:t xml:space="preserve">Gambar </w:t>
       </w:r>
-      <w:r>
-        <w:fldChar w:fldCharType="begin"/>
-      </w:r>
-      <w:r>
-        <w:instrText xml:space="preserve"> SEQ Gambar \* ARABIC </w:instrText>
-      </w:r>
-      <w:r>
-        <w:fldChar w:fldCharType="separate"/>
-      </w:r>
-      <w:r>
-        <w:rPr>
-          <w:noProof/>
-        </w:rPr>
-        <w:t>7</w:t>
-      </w:r>
-      <w:r>
-        <w:rPr>
-          <w:noProof/>
-        </w:rPr>
-        <w:fldChar w:fldCharType="end"/>
-      </w:r>
+      <w:fldSimple w:instr=" SEQ Gambar \* ARABIC ">
+        <w:r>
+          <w:rPr>
+            <w:noProof/>
+          </w:rPr>
+          <w:t>7</w:t>
+        </w:r>
+      </w:fldSimple>
       <w:r>
         <w:rPr>
           <w:noProof/>
@@ -36436,7 +36276,6 @@
         <w:t xml:space="preserve"> </w:t>
       </w:r>
       <w:proofErr w:type="spellStart"/>
-      <w:proofErr w:type="gramStart"/>
       <w:r>
         <w:rPr>
           <w:lang w:val="en-US"/>
@@ -36460,14 +36299,7 @@
         <w:rPr>
           <w:lang w:val="en-US"/>
         </w:rPr>
-        <w:t>diagram</w:t>
-      </w:r>
-      <w:proofErr w:type="gramEnd"/>
-      <w:r>
-        <w:rPr>
-          <w:lang w:val="en-US"/>
-        </w:rPr>
-        <w:t xml:space="preserve"> garis pada Gambar </w:t>
+        <w:t xml:space="preserve">diagram garis pada Gambar </w:t>
       </w:r>
       <w:r>
         <w:rPr>
@@ -36519,7 +36351,7 @@
             <wp:cNvGraphicFramePr/>
             <a:graphic xmlns:a="http://schemas.openxmlformats.org/drawingml/2006/main">
               <a:graphicData uri="http://schemas.openxmlformats.org/drawingml/2006/chart">
-                <c:chart xmlns:c="http://schemas.openxmlformats.org/drawingml/2006/chart" xmlns:r="http://schemas.openxmlformats.org/officeDocument/2006/relationships" r:id="rId26"/>
+                <c:chart xmlns:c="http://schemas.openxmlformats.org/drawingml/2006/chart" xmlns:r="http://schemas.openxmlformats.org/officeDocument/2006/relationships" r:id="rId27"/>
               </a:graphicData>
             </a:graphic>
           </wp:inline>
@@ -36538,27 +36370,14 @@
       <w:r>
         <w:t xml:space="preserve">Gambar </w:t>
       </w:r>
-      <w:r>
-        <w:fldChar w:fldCharType="begin"/>
-      </w:r>
-      <w:r>
-        <w:instrText xml:space="preserve"> SEQ Gambar \* ARABIC </w:instrText>
-      </w:r>
-      <w:r>
-        <w:fldChar w:fldCharType="separate"/>
-      </w:r>
-      <w:r>
-        <w:rPr>
-          <w:noProof/>
-        </w:rPr>
-        <w:t>8</w:t>
-      </w:r>
-      <w:r>
-        <w:rPr>
-          <w:noProof/>
-        </w:rPr>
-        <w:fldChar w:fldCharType="end"/>
-      </w:r>
+      <w:fldSimple w:instr=" SEQ Gambar \* ARABIC ">
+        <w:r>
+          <w:rPr>
+            <w:noProof/>
+          </w:rPr>
+          <w:t>8</w:t>
+        </w:r>
+      </w:fldSimple>
       <w:r>
         <w:rPr>
           <w:noProof/>
@@ -37304,150 +37123,6 @@
                 <pic:pic xmlns:pic="http://schemas.openxmlformats.org/drawingml/2006/picture">
                   <pic:nvPicPr>
                     <pic:cNvPr id="13" name="Picture 13"/>
-                    <pic:cNvPicPr/>
-                  </pic:nvPicPr>
-                  <pic:blipFill>
-                    <a:blip r:embed="rId27" cstate="print">
-                      <a:extLst>
-                        <a:ext uri="{28A0092B-C50C-407E-A947-70E740481C1C}">
-                          <a14:useLocalDpi xmlns:a14="http://schemas.microsoft.com/office/drawing/2010/main" val="0"/>
-                        </a:ext>
-                      </a:extLst>
-                    </a:blip>
-                    <a:stretch>
-                      <a:fillRect/>
-                    </a:stretch>
-                  </pic:blipFill>
-                  <pic:spPr>
-                    <a:xfrm>
-                      <a:off x="0" y="0"/>
-                      <a:ext cx="5399475" cy="3037205"/>
-                    </a:xfrm>
-                    <a:prstGeom prst="rect">
-                      <a:avLst/>
-                    </a:prstGeom>
-                  </pic:spPr>
-                </pic:pic>
-              </a:graphicData>
-            </a:graphic>
-          </wp:inline>
-        </w:drawing>
-      </w:r>
-    </w:p>
-    <w:p>
-      <w:pPr>
-        <w:pStyle w:val="Caption"/>
-        <w:ind w:left="0" w:firstLine="0"/>
-        <w:rPr>
-          <w:lang w:val="en-US"/>
-        </w:rPr>
-      </w:pPr>
-      <w:bookmarkStart w:id="70" w:name="_Toc226579695"/>
-      <w:r>
-        <w:t xml:space="preserve">Gambar </w:t>
-      </w:r>
-      <w:r>
-        <w:fldChar w:fldCharType="begin"/>
-      </w:r>
-      <w:r>
-        <w:instrText xml:space="preserve"> SEQ Gambar \* ARABIC </w:instrText>
-      </w:r>
-      <w:r>
-        <w:fldChar w:fldCharType="separate"/>
-      </w:r>
-      <w:r>
-        <w:rPr>
-          <w:noProof/>
-        </w:rPr>
-        <w:t>9</w:t>
-      </w:r>
-      <w:r>
-        <w:rPr>
-          <w:noProof/>
-        </w:rPr>
-        <w:fldChar w:fldCharType="end"/>
-      </w:r>
-      <w:r>
-        <w:rPr>
-          <w:lang w:val="en-US"/>
-        </w:rPr>
-        <w:t>:</w:t>
-      </w:r>
-      <w:r>
-        <w:rPr>
-          <w:lang w:val="en-US"/>
-        </w:rPr>
-        <w:t xml:space="preserve"> Orbit </w:t>
-      </w:r>
-      <w:r>
-        <w:rPr>
-          <w:lang w:val="en-US"/>
-        </w:rPr>
-        <w:t xml:space="preserve">planet pada </w:t>
-      </w:r>
-      <w:proofErr w:type="spellStart"/>
-      <w:r>
-        <w:rPr>
-          <w:lang w:val="en-US"/>
-        </w:rPr>
-        <w:t>langkah</w:t>
-      </w:r>
-      <w:proofErr w:type="spellEnd"/>
-      <w:r>
-        <w:rPr>
-          <w:lang w:val="en-US"/>
-        </w:rPr>
-        <w:t xml:space="preserve"> </w:t>
-      </w:r>
-      <w:proofErr w:type="spellStart"/>
-      <w:r>
-        <w:rPr>
-          <w:lang w:val="en-US"/>
-        </w:rPr>
-        <w:t>waktu</w:t>
-      </w:r>
-      <w:proofErr w:type="spellEnd"/>
-      <w:r>
-        <w:rPr>
-          <w:lang w:val="en-US"/>
-        </w:rPr>
-        <w:t xml:space="preserve"> 147 </w:t>
-      </w:r>
-      <w:proofErr w:type="spellStart"/>
-      <w:r>
-        <w:rPr>
-          <w:lang w:val="en-US"/>
-        </w:rPr>
-        <w:t>hari</w:t>
-      </w:r>
-      <w:bookmarkEnd w:id="70"/>
-      <w:proofErr w:type="spellEnd"/>
-    </w:p>
-    <w:p>
-      <w:pPr>
-        <w:ind w:left="0" w:firstLine="0"/>
-        <w:rPr>
-          <w:lang w:val="en-US"/>
-        </w:rPr>
-      </w:pPr>
-      <w:r>
-        <w:rPr>
-          <w:noProof/>
-          <w:lang w:val="en-US"/>
-        </w:rPr>
-        <w:drawing>
-          <wp:inline distT="0" distB="0" distL="0" distR="0" wp14:anchorId="101FE5E2" wp14:editId="4C5D4454">
-            <wp:extent cx="5399475" cy="3037205"/>
-            <wp:effectExtent l="0" t="0" r="0" b="0"/>
-            <wp:docPr id="19" name="Picture 19"/>
-            <wp:cNvGraphicFramePr>
-              <a:graphicFrameLocks xmlns:a="http://schemas.openxmlformats.org/drawingml/2006/main" noChangeAspect="1"/>
-            </wp:cNvGraphicFramePr>
-            <a:graphic xmlns:a="http://schemas.openxmlformats.org/drawingml/2006/main">
-              <a:graphicData uri="http://schemas.openxmlformats.org/drawingml/2006/picture">
-                <pic:pic xmlns:pic="http://schemas.openxmlformats.org/drawingml/2006/picture">
-                  <pic:nvPicPr>
-                    <pic:cNvPr id="19" name="Picture 19"/>
                     <pic:cNvPicPr/>
                   </pic:nvPicPr>
                   <pic:blipFill>
@@ -37486,31 +37161,149 @@
           <w:lang w:val="en-US"/>
         </w:rPr>
       </w:pPr>
+      <w:bookmarkStart w:id="70" w:name="_Toc226579695"/>
+      <w:r>
+        <w:t xml:space="preserve">Gambar </w:t>
+      </w:r>
+      <w:fldSimple w:instr=" SEQ Gambar \* ARABIC ">
+        <w:r>
+          <w:rPr>
+            <w:noProof/>
+          </w:rPr>
+          <w:t>9</w:t>
+        </w:r>
+      </w:fldSimple>
+      <w:r>
+        <w:rPr>
+          <w:lang w:val="en-US"/>
+        </w:rPr>
+        <w:t>:</w:t>
+      </w:r>
+      <w:r>
+        <w:rPr>
+          <w:lang w:val="en-US"/>
+        </w:rPr>
+        <w:t xml:space="preserve"> Orbit </w:t>
+      </w:r>
+      <w:r>
+        <w:rPr>
+          <w:lang w:val="en-US"/>
+        </w:rPr>
+        <w:t xml:space="preserve">planet pada </w:t>
+      </w:r>
+      <w:proofErr w:type="spellStart"/>
+      <w:r>
+        <w:rPr>
+          <w:lang w:val="en-US"/>
+        </w:rPr>
+        <w:t>langkah</w:t>
+      </w:r>
+      <w:proofErr w:type="spellEnd"/>
+      <w:r>
+        <w:rPr>
+          <w:lang w:val="en-US"/>
+        </w:rPr>
+        <w:t xml:space="preserve"> </w:t>
+      </w:r>
+      <w:proofErr w:type="spellStart"/>
+      <w:r>
+        <w:rPr>
+          <w:lang w:val="en-US"/>
+        </w:rPr>
+        <w:t>waktu</w:t>
+      </w:r>
+      <w:proofErr w:type="spellEnd"/>
+      <w:r>
+        <w:rPr>
+          <w:lang w:val="en-US"/>
+        </w:rPr>
+        <w:t xml:space="preserve"> 147 </w:t>
+      </w:r>
+      <w:proofErr w:type="spellStart"/>
+      <w:r>
+        <w:rPr>
+          <w:lang w:val="en-US"/>
+        </w:rPr>
+        <w:t>hari</w:t>
+      </w:r>
+      <w:bookmarkEnd w:id="70"/>
+      <w:proofErr w:type="spellEnd"/>
+    </w:p>
+    <w:p>
+      <w:pPr>
+        <w:ind w:left="0" w:firstLine="0"/>
+        <w:rPr>
+          <w:lang w:val="en-US"/>
+        </w:rPr>
+      </w:pPr>
+      <w:r>
+        <w:rPr>
+          <w:noProof/>
+          <w:lang w:val="en-US"/>
+        </w:rPr>
+        <w:drawing>
+          <wp:inline distT="0" distB="0" distL="0" distR="0" wp14:anchorId="101FE5E2" wp14:editId="4C5D4454">
+            <wp:extent cx="5399475" cy="3037205"/>
+            <wp:effectExtent l="0" t="0" r="0" b="0"/>
+            <wp:docPr id="19" name="Picture 19"/>
+            <wp:cNvGraphicFramePr>
+              <a:graphicFrameLocks xmlns:a="http://schemas.openxmlformats.org/drawingml/2006/main" noChangeAspect="1"/>
+            </wp:cNvGraphicFramePr>
+            <a:graphic xmlns:a="http://schemas.openxmlformats.org/drawingml/2006/main">
+              <a:graphicData uri="http://schemas.openxmlformats.org/drawingml/2006/picture">
+                <pic:pic xmlns:pic="http://schemas.openxmlformats.org/drawingml/2006/picture">
+                  <pic:nvPicPr>
+                    <pic:cNvPr id="19" name="Picture 19"/>
+                    <pic:cNvPicPr/>
+                  </pic:nvPicPr>
+                  <pic:blipFill>
+                    <a:blip r:embed="rId29" cstate="print">
+                      <a:extLst>
+                        <a:ext uri="{28A0092B-C50C-407E-A947-70E740481C1C}">
+                          <a14:useLocalDpi xmlns:a14="http://schemas.microsoft.com/office/drawing/2010/main" val="0"/>
+                        </a:ext>
+                      </a:extLst>
+                    </a:blip>
+                    <a:stretch>
+                      <a:fillRect/>
+                    </a:stretch>
+                  </pic:blipFill>
+                  <pic:spPr>
+                    <a:xfrm>
+                      <a:off x="0" y="0"/>
+                      <a:ext cx="5399475" cy="3037205"/>
+                    </a:xfrm>
+                    <a:prstGeom prst="rect">
+                      <a:avLst/>
+                    </a:prstGeom>
+                  </pic:spPr>
+                </pic:pic>
+              </a:graphicData>
+            </a:graphic>
+          </wp:inline>
+        </w:drawing>
+      </w:r>
+    </w:p>
+    <w:p>
+      <w:pPr>
+        <w:pStyle w:val="Caption"/>
+        <w:ind w:left="0" w:firstLine="0"/>
+        <w:rPr>
+          <w:lang w:val="en-US"/>
+        </w:rPr>
+      </w:pPr>
       <w:bookmarkStart w:id="71" w:name="_Toc226579696"/>
       <w:r>
         <w:t xml:space="preserve">Gambar </w:t>
       </w:r>
-      <w:r>
-        <w:fldChar w:fldCharType="begin"/>
-      </w:r>
-      <w:r>
-        <w:instrText xml:space="preserve"> SEQ Gambar \* ARABIC </w:instrText>
-      </w:r>
-      <w:r>
-        <w:fldChar w:fldCharType="separate"/>
-      </w:r>
-      <w:r>
-        <w:rPr>
-          <w:noProof/>
-        </w:rPr>
-        <w:t>10</w:t>
-      </w:r>
-      <w:r>
-        <w:rPr>
-          <w:noProof/>
-        </w:rPr>
-        <w:fldChar w:fldCharType="end"/>
-      </w:r>
+      <w:fldSimple w:instr=" SEQ Gambar \* ARABIC ">
+        <w:r>
+          <w:rPr>
+            <w:noProof/>
+          </w:rPr>
+          <w:t>10</w:t>
+        </w:r>
+      </w:fldSimple>
       <w:r>
         <w:rPr>
           <w:lang w:val="en-US"/>
@@ -39161,7 +38954,7 @@
       <w:pPr>
         <w:pStyle w:val="Heading1"/>
         <w:sectPr>
-          <w:headerReference w:type="first" r:id="rId29"/>
+          <w:headerReference w:type="first" r:id="rId30"/>
           <w:pgSz w:w="11906" w:h="16838"/>
           <w:pgMar w:top="1701" w:right="1701" w:bottom="1701" w:left="1701" w:header="708" w:footer="708" w:gutter="0"/>
           <w:cols w:space="708"/>
@@ -39228,31 +39021,7 @@
         <w:spacing w:after="0" w:line="240" w:lineRule="auto"/>
       </w:pPr>
       <w:r>
-        <w:t xml:space="preserve">“General </w:t>
-      </w:r>
-      <w:proofErr w:type="spellStart"/>
-      <w:r>
-        <w:t>Python</w:t>
-      </w:r>
-      <w:proofErr w:type="spellEnd"/>
-      <w:r>
-        <w:t xml:space="preserve"> FAQ — </w:t>
-      </w:r>
-      <w:proofErr w:type="spellStart"/>
-      <w:r>
-        <w:t>Python</w:t>
-      </w:r>
-      <w:proofErr w:type="spellEnd"/>
-      <w:r>
-        <w:t xml:space="preserve"> 3.14.3 </w:t>
-      </w:r>
-      <w:proofErr w:type="spellStart"/>
-      <w:r>
-        <w:t>documentation</w:t>
-      </w:r>
-      <w:proofErr w:type="spellEnd"/>
-      <w:r>
-        <w:t>.” t.t. Diakses 2 Maret 2026. https://docs.python.org/3/faq/general.html.</w:t>
+        <w:t>“General Python FAQ — Python 3.14.3 documentation.” t.t. Diakses 2 Maret 2026. https://docs.python.org/3/faq/general.html.</w:t>
       </w:r>
     </w:p>
     <w:p>
@@ -39266,39 +39035,7 @@
         <w:spacing w:after="0" w:line="240" w:lineRule="auto"/>
       </w:pPr>
       <w:r>
-        <w:t>“</w:t>
-      </w:r>
-      <w:proofErr w:type="spellStart"/>
-      <w:r>
-        <w:t>Matplotlib</w:t>
-      </w:r>
-      <w:proofErr w:type="spellEnd"/>
-      <w:r>
-        <w:t xml:space="preserve"> </w:t>
-      </w:r>
-      <w:proofErr w:type="spellStart"/>
-      <w:r>
-        <w:t>documentation</w:t>
-      </w:r>
-      <w:proofErr w:type="spellEnd"/>
-      <w:r>
-        <w:t xml:space="preserve"> — </w:t>
-      </w:r>
-      <w:proofErr w:type="spellStart"/>
-      <w:r>
-        <w:t>Matplotlib</w:t>
-      </w:r>
-      <w:proofErr w:type="spellEnd"/>
-      <w:r>
-        <w:t xml:space="preserve"> 3.10.8 </w:t>
-      </w:r>
-      <w:proofErr w:type="spellStart"/>
-      <w:r>
-        <w:t>documentation</w:t>
-      </w:r>
-      <w:proofErr w:type="spellEnd"/>
-      <w:r>
-        <w:t>.” t.t. Diakses 8 April 2026. https://matplotlib.org/stable/index.html.</w:t>
+        <w:t>“Matplotlib documentation — Matplotlib 3.10.8 documentation.” t.t. Diakses 8 April 2026. https://matplotlib.org/stable/index.html.</w:t>
       </w:r>
     </w:p>
     <w:p>
@@ -39312,39 +39049,7 @@
         <w:spacing w:after="0" w:line="240" w:lineRule="auto"/>
       </w:pPr>
       <w:r>
-        <w:t>“</w:t>
-      </w:r>
-      <w:proofErr w:type="spellStart"/>
-      <w:r>
-        <w:t>NumPy</w:t>
-      </w:r>
-      <w:proofErr w:type="spellEnd"/>
-      <w:r>
-        <w:t xml:space="preserve"> </w:t>
-      </w:r>
-      <w:proofErr w:type="spellStart"/>
-      <w:r>
-        <w:t>user</w:t>
-      </w:r>
-      <w:proofErr w:type="spellEnd"/>
-      <w:r>
-        <w:t xml:space="preserve"> </w:t>
-      </w:r>
-      <w:proofErr w:type="spellStart"/>
-      <w:r>
-        <w:t>guide</w:t>
-      </w:r>
-      <w:proofErr w:type="spellEnd"/>
-      <w:r>
-        <w:t xml:space="preserve"> — </w:t>
-      </w:r>
-      <w:proofErr w:type="spellStart"/>
-      <w:r>
-        <w:t>NumPy</w:t>
-      </w:r>
-      <w:proofErr w:type="spellEnd"/>
-      <w:r>
-        <w:t xml:space="preserve"> v2.4 Manual.” t.t. Diakses 8 April 2026. https://numpy.org/doc/stable/user/index.html#user.</w:t>
+        <w:t>“NumPy user guide — NumPy v2.4 Manual.” t.t. Diakses 8 April 2026. https://numpy.org/doc/stable/user/index.html#user.</w:t>
       </w:r>
     </w:p>
     <w:p>
@@ -39362,383 +39067,125 @@
           <w:i/>
           <w:iCs/>
         </w:rPr>
-        <w:t xml:space="preserve">RESOLUTION B5 </w:t>
-      </w:r>
-      <w:proofErr w:type="spellStart"/>
+        <w:t>RESOLUTION B5 Definition of a Planet in the Solar System</w:t>
+      </w:r>
+      <w:r>
+        <w:t>. t.t.</w:t>
+      </w:r>
+    </w:p>
+    <w:p>
+      <w:pPr>
+        <w:spacing w:line="240" w:lineRule="auto"/>
+      </w:pPr>
+    </w:p>
+    <w:p>
+      <w:pPr>
+        <w:pStyle w:val="Bibliography"/>
+        <w:spacing w:after="0" w:line="240" w:lineRule="auto"/>
+      </w:pPr>
+      <w:r>
+        <w:t xml:space="preserve">Sandvik, Anders W. 2025. </w:t>
+      </w:r>
       <w:r>
         <w:rPr>
           <w:i/>
           <w:iCs/>
         </w:rPr>
-        <w:t>Definition</w:t>
-      </w:r>
-      <w:proofErr w:type="spellEnd"/>
+        <w:t>Numerical Solutions of Classical Equations of Motion</w:t>
+      </w:r>
+      <w:r>
+        <w:t>.</w:t>
+      </w:r>
+    </w:p>
+    <w:p>
+      <w:pPr>
+        <w:spacing w:line="240" w:lineRule="auto"/>
+      </w:pPr>
+    </w:p>
+    <w:p>
+      <w:pPr>
+        <w:pStyle w:val="Bibliography"/>
+        <w:spacing w:after="0" w:line="240" w:lineRule="auto"/>
+      </w:pPr>
+      <w:r>
+        <w:t>“TkDocs Home.” t.t. Diakses 8 April 2026. https://tkdocs.com/.</w:t>
+      </w:r>
+    </w:p>
+    <w:p>
+      <w:pPr>
+        <w:spacing w:line="240" w:lineRule="auto"/>
+      </w:pPr>
+    </w:p>
+    <w:p>
+      <w:pPr>
+        <w:pStyle w:val="Bibliography"/>
+        <w:spacing w:after="0" w:line="240" w:lineRule="auto"/>
+      </w:pPr>
+      <w:r>
+        <w:t xml:space="preserve">Urone, Paul Peter., dan Roger. Hinrichs. 2020. </w:t>
+      </w:r>
       <w:r>
         <w:rPr>
           <w:i/>
           <w:iCs/>
         </w:rPr>
-        <w:t xml:space="preserve"> </w:t>
-      </w:r>
-      <w:proofErr w:type="spellStart"/>
+        <w:t>Physics : high school</w:t>
+      </w:r>
+      <w:r>
+        <w:t>. OpenStax College, Rice University.</w:t>
+      </w:r>
+    </w:p>
+    <w:p>
+      <w:pPr>
+        <w:spacing w:line="240" w:lineRule="auto"/>
+      </w:pPr>
+    </w:p>
+    <w:p>
+      <w:pPr>
+        <w:pStyle w:val="Bibliography"/>
+        <w:spacing w:after="0" w:line="240" w:lineRule="auto"/>
+      </w:pPr>
+      <w:r>
+        <w:t xml:space="preserve">Zupančič, B., R. Karba, dan S. Blažič. 2007. </w:t>
+      </w:r>
       <w:r>
         <w:rPr>
           <w:i/>
           <w:iCs/>
         </w:rPr>
-        <w:t>of</w:t>
-      </w:r>
-      <w:proofErr w:type="spellEnd"/>
-      <w:r>
-        <w:rPr>
-          <w:i/>
-          <w:iCs/>
-        </w:rPr>
-        <w:t xml:space="preserve"> a Planet in </w:t>
-      </w:r>
-      <w:proofErr w:type="spellStart"/>
-      <w:r>
-        <w:rPr>
-          <w:i/>
-          <w:iCs/>
-        </w:rPr>
-        <w:t>the</w:t>
-      </w:r>
-      <w:proofErr w:type="spellEnd"/>
-      <w:r>
-        <w:rPr>
-          <w:i/>
-          <w:iCs/>
-        </w:rPr>
-        <w:t xml:space="preserve"> Solar System</w:t>
-      </w:r>
-      <w:r>
-        <w:t>. t.t.</w:t>
+        <w:t>HIGH ACCURACY SIMULATION OF ORBIT DYNAMICS: AN OBJECT-ORIENTED APPROACH</w:t>
+      </w:r>
+      <w:r>
+        <w:t>.</w:t>
       </w:r>
     </w:p>
     <w:p>
       <w:pPr>
         <w:spacing w:line="240" w:lineRule="auto"/>
-      </w:pPr>
+        <w:rPr>
+          <w:lang w:val="en-US"/>
+        </w:rPr>
+      </w:pPr>
+      <w:r>
+        <w:rPr>
+          <w:lang w:val="en-US"/>
+        </w:rPr>
+        <w:fldChar w:fldCharType="end"/>
+      </w:r>
     </w:p>
     <w:p>
       <w:pPr>
-        <w:pStyle w:val="Bibliography"/>
-        <w:spacing w:after="0" w:line="240" w:lineRule="auto"/>
-      </w:pPr>
-      <w:proofErr w:type="spellStart"/>
-      <w:r>
-        <w:t>Sandvik</w:t>
-      </w:r>
-      <w:proofErr w:type="spellEnd"/>
-      <w:r>
-        <w:t xml:space="preserve">, </w:t>
-      </w:r>
-      <w:proofErr w:type="spellStart"/>
-      <w:r>
-        <w:t>Anders</w:t>
-      </w:r>
-      <w:proofErr w:type="spellEnd"/>
-      <w:r>
-        <w:t xml:space="preserve"> W. 2025. </w:t>
-      </w:r>
-      <w:proofErr w:type="spellStart"/>
-      <w:r>
-        <w:rPr>
-          <w:i/>
-          <w:iCs/>
-        </w:rPr>
-        <w:t>Numerical</w:t>
-      </w:r>
-      <w:proofErr w:type="spellEnd"/>
-      <w:r>
-        <w:rPr>
-          <w:i/>
-          <w:iCs/>
-        </w:rPr>
-        <w:t xml:space="preserve"> </w:t>
-      </w:r>
-      <w:proofErr w:type="spellStart"/>
-      <w:r>
-        <w:rPr>
-          <w:i/>
-          <w:iCs/>
-        </w:rPr>
-        <w:t>Solutions</w:t>
-      </w:r>
-      <w:proofErr w:type="spellEnd"/>
-      <w:r>
-        <w:rPr>
-          <w:i/>
-          <w:iCs/>
-        </w:rPr>
-        <w:t xml:space="preserve"> </w:t>
-      </w:r>
-      <w:proofErr w:type="spellStart"/>
-      <w:r>
-        <w:rPr>
-          <w:i/>
-          <w:iCs/>
-        </w:rPr>
-        <w:t>of</w:t>
-      </w:r>
-      <w:proofErr w:type="spellEnd"/>
-      <w:r>
-        <w:rPr>
-          <w:i/>
-          <w:iCs/>
-        </w:rPr>
-        <w:t xml:space="preserve"> </w:t>
-      </w:r>
-      <w:proofErr w:type="spellStart"/>
-      <w:r>
-        <w:rPr>
-          <w:i/>
-          <w:iCs/>
-        </w:rPr>
-        <w:t>Classical</w:t>
-      </w:r>
-      <w:proofErr w:type="spellEnd"/>
-      <w:r>
-        <w:rPr>
-          <w:i/>
-          <w:iCs/>
-        </w:rPr>
-        <w:t xml:space="preserve"> </w:t>
-      </w:r>
-      <w:proofErr w:type="spellStart"/>
-      <w:r>
-        <w:rPr>
-          <w:i/>
-          <w:iCs/>
-        </w:rPr>
-        <w:t>Equations</w:t>
-      </w:r>
-      <w:proofErr w:type="spellEnd"/>
-      <w:r>
-        <w:rPr>
-          <w:i/>
-          <w:iCs/>
-        </w:rPr>
-        <w:t xml:space="preserve"> </w:t>
-      </w:r>
-      <w:proofErr w:type="spellStart"/>
-      <w:r>
-        <w:rPr>
-          <w:i/>
-          <w:iCs/>
-        </w:rPr>
-        <w:t>of</w:t>
-      </w:r>
-      <w:proofErr w:type="spellEnd"/>
-      <w:r>
-        <w:rPr>
-          <w:i/>
-          <w:iCs/>
-        </w:rPr>
-        <w:t xml:space="preserve"> Motion</w:t>
-      </w:r>
-      <w:r>
-        <w:t>.</w:t>
-      </w:r>
+        <w:rPr>
+          <w:lang w:val="en-US"/>
+        </w:rPr>
+      </w:pPr>
     </w:p>
     <w:p>
       <w:pPr>
-        <w:spacing w:line="240" w:lineRule="auto"/>
-      </w:pPr>
-    </w:p>
-    <w:p>
-      <w:pPr>
-        <w:pStyle w:val="Bibliography"/>
-        <w:spacing w:after="0" w:line="240" w:lineRule="auto"/>
-      </w:pPr>
-      <w:r>
-        <w:t>“</w:t>
-      </w:r>
-      <w:proofErr w:type="spellStart"/>
-      <w:r>
-        <w:t>TkDocs</w:t>
-      </w:r>
-      <w:proofErr w:type="spellEnd"/>
-      <w:r>
-        <w:t xml:space="preserve"> </w:t>
-      </w:r>
-      <w:proofErr w:type="spellStart"/>
-      <w:r>
-        <w:t>Home</w:t>
-      </w:r>
-      <w:proofErr w:type="spellEnd"/>
-      <w:r>
-        <w:t>.” t.t. Diakses 8 April 2026. https://tkdocs.com/.</w:t>
-      </w:r>
-    </w:p>
-    <w:p>
-      <w:pPr>
-        <w:spacing w:line="240" w:lineRule="auto"/>
-      </w:pPr>
-    </w:p>
-    <w:p>
-      <w:pPr>
-        <w:pStyle w:val="Bibliography"/>
-        <w:spacing w:after="0" w:line="240" w:lineRule="auto"/>
-      </w:pPr>
-      <w:proofErr w:type="spellStart"/>
-      <w:r>
-        <w:t>Urone</w:t>
-      </w:r>
-      <w:proofErr w:type="spellEnd"/>
-      <w:r>
-        <w:t xml:space="preserve">, Paul Peter., dan Roger. </w:t>
-      </w:r>
-      <w:proofErr w:type="spellStart"/>
-      <w:r>
-        <w:t>Hinrichs</w:t>
-      </w:r>
-      <w:proofErr w:type="spellEnd"/>
-      <w:r>
-        <w:t xml:space="preserve">. 2020. </w:t>
-      </w:r>
-      <w:proofErr w:type="spellStart"/>
-      <w:r>
-        <w:rPr>
-          <w:i/>
-          <w:iCs/>
-        </w:rPr>
-        <w:t>Physics</w:t>
-      </w:r>
-      <w:proofErr w:type="spellEnd"/>
-      <w:r>
-        <w:rPr>
-          <w:i/>
-          <w:iCs/>
-        </w:rPr>
-        <w:t xml:space="preserve"> : </w:t>
-      </w:r>
-      <w:proofErr w:type="spellStart"/>
-      <w:r>
-        <w:rPr>
-          <w:i/>
-          <w:iCs/>
-        </w:rPr>
-        <w:t>high</w:t>
-      </w:r>
-      <w:proofErr w:type="spellEnd"/>
-      <w:r>
-        <w:rPr>
-          <w:i/>
-          <w:iCs/>
-        </w:rPr>
-        <w:t xml:space="preserve"> </w:t>
-      </w:r>
-      <w:proofErr w:type="spellStart"/>
-      <w:r>
-        <w:rPr>
-          <w:i/>
-          <w:iCs/>
-        </w:rPr>
-        <w:t>school</w:t>
-      </w:r>
-      <w:proofErr w:type="spellEnd"/>
-      <w:r>
-        <w:t xml:space="preserve">. </w:t>
-      </w:r>
-      <w:proofErr w:type="spellStart"/>
-      <w:r>
-        <w:t>OpenStax</w:t>
-      </w:r>
-      <w:proofErr w:type="spellEnd"/>
-      <w:r>
-        <w:t xml:space="preserve"> </w:t>
-      </w:r>
-      <w:proofErr w:type="spellStart"/>
-      <w:r>
-        <w:t>College</w:t>
-      </w:r>
-      <w:proofErr w:type="spellEnd"/>
-      <w:r>
-        <w:t xml:space="preserve">, Rice </w:t>
-      </w:r>
-      <w:proofErr w:type="spellStart"/>
-      <w:r>
-        <w:t>University</w:t>
-      </w:r>
-      <w:proofErr w:type="spellEnd"/>
-      <w:r>
-        <w:t>.</w:t>
-      </w:r>
-    </w:p>
-    <w:p>
-      <w:pPr>
-        <w:spacing w:line="240" w:lineRule="auto"/>
-      </w:pPr>
-    </w:p>
-    <w:p>
-      <w:pPr>
-        <w:pStyle w:val="Bibliography"/>
-        <w:spacing w:after="0" w:line="240" w:lineRule="auto"/>
-      </w:pPr>
-      <w:proofErr w:type="spellStart"/>
-      <w:r>
-        <w:t>Zupančič</w:t>
-      </w:r>
-      <w:proofErr w:type="spellEnd"/>
-      <w:r>
-        <w:t xml:space="preserve">, B., R. </w:t>
-      </w:r>
-      <w:proofErr w:type="spellStart"/>
-      <w:r>
-        <w:t>Karba</w:t>
-      </w:r>
-      <w:proofErr w:type="spellEnd"/>
-      <w:r>
-        <w:t xml:space="preserve">, dan S. </w:t>
-      </w:r>
-      <w:proofErr w:type="spellStart"/>
-      <w:r>
-        <w:t>Blažič</w:t>
-      </w:r>
-      <w:proofErr w:type="spellEnd"/>
-      <w:r>
-        <w:t xml:space="preserve">. 2007. </w:t>
-      </w:r>
-      <w:r>
-        <w:rPr>
-          <w:i/>
-          <w:iCs/>
-        </w:rPr>
-        <w:t>HIGH ACCURACY SIMULATION OF ORBIT DYNAMICS: AN OBJECT-ORIENTED APPROACH</w:t>
-      </w:r>
-      <w:r>
-        <w:t>.</w:t>
-      </w:r>
-    </w:p>
-    <w:p>
-      <w:pPr>
-        <w:spacing w:line="240" w:lineRule="auto"/>
-        <w:rPr>
-          <w:lang w:val="en-US"/>
-        </w:rPr>
-      </w:pPr>
-      <w:r>
-        <w:rPr>
-          <w:lang w:val="en-US"/>
-        </w:rPr>
-        <w:fldChar w:fldCharType="end"/>
-      </w:r>
-    </w:p>
-    <w:p>
-      <w:pPr>
-        <w:rPr>
-          <w:lang w:val="en-US"/>
-        </w:rPr>
-      </w:pPr>
-    </w:p>
-    <w:p>
-      <w:pPr>
         <w:pStyle w:val="Heading1"/>
         <w:sectPr>
-          <w:headerReference w:type="default" r:id="rId30"/>
-          <w:footerReference w:type="default" r:id="rId31"/>
+          <w:headerReference w:type="default" r:id="rId31"/>
+          <w:footerReference w:type="default" r:id="rId32"/>
           <w:pgSz w:w="11906" w:h="16838"/>
           <w:pgMar w:top="1701" w:right="1701" w:bottom="1701" w:left="1701" w:header="708" w:footer="708" w:gutter="0"/>
           <w:cols w:space="708"/>
@@ -39778,24 +39225,14 @@
       <w:r>
         <w:t xml:space="preserve">Lampiran </w:t>
       </w:r>
-      <w:r>
-        <w:fldChar w:fldCharType="begin"/>
-      </w:r>
-      <w:r>
-        <w:instrText xml:space="preserve"> SEQ Lampiran \* ARABIC </w:instrText>
-      </w:r>
-      <w:r>
-        <w:fldChar w:fldCharType="separate"/>
-      </w:r>
-      <w:r>
-        <w:rPr>
-          <w:noProof/>
-        </w:rPr>
-        <w:t>1</w:t>
-      </w:r>
-      <w:r>
-        <w:fldChar w:fldCharType="end"/>
-      </w:r>
+      <w:fldSimple w:instr=" SEQ Lampiran \* ARABIC ">
+        <w:r>
+          <w:rPr>
+            <w:noProof/>
+          </w:rPr>
+          <w:t>1</w:t>
+        </w:r>
+      </w:fldSimple>
       <w:r>
         <w:rPr>
           <w:lang w:val="en-US"/>
@@ -39852,7 +39289,7 @@
           <w:lang w:val="en-US"/>
         </w:rPr>
       </w:pPr>
-      <w:hyperlink r:id="rId32" w:history="1">
+      <w:hyperlink r:id="rId33" w:history="1">
         <w:r>
           <w:rPr>
             <w:rStyle w:val="Hyperlink"/>
@@ -39882,24 +39319,14 @@
       <w:r>
         <w:t xml:space="preserve">Lampiran </w:t>
       </w:r>
-      <w:r>
-        <w:fldChar w:fldCharType="begin"/>
-      </w:r>
-      <w:r>
-        <w:instrText xml:space="preserve"> SEQ Lampiran \* ARABIC </w:instrText>
-      </w:r>
-      <w:r>
-        <w:fldChar w:fldCharType="separate"/>
-      </w:r>
-      <w:r>
-        <w:rPr>
-          <w:noProof/>
-        </w:rPr>
-        <w:t>2</w:t>
-      </w:r>
-      <w:r>
-        <w:fldChar w:fldCharType="end"/>
-      </w:r>
+      <w:fldSimple w:instr=" SEQ Lampiran \* ARABIC ">
+        <w:r>
+          <w:rPr>
+            <w:noProof/>
+          </w:rPr>
+          <w:t>2</w:t>
+        </w:r>
+      </w:fldSimple>
       <w:r>
         <w:rPr>
           <w:lang w:val="en-US"/>
@@ -39931,7 +39358,7 @@
           <w:lang w:val="en-US"/>
         </w:rPr>
       </w:pPr>
-      <w:hyperlink r:id="rId33" w:history="1">
+      <w:hyperlink r:id="rId34" w:history="1">
         <w:r>
           <w:rPr>
             <w:rStyle w:val="Hyperlink"/>
@@ -39961,24 +39388,14 @@
       <w:r>
         <w:t xml:space="preserve">Lampiran </w:t>
       </w:r>
-      <w:r>
-        <w:fldChar w:fldCharType="begin"/>
-      </w:r>
-      <w:r>
-        <w:instrText xml:space="preserve"> SEQ Lampiran \* ARABIC </w:instrText>
-      </w:r>
-      <w:r>
-        <w:fldChar w:fldCharType="separate"/>
-      </w:r>
-      <w:r>
-        <w:rPr>
-          <w:noProof/>
-        </w:rPr>
-        <w:t>3</w:t>
-      </w:r>
-      <w:r>
-        <w:fldChar w:fldCharType="end"/>
-      </w:r>
+      <w:fldSimple w:instr=" SEQ Lampiran \* ARABIC ">
+        <w:r>
+          <w:rPr>
+            <w:noProof/>
+          </w:rPr>
+          <w:t>3</w:t>
+        </w:r>
+      </w:fldSimple>
       <w:r>
         <w:rPr>
           <w:lang w:val="en-US"/>
@@ -40017,7 +39434,7 @@
           <w:lang w:val="en-US"/>
         </w:rPr>
       </w:pPr>
-      <w:hyperlink r:id="rId34" w:history="1">
+      <w:hyperlink r:id="rId35" w:history="1">
         <w:r>
           <w:rPr>
             <w:rStyle w:val="Hyperlink"/>
@@ -40048,24 +39465,14 @@
       <w:r>
         <w:t xml:space="preserve">Lampiran </w:t>
       </w:r>
-      <w:r>
-        <w:fldChar w:fldCharType="begin"/>
-      </w:r>
-      <w:r>
-        <w:instrText xml:space="preserve"> SEQ Lampiran \* ARABIC </w:instrText>
-      </w:r>
-      <w:r>
-        <w:fldChar w:fldCharType="separate"/>
-      </w:r>
-      <w:r>
-        <w:rPr>
-          <w:noProof/>
-        </w:rPr>
-        <w:t>4</w:t>
-      </w:r>
-      <w:r>
-        <w:fldChar w:fldCharType="end"/>
-      </w:r>
+      <w:fldSimple w:instr=" SEQ Lampiran \* ARABIC ">
+        <w:r>
+          <w:rPr>
+            <w:noProof/>
+          </w:rPr>
+          <w:t>4</w:t>
+        </w:r>
+      </w:fldSimple>
       <w:r>
         <w:rPr>
           <w:lang w:val="en-US"/>
@@ -40131,7 +39538,7 @@
           <w:lang w:val="en-US"/>
         </w:rPr>
       </w:pPr>
-      <w:hyperlink r:id="rId35" w:history="1">
+      <w:hyperlink r:id="rId36" w:history="1">
         <w:r>
           <w:rPr>
             <w:rStyle w:val="Hyperlink"/>
@@ -40163,24 +39570,14 @@
       <w:r>
         <w:t xml:space="preserve">Lampiran </w:t>
       </w:r>
-      <w:r>
-        <w:fldChar w:fldCharType="begin"/>
-      </w:r>
-      <w:r>
-        <w:instrText xml:space="preserve"> SEQ Lampiran \* ARABIC </w:instrText>
-      </w:r>
-      <w:r>
-        <w:fldChar w:fldCharType="separate"/>
-      </w:r>
-      <w:r>
-        <w:rPr>
-          <w:noProof/>
-        </w:rPr>
-        <w:t>5</w:t>
-      </w:r>
-      <w:r>
-        <w:fldChar w:fldCharType="end"/>
-      </w:r>
+      <w:fldSimple w:instr=" SEQ Lampiran \* ARABIC ">
+        <w:r>
+          <w:rPr>
+            <w:noProof/>
+          </w:rPr>
+          <w:t>5</w:t>
+        </w:r>
+      </w:fldSimple>
       <w:r>
         <w:rPr>
           <w:lang w:val="en-US"/>
@@ -40246,7 +39643,7 @@
           <w:lang w:val="en-US"/>
         </w:rPr>
       </w:pPr>
-      <w:hyperlink r:id="rId36" w:history="1">
+      <w:hyperlink r:id="rId37" w:history="1">
         <w:r>
           <w:rPr>
             <w:rStyle w:val="Hyperlink"/>
@@ -40278,24 +39675,14 @@
       <w:r>
         <w:t xml:space="preserve">Lampiran </w:t>
       </w:r>
-      <w:r>
-        <w:fldChar w:fldCharType="begin"/>
-      </w:r>
-      <w:r>
-        <w:instrText xml:space="preserve"> SEQ Lampiran \* ARABIC </w:instrText>
-      </w:r>
-      <w:r>
-        <w:fldChar w:fldCharType="separate"/>
-      </w:r>
-      <w:r>
-        <w:rPr>
-          <w:noProof/>
-        </w:rPr>
-        <w:t>6</w:t>
-      </w:r>
-      <w:r>
-        <w:fldChar w:fldCharType="end"/>
-      </w:r>
+      <w:fldSimple w:instr=" SEQ Lampiran \* ARABIC ">
+        <w:r>
+          <w:rPr>
+            <w:noProof/>
+          </w:rPr>
+          <w:t>6</w:t>
+        </w:r>
+      </w:fldSimple>
       <w:r>
         <w:rPr>
           <w:lang w:val="en-US"/>
@@ -40343,7 +39730,7 @@
           <w:lang w:val="en-US"/>
         </w:rPr>
       </w:pPr>
-      <w:hyperlink r:id="rId37" w:history="1">
+      <w:hyperlink r:id="rId38" w:history="1">
         <w:r>
           <w:rPr>
             <w:rStyle w:val="Hyperlink"/>
@@ -40390,7 +39777,7 @@
       </w:pPr>
     </w:p>
     <w:sectPr>
-      <w:headerReference w:type="default" r:id="rId38"/>
+      <w:headerReference w:type="default" r:id="rId39"/>
       <w:pgSz w:w="11906" w:h="16838"/>
       <w:pgMar w:top="1701" w:right="1701" w:bottom="1701" w:left="1701" w:header="708" w:footer="708" w:gutter="0"/>
       <w:cols w:space="708"/>
@@ -40421,39 +39808,13 @@
 
 <file path=word/footer1.xml><?xml version="1.0" encoding="utf-8"?>
 <w:ftr xmlns:wpc="http://schemas.microsoft.com/office/word/2010/wordprocessingCanvas" xmlns:cx="http://schemas.microsoft.com/office/drawing/2014/chartex" xmlns:cx1="http://schemas.microsoft.com/office/drawing/2015/9/8/chartex" xmlns:cx2="http://schemas.microsoft.com/office/drawing/2015/10/21/chartex" xmlns:cx3="http://schemas.microsoft.com/office/drawing/2016/5/9/chartex" xmlns:cx4="http://schemas.microsoft.com/office/drawing/2016/5/10/chartex" xmlns:cx5="http://schemas.microsoft.com/office/drawing/2016/5/11/chartex" xmlns:cx6="http://schemas.microsoft.com/office/drawing/2016/5/12/chartex" xmlns:cx7="http://schemas.microsoft.com/office/drawing/2016/5/13/chartex" xmlns:cx8="http://schemas.microsoft.com/office/drawing/2016/5/14/chartex" xmlns:mc="http://schemas.openxmlformats.org/markup-compatibility/2006" xmlns:aink="http://schemas.microsoft.com/office/drawing/2016/ink" xmlns:am3d="http://schemas.microsoft.com/office/drawing/2017/model3d" xmlns:o="urn:schemas-microsoft-com:office:office" xmlns:r="http://schemas.openxmlformats.org/officeDocument/2006/relationships" xmlns:m="http://schemas.openxmlformats.org/officeDocument/2006/math" xmlns:v="urn:schemas-microsoft-com:vml" xmlns:wp14="http://schemas.microsoft.com/office/word/2010/wordprocessingDrawing" xmlns:wp="http://schemas.openxmlformats.org/drawingml/2006/wordprocessingDrawing" xmlns:w10="urn:schemas-microsoft-com:office:word" xmlns:w="http://schemas.openxmlformats.org/wordprocessingml/2006/main" xmlns:w14="http://schemas.microsoft.com/office/word/2010/wordml" xmlns:w15="http://schemas.microsoft.com/office/word/2012/wordml" xmlns:w16cex="http://schemas.microsoft.com/office/word/2018/wordml/cex" xmlns:w16cid="http://schemas.microsoft.com/office/word/2016/wordml/cid" xmlns:w16="http://schemas.microsoft.com/office/word/2018/wordml" xmlns:w16sdtdh="http://schemas.microsoft.com/office/word/2020/wordml/sdtdatahash" xmlns:w16se="http://schemas.microsoft.com/office/word/2015/wordml/symex" xmlns:wpg="http://schemas.microsoft.com/office/word/2010/wordprocessingGroup" xmlns:wpi="http://schemas.microsoft.com/office/word/2010/wordprocessingInk" xmlns:wne="http://schemas.microsoft.com/office/word/2006/wordml" xmlns:wps="http://schemas.microsoft.com/office/word/2010/wordprocessingShape" mc:Ignorable="w14 w15 w16se w16cid w16 w16cex w16sdtdh wp14">
-  <w:sdt>
-    <w:sdtPr>
-      <w:id w:val="-661162999"/>
-      <w:docPartObj>
-        <w:docPartGallery w:val="Page Numbers (Bottom of Page)"/>
-        <w:docPartUnique/>
-      </w:docPartObj>
-    </w:sdtPr>
-    <w:sdtContent>
-      <w:p>
-        <w:pPr>
-          <w:pStyle w:val="Footer"/>
-          <w:ind w:left="0" w:firstLine="0"/>
-          <w:jc w:val="center"/>
-        </w:pPr>
-        <w:r>
-          <w:fldChar w:fldCharType="begin"/>
-        </w:r>
-        <w:r>
-          <w:instrText>PAGE   \* MERGEFORMAT</w:instrText>
-        </w:r>
-        <w:r>
-          <w:fldChar w:fldCharType="separate"/>
-        </w:r>
-        <w:r>
-          <w:t>2</w:t>
-        </w:r>
-        <w:r>
-          <w:fldChar w:fldCharType="end"/>
-        </w:r>
-      </w:p>
-    </w:sdtContent>
-  </w:sdt>
+  <w:p>
+    <w:pPr>
+      <w:pStyle w:val="Footer"/>
+      <w:ind w:left="0" w:firstLine="0"/>
+      <w:jc w:val="center"/>
+    </w:pPr>
+  </w:p>
   <w:p>
     <w:pPr>
       <w:pStyle w:val="Footer"/>
@@ -40510,65 +39871,7 @@
 <w:ftr xmlns:wpc="http://schemas.microsoft.com/office/word/2010/wordprocessingCanvas" xmlns:cx="http://schemas.microsoft.com/office/drawing/2014/chartex" xmlns:cx1="http://schemas.microsoft.com/office/drawing/2015/9/8/chartex" xmlns:cx2="http://schemas.microsoft.com/office/drawing/2015/10/21/chartex" xmlns:cx3="http://schemas.microsoft.com/office/drawing/2016/5/9/chartex" xmlns:cx4="http://schemas.microsoft.com/office/drawing/2016/5/10/chartex" xmlns:cx5="http://schemas.microsoft.com/office/drawing/2016/5/11/chartex" xmlns:cx6="http://schemas.microsoft.com/office/drawing/2016/5/12/chartex" xmlns:cx7="http://schemas.microsoft.com/office/drawing/2016/5/13/chartex" xmlns:cx8="http://schemas.microsoft.com/office/drawing/2016/5/14/chartex" xmlns:mc="http://schemas.openxmlformats.org/markup-compatibility/2006" xmlns:aink="http://schemas.microsoft.com/office/drawing/2016/ink" xmlns:am3d="http://schemas.microsoft.com/office/drawing/2017/model3d" xmlns:o="urn:schemas-microsoft-com:office:office" xmlns:r="http://schemas.openxmlformats.org/officeDocument/2006/relationships" xmlns:m="http://schemas.openxmlformats.org/officeDocument/2006/math" xmlns:v="urn:schemas-microsoft-com:vml" xmlns:wp14="http://schemas.microsoft.com/office/word/2010/wordprocessingDrawing" xmlns:wp="http://schemas.openxmlformats.org/drawingml/2006/wordprocessingDrawing" xmlns:w10="urn:schemas-microsoft-com:office:word" xmlns:w="http://schemas.openxmlformats.org/wordprocessingml/2006/main" xmlns:w14="http://schemas.microsoft.com/office/word/2010/wordml" xmlns:w15="http://schemas.microsoft.com/office/word/2012/wordml" xmlns:w16cex="http://schemas.microsoft.com/office/word/2018/wordml/cex" xmlns:w16cid="http://schemas.microsoft.com/office/word/2016/wordml/cid" xmlns:w16="http://schemas.microsoft.com/office/word/2018/wordml" xmlns:w16sdtdh="http://schemas.microsoft.com/office/word/2020/wordml/sdtdatahash" xmlns:w16se="http://schemas.microsoft.com/office/word/2015/wordml/symex" xmlns:wpg="http://schemas.microsoft.com/office/word/2010/wordprocessingGroup" xmlns:wpi="http://schemas.microsoft.com/office/word/2010/wordprocessingInk" xmlns:wne="http://schemas.microsoft.com/office/word/2006/wordml" xmlns:wps="http://schemas.microsoft.com/office/word/2010/wordprocessingShape" mc:Ignorable="w14 w15 w16se w16cid w16 w16cex w16sdtdh wp14">
   <w:sdt>
     <w:sdtPr>
-      <w:id w:val="-229468906"/>
-      <w:docPartObj>
-        <w:docPartGallery w:val="Page Numbers (Bottom of Page)"/>
-        <w:docPartUnique/>
-      </w:docPartObj>
-    </w:sdtPr>
-    <w:sdtContent>
-      <w:p>
-        <w:pPr>
-          <w:pStyle w:val="Footer"/>
-          <w:jc w:val="center"/>
-        </w:pPr>
-        <w:r>
-          <w:fldChar w:fldCharType="begin"/>
-        </w:r>
-        <w:r>
-          <w:instrText>PAGE   \* MERGEFORMAT</w:instrText>
-        </w:r>
-        <w:r>
-          <w:fldChar w:fldCharType="separate"/>
-        </w:r>
-        <w:r>
-          <w:t>2</w:t>
-        </w:r>
-        <w:r>
-          <w:fldChar w:fldCharType="end"/>
-        </w:r>
-      </w:p>
-    </w:sdtContent>
-  </w:sdt>
-  <w:p>
-    <w:pPr>
-      <w:pStyle w:val="Footer"/>
-    </w:pPr>
-  </w:p>
-</w:ftr>
-</file>
-
-<file path=word/footer4.xml><?xml version="1.0" encoding="utf-8"?>
-<w:ftr xmlns:wpc="http://schemas.microsoft.com/office/word/2010/wordprocessingCanvas" xmlns:cx="http://schemas.microsoft.com/office/drawing/2014/chartex" xmlns:cx1="http://schemas.microsoft.com/office/drawing/2015/9/8/chartex" xmlns:cx2="http://schemas.microsoft.com/office/drawing/2015/10/21/chartex" xmlns:cx3="http://schemas.microsoft.com/office/drawing/2016/5/9/chartex" xmlns:cx4="http://schemas.microsoft.com/office/drawing/2016/5/10/chartex" xmlns:cx5="http://schemas.microsoft.com/office/drawing/2016/5/11/chartex" xmlns:cx6="http://schemas.microsoft.com/office/drawing/2016/5/12/chartex" xmlns:cx7="http://schemas.microsoft.com/office/drawing/2016/5/13/chartex" xmlns:cx8="http://schemas.microsoft.com/office/drawing/2016/5/14/chartex" xmlns:mc="http://schemas.openxmlformats.org/markup-compatibility/2006" xmlns:aink="http://schemas.microsoft.com/office/drawing/2016/ink" xmlns:am3d="http://schemas.microsoft.com/office/drawing/2017/model3d" xmlns:o="urn:schemas-microsoft-com:office:office" xmlns:r="http://schemas.openxmlformats.org/officeDocument/2006/relationships" xmlns:m="http://schemas.openxmlformats.org/officeDocument/2006/math" xmlns:v="urn:schemas-microsoft-com:vml" xmlns:wp14="http://schemas.microsoft.com/office/word/2010/wordprocessingDrawing" xmlns:wp="http://schemas.openxmlformats.org/drawingml/2006/wordprocessingDrawing" xmlns:w10="urn:schemas-microsoft-com:office:word" xmlns:w="http://schemas.openxmlformats.org/wordprocessingml/2006/main" xmlns:w14="http://schemas.microsoft.com/office/word/2010/wordml" xmlns:w15="http://schemas.microsoft.com/office/word/2012/wordml" xmlns:w16cex="http://schemas.microsoft.com/office/word/2018/wordml/cex" xmlns:w16cid="http://schemas.microsoft.com/office/word/2016/wordml/cid" xmlns:w16="http://schemas.microsoft.com/office/word/2018/wordml" xmlns:w16sdtdh="http://schemas.microsoft.com/office/word/2020/wordml/sdtdatahash" xmlns:w16se="http://schemas.microsoft.com/office/word/2015/wordml/symex" xmlns:wpg="http://schemas.microsoft.com/office/word/2010/wordprocessingGroup" xmlns:wpi="http://schemas.microsoft.com/office/word/2010/wordprocessingInk" xmlns:wne="http://schemas.microsoft.com/office/word/2006/wordml" xmlns:wps="http://schemas.microsoft.com/office/word/2010/wordprocessingShape" mc:Ignorable="w14 w15 w16se w16cid w16 w16cex w16sdtdh wp14">
-  <w:p>
-    <w:pPr>
-      <w:pStyle w:val="Footer"/>
-      <w:jc w:val="center"/>
-    </w:pPr>
-  </w:p>
-  <w:p>
-    <w:pPr>
-      <w:pStyle w:val="Footer"/>
-    </w:pPr>
-  </w:p>
-</w:ftr>
-</file>
-
-<file path=word/footer5.xml><?xml version="1.0" encoding="utf-8"?>
-<w:ftr xmlns:wpc="http://schemas.microsoft.com/office/word/2010/wordprocessingCanvas" xmlns:cx="http://schemas.microsoft.com/office/drawing/2014/chartex" xmlns:cx1="http://schemas.microsoft.com/office/drawing/2015/9/8/chartex" xmlns:cx2="http://schemas.microsoft.com/office/drawing/2015/10/21/chartex" xmlns:cx3="http://schemas.microsoft.com/office/drawing/2016/5/9/chartex" xmlns:cx4="http://schemas.microsoft.com/office/drawing/2016/5/10/chartex" xmlns:cx5="http://schemas.microsoft.com/office/drawing/2016/5/11/chartex" xmlns:cx6="http://schemas.microsoft.com/office/drawing/2016/5/12/chartex" xmlns:cx7="http://schemas.microsoft.com/office/drawing/2016/5/13/chartex" xmlns:cx8="http://schemas.microsoft.com/office/drawing/2016/5/14/chartex" xmlns:mc="http://schemas.openxmlformats.org/markup-compatibility/2006" xmlns:aink="http://schemas.microsoft.com/office/drawing/2016/ink" xmlns:am3d="http://schemas.microsoft.com/office/drawing/2017/model3d" xmlns:o="urn:schemas-microsoft-com:office:office" xmlns:r="http://schemas.openxmlformats.org/officeDocument/2006/relationships" xmlns:m="http://schemas.openxmlformats.org/officeDocument/2006/math" xmlns:v="urn:schemas-microsoft-com:vml" xmlns:wp14="http://schemas.microsoft.com/office/word/2010/wordprocessingDrawing" xmlns:wp="http://schemas.openxmlformats.org/drawingml/2006/wordprocessingDrawing" xmlns:w10="urn:schemas-microsoft-com:office:word" xmlns:w="http://schemas.openxmlformats.org/wordprocessingml/2006/main" xmlns:w14="http://schemas.microsoft.com/office/word/2010/wordml" xmlns:w15="http://schemas.microsoft.com/office/word/2012/wordml" xmlns:w16cex="http://schemas.microsoft.com/office/word/2018/wordml/cex" xmlns:w16cid="http://schemas.microsoft.com/office/word/2016/wordml/cid" xmlns:w16="http://schemas.microsoft.com/office/word/2018/wordml" xmlns:w16sdtdh="http://schemas.microsoft.com/office/word/2020/wordml/sdtdatahash" xmlns:w16se="http://schemas.microsoft.com/office/word/2015/wordml/symex" xmlns:wpg="http://schemas.microsoft.com/office/word/2010/wordprocessingGroup" xmlns:wpi="http://schemas.microsoft.com/office/word/2010/wordprocessingInk" xmlns:wne="http://schemas.microsoft.com/office/word/2006/wordml" xmlns:wps="http://schemas.microsoft.com/office/word/2010/wordprocessingShape" mc:Ignorable="w14 w15 w16se w16cid w16 w16cex w16sdtdh wp14">
-  <w:sdt>
-    <w:sdtPr>
-      <w:id w:val="-1208418888"/>
+      <w:id w:val="2118560595"/>
       <w:docPartObj>
         <w:docPartGallery w:val="Page Numbers (Bottom of Page)"/>
         <w:docPartUnique/>
@@ -40607,7 +39910,110 @@
 </w:ftr>
 </file>
 
+<file path=word/footer4.xml><?xml version="1.0" encoding="utf-8"?>
+<w:ftr xmlns:wpc="http://schemas.microsoft.com/office/word/2010/wordprocessingCanvas" xmlns:cx="http://schemas.microsoft.com/office/drawing/2014/chartex" xmlns:cx1="http://schemas.microsoft.com/office/drawing/2015/9/8/chartex" xmlns:cx2="http://schemas.microsoft.com/office/drawing/2015/10/21/chartex" xmlns:cx3="http://schemas.microsoft.com/office/drawing/2016/5/9/chartex" xmlns:cx4="http://schemas.microsoft.com/office/drawing/2016/5/10/chartex" xmlns:cx5="http://schemas.microsoft.com/office/drawing/2016/5/11/chartex" xmlns:cx6="http://schemas.microsoft.com/office/drawing/2016/5/12/chartex" xmlns:cx7="http://schemas.microsoft.com/office/drawing/2016/5/13/chartex" xmlns:cx8="http://schemas.microsoft.com/office/drawing/2016/5/14/chartex" xmlns:mc="http://schemas.openxmlformats.org/markup-compatibility/2006" xmlns:aink="http://schemas.microsoft.com/office/drawing/2016/ink" xmlns:am3d="http://schemas.microsoft.com/office/drawing/2017/model3d" xmlns:o="urn:schemas-microsoft-com:office:office" xmlns:r="http://schemas.openxmlformats.org/officeDocument/2006/relationships" xmlns:m="http://schemas.openxmlformats.org/officeDocument/2006/math" xmlns:v="urn:schemas-microsoft-com:vml" xmlns:wp14="http://schemas.microsoft.com/office/word/2010/wordprocessingDrawing" xmlns:wp="http://schemas.openxmlformats.org/drawingml/2006/wordprocessingDrawing" xmlns:w10="urn:schemas-microsoft-com:office:word" xmlns:w="http://schemas.openxmlformats.org/wordprocessingml/2006/main" xmlns:w14="http://schemas.microsoft.com/office/word/2010/wordml" xmlns:w15="http://schemas.microsoft.com/office/word/2012/wordml" xmlns:w16cex="http://schemas.microsoft.com/office/word/2018/wordml/cex" xmlns:w16cid="http://schemas.microsoft.com/office/word/2016/wordml/cid" xmlns:w16="http://schemas.microsoft.com/office/word/2018/wordml" xmlns:w16sdtdh="http://schemas.microsoft.com/office/word/2020/wordml/sdtdatahash" xmlns:w16se="http://schemas.microsoft.com/office/word/2015/wordml/symex" xmlns:wpg="http://schemas.microsoft.com/office/word/2010/wordprocessingGroup" xmlns:wpi="http://schemas.microsoft.com/office/word/2010/wordprocessingInk" xmlns:wne="http://schemas.microsoft.com/office/word/2006/wordml" xmlns:wps="http://schemas.microsoft.com/office/word/2010/wordprocessingShape" mc:Ignorable="w14 w15 w16se w16cid w16 w16cex w16sdtdh wp14">
+  <w:sdt>
+    <w:sdtPr>
+      <w:id w:val="-229468906"/>
+      <w:docPartObj>
+        <w:docPartGallery w:val="Page Numbers (Bottom of Page)"/>
+        <w:docPartUnique/>
+      </w:docPartObj>
+    </w:sdtPr>
+    <w:sdtEndPr/>
+    <w:sdtContent>
+      <w:p>
+        <w:pPr>
+          <w:pStyle w:val="Footer"/>
+          <w:jc w:val="center"/>
+        </w:pPr>
+        <w:r>
+          <w:fldChar w:fldCharType="begin"/>
+        </w:r>
+        <w:r>
+          <w:instrText>PAGE   \* MERGEFORMAT</w:instrText>
+        </w:r>
+        <w:r>
+          <w:fldChar w:fldCharType="separate"/>
+        </w:r>
+        <w:r>
+          <w:t>2</w:t>
+        </w:r>
+        <w:r>
+          <w:fldChar w:fldCharType="end"/>
+        </w:r>
+      </w:p>
+    </w:sdtContent>
+  </w:sdt>
+  <w:p>
+    <w:pPr>
+      <w:pStyle w:val="Footer"/>
+    </w:pPr>
+  </w:p>
+</w:ftr>
+</file>
+
+<file path=word/footer5.xml><?xml version="1.0" encoding="utf-8"?>
+<w:ftr xmlns:wpc="http://schemas.microsoft.com/office/word/2010/wordprocessingCanvas" xmlns:cx="http://schemas.microsoft.com/office/drawing/2014/chartex" xmlns:cx1="http://schemas.microsoft.com/office/drawing/2015/9/8/chartex" xmlns:cx2="http://schemas.microsoft.com/office/drawing/2015/10/21/chartex" xmlns:cx3="http://schemas.microsoft.com/office/drawing/2016/5/9/chartex" xmlns:cx4="http://schemas.microsoft.com/office/drawing/2016/5/10/chartex" xmlns:cx5="http://schemas.microsoft.com/office/drawing/2016/5/11/chartex" xmlns:cx6="http://schemas.microsoft.com/office/drawing/2016/5/12/chartex" xmlns:cx7="http://schemas.microsoft.com/office/drawing/2016/5/13/chartex" xmlns:cx8="http://schemas.microsoft.com/office/drawing/2016/5/14/chartex" xmlns:mc="http://schemas.openxmlformats.org/markup-compatibility/2006" xmlns:aink="http://schemas.microsoft.com/office/drawing/2016/ink" xmlns:am3d="http://schemas.microsoft.com/office/drawing/2017/model3d" xmlns:o="urn:schemas-microsoft-com:office:office" xmlns:r="http://schemas.openxmlformats.org/officeDocument/2006/relationships" xmlns:m="http://schemas.openxmlformats.org/officeDocument/2006/math" xmlns:v="urn:schemas-microsoft-com:vml" xmlns:wp14="http://schemas.microsoft.com/office/word/2010/wordprocessingDrawing" xmlns:wp="http://schemas.openxmlformats.org/drawingml/2006/wordprocessingDrawing" xmlns:w10="urn:schemas-microsoft-com:office:word" xmlns:w="http://schemas.openxmlformats.org/wordprocessingml/2006/main" xmlns:w14="http://schemas.microsoft.com/office/word/2010/wordml" xmlns:w15="http://schemas.microsoft.com/office/word/2012/wordml" xmlns:w16cex="http://schemas.microsoft.com/office/word/2018/wordml/cex" xmlns:w16cid="http://schemas.microsoft.com/office/word/2016/wordml/cid" xmlns:w16="http://schemas.microsoft.com/office/word/2018/wordml" xmlns:w16sdtdh="http://schemas.microsoft.com/office/word/2020/wordml/sdtdatahash" xmlns:w16se="http://schemas.microsoft.com/office/word/2015/wordml/symex" xmlns:wpg="http://schemas.microsoft.com/office/word/2010/wordprocessingGroup" xmlns:wpi="http://schemas.microsoft.com/office/word/2010/wordprocessingInk" xmlns:wne="http://schemas.microsoft.com/office/word/2006/wordml" xmlns:wps="http://schemas.microsoft.com/office/word/2010/wordprocessingShape" mc:Ignorable="w14 w15 w16se w16cid w16 w16cex w16sdtdh wp14">
+  <w:p>
+    <w:pPr>
+      <w:pStyle w:val="Footer"/>
+      <w:jc w:val="center"/>
+    </w:pPr>
+  </w:p>
+  <w:p>
+    <w:pPr>
+      <w:pStyle w:val="Footer"/>
+    </w:pPr>
+  </w:p>
+</w:ftr>
+</file>
+
 <file path=word/footer6.xml><?xml version="1.0" encoding="utf-8"?>
+<w:ftr xmlns:wpc="http://schemas.microsoft.com/office/word/2010/wordprocessingCanvas" xmlns:cx="http://schemas.microsoft.com/office/drawing/2014/chartex" xmlns:cx1="http://schemas.microsoft.com/office/drawing/2015/9/8/chartex" xmlns:cx2="http://schemas.microsoft.com/office/drawing/2015/10/21/chartex" xmlns:cx3="http://schemas.microsoft.com/office/drawing/2016/5/9/chartex" xmlns:cx4="http://schemas.microsoft.com/office/drawing/2016/5/10/chartex" xmlns:cx5="http://schemas.microsoft.com/office/drawing/2016/5/11/chartex" xmlns:cx6="http://schemas.microsoft.com/office/drawing/2016/5/12/chartex" xmlns:cx7="http://schemas.microsoft.com/office/drawing/2016/5/13/chartex" xmlns:cx8="http://schemas.microsoft.com/office/drawing/2016/5/14/chartex" xmlns:mc="http://schemas.openxmlformats.org/markup-compatibility/2006" xmlns:aink="http://schemas.microsoft.com/office/drawing/2016/ink" xmlns:am3d="http://schemas.microsoft.com/office/drawing/2017/model3d" xmlns:o="urn:schemas-microsoft-com:office:office" xmlns:r="http://schemas.openxmlformats.org/officeDocument/2006/relationships" xmlns:m="http://schemas.openxmlformats.org/officeDocument/2006/math" xmlns:v="urn:schemas-microsoft-com:vml" xmlns:wp14="http://schemas.microsoft.com/office/word/2010/wordprocessingDrawing" xmlns:wp="http://schemas.openxmlformats.org/drawingml/2006/wordprocessingDrawing" xmlns:w10="urn:schemas-microsoft-com:office:word" xmlns:w="http://schemas.openxmlformats.org/wordprocessingml/2006/main" xmlns:w14="http://schemas.microsoft.com/office/word/2010/wordml" xmlns:w15="http://schemas.microsoft.com/office/word/2012/wordml" xmlns:w16cex="http://schemas.microsoft.com/office/word/2018/wordml/cex" xmlns:w16cid="http://schemas.microsoft.com/office/word/2016/wordml/cid" xmlns:w16="http://schemas.microsoft.com/office/word/2018/wordml" xmlns:w16sdtdh="http://schemas.microsoft.com/office/word/2020/wordml/sdtdatahash" xmlns:w16se="http://schemas.microsoft.com/office/word/2015/wordml/symex" xmlns:wpg="http://schemas.microsoft.com/office/word/2010/wordprocessingGroup" xmlns:wpi="http://schemas.microsoft.com/office/word/2010/wordprocessingInk" xmlns:wne="http://schemas.microsoft.com/office/word/2006/wordml" xmlns:wps="http://schemas.microsoft.com/office/word/2010/wordprocessingShape" mc:Ignorable="w14 w15 w16se w16cid w16 w16cex w16sdtdh wp14">
+  <w:sdt>
+    <w:sdtPr>
+      <w:id w:val="-1208418888"/>
+      <w:docPartObj>
+        <w:docPartGallery w:val="Page Numbers (Bottom of Page)"/>
+        <w:docPartUnique/>
+      </w:docPartObj>
+    </w:sdtPr>
+    <w:sdtEndPr/>
+    <w:sdtContent>
+      <w:p>
+        <w:pPr>
+          <w:pStyle w:val="Footer"/>
+          <w:ind w:left="0" w:firstLine="0"/>
+          <w:jc w:val="center"/>
+        </w:pPr>
+        <w:r>
+          <w:fldChar w:fldCharType="begin"/>
+        </w:r>
+        <w:r>
+          <w:instrText>PAGE   \* MERGEFORMAT</w:instrText>
+        </w:r>
+        <w:r>
+          <w:fldChar w:fldCharType="separate"/>
+        </w:r>
+        <w:r>
+          <w:t>2</w:t>
+        </w:r>
+        <w:r>
+          <w:fldChar w:fldCharType="end"/>
+        </w:r>
+      </w:p>
+    </w:sdtContent>
+  </w:sdt>
+  <w:p>
+    <w:pPr>
+      <w:pStyle w:val="Footer"/>
+    </w:pPr>
+  </w:p>
+</w:ftr>
+</file>
+
+<file path=word/footer7.xml><?xml version="1.0" encoding="utf-8"?>
 <w:ftr xmlns:wpc="http://schemas.microsoft.com/office/word/2010/wordprocessingCanvas" xmlns:cx="http://schemas.microsoft.com/office/drawing/2014/chartex" xmlns:cx1="http://schemas.microsoft.com/office/drawing/2015/9/8/chartex" xmlns:cx2="http://schemas.microsoft.com/office/drawing/2015/10/21/chartex" xmlns:cx3="http://schemas.microsoft.com/office/drawing/2016/5/9/chartex" xmlns:cx4="http://schemas.microsoft.com/office/drawing/2016/5/10/chartex" xmlns:cx5="http://schemas.microsoft.com/office/drawing/2016/5/11/chartex" xmlns:cx6="http://schemas.microsoft.com/office/drawing/2016/5/12/chartex" xmlns:cx7="http://schemas.microsoft.com/office/drawing/2016/5/13/chartex" xmlns:cx8="http://schemas.microsoft.com/office/drawing/2016/5/14/chartex" xmlns:mc="http://schemas.openxmlformats.org/markup-compatibility/2006" xmlns:aink="http://schemas.microsoft.com/office/drawing/2016/ink" xmlns:am3d="http://schemas.microsoft.com/office/drawing/2017/model3d" xmlns:o="urn:schemas-microsoft-com:office:office" xmlns:r="http://schemas.openxmlformats.org/officeDocument/2006/relationships" xmlns:m="http://schemas.openxmlformats.org/officeDocument/2006/math" xmlns:v="urn:schemas-microsoft-com:vml" xmlns:wp14="http://schemas.microsoft.com/office/word/2010/wordprocessingDrawing" xmlns:wp="http://schemas.openxmlformats.org/drawingml/2006/wordprocessingDrawing" xmlns:w10="urn:schemas-microsoft-com:office:word" xmlns:w="http://schemas.openxmlformats.org/wordprocessingml/2006/main" xmlns:w14="http://schemas.microsoft.com/office/word/2010/wordml" xmlns:w15="http://schemas.microsoft.com/office/word/2012/wordml" xmlns:w16cex="http://schemas.microsoft.com/office/word/2018/wordml/cex" xmlns:w16cid="http://schemas.microsoft.com/office/word/2016/wordml/cid" xmlns:w16="http://schemas.microsoft.com/office/word/2018/wordml" xmlns:w16sdtdh="http://schemas.microsoft.com/office/word/2020/wordml/sdtdatahash" xmlns:w16se="http://schemas.microsoft.com/office/word/2015/wordml/symex" xmlns:wpg="http://schemas.microsoft.com/office/word/2010/wordprocessingGroup" xmlns:wpi="http://schemas.microsoft.com/office/word/2010/wordprocessingInk" xmlns:wne="http://schemas.microsoft.com/office/word/2006/wordml" xmlns:wps="http://schemas.microsoft.com/office/word/2010/wordprocessingShape" mc:Ignorable="w14 w15 w16se w16cid w16 w16cex w16sdtdh wp14">
   <w:sdt>
     <w:sdtPr>
@@ -44011,6 +43417,7 @@
   <w:style w:type="character" w:default="1" w:styleId="DefaultParagraphFont">
     <w:name w:val="Default Paragraph Font"/>
     <w:uiPriority w:val="1"/>
+    <w:semiHidden/>
     <w:unhideWhenUsed/>
   </w:style>
   <w:style w:type="table" w:default="1" w:styleId="TableNormal">
